--- a/deliverables/22097191_ZHANG_YUE_Final_Research_Project.docx
+++ b/deliverables/22097191_ZHANG_YUE_Final_Research_Project.docx
@@ -240,7 +240,7 @@
         </w:rPr>
         <w:t>Chapter 3: Methodology</w:t>
         <w:tab/>
-        <w:t>21</w:t>
+        <w:t>18</w:t>
       </w:r>
     </w:p>
     <w:p>
@@ -255,9 +255,9 @@
         <w:rPr>
           <w:rFonts w:ascii="Times New Roman" w:hAnsi="Times New Roman"/>
         </w:rPr>
-        <w:t>Chapter 4: Results and Analysis</w:t>
+        <w:t>Chapter 4: Results</w:t>
         <w:tab/>
-        <w:t>27</w:t>
+        <w:t>24</w:t>
       </w:r>
     </w:p>
     <w:p>
@@ -274,7 +274,7 @@
         </w:rPr>
         <w:t>Chapter 5: Discussion</w:t>
         <w:tab/>
-        <w:t>32</w:t>
+        <w:t>29</w:t>
       </w:r>
     </w:p>
     <w:p>
@@ -291,7 +291,7 @@
         </w:rPr>
         <w:t>Chapter 6: Conclusion</w:t>
         <w:tab/>
-        <w:t>36</w:t>
+        <w:t>33</w:t>
       </w:r>
     </w:p>
     <w:p>
@@ -308,7 +308,7 @@
         </w:rPr>
         <w:t>References</w:t>
         <w:tab/>
-        <w:t>37</w:t>
+        <w:t>35</w:t>
       </w:r>
     </w:p>
     <w:p>
@@ -325,7 +325,7 @@
         </w:rPr>
         <w:t>Appendices</w:t>
         <w:tab/>
-        <w:t>39</w:t>
+        <w:t>37</w:t>
       </w:r>
     </w:p>
     <w:p>
@@ -470,7 +470,7 @@
         <w:rPr>
           <w:rFonts w:ascii="Times New Roman" w:hAnsi="Times New Roman"/>
         </w:rPr>
-        <w:t>This thesis follows an iterative research programme. Early V5-V7 experiments used controlled paired-case retrieval to expose patient-scope ambiguity, indication shortcuts, image-alignment effects, downstream grounding failures, and the limits of naive or adaptive score fusion. Those studies remain reproducible preliminary evidence, but their closed-set task is not treated as the final clinical scenario. V9 changes the construct: the target report is removed from the candidate bank and hidden from inference. A fixed Train-only bank supplies other-case evidence to Validation and Test queries. The final claims are based on the V9 held-out study rather than on the earlier development versions.</w:t>
+        <w:t>This thesis follows an iterative research programme. Early V5-V7 experiments used controlled paired-case retrieval to expose patient-scope ambiguity, indication shortcuts, image-alignment effects, downstream grounding failures, and the limits of naive or adaptive score fusion. Those studies remain reproducible preliminary evidence, but their closed-set task is not treated as the final clinical scenario. V9 changed the construct by removing the target report from the candidate bank and hiding it at inference. V10 then added duplicate-cluster-disjoint confirmation over a fixed Train-only historical bank. The final primary claims come from V10 Test; V11 contributes development-only mechanism evidence.</w:t>
       </w:r>
     </w:p>
     <w:p>
@@ -856,55 +856,6 @@
           <w:rFonts w:ascii="Times New Roman" w:hAnsi="Times New Roman"/>
         </w:rPr>
         <w:t>The fourth contribution is an evaluation and reproducibility framework that preserves mixed results. Retrieval, generation, automated semantic overlap, structured-output validity, provenance, latency, GPU memory and uncertainty intervals are reported separately. V10 frozen hashes remain unchanged; V11 is explicitly development-only. Human review and external validation are not replaced with proxy metrics.</w:t>
-      </w:r>
-    </w:p>
-    <w:p>
-      <w:pPr>
-        <w:pStyle w:val="Heading2"/>
-      </w:pPr>
-      <w:r>
-        <w:rPr>
-          <w:rFonts w:ascii="Times New Roman" w:hAnsi="Times New Roman"/>
-        </w:rPr>
-        <w:t>1.7 Scope and Boundaries</w:t>
-      </w:r>
-    </w:p>
-    <w:p>
-      <w:r>
-        <w:rPr>
-          <w:rFonts w:ascii="Times New Roman" w:hAnsi="Times New Roman"/>
-        </w:rPr>
-        <w:t>The completed research is restricted to chest radiographs and reports from OpenI/IU-Xray. It is a retrospective technical study, not a prospective clinical trial. The source design describes one study per patient, but reliable released subject identifiers are unavailable in the processed artifact. The thesis therefore claims case-ID and duplicate-cluster disjointness, not independently verified patient-level separation.</w:t>
-      </w:r>
-    </w:p>
-    <w:p>
-      <w:r>
-        <w:rPr>
-          <w:rFonts w:ascii="Times New Roman" w:hAnsi="Times New Roman"/>
-        </w:rPr>
-        <w:t xml:space="preserve">Report-indexed normal and abnormal strata are derived from the dataset </w:t>
-      </w:r>
-      <w:r>
-        <w:rPr>
-          <w:rFonts w:ascii="Consolas" w:hAnsi="Consolas"/>
-          <w:color w:val="0B2545"/>
-          <w:sz w:val="19"/>
-        </w:rPr>
-        <w:t>problems</w:t>
-      </w:r>
-      <w:r>
-        <w:rPr>
-          <w:rFonts w:ascii="Times New Roman" w:hAnsi="Times New Roman"/>
-        </w:rPr>
-        <w:t xml:space="preserve"> field and are not new clinical labels. Graded relevance is constructed from report labels, hidden report sections and RadGraph facts. These signals support controlled ranking comparisons but are not physician judgments of clinical similarity. Token-F1 and F1RadGraph measure automated consistency with hidden report text and do not establish diagnosis, safety or patient benefit.</w:t>
-      </w:r>
-    </w:p>
-    <w:p>
-      <w:r>
-        <w:rPr>
-          <w:rFonts w:ascii="Times New Roman" w:hAnsi="Times New Roman"/>
-        </w:rPr>
-        <w:t>The V10 Dashboard is a local research prototype. It retrieves the top-ranked similar historical cases from an indexed corpus; it does not find the target patient's own report. Confidence values describe retrieval reliability under an operational proxy label. Independent clinical scoring, external patient-disjoint validation, fairness, prospective workflow effects and deployment safety remain outside the completed evidence.</w:t>
       </w:r>
     </w:p>
     <w:p>
@@ -1116,7 +1067,7 @@
         <w:rPr>
           <w:rFonts w:ascii="Times New Roman" w:hAnsi="Times New Roman"/>
         </w:rPr>
-        <w:t>Medical RAG performance depends on the corpus, task, retriever, and generator. MedRAG/MIRAGE showed that retrieval can improve medical QA but that gains vary across datasets and configurations (Xiong et al., 2024). Practical evaluations also emphasize noisy, misleading, or insufficient evidence rather than assuming ideal retrieval (Ngo et al., 2024).</w:t>
+        <w:t>Medical RAG performance depends on the corpus, task, retriever, and generator. MedRAG/MIRAGE showed that retrieval can improve medical QA but that gains vary across datasets and configurations (Xiong et al., 2024). RAGAS likewise separates retrieval context from answer faithfulness instead of assuming ideal evidence (Es et al., 2024).</w:t>
       </w:r>
     </w:p>
     <w:p>
@@ -1167,55 +1118,31 @@
         <w:rPr>
           <w:rFonts w:ascii="Times New Roman" w:hAnsi="Times New Roman"/>
         </w:rPr>
-        <w:t>BM25 remains a strong transparent sparse-retrieval baseline based on probabilistic term matching (Robertson and Zaragoza, 2009). It is effective when a query shares terminology with a report, but it is sensitive to lexical overlap and may exploit benchmark shortcuts. Indication text can be especially discriminative because it describes symptoms, history, and reason for examination.</w:t>
-      </w:r>
-    </w:p>
-    <w:p>
-      <w:r>
-        <w:rPr>
-          <w:rFonts w:ascii="Times New Roman" w:hAnsi="Times New Roman"/>
-        </w:rPr>
-        <w:t>Dense retrieval encodes queries and documents in a shared vector space. MedCPT uses large-scale PubMed search logs for biomedical retrieval (Jin et al., 2023). General vision-language systems such as CLIP align images and text using contrastive learning (Radford et al., 2021). In radiology, domain-specific joint encoders can represent chest X-rays and reports within a medically relevant embedding space.</w:t>
-      </w:r>
-    </w:p>
-    <w:p>
-      <w:r>
-        <w:rPr>
-          <w:rFonts w:ascii="Times New Roman" w:hAnsi="Times New Roman"/>
-        </w:rPr>
-        <w:t>Hybrid and reranking systems combine complementary signals but do not guarantee Top-1 correctness. A target can move substantially upward while remaining below rank one. This distinction motivates reporting both rank-sensitive metrics such as MRR and decision metrics such as Hit@1.</w:t>
-      </w:r>
-    </w:p>
-    <w:p>
-      <w:r>
-        <w:rPr>
-          <w:rFonts w:ascii="Times New Roman" w:hAnsi="Times New Roman"/>
-        </w:rPr>
-        <w:t>Sparse retrieval offers interpretability because term overlap and document statistics determine the score. BM25 downweights frequent terms, rewards informative matches, and normalizes for document length. In this study it also acts as a diagnostic instrument. The contrast between question-only and indication-plus-question BM25 reveals how much case identity is already encoded in the textual input. A strong sparse baseline prevents a multimodal gain from being exaggerated against an artificially weak comparator.</w:t>
-      </w:r>
-    </w:p>
-    <w:p>
-      <w:r>
-        <w:rPr>
-          <w:rFonts w:ascii="Times New Roman" w:hAnsi="Times New Roman"/>
-        </w:rPr>
-        <w:t>Dense retrieval addresses vocabulary mismatch by placing semantically related expressions near one another in an embedding space. Biomedical encoders may recognize that different clinical phrases describe similar concepts even when exact tokens differ. However, dense similarity can blur patient boundaries: two reports with similar findings may be close although they belong to different cases. Domain adaptation improves semantic relevance but does not solve evidence ownership by itself.</w:t>
-      </w:r>
-    </w:p>
-    <w:p>
-      <w:r>
-        <w:rPr>
-          <w:rFonts w:ascii="Times New Roman" w:hAnsi="Times New Roman"/>
-        </w:rPr>
-        <w:t>Multimodal reranking adds a second relation. Instead of asking only whether the query text resembles a report, it asks whether the target image representation aligns with candidate report representations. The two scores have different ranges and distributions, so fusion requires normalization and a fixed weighting policy. Tuning that policy on confirmation outcomes would inflate performance. The final V5 design therefore freezes shortlist size, min-max normalization, equal weights, and deterministic tie breaking before confirmation analysis.</w:t>
-      </w:r>
-    </w:p>
-    <w:p>
-      <w:r>
-        <w:rPr>
-          <w:rFonts w:ascii="Times New Roman" w:hAnsi="Times New Roman"/>
-        </w:rPr>
-        <w:t>Reranking rather than full-corpus multimodal retrieval is also an engineering compromise. BM25 cheaply narrows the candidate set, after which cached report embeddings and one image embedding are compared. This structure limits GPU work and preserves a transparent text baseline. Its limitation is that a target excluded from the text shortlist cannot be rescued by the image. Reporting Hit@k and rank movement helps reveal this dependency.</w:t>
+        <w:t>BM25 remains a strong transparent sparse-retrieval baseline based on probabilistic term matching (Robertson and Zaragoza, 2009). It is effective when a query shares terminology with a report, but it is sensitive to lexical overlap and may exploit indication shortcuts. The contrast between BM25 and image-assisted systems helps show whether the target image contributes information beyond the available clinical text.</w:t>
+      </w:r>
+    </w:p>
+    <w:p>
+      <w:r>
+        <w:rPr>
+          <w:rFonts w:ascii="Times New Roman" w:hAnsi="Times New Roman"/>
+        </w:rPr>
+        <w:t>Dense retrieval encodes queries and documents in a shared vector space. MedCPT uses large-scale PubMed search logs for biomedical retrieval (Jin et al., 2023), while CLIP established general contrastive image-text alignment (Radford et al., 2021). Domain-specific medical encoders can reduce vocabulary and representation mismatch, but semantic similarity does not guarantee evidence ownership or clinical usefulness.</w:t>
+      </w:r>
+    </w:p>
+    <w:p>
+      <w:r>
+        <w:rPr>
+          <w:rFonts w:ascii="Times New Roman" w:hAnsi="Times New Roman"/>
+        </w:rPr>
+        <w:t>Multimodal retrieval adds image-image and image-report relations. These channels have different score distributions and failure modes, so a convincing evaluation should report each component rather than compare only a fused model with BM25. V10 therefore evaluates BM25, MedSigLIP image-image, MedSigLIP image-report, a nine-feature multimodal reranker and a fact-aware multiview extension on the same Train-only bank.</w:t>
+      </w:r>
+    </w:p>
+    <w:p>
+      <w:r>
+        <w:rPr>
+          <w:rFonts w:ascii="Times New Roman" w:hAnsi="Times New Roman"/>
+        </w:rPr>
+        <w:t>The final runtime scores the complete technically eligible historical bank rather than relying on a BM25-only shortlist. Compact learned rerankers are fitted on Train roles and frozen before Test. Ranking ties are deterministic, all Test questions share the same candidate bank, and a target report is never inserted into that bank. V11 separately audits whether BM25, MedCPT and MedSigLIP reciprocal-rank fusion can improve first-stage candidate recall at bounded K.</w:t>
       </w:r>
     </w:p>
     <w:p>
@@ -1285,47 +1212,31 @@
         <w:rPr>
           <w:rFonts w:ascii="Times New Roman" w:hAnsi="Times New Roman"/>
         </w:rPr>
-        <w:t>BioViL introduced radiology-specific image-text representation learning with localized and global alignment between chest X-rays and reports (Boecking et al., 2022). BioViL-T extended biomedical vision-language processing by exploiting temporal and multi-image structure (Bannur et al., 2023). Such encoders offer a stronger domain prior than generic visual embeddings for chest radiograph retrieval.</w:t>
-      </w:r>
-    </w:p>
-    <w:p>
-      <w:r>
-        <w:rPr>
-          <w:rFonts w:ascii="Times New Roman" w:hAnsi="Times New Roman"/>
-        </w:rPr>
-        <w:t>This thesis uses frozen BioViL-T representations as a reranking signal. Freezing the encoder limits computational cost and supports reproducibility, but it also limits the claim: the research evaluates the usefulness of an existing representation within RAG rather than proposing a new image encoder.</w:t>
-      </w:r>
-    </w:p>
-    <w:p>
-      <w:r>
-        <w:rPr>
-          <w:rFonts w:ascii="Times New Roman" w:hAnsi="Times New Roman"/>
-        </w:rPr>
-        <w:t>Multi-view examinations introduce an aggregation question. Frontal and lateral views may carry complementary information. The final system normalizes each view, averages views at case level, and normalizes the aggregate. This deterministic policy avoids learned fusion on the confirmation outcomes.</w:t>
-      </w:r>
-    </w:p>
-    <w:p>
-      <w:r>
-        <w:rPr>
-          <w:rFonts w:ascii="Times New Roman" w:hAnsi="Times New Roman"/>
-        </w:rPr>
-        <w:t>Contrastive vision-language representation learning is attractive for this task because it directly optimizes proximity between related images and text. A radiology-specific encoder is expected to capture domain features that a generic natural-image model may not represent well. Nevertheless, an embedding is not an explanation. A high image-report similarity score does not identify which anatomical feature produced the match, and it cannot be interpreted as a diagnostic probability.</w:t>
-      </w:r>
-    </w:p>
-    <w:p>
-      <w:r>
-        <w:rPr>
-          <w:rFonts w:ascii="Times New Roman" w:hAnsi="Times New Roman"/>
-        </w:rPr>
-        <w:t>Using a frozen encoder separates representation evaluation from model training. It removes training instability, reduces compute requirements, and avoids fitting to the small confirmation cohort. The trade-off is that the system cannot adapt the representation to the exact retrieval objective or local data distribution. Consequently, the study evaluates whether an established biomedical representation adds value under a fixed policy, not whether the best possible multimodal retriever has been achieved.</w:t>
-      </w:r>
-    </w:p>
-    <w:p>
-      <w:r>
-        <w:rPr>
-          <w:rFonts w:ascii="Times New Roman" w:hAnsi="Times New Roman"/>
-        </w:rPr>
-        <w:t>Case-level view averaging is similarly conservative. It treats every available view equally after normalization and produces one deterministic vector for the examination. Learned attention or view-specific fusion might improve performance, but it would introduce additional parameters and validation choices. The chosen policy is sufficient for testing the primary alignment hypothesis while keeping the experimental degrees of freedom limited.</w:t>
+        <w:t>BioViL introduced radiology-specific image-text representation learning with localized and global alignment between chest X-rays and reports (Boecking et al., 2022). BioViL-T extended this line by exploiting temporal and multi-image structure (Bannur et al., 2023). MedSigLIP provides a newer medical image-text embedding model intended for semantic image retrieval and related representation tasks. These encoders supply domain priors but do not by themselves establish diagnostic correctness.</w:t>
+      </w:r>
+    </w:p>
+    <w:p>
+      <w:r>
+        <w:rPr>
+          <w:rFonts w:ascii="Times New Roman" w:hAnsi="Times New Roman"/>
+        </w:rPr>
+        <w:t>The final V10 system uses the pinned MedSigLIP-448 revision for image-image and image-report features. The foundation encoder remains frozen; only compact retrieval components are trained. This separates representation reuse from task-specific ranking and keeps the computation feasible on the available GPU. Earlier BioViL-T studies are retained as formative history, not described as the final encoder.</w:t>
+      </w:r>
+    </w:p>
+    <w:p>
+      <w:r>
+        <w:rPr>
+          <w:rFonts w:ascii="Times New Roman" w:hAnsi="Times New Roman"/>
+        </w:rPr>
+        <w:t>Multi-view examinations create an aggregation problem because frontal and lateral views may contain complementary information. V10 compares mean-view and learned-attention representations in a frozen-checkpoint mechanism audit. The final R5 ensemble uses the prespecified multiview component, but the attention-only contrast is interpreted cautiously because its interval crosses zero.</w:t>
+      </w:r>
+    </w:p>
+    <w:p>
+      <w:r>
+        <w:rPr>
+          <w:rFonts w:ascii="Times New Roman" w:hAnsi="Times New Roman"/>
+        </w:rPr>
+        <w:t>An embedding is not an explanation or a calibrated clinical probability. A high image-report score does not identify the responsible anatomy, polarity or uncertainty. R5 therefore combines image features with question-conditioned report facts and preserves the retrieved case and fact provenance. The representation is evaluated as a ranking signal within a controlled RAG workflow, not as an autonomous image diagnosis model.</w:t>
       </w:r>
     </w:p>
     <w:p>
@@ -1344,47 +1255,31 @@
         <w:rPr>
           <w:rFonts w:ascii="Times New Roman" w:hAnsi="Times New Roman"/>
         </w:rPr>
-        <w:t>VQA-RAD contains clinically generated questions and answers about radiology images and demonstrates the value of natural clinician phrasing for visual QA (Lau et al., 2018). EHRXQA combines electronic health records and chest X-rays for multimodal QA (Bae et al., 2023). These tasks are relevant but differ from retrieving one paired report from a candidate corpus.</w:t>
-      </w:r>
-    </w:p>
-    <w:p>
-      <w:r>
-        <w:rPr>
-          <w:rFonts w:ascii="Times New Roman" w:hAnsi="Times New Roman"/>
-        </w:rPr>
-        <w:t>RadQA contains physician-authored questions, report contexts, answer spans, and unanswerable cases (Soni et al., 2022). It is a valuable future report-QA benchmark, but authorized PhysioNet access was not part of the frozen V5 experiment. The present questions are generated from report roles and are therefore controlled but linguistically narrow.</w:t>
-      </w:r>
-    </w:p>
-    <w:p>
-      <w:r>
-        <w:rPr>
-          <w:rFonts w:ascii="Times New Roman" w:hAnsi="Times New Roman"/>
-        </w:rPr>
-        <w:t>The distinction matters because a model can perform well on templated questions through metadata or section shortcuts. Results from report-derived templates should not be generalized to unrestricted clinical questions.</w:t>
-      </w:r>
-    </w:p>
-    <w:p>
-      <w:r>
-        <w:rPr>
-          <w:rFonts w:ascii="Times New Roman" w:hAnsi="Times New Roman"/>
-        </w:rPr>
-        <w:t>VQA-RAD and report QA differ in where evidence is located. In visual QA, the answer may depend on image content that is never stated in text. In report QA, the context contains the radiologist's interpretation and permits textual evidence spans. The present workflow occupies an intermediate position: the image helps identify a report, but the answer is generated from that report. This decomposition makes evidence inspection easier but cannot evaluate findings visible in the image and absent from the report.</w:t>
-      </w:r>
-    </w:p>
-    <w:p>
-      <w:r>
-        <w:rPr>
-          <w:rFonts w:ascii="Times New Roman" w:hAnsi="Times New Roman"/>
-        </w:rPr>
-        <w:t>Question provenance affects validity. Physician-authored questions reflect natural information needs, ambiguity, and varied phrasing. Template-derived questions offer controlled coverage and deterministic references but may repeat lexical or structural patterns. The V5 questions intentionally cover findings, impression, and summary roles, yet they remain narrow. Their primary purpose is to test transfer through the pipeline under controlled conditions, not to estimate unrestricted clinical QA performance.</w:t>
-      </w:r>
-    </w:p>
-    <w:p>
-      <w:r>
-        <w:rPr>
-          <w:rFonts w:ascii="Times New Roman" w:hAnsi="Times New Roman"/>
-        </w:rPr>
-        <w:t>Unanswerable questions are another important distinction. A safe system should abstain when the evidence does not contain the requested information. RadQA includes naturally unanswerable examples, whereas the frozen V5 references are derived from available report sections. V5 can still abstain because retrieval or verification fails, but it does not provide a complete evaluation of natural unanswerability. This is one reason external physician-authored validation remains future work.</w:t>
+        <w:t>VQA-RAD contains clinically generated questions and answers about radiology images (Lau et al., 2018), while EHRXQA combines electronic health records and chest X-rays for multimodal QA (Bae et al., 2023). RadQA contains physician-authored report questions, answer spans and naturally unanswerable cases (Soni et al., 2022). These resources show the value of clinician phrasing and explicit answerability, but they differ from the same-source new-case retrieval task used here.</w:t>
+      </w:r>
+    </w:p>
+    <w:p>
+      <w:r>
+        <w:rPr>
+          <w:rFonts w:ascii="Times New Roman" w:hAnsi="Times New Roman"/>
+        </w:rPr>
+        <w:t>The completed benchmark uses three fixed question roles for retrieval and two report-derived roles for V10 generation. This controlled design supports paired system comparisons but is linguistically narrow. The V11 reserved wording set tests planner robustness only; its labels are author-defined and cannot substitute for clinician-authored natural questions.</w:t>
+      </w:r>
+    </w:p>
+    <w:p>
+      <w:r>
+        <w:rPr>
+          <w:rFonts w:ascii="Times New Roman" w:hAnsi="Times New Roman"/>
+        </w:rPr>
+        <w:t>The final workflow also differs from pure report QA. MedGemma receives the target chest image and may receive explicitly labelled other-case historical reports. The hidden target report is used only as an automated evaluation reference. Retrieved reports are analogies, not answer spans about the target patient. This separation makes it possible to evaluate visual alignment, historical evidence ownership and answer-reference consistency independently.</w:t>
+      </w:r>
+    </w:p>
+    <w:p>
+      <w:r>
+        <w:rPr>
+          <w:rFonts w:ascii="Times New Roman" w:hAnsi="Times New Roman"/>
+        </w:rPr>
+        <w:t>Natural unanswerability remains incompletely tested. The system can withhold unreliable historical support, but the fixed questions are derived from available report roles. RadQA or a new clinician-authored set would provide a stronger answerability evaluation once authorized access and an external protocol are available.</w:t>
       </w:r>
     </w:p>
     <w:p>
@@ -1517,47 +1412,31 @@
         <w:rPr>
           <w:rFonts w:ascii="Times New Roman" w:hAnsi="Times New Roman"/>
         </w:rPr>
-        <w:t>Multimodal improvement can be misattributed if text already identifies the answer or if any image embedding changes score distributions. Input ablation is needed to reveal text shortcuts. Alignment controls are needed to show that performance depends on the correctly paired image rather than arbitrary visual features.</w:t>
-      </w:r>
-    </w:p>
-    <w:p>
-      <w:r>
-        <w:rPr>
-          <w:rFonts w:ascii="Times New Roman" w:hAnsi="Times New Roman"/>
-        </w:rPr>
-        <w:t>The V5 shuffled-image condition uses fixed-point-free derangements so that no case retains its own image. Comparing correct alignment with many deterministic derangements produces an empirical null distribution while holding text, candidates, and fusion policy constant. The plus-one correction avoids reporting an exact zero probability from a finite permutation sample.</w:t>
-      </w:r>
-    </w:p>
-    <w:p>
-      <w:r>
-        <w:rPr>
-          <w:rFonts w:ascii="Times New Roman" w:hAnsi="Times New Roman"/>
-        </w:rPr>
-        <w:t>Benchmark construction can create additional shortcuts. Repeated generic questions make open-corpus retrieval underidentified, while indications copied from target reports make lexical retrieval easier. These properties must be reported as characteristics of the task rather than credited to model reasoning.</w:t>
-      </w:r>
-    </w:p>
-    <w:p>
-      <w:r>
-        <w:rPr>
-          <w:rFonts w:ascii="Times New Roman" w:hAnsi="Times New Roman"/>
-        </w:rPr>
-        <w:t>An ablation is informative only when the remaining inputs and evaluation set are held constant. Comparing models on different cases, candidate pools, or prompts makes the source of a difference unclear. The V5 conditions use identical confirmation questions and candidate reports, varying only whether indication and correctly aligned image information are available. This paired design supports per-case statistical comparisons and direct inspection of rank changes.</w:t>
-      </w:r>
-    </w:p>
-    <w:p>
-      <w:r>
-        <w:rPr>
-          <w:rFonts w:ascii="Times New Roman" w:hAnsi="Times New Roman"/>
-        </w:rPr>
-        <w:t>Shuffled-image controls serve a different purpose from image ablation. Removing the image asks whether the multimodal path improves on text alone. Shuffling asks whether the improvement depends on correct pairing. An arbitrary image can still alter normalized fusion scores and rankings; therefore, a single shuffled run could be unusually favorable or unfavorable. Repeating the control across 100 deterministic derangements provides a distribution of outcomes and a more stable alignment test.</w:t>
-      </w:r>
-    </w:p>
-    <w:p>
-      <w:r>
-        <w:rPr>
-          <w:rFonts w:ascii="Times New Roman" w:hAnsi="Times New Roman"/>
-        </w:rPr>
-        <w:t>Case-level separation protects benchmark validity at the available identifier granularity. The split prevents the same processed case from appearing in both development and confirmation, but the absence of a stable patient identifier means that repeated examinations from one patient cannot be ruled out. This does not create institutional external validity or establish patient-level independence.</w:t>
+        <w:t>Multimodal improvement can be misattributed when clinical text already identifies the answer or when any image changes score distributions. Image ablation asks whether visual information adds value; wrong-image controls ask whether the value depends on the correct image-case pairing. Both are stronger when systems share the same cases, candidate bank, model state and metrics.</w:t>
+      </w:r>
+    </w:p>
+    <w:p>
+      <w:r>
+        <w:rPr>
+          <w:rFonts w:ascii="Times New Roman" w:hAnsi="Times New Roman"/>
+        </w:rPr>
+        <w:t>V10 uses 100 deterministic unique fixed-point-free image assignments. Each Test case receives the complete view set of another Test case while its indication, question and evaluation reference remain unchanged. Visual similarities, normalized features, multiview state and R5 scores are recomputed. The plus-one Monte Carlo p-value avoids reporting zero from a finite control set.</w:t>
+      </w:r>
+    </w:p>
+    <w:p>
+      <w:r>
+        <w:rPr>
+          <w:rFonts w:ascii="Times New Roman" w:hAnsi="Times New Roman"/>
+        </w:rPr>
+        <w:t>Benchmark construction can introduce additional shortcuts. Generic repeated questions make text retrieval weakly identified, indications can encode disease hints, and near-duplicate reports can leak across partitions. V10 clusters exact and near-duplicate reports before allocation, uses a common Train-only bank and reports image-only, image-report and BM25 components separately. Patient-level separation remains unverifiable because reliable subject identifiers are absent from the processed source.</w:t>
+      </w:r>
+    </w:p>
+    <w:p>
+      <w:r>
+        <w:rPr>
+          <w:rFonts w:ascii="Times New Roman" w:hAnsi="Times New Roman"/>
+        </w:rPr>
+        <w:t>The relevance construct is another validity boundary. Report labels and RadGraph facts enable deterministic graded qrels, but they are not physician judgments. Post-hoc sensitivity across combined, label-only and fact-only definitions is therefore reported as a construct audit rather than a replacement endpoint.</w:t>
       </w:r>
     </w:p>
     <w:p>
@@ -1576,39 +1455,31 @@
         <w:rPr>
           <w:rFonts w:ascii="Times New Roman" w:hAnsi="Times New Roman"/>
         </w:rPr>
-        <w:t>Agentic RAG commonly refers to workflows that plan, retrieve, rerank, generate, verify, or abstain. The term should be used carefully. A deterministic policy is not learned reasoning, and an automated verifier is not an independent clinical judge.</w:t>
-      </w:r>
-    </w:p>
-    <w:p>
-      <w:r>
-        <w:rPr>
-          <w:rFonts w:ascii="Times New Roman" w:hAnsi="Times New Roman"/>
-        </w:rPr>
-        <w:t>The implemented workflow is agentic in a bounded engineering sense: it records retrieval intent, executes retrieval and optional image reranking, generates from selected evidence, audits sentences, and either retains, filters, or abstains. Its main value is traceability. Each action can be inspected separately, which allows errors to be attributed to retrieval, generation, verification, abstention, or data ambiguity.</w:t>
-      </w:r>
-    </w:p>
-    <w:p>
-      <w:r>
-        <w:rPr>
-          <w:rFonts w:ascii="Times New Roman" w:hAnsi="Times New Roman"/>
-        </w:rPr>
-        <w:t>The planner component is deliberately rule-based. It maps the known experimental condition to the permitted inputs and retrieval path. This is preferable to an unconstrained language-model planner for the confirmatory experiment because it prevents hidden prompt variation and makes every decision reproducible. A semantic fallback planner may be useful for a future interactive system, but its behavior would require a separately frozen evaluation set.</w:t>
-      </w:r>
-    </w:p>
-    <w:p>
-      <w:r>
-        <w:rPr>
-          <w:rFonts w:ascii="Times New Roman" w:hAnsi="Times New Roman"/>
-        </w:rPr>
-        <w:t>The workflow also illustrates a distinction between autonomy and auditability. More autonomous agents may choose tools, reformulate queries, retry retrieval, or negotiate between multiple models. Those capabilities can improve flexibility while making causal attribution harder. The V5 pipeline uses a limited action set and records each transition. Its research value lies less in open-ended autonomy than in making the consequences of retrieval and verification decisions inspectable.</w:t>
-      </w:r>
-    </w:p>
-    <w:p>
-      <w:r>
-        <w:rPr>
-          <w:rFonts w:ascii="Times New Roman" w:hAnsi="Times New Roman"/>
-        </w:rPr>
-        <w:t>Traceability supports both debugging and responsible communication. The dashboard can show which report was ranked first, what evidence was supplied to the generator, which sentences were filtered, and why the final answer abstained. It cannot prove that the top-ranked report belongs to an arbitrary uploaded patient's record. The interface therefore describes retrieval from an indexed corpus rather than claiming patient identification.</w:t>
+        <w:t>Agentic RAG can plan, retrieve, rerank, generate, verify or abstain. The term should be used carefully: a deterministic workflow is not learned clinical reasoning, and an automated checker is not an independent physician. Research value depends on bounded actions, inspectable state and honest failure handling rather than on the number of named agents.</w:t>
+      </w:r>
+    </w:p>
+    <w:p>
+      <w:r>
+        <w:rPr>
+          <w:rFonts w:ascii="Times New Roman" w:hAnsi="Times New Roman"/>
+        </w:rPr>
+        <w:t>The final system is agent-like only in this bounded engineering sense. A deterministic planner identifies question intent, the retriever ranks historical cases, the evidence selector preserves case ownership, MedGemma generates a concise target-image answer, deterministic code attaches provenance, and a calibrated gate can withhold historical support. Each stage has an explicit contract and can be evaluated separately.</w:t>
+      </w:r>
+    </w:p>
+    <w:p>
+      <w:r>
+        <w:rPr>
+          <w:rFonts w:ascii="Times New Roman" w:hAnsi="Times New Roman"/>
+        </w:rPr>
+        <w:t>Direct Python modules are used instead of LangChain because the experiment requires stable prompts, frozen transitions and artifact-level reproducibility. This choice does not imply that orchestration libraries are inferior; it avoids introducing hidden retries, memory or tool-selection behavior into a controlled study. The Dashboard exposes the retrieved case IDs, evidence units, confidence boundary and provenance without claiming autonomous clinical agency.</w:t>
+      </w:r>
+    </w:p>
+    <w:p>
+      <w:r>
+        <w:rPr>
+          <w:rFonts w:ascii="Times New Roman" w:hAnsi="Times New Roman"/>
+        </w:rPr>
+        <w:t>Open-ended agents may be useful in future interactive systems, but they require separate evaluation of tool choice, prompt reformulation, retry policy and safety. The current contribution is an auditable multimodal RAG workflow, not a general autonomous medical assistant.</w:t>
       </w:r>
     </w:p>
     <w:p>
@@ -1627,87 +1498,69 @@
         <w:rPr>
           <w:rFonts w:ascii="Times New Roman" w:hAnsi="Times New Roman"/>
         </w:rPr>
-        <w:t>The reviewed literature offers several plausible system designs, but they answer different research questions. Comparing them clarifies why V5 uses sparse retrieval, frozen multimodal reranking, report-grounded generation, and explicit verification rather than one end-to-end vision-language model.</w:t>
-      </w:r>
-    </w:p>
-    <w:p>
-      <w:r>
-        <w:rPr>
-          <w:rFonts w:ascii="Times New Roman" w:hAnsi="Times New Roman"/>
-        </w:rPr>
-        <w:t>An LLM-only design is the simplest baseline. It accepts a question and generates from parametric memory. This can be useful for testing general medical knowledge, but it cannot expose a case-specific evidence path. In the present task, the model would not know which of 240 examinations the repeated question refers to. Any apparently correct response could arise from generic radiology language rather than the frozen target. LLM-only answering is therefore unsuitable as the main V5 retrieval comparison, although earlier project stages used it to demonstrate the need for grounding.</w:t>
-      </w:r>
-    </w:p>
-    <w:p>
-      <w:r>
-        <w:rPr>
-          <w:rFonts w:ascii="Times New Roman" w:hAnsi="Times New Roman"/>
-        </w:rPr>
-        <w:t>A chunk-level text RAG design retrieves small report passages. Its advantage is fine-grained matching and a short generator context. Its disadvantage is weak evidence ownership when chunks lose stable case metadata or when several chunks from different reports are combined. Chunk boundaries can split negation, temporal qualifiers, and findings from impressions. Such a design is valuable for large documents, but radiology reports in this dataset are short enough that whole-report retrieval provides a clearer evidence unit.</w:t>
-      </w:r>
-    </w:p>
-    <w:p>
-      <w:r>
-        <w:rPr>
-          <w:rFonts w:ascii="Times New Roman" w:hAnsi="Times New Roman"/>
-        </w:rPr>
-        <w:t>A report-level text RAG design preserves the full report and is a stronger baseline. It avoids cross-chunk assembly and supplies coherent evidence to the generator. However, report text alone cannot exploit the paired image and may confuse clinically similar examinations. V5 retains whole-report evidence while adding the image only during candidate reranking. This preserves interpretability: the answer can still be traced to one text report even though image information influenced which report was selected.</w:t>
-      </w:r>
-    </w:p>
-    <w:p>
-      <w:r>
-        <w:rPr>
-          <w:rFonts w:ascii="Times New Roman" w:hAnsi="Times New Roman"/>
-        </w:rPr>
-        <w:t>A case-scoped oracle design would retrieve only within a known patient or directly supply the correct report. This is appropriate in an authenticated clinical record where patient identity is established externally. It is not appropriate for testing whether paired image information improves target selection because the central retrieval problem has already been solved. V5 instead ranks all 240 candidate reports and uses the frozen identifier only for evaluation.</w:t>
-      </w:r>
-    </w:p>
-    <w:p>
-      <w:r>
-        <w:rPr>
-          <w:rFonts w:ascii="Times New Roman" w:hAnsi="Times New Roman"/>
-        </w:rPr>
-        <w:t>A fully generative vision-language model could receive the image and question and answer directly. This would test visual QA or diagnostic generation rather than report retrieval. It might mention findings absent from the report, making textual evidence verification difficult. It would also confound visual representation, medical reasoning, and language generation in one output. The V5 decomposition asks a narrower question: can a frozen image-text representation improve report selection, and does that evidence change a fixed report-grounded answer?</w:t>
-      </w:r>
-    </w:p>
-    <w:p>
-      <w:r>
-        <w:rPr>
-          <w:rFonts w:ascii="Times New Roman" w:hAnsi="Times New Roman"/>
-        </w:rPr>
-        <w:t>A learned multimodal retriever is another alternative. It could fine-tune image and text encoders, learn fusion weights, and optimize Top-1 selection. Such a model may achieve higher performance, but the 240-case cohort is too small to support a strong new training claim without additional validation. Training would also add choices about negatives, epochs, learning rate, checkpoints, and early stopping. Freezing BioViL-T and using predetermined equal fusion reduces these degrees of freedom and isolates representation utility.</w:t>
-      </w:r>
-    </w:p>
-    <w:p>
-      <w:r>
-        <w:rPr>
-          <w:rFonts w:ascii="Times New Roman" w:hAnsi="Times New Roman"/>
-        </w:rPr>
-        <w:t>Dense text retrieval could replace or complement BM25. Biomedical dense encoders can reduce vocabulary mismatch and may retrieve semantically similar reports. Yet semantic similarity alone is not case identity, and a dense retriever can rank a wrong but clinically similar report highly. BM25 was retained because it is transparent, fast, and exposes the indication shortcut clearly. Future work can add dense retrieval while preserving the same alignment and shuffled controls.</w:t>
-      </w:r>
-    </w:p>
-    <w:p>
-      <w:r>
-        <w:rPr>
-          <w:rFonts w:ascii="Times New Roman" w:hAnsi="Times New Roman"/>
-        </w:rPr>
-        <w:t>Verification can also be implemented in several ways. A purely lexical checker is transparent but brittle to paraphrase. Embedding similarity is flexible but weak on negation. NLI models explicitly represent entailment and contradiction but may be miscalibrated on radiology prose. Large-language-model judges can produce explanations but introduce prompt sensitivity, cost, and possible circularity. V5 uses a fixed hybrid semantic checker and treats it as a measured component rather than a gold standard.</w:t>
-      </w:r>
-    </w:p>
-    <w:p>
-      <w:r>
-        <w:rPr>
-          <w:rFonts w:ascii="Times New Roman" w:hAnsi="Times New Roman"/>
-        </w:rPr>
-        <w:t>The chosen architecture therefore reflects the research objective rather than a claim that it is universally best. BM25 supplies an auditable text baseline, BioViL-T supplies a frozen image-report relation, deterministic fusion enables controlled alignment tests, Qwen supplies a feasible local generator, and the checker supplies sentence-level actions for analysis. The modular design allows each component's effect and limitation to remain visible.</w:t>
-      </w:r>
-    </w:p>
-    <w:p>
-      <w:r>
-        <w:rPr>
-          <w:rFonts w:ascii="Times New Roman" w:hAnsi="Times New Roman"/>
-        </w:rPr>
-        <w:t>Across these alternatives, three principles emerge. First, the unit of retrieval should preserve evidence ownership. Second, multimodal gain should be tested against strong text and incorrect-alignment controls. Third, downstream faithfulness should not be evaluated without target-case alignment. These principles directly motivate the final research gap and methodology.</w:t>
+        <w:t>Several technically plausible architectures answer different research questions. An LLM-only system tests parametric medical knowledge but cannot expose a case-specific evidence path. A direct vision-language model can answer from the target image, but it does not test historical-case retrieval and can confound visual recognition, medical reasoning and language generation. Both remain useful generation baselines, but neither isolates the retrieval contribution studied here.</w:t>
+      </w:r>
+    </w:p>
+    <w:p>
+      <w:r>
+        <w:rPr>
+          <w:rFonts w:ascii="Times New Roman" w:hAnsi="Times New Roman"/>
+        </w:rPr>
+        <w:t>Text-only RAG preserves an auditable document path and provides a necessary baseline. BM25 is transparent and fast, while modern dense text retrieval can reduce vocabulary mismatch. However, the indication and question may be generic or incomplete before the report exists. A text retriever can therefore overuse indication shortcuts or return lexically similar reports whose images differ from the target case. V10 retains BM25 as R0 rather than treating it as an intentionally weak comparator.</w:t>
+      </w:r>
+    </w:p>
+    <w:p>
+      <w:r>
+        <w:rPr>
+          <w:rFonts w:ascii="Times New Roman" w:hAnsi="Times New Roman"/>
+        </w:rPr>
+        <w:t xml:space="preserve">Chunk-level retrieval offers fine-grained matching and short prompts, but radiology chunks can lose case ownership, split negation or detach findings from impressions. Whole-report retrieval preserves a coherent historical unit and was the development-selected V10 QA policy. V11 adds sentence and fact selection only after case retrieval, so every unit retains its owning </w:t>
+      </w:r>
+      <w:r>
+        <w:rPr>
+          <w:rFonts w:ascii="Consolas" w:hAnsi="Consolas"/>
+          <w:color w:val="0B2545"/>
+          <w:sz w:val="19"/>
+        </w:rPr>
+        <w:t>case_id</w:t>
+      </w:r>
+      <w:r>
+        <w:rPr>
+          <w:rFonts w:ascii="Times New Roman" w:hAnsi="Times New Roman"/>
+        </w:rPr>
+        <w:t>, section, unit type and source hash. This ordering avoids anonymous cross-patient fact assembly.</w:t>
+      </w:r>
+    </w:p>
+    <w:p>
+      <w:r>
+        <w:rPr>
+          <w:rFonts w:ascii="Times New Roman" w:hAnsi="Times New Roman"/>
+        </w:rPr>
+        <w:t>Image-only and image-report retrieval test complementary visual relations. Image-image similarity asks whether the target radiograph resembles a historical radiograph. Image-report compatibility asks whether the target image aligns with the language of a historical report. Neither relation alone guarantees clinically useful evidence. The R4 comparator therefore combines normalized text, image-image, image-report and rank features, while R5 adds question-conditioned fact signals and multiview representation. All systems rank the same Train-only historical bank.</w:t>
+      </w:r>
+    </w:p>
+    <w:p>
+      <w:r>
+        <w:rPr>
+          <w:rFonts w:ascii="Times New Roman" w:hAnsi="Times New Roman"/>
+        </w:rPr>
+        <w:t>A fully fine-tuned multimodal foundation model might achieve stronger benchmark performance, but it would introduce additional choices about negative sampling, optimization, checkpoints and model adaptation. The final study instead freezes the MedSigLIP and MedGemma foundation models and trains only compact retrieval components. This makes the incremental R5-minus-R4 comparison more attributable and feasible on the available 8 GB GPU.</w:t>
+      </w:r>
+    </w:p>
+    <w:p>
+      <w:r>
+        <w:rPr>
+          <w:rFonts w:ascii="Times New Roman" w:hAnsi="Times New Roman"/>
+        </w:rPr>
+        <w:t>An agent framework or LangChain could orchestrate retrieval, planning, generation and checking. Neither is required for scientific validity. The implemented planner, evidence selector, generator contract and confidence gate are direct modules with explicit inputs and outputs. This keeps retries, abstention, provenance and failure states inspectable without implying autonomous clinical agency.</w:t>
+      </w:r>
+    </w:p>
+    <w:p>
+      <w:r>
+        <w:rPr>
+          <w:rFonts w:ascii="Times New Roman" w:hAnsi="Times New Roman"/>
+        </w:rPr>
+        <w:t>The selected design follows four principles. First, retrieval units preserve evidence ownership. Second, multimodal gain is compared with strong individual components and complete wrong-image controls. Third, target-image answering and historical provenance are separated. Fourth, retrieval, generation, structure, confidence and clinical validity are evaluated as different layers. These principles motivate the final research gap.</w:t>
       </w:r>
     </w:p>
     <w:p>
@@ -1718,125 +1571,47 @@
         <w:rPr>
           <w:rFonts w:ascii="Times New Roman" w:hAnsi="Times New Roman"/>
         </w:rPr>
-        <w:t>2.11 Research Gap</w:t>
-      </w:r>
-    </w:p>
-    <w:p>
-      <w:r>
-        <w:rPr>
-          <w:rFonts w:ascii="Times New Roman" w:hAnsi="Times New Roman"/>
-        </w:rPr>
-        <w:t>Prior work establishes RAG, medical QA, biomedical retrieval, radiology vision-language encoders, and evidence checking. A narrower gap remains at their intersection: how should paired radiology images and reports be evaluated when the system must retrieve the correct case before answering, and what does report-level faithfulness mean when case alignment can fail?</w:t>
-      </w:r>
-    </w:p>
-    <w:p>
-      <w:r>
-        <w:rPr>
-          <w:rFonts w:ascii="Times New Roman" w:hAnsi="Times New Roman"/>
-        </w:rPr>
-        <w:t>Many evaluations report only final answer accuracy or image-text retrieval. Fewer connect indication shortcuts, correct-versus-shuffled image alignment, Top-1 target-case retrieval, downstream report-grounded generation, semantic verification, and stage-specific qualitative analysis within one frozen experiment.</w:t>
-      </w:r>
-    </w:p>
-    <w:p>
-      <w:r>
-        <w:rPr>
-          <w:rFonts w:ascii="Times New Roman" w:hAnsi="Times New Roman"/>
-        </w:rPr>
-        <w:t>This thesis addresses that gap through a fresh paired-case cohort, explicit input ablations, fixed-point-free shuffled-image controls, a non-oracle downstream QA path, case-grouped statistics, preserved artifact hashes, and researcher-reviewed error attribution. The central proposition is not that multimodal RAG eliminates medical error, but that it can make image-report alignment and evidence ownership measurable.</w:t>
-      </w:r>
-    </w:p>
-    <w:p>
-      <w:r>
-        <w:rPr>
-          <w:rFonts w:ascii="Times New Roman" w:hAnsi="Times New Roman"/>
-        </w:rPr>
-        <w:t>The literature synthesis leads to four requirements for the present study. First, the evaluation must include a strong text baseline and expose the indication shortcut. Second, image contribution must be tested against both image removal and incorrect alignment. Third, retrieval and answer generation must be connected through a fixed non-oracle path so that transfer can be measured. Fourth, automated support must be interpreted alongside target alignment and qualitative traces rather than treated as a clinical truth label.</w:t>
-      </w:r>
-    </w:p>
-    <w:p>
-      <w:r>
-        <w:rPr>
-          <w:rFonts w:ascii="Times New Roman" w:hAnsi="Times New Roman"/>
-        </w:rPr>
-        <w:t>These requirements also explain the deliberately narrow design. Expanding to many models, datasets, and prompts could increase the number of reported comparisons while weakening control over causal interpretation. V5 instead freezes one cohort, one retrieval policy, one generator, one checker, and one statistical protocol. The resulting claims are smaller but more defensible: aligned images improved report ordering within this benchmark; shuffled images did not reproduce the result; the gain transferred to automatic answer overlap; and verification remained an independent source of error.</w:t>
-      </w:r>
-    </w:p>
-    <w:p>
-      <w:r>
-        <w:rPr>
-          <w:rFonts w:ascii="Times New Roman" w:hAnsi="Times New Roman"/>
-        </w:rPr>
-        <w:t>The remaining gap is not the absence of another general medical chatbot. It is the absence of a carefully controlled account of how evidence identity changes across a multimodal RAG pipeline. By treating case ownership, report support, answer consistency, and clinical validity as different layers, the thesis provides a framework that can later be applied to larger archives, natural clinical questions, and independently adjudicated outputs.</w:t>
-      </w:r>
-    </w:p>
-    <w:p>
-      <w:pPr>
-        <w:pStyle w:val="Heading2"/>
-      </w:pPr>
-      <w:r>
-        <w:rPr>
-          <w:rFonts w:ascii="Times New Roman" w:hAnsi="Times New Roman"/>
-        </w:rPr>
-        <w:t>2.12 Similar-Case Multimodal RAG and the Final Research Gap</w:t>
-      </w:r>
-    </w:p>
-    <w:p>
-      <w:r>
-        <w:rPr>
-          <w:rFonts w:ascii="Times New Roman" w:hAnsi="Times New Roman"/>
-        </w:rPr>
-        <w:t>The closest line of work combines chest-image retrieval with report generation. CXR-RePaiR uses a contrastive image-to-report retriever to construct reports from retrieved exemplars. X-REM adds coarse retrieval, learned image-text matching, and an NLI filter. FactMM-RAG mines factual report pairs with CheXbert and RadGraph to train a fact-aware multimodal retriever. The 2026 RA-RRG system retrieves clinically important key phrases and uses them to condition report generation, while MedProbCLIP introduces probabilistic image-report embeddings, calibration, and risk-coverage evaluation. These systems establish that historical image-report pairs can support image-conditioned language generation and that retrieval reliability deserves explicit measurement. They do not, however, directly test a question-conditioned new-patient workflow in which the target image, clinical indication, and medical question jointly retrieve other cases and the final output explicitly separates target observations from historical analogies.</w:t>
-      </w:r>
-    </w:p>
-    <w:p>
-      <w:r>
-        <w:rPr>
-          <w:rFonts w:ascii="Times New Roman" w:hAnsi="Times New Roman"/>
-        </w:rPr>
-        <w:t>Recent multimodal and agentic systems also motivate a stricter evaluation boundary. Concept-enhanced RAG methods combine visual embeddings with medical concepts; agentic radiology systems separate planning, retrieval, generation, and validation roles; and generated-report approaches use an intermediate radiology description to improve VQA. These designs show that orchestration can improve modularity, but additional agents do not automatically create stronger evidence. An agent may simply repeat the same unsupported claim through more steps. The relevant contribution is therefore not the number of roles but whether actions are bounded, inputs are permitted, failures are traceable, and abstention is available.</w:t>
-      </w:r>
-    </w:p>
-    <w:p>
-      <w:r>
-        <w:rPr>
-          <w:rFonts w:ascii="Times New Roman" w:hAnsi="Times New Roman"/>
-        </w:rPr>
-        <w:t>The literature leaves five connected gaps. First, many retrieval-augmented radiology studies focus on report generation rather than answering a user question. Second, evaluations often compare multimodal fusion with text baselines but do not require superiority over the strongest individual visual component. Third, aligned-image gains are rarely challenged by complete shuffled-image recomputation. Fourth, evidence verification is commonly reported without separating support for a historical analogy from correctness about the target image. Fifth, near-duplicate sensitivity, relevance-definition sensitivity, and wording robustness are often treated as implementation details even though they can materially change retrieval conclusions.</w:t>
-      </w:r>
-    </w:p>
-    <w:p>
-      <w:r>
-        <w:rPr>
-          <w:rFonts w:ascii="Times New Roman" w:hAnsi="Times New Roman"/>
-        </w:rPr>
-        <w:t>V9 addresses these gaps with a scoped design. It compares text-only, image-only, image-report, fixed fusion, and learned fusion over one bank; trains only a small reranker; evaluates alignment with 100 fixed-point-free controls; uses the same multimodal generator across retrieval conditions; and limits the agent to historical-evidence checking. The final research gap is consequently not "whether RAG can be used in radiology." It is whether correctly aligned visual evidence can produce reproducible gains in other-case retrieval and whether those gains transfer to reference-consistent QA under an auditable evidence contract.</w:t>
-      </w:r>
-    </w:p>
-    <w:p>
-      <w:pPr>
-        <w:pStyle w:val="Heading2"/>
-      </w:pPr>
-      <w:r>
-        <w:rPr>
-          <w:rFonts w:ascii="Times New Roman" w:hAnsi="Times New Roman"/>
-        </w:rPr>
-        <w:t>2.13 Final Research Gap</w:t>
-      </w:r>
-    </w:p>
-    <w:p>
-      <w:r>
-        <w:rPr>
-          <w:rFonts w:ascii="Times New Roman" w:hAnsi="Times New Roman"/>
-        </w:rPr>
-        <w:t>The literature provides capable medical image encoders, report generators, retrieval systems and RAG evaluation frameworks, but fewer studies isolate the complete new-case chain under strict evidence ownership. The unresolved gap is not simply model recency. It is whether the correct target image improves retrieval of other-case historical reports, whether that gain survives shuffled-image controls and duplicate-aware splitting, whether fact-aware ranking adds value over a strong multimodal comparator, and whether retrieval gains reach final QA without hiding weak provenance or negative results.</w:t>
-      </w:r>
-    </w:p>
-    <w:p>
-      <w:r>
-        <w:rPr>
-          <w:rFonts w:ascii="Times New Roman" w:hAnsi="Times New Roman"/>
-        </w:rPr>
-        <w:t>The present study addresses that gap through a cluster-disjoint same-source confirmation, a common candidate bank, report-derived graded relevance, deterministic image shuffling, bounded local generation, case-preserving evidence selection and explicit claim boundaries. V11 then investigates the residual mechanisms - candidate recall, fact compression, planner wording and confidence - without treating development evidence as a new confirmation.</w:t>
+        <w:t>2.11 Similar-Case Multimodal RAG and Final Research Gap</w:t>
+      </w:r>
+    </w:p>
+    <w:p>
+      <w:r>
+        <w:rPr>
+          <w:rFonts w:ascii="Times New Roman" w:hAnsi="Times New Roman"/>
+        </w:rPr>
+        <w:t>The closest line of work combines chest-image retrieval with report generation. CXR-RePaiR uses a contrastive image-to-report retriever to construct reports from retrieved exemplars. X-REM adds coarse retrieval, learned image-text matching and an NLI filter. FactMM-RAG mines factual report pairs with CheXbert and RadGraph to train a fact-aware multimodal retriever. RA-RRG retrieves clinically important key phrases to condition report generation, while MedProbCLIP introduces probabilistic image-report embeddings, calibration and risk-coverage evaluation. These systems establish that historical image-report pairs can support image-conditioned language generation and that retrieval reliability deserves explicit measurement.</w:t>
+      </w:r>
+    </w:p>
+    <w:p>
+      <w:r>
+        <w:rPr>
+          <w:rFonts w:ascii="Times New Roman" w:hAnsi="Times New Roman"/>
+        </w:rPr>
+        <w:t>They do not directly resolve the question-conditioned new-case setting examined here. At inference, the target report is hidden; the target image, available indication and medical question must retrieve other-case historical evidence. The output must distinguish observations about the target image from analogies drawn from retrieved reports. This task requires both clinically useful ranking and explicit evidence ownership.</w:t>
+      </w:r>
+    </w:p>
+    <w:p>
+      <w:r>
+        <w:rPr>
+          <w:rFonts w:ascii="Times New Roman" w:hAnsi="Times New Roman"/>
+        </w:rPr>
+        <w:t>Five connected gaps remain. First, many radiology retrieval studies focus on report generation rather than a user's question. Second, multimodal improvements are not always compared with strong individual visual and text components. Third, aligned-image gains are rarely challenged by complete wrong-image recomputation. Fourth, local support for a retrieved report is often conflated with correctness for the target case. Fifth, duplicate leakage, relevance sensitivity, candidate recall, wording robustness and selective reliability can materially change conclusions but are often treated as implementation details.</w:t>
+      </w:r>
+    </w:p>
+    <w:p>
+      <w:r>
+        <w:rPr>
+          <w:rFonts w:ascii="Times New Roman" w:hAnsi="Times New Roman"/>
+        </w:rPr>
+        <w:t>The final research gap is therefore not whether RAG can be used in radiology or whether a newer model can replace an older one. It is whether a correctly paired target image improves retrieval of clinically related other-case reports under duplicate-aware splitting and shuffled-image controls; whether fact-aware reranking adds value over a strong frozen multimodal comparator; whether retrieval gains transfer to automated answer-reference consistency; and whether the complete workflow preserves case, section and fact provenance while retaining negative and mixed results.</w:t>
+      </w:r>
+    </w:p>
+    <w:p>
+      <w:r>
+        <w:rPr>
+          <w:rFonts w:ascii="Times New Roman" w:hAnsi="Times New Roman"/>
+        </w:rPr>
+        <w:t>V10 addresses that gap through a cluster-disjoint same-source confirmation, a common Train-only historical bank, report-derived graded relevance, deterministic fixed-point-free image shuffling, bounded local generation and explicit claim boundaries. V11 investigates residual mechanisms - candidate recall, within-case evidence compression, planner wording and retrieval confidence - on development data only. Neither automated relevance nor report-reference overlap is presented as physician-adjudicated clinical correctness.</w:t>
       </w:r>
     </w:p>
     <w:p>
@@ -7136,7 +6911,579 @@
         <w:rPr>
           <w:rFonts w:ascii="Times New Roman" w:hAnsi="Times New Roman"/>
         </w:rPr>
-        <w:t>4.11 Results Summary</w:t>
+        <w:t>4.11 Post-hoc Relevance-Construct Sensitivity</w:t>
+      </w:r>
+    </w:p>
+    <w:p>
+      <w:r>
+        <w:rPr>
+          <w:rFonts w:ascii="Times New Roman" w:hAnsi="Times New Roman"/>
+        </w:rPr>
+        <w:t>The frozen rankings were re-evaluated under three report-derived qrels without changing any model, threshold or ranking. The original combined construct weighted active report labels at 0.60 and RadGraph facts at 0.40. Label-only and fact-only variants were exploratory sensitivity analyses.</w:t>
+      </w:r>
+    </w:p>
+    <w:tbl>
+      <w:tblPr>
+        <w:tblStyle w:val="TableGrid"/>
+        <w:tblW w:type="dxa" w:w="9026"/>
+        <w:tblLayout w:type="fixed"/>
+        <w:tblLook w:firstColumn="1" w:firstRow="1" w:lastColumn="0" w:lastRow="0" w:noHBand="0" w:noVBand="1" w:val="04A0"/>
+        <w:tblInd w:w="120" w:type="dxa"/>
+      </w:tblPr>
+      <w:tblGrid>
+        <w:gridCol w:w="2541"/>
+        <w:gridCol w:w="1442"/>
+        <w:gridCol w:w="1442"/>
+        <w:gridCol w:w="1512"/>
+        <w:gridCol w:w="2089"/>
+      </w:tblGrid>
+      <w:tr>
+        <w:trPr>
+          <w:tblHeader w:val="true"/>
+        </w:trPr>
+        <w:tc>
+          <w:tcPr>
+            <w:tcW w:type="dxa" w:w="2541"/>
+            <w:vAlign w:val="center"/>
+            <w:tcMar>
+              <w:top w:w="80" w:type="dxa"/>
+              <w:start w:w="120" w:type="dxa"/>
+              <w:bottom w:w="80" w:type="dxa"/>
+              <w:end w:w="120" w:type="dxa"/>
+            </w:tcMar>
+            <w:shd w:fill="F4F6F9"/>
+          </w:tcPr>
+          <w:p>
+            <w:pPr>
+              <w:spacing w:before="0" w:after="40" w:line="240" w:lineRule="auto"/>
+            </w:pPr>
+            <w:r>
+              <w:rPr>
+                <w:rFonts w:ascii="Times New Roman" w:hAnsi="Times New Roman"/>
+                <w:b/>
+                <w:sz w:val="18"/>
+              </w:rPr>
+              <w:t>Qrel variant</w:t>
+            </w:r>
+          </w:p>
+        </w:tc>
+        <w:tc>
+          <w:tcPr>
+            <w:tcW w:type="dxa" w:w="1442"/>
+            <w:vAlign w:val="center"/>
+            <w:tcMar>
+              <w:top w:w="80" w:type="dxa"/>
+              <w:start w:w="120" w:type="dxa"/>
+              <w:bottom w:w="80" w:type="dxa"/>
+              <w:end w:w="120" w:type="dxa"/>
+            </w:tcMar>
+            <w:shd w:fill="F4F6F9"/>
+          </w:tcPr>
+          <w:p>
+            <w:pPr>
+              <w:spacing w:before="0" w:after="40" w:line="240" w:lineRule="auto"/>
+            </w:pPr>
+            <w:r>
+              <w:rPr>
+                <w:rFonts w:ascii="Times New Roman" w:hAnsi="Times New Roman"/>
+                <w:b/>
+                <w:sz w:val="18"/>
+              </w:rPr>
+              <w:t>R4 nDCG@10</w:t>
+            </w:r>
+          </w:p>
+        </w:tc>
+        <w:tc>
+          <w:tcPr>
+            <w:tcW w:type="dxa" w:w="1442"/>
+            <w:vAlign w:val="center"/>
+            <w:tcMar>
+              <w:top w:w="80" w:type="dxa"/>
+              <w:start w:w="120" w:type="dxa"/>
+              <w:bottom w:w="80" w:type="dxa"/>
+              <w:end w:w="120" w:type="dxa"/>
+            </w:tcMar>
+            <w:shd w:fill="F4F6F9"/>
+          </w:tcPr>
+          <w:p>
+            <w:pPr>
+              <w:spacing w:before="0" w:after="40" w:line="240" w:lineRule="auto"/>
+            </w:pPr>
+            <w:r>
+              <w:rPr>
+                <w:rFonts w:ascii="Times New Roman" w:hAnsi="Times New Roman"/>
+                <w:b/>
+                <w:sz w:val="18"/>
+              </w:rPr>
+              <w:t>R5 nDCG@10</w:t>
+            </w:r>
+          </w:p>
+        </w:tc>
+        <w:tc>
+          <w:tcPr>
+            <w:tcW w:type="dxa" w:w="1512"/>
+            <w:vAlign w:val="center"/>
+            <w:tcMar>
+              <w:top w:w="80" w:type="dxa"/>
+              <w:start w:w="120" w:type="dxa"/>
+              <w:bottom w:w="80" w:type="dxa"/>
+              <w:end w:w="120" w:type="dxa"/>
+            </w:tcMar>
+            <w:shd w:fill="F4F6F9"/>
+          </w:tcPr>
+          <w:p>
+            <w:pPr>
+              <w:spacing w:before="0" w:after="40" w:line="240" w:lineRule="auto"/>
+            </w:pPr>
+            <w:r>
+              <w:rPr>
+                <w:rFonts w:ascii="Times New Roman" w:hAnsi="Times New Roman"/>
+                <w:b/>
+                <w:sz w:val="18"/>
+              </w:rPr>
+              <w:t>R5 minus R4</w:t>
+            </w:r>
+          </w:p>
+        </w:tc>
+        <w:tc>
+          <w:tcPr>
+            <w:tcW w:type="dxa" w:w="2089"/>
+            <w:vAlign w:val="center"/>
+            <w:tcMar>
+              <w:top w:w="80" w:type="dxa"/>
+              <w:start w:w="120" w:type="dxa"/>
+              <w:bottom w:w="80" w:type="dxa"/>
+              <w:end w:w="120" w:type="dxa"/>
+            </w:tcMar>
+            <w:shd w:fill="F4F6F9"/>
+          </w:tcPr>
+          <w:p>
+            <w:pPr>
+              <w:spacing w:before="0" w:after="40" w:line="240" w:lineRule="auto"/>
+            </w:pPr>
+            <w:r>
+              <w:rPr>
+                <w:rFonts w:ascii="Times New Roman" w:hAnsi="Times New Roman"/>
+                <w:b/>
+                <w:sz w:val="18"/>
+              </w:rPr>
+              <w:t>95% case-bootstrap CI</w:t>
+            </w:r>
+          </w:p>
+        </w:tc>
+      </w:tr>
+      <w:tr>
+        <w:tc>
+          <w:tcPr>
+            <w:tcW w:type="dxa" w:w="2541"/>
+            <w:vAlign w:val="center"/>
+            <w:tcMar>
+              <w:top w:w="80" w:type="dxa"/>
+              <w:start w:w="120" w:type="dxa"/>
+              <w:bottom w:w="80" w:type="dxa"/>
+              <w:end w:w="120" w:type="dxa"/>
+            </w:tcMar>
+          </w:tcPr>
+          <w:p>
+            <w:pPr>
+              <w:spacing w:before="0" w:after="40" w:line="240" w:lineRule="auto"/>
+            </w:pPr>
+            <w:r>
+              <w:rPr>
+                <w:rFonts w:ascii="Times New Roman" w:hAnsi="Times New Roman"/>
+                <w:b w:val="0"/>
+                <w:sz w:val="18"/>
+              </w:rPr>
+              <w:t>Combined 0.60 label + 0.40 fact</w:t>
+            </w:r>
+          </w:p>
+        </w:tc>
+        <w:tc>
+          <w:tcPr>
+            <w:tcW w:type="dxa" w:w="1442"/>
+            <w:vAlign w:val="center"/>
+            <w:tcMar>
+              <w:top w:w="80" w:type="dxa"/>
+              <w:start w:w="120" w:type="dxa"/>
+              <w:bottom w:w="80" w:type="dxa"/>
+              <w:end w:w="120" w:type="dxa"/>
+            </w:tcMar>
+          </w:tcPr>
+          <w:p>
+            <w:pPr>
+              <w:spacing w:before="0" w:after="40" w:line="240" w:lineRule="auto"/>
+            </w:pPr>
+            <w:r>
+              <w:rPr>
+                <w:rFonts w:ascii="Times New Roman" w:hAnsi="Times New Roman"/>
+                <w:b w:val="0"/>
+                <w:sz w:val="18"/>
+              </w:rPr>
+              <w:t>0.34905</w:t>
+            </w:r>
+          </w:p>
+        </w:tc>
+        <w:tc>
+          <w:tcPr>
+            <w:tcW w:type="dxa" w:w="1442"/>
+            <w:vAlign w:val="center"/>
+            <w:tcMar>
+              <w:top w:w="80" w:type="dxa"/>
+              <w:start w:w="120" w:type="dxa"/>
+              <w:bottom w:w="80" w:type="dxa"/>
+              <w:end w:w="120" w:type="dxa"/>
+            </w:tcMar>
+          </w:tcPr>
+          <w:p>
+            <w:pPr>
+              <w:spacing w:before="0" w:after="40" w:line="240" w:lineRule="auto"/>
+            </w:pPr>
+            <w:r>
+              <w:rPr>
+                <w:rFonts w:ascii="Times New Roman" w:hAnsi="Times New Roman"/>
+                <w:b w:val="0"/>
+                <w:sz w:val="18"/>
+              </w:rPr>
+              <w:t>0.36007</w:t>
+            </w:r>
+          </w:p>
+        </w:tc>
+        <w:tc>
+          <w:tcPr>
+            <w:tcW w:type="dxa" w:w="1512"/>
+            <w:vAlign w:val="center"/>
+            <w:tcMar>
+              <w:top w:w="80" w:type="dxa"/>
+              <w:start w:w="120" w:type="dxa"/>
+              <w:bottom w:w="80" w:type="dxa"/>
+              <w:end w:w="120" w:type="dxa"/>
+            </w:tcMar>
+          </w:tcPr>
+          <w:p>
+            <w:pPr>
+              <w:spacing w:before="0" w:after="40" w:line="240" w:lineRule="auto"/>
+            </w:pPr>
+            <w:r>
+              <w:rPr>
+                <w:rFonts w:ascii="Times New Roman" w:hAnsi="Times New Roman"/>
+                <w:b w:val="0"/>
+                <w:sz w:val="18"/>
+              </w:rPr>
+              <w:t>+0.01103</w:t>
+            </w:r>
+          </w:p>
+        </w:tc>
+        <w:tc>
+          <w:tcPr>
+            <w:tcW w:type="dxa" w:w="2089"/>
+            <w:vAlign w:val="center"/>
+            <w:tcMar>
+              <w:top w:w="80" w:type="dxa"/>
+              <w:start w:w="120" w:type="dxa"/>
+              <w:bottom w:w="80" w:type="dxa"/>
+              <w:end w:w="120" w:type="dxa"/>
+            </w:tcMar>
+          </w:tcPr>
+          <w:p>
+            <w:pPr>
+              <w:spacing w:before="0" w:after="40" w:line="240" w:lineRule="auto"/>
+            </w:pPr>
+            <w:r>
+              <w:rPr>
+                <w:rFonts w:ascii="Times New Roman" w:hAnsi="Times New Roman"/>
+                <w:b w:val="0"/>
+                <w:sz w:val="18"/>
+              </w:rPr>
+              <w:t>[+0.00770, +0.01446]</w:t>
+            </w:r>
+          </w:p>
+        </w:tc>
+      </w:tr>
+      <w:tr>
+        <w:tc>
+          <w:tcPr>
+            <w:tcW w:type="dxa" w:w="2541"/>
+            <w:vAlign w:val="center"/>
+            <w:tcMar>
+              <w:top w:w="80" w:type="dxa"/>
+              <w:start w:w="120" w:type="dxa"/>
+              <w:bottom w:w="80" w:type="dxa"/>
+              <w:end w:w="120" w:type="dxa"/>
+            </w:tcMar>
+          </w:tcPr>
+          <w:p>
+            <w:pPr>
+              <w:spacing w:before="0" w:after="40" w:line="240" w:lineRule="auto"/>
+            </w:pPr>
+            <w:r>
+              <w:rPr>
+                <w:rFonts w:ascii="Times New Roman" w:hAnsi="Times New Roman"/>
+                <w:b w:val="0"/>
+                <w:sz w:val="18"/>
+              </w:rPr>
+              <w:t>Label only</w:t>
+            </w:r>
+          </w:p>
+        </w:tc>
+        <w:tc>
+          <w:tcPr>
+            <w:tcW w:type="dxa" w:w="1442"/>
+            <w:vAlign w:val="center"/>
+            <w:tcMar>
+              <w:top w:w="80" w:type="dxa"/>
+              <w:start w:w="120" w:type="dxa"/>
+              <w:bottom w:w="80" w:type="dxa"/>
+              <w:end w:w="120" w:type="dxa"/>
+            </w:tcMar>
+          </w:tcPr>
+          <w:p>
+            <w:pPr>
+              <w:spacing w:before="0" w:after="40" w:line="240" w:lineRule="auto"/>
+            </w:pPr>
+            <w:r>
+              <w:rPr>
+                <w:rFonts w:ascii="Times New Roman" w:hAnsi="Times New Roman"/>
+                <w:b w:val="0"/>
+                <w:sz w:val="18"/>
+              </w:rPr>
+              <w:t>0.33725</w:t>
+            </w:r>
+          </w:p>
+        </w:tc>
+        <w:tc>
+          <w:tcPr>
+            <w:tcW w:type="dxa" w:w="1442"/>
+            <w:vAlign w:val="center"/>
+            <w:tcMar>
+              <w:top w:w="80" w:type="dxa"/>
+              <w:start w:w="120" w:type="dxa"/>
+              <w:bottom w:w="80" w:type="dxa"/>
+              <w:end w:w="120" w:type="dxa"/>
+            </w:tcMar>
+          </w:tcPr>
+          <w:p>
+            <w:pPr>
+              <w:spacing w:before="0" w:after="40" w:line="240" w:lineRule="auto"/>
+            </w:pPr>
+            <w:r>
+              <w:rPr>
+                <w:rFonts w:ascii="Times New Roman" w:hAnsi="Times New Roman"/>
+                <w:b w:val="0"/>
+                <w:sz w:val="18"/>
+              </w:rPr>
+              <w:t>0.34242</w:t>
+            </w:r>
+          </w:p>
+        </w:tc>
+        <w:tc>
+          <w:tcPr>
+            <w:tcW w:type="dxa" w:w="1512"/>
+            <w:vAlign w:val="center"/>
+            <w:tcMar>
+              <w:top w:w="80" w:type="dxa"/>
+              <w:start w:w="120" w:type="dxa"/>
+              <w:bottom w:w="80" w:type="dxa"/>
+              <w:end w:w="120" w:type="dxa"/>
+            </w:tcMar>
+          </w:tcPr>
+          <w:p>
+            <w:pPr>
+              <w:spacing w:before="0" w:after="40" w:line="240" w:lineRule="auto"/>
+            </w:pPr>
+            <w:r>
+              <w:rPr>
+                <w:rFonts w:ascii="Times New Roman" w:hAnsi="Times New Roman"/>
+                <w:b w:val="0"/>
+                <w:sz w:val="18"/>
+              </w:rPr>
+              <w:t>+0.00517</w:t>
+            </w:r>
+          </w:p>
+        </w:tc>
+        <w:tc>
+          <w:tcPr>
+            <w:tcW w:type="dxa" w:w="2089"/>
+            <w:vAlign w:val="center"/>
+            <w:tcMar>
+              <w:top w:w="80" w:type="dxa"/>
+              <w:start w:w="120" w:type="dxa"/>
+              <w:bottom w:w="80" w:type="dxa"/>
+              <w:end w:w="120" w:type="dxa"/>
+            </w:tcMar>
+          </w:tcPr>
+          <w:p>
+            <w:pPr>
+              <w:spacing w:before="0" w:after="40" w:line="240" w:lineRule="auto"/>
+            </w:pPr>
+            <w:r>
+              <w:rPr>
+                <w:rFonts w:ascii="Times New Roman" w:hAnsi="Times New Roman"/>
+                <w:b w:val="0"/>
+                <w:sz w:val="18"/>
+              </w:rPr>
+              <w:t>[+0.00096, +0.00951]</w:t>
+            </w:r>
+          </w:p>
+        </w:tc>
+      </w:tr>
+      <w:tr>
+        <w:tc>
+          <w:tcPr>
+            <w:tcW w:type="dxa" w:w="2541"/>
+            <w:vAlign w:val="center"/>
+            <w:tcMar>
+              <w:top w:w="80" w:type="dxa"/>
+              <w:start w:w="120" w:type="dxa"/>
+              <w:bottom w:w="80" w:type="dxa"/>
+              <w:end w:w="120" w:type="dxa"/>
+            </w:tcMar>
+          </w:tcPr>
+          <w:p>
+            <w:pPr>
+              <w:spacing w:before="0" w:after="40" w:line="240" w:lineRule="auto"/>
+            </w:pPr>
+            <w:r>
+              <w:rPr>
+                <w:rFonts w:ascii="Times New Roman" w:hAnsi="Times New Roman"/>
+                <w:b w:val="0"/>
+                <w:sz w:val="18"/>
+              </w:rPr>
+              <w:t>Fact only</w:t>
+            </w:r>
+          </w:p>
+        </w:tc>
+        <w:tc>
+          <w:tcPr>
+            <w:tcW w:type="dxa" w:w="1442"/>
+            <w:vAlign w:val="center"/>
+            <w:tcMar>
+              <w:top w:w="80" w:type="dxa"/>
+              <w:start w:w="120" w:type="dxa"/>
+              <w:bottom w:w="80" w:type="dxa"/>
+              <w:end w:w="120" w:type="dxa"/>
+            </w:tcMar>
+          </w:tcPr>
+          <w:p>
+            <w:pPr>
+              <w:spacing w:before="0" w:after="40" w:line="240" w:lineRule="auto"/>
+            </w:pPr>
+            <w:r>
+              <w:rPr>
+                <w:rFonts w:ascii="Times New Roman" w:hAnsi="Times New Roman"/>
+                <w:b w:val="0"/>
+                <w:sz w:val="18"/>
+              </w:rPr>
+              <w:t>0.31076</w:t>
+            </w:r>
+          </w:p>
+        </w:tc>
+        <w:tc>
+          <w:tcPr>
+            <w:tcW w:type="dxa" w:w="1442"/>
+            <w:vAlign w:val="center"/>
+            <w:tcMar>
+              <w:top w:w="80" w:type="dxa"/>
+              <w:start w:w="120" w:type="dxa"/>
+              <w:bottom w:w="80" w:type="dxa"/>
+              <w:end w:w="120" w:type="dxa"/>
+            </w:tcMar>
+          </w:tcPr>
+          <w:p>
+            <w:pPr>
+              <w:spacing w:before="0" w:after="40" w:line="240" w:lineRule="auto"/>
+            </w:pPr>
+            <w:r>
+              <w:rPr>
+                <w:rFonts w:ascii="Times New Roman" w:hAnsi="Times New Roman"/>
+                <w:b w:val="0"/>
+                <w:sz w:val="18"/>
+              </w:rPr>
+              <w:t>0.33159</w:t>
+            </w:r>
+          </w:p>
+        </w:tc>
+        <w:tc>
+          <w:tcPr>
+            <w:tcW w:type="dxa" w:w="1512"/>
+            <w:vAlign w:val="center"/>
+            <w:tcMar>
+              <w:top w:w="80" w:type="dxa"/>
+              <w:start w:w="120" w:type="dxa"/>
+              <w:bottom w:w="80" w:type="dxa"/>
+              <w:end w:w="120" w:type="dxa"/>
+            </w:tcMar>
+          </w:tcPr>
+          <w:p>
+            <w:pPr>
+              <w:spacing w:before="0" w:after="40" w:line="240" w:lineRule="auto"/>
+            </w:pPr>
+            <w:r>
+              <w:rPr>
+                <w:rFonts w:ascii="Times New Roman" w:hAnsi="Times New Roman"/>
+                <w:b w:val="0"/>
+                <w:sz w:val="18"/>
+              </w:rPr>
+              <w:t>+0.02084</w:t>
+            </w:r>
+          </w:p>
+        </w:tc>
+        <w:tc>
+          <w:tcPr>
+            <w:tcW w:type="dxa" w:w="2089"/>
+            <w:vAlign w:val="center"/>
+            <w:tcMar>
+              <w:top w:w="80" w:type="dxa"/>
+              <w:start w:w="120" w:type="dxa"/>
+              <w:bottom w:w="80" w:type="dxa"/>
+              <w:end w:w="120" w:type="dxa"/>
+            </w:tcMar>
+          </w:tcPr>
+          <w:p>
+            <w:pPr>
+              <w:spacing w:before="0" w:after="40" w:line="240" w:lineRule="auto"/>
+            </w:pPr>
+            <w:r>
+              <w:rPr>
+                <w:rFonts w:ascii="Times New Roman" w:hAnsi="Times New Roman"/>
+                <w:b w:val="0"/>
+                <w:sz w:val="18"/>
+              </w:rPr>
+              <w:t>[+0.01750, +0.02422]</w:t>
+            </w:r>
+          </w:p>
+        </w:tc>
+      </w:tr>
+    </w:tbl>
+    <w:p>
+      <w:pPr>
+        <w:spacing w:after="0"/>
+      </w:pPr>
+    </w:p>
+    <w:p>
+      <w:r>
+        <w:rPr>
+          <w:rFonts w:ascii="Times New Roman" w:hAnsi="Times New Roman"/>
+        </w:rPr>
+        <w:t>The aggregate R5 advantage remained positive under all three definitions, but subgroup behavior was not uniform. Among 359 report-indexed abnormal Test cases, the combined-qrel difference was +0.00215 with CI [-0.00129, +0.00560], while the label-only difference was -0.00733 with CI [-0.01092, -0.00381]. Fact-only results were positive, but R5 itself uses RadGraph-derived features, so this variant shares representation with the evaluation construct and is not an independent clinical validation.</w:t>
+      </w:r>
+    </w:p>
+    <w:p>
+      <w:r>
+        <w:rPr>
+          <w:rFonts w:ascii="Times New Roman" w:hAnsi="Times New Roman"/>
+        </w:rPr>
+        <w:t>The audit also found that all 195 evaluated report-indexed normal cases and all 14 indeterminate cases had empty active-label sets. Under the frozen similarity function, empty-versus-empty active-label agreement received a score of 1.0. These queries consequently had an average of 968 Train candidates above the combined relevance threshold, compared with 9.36 for abnormal queries. The primary overall result remains unchanged, but its meaning is spectrum-dependent and limited to the frozen report-derived construct.</w:t>
+      </w:r>
+    </w:p>
+    <w:p>
+      <w:pPr>
+        <w:pStyle w:val="Heading2"/>
+      </w:pPr>
+      <w:r>
+        <w:rPr>
+          <w:rFonts w:ascii="Times New Roman" w:hAnsi="Times New Roman"/>
+        </w:rPr>
+        <w:t>4.12 Results Summary</w:t>
       </w:r>
     </w:p>
     <w:p>
@@ -7226,7 +7573,7 @@
         <w:rPr>
           <w:rFonts w:ascii="Times New Roman" w:hAnsi="Times New Roman"/>
         </w:rPr>
-        <w:t>The report-derived qrel is also a limitation. RadGraph and label overlap reward semantic similarity in the source reports, not necessarily usefulness to a radiologist facing the target image. The positive retrieval result is internally credible within that construct, while its clinical meaning remains unverified.</w:t>
+        <w:t>The post-hoc qrel audit narrows that interpretation. R5 remained above R4 overall under combined, label-only and fact-only definitions, but the abnormal combined interval crossed zero and the abnormal label-only result favored R4. The large aggregate fact-only gain may partly reflect shared RadGraph representation between R5 features and the evaluation construct. The positive primary result is internally credible under the frozen qrel, but it is not uniform across relevance definitions or report-indexed spectrum groups.</w:t>
       </w:r>
     </w:p>
     <w:p>
@@ -7439,7 +7786,7 @@
         <w:rPr>
           <w:rFonts w:ascii="Times New Roman" w:hAnsi="Times New Roman"/>
         </w:rPr>
-        <w:t>The second limitation is evaluation reference. Relevance, Token-F1 and F1RadGraph are derived from reports. They are useful automated proxies but not physician judgments of similarity, correctness, harmfulness or clinical usefulness. Independent blind review remains unexecuted and is not replaced by author interpretation.</w:t>
+        <w:t>The second limitation is evaluation reference. Relevance, Token-F1 and F1RadGraph are derived from reports. The retrieval model and qrel also share RadGraph-derived information, creating feature-metric coupling. Empty active-label sets make the frozen qrel unusually broad for report-indexed normal and indeterminate cases, and label-only abnormal sensitivity did not support an R5 gain. These proxies are not physician judgments of similarity, correctness, harmfulness or clinical usefulness. Independent blind review remains unexecuted and is not replaced by author interpretation.</w:t>
       </w:r>
     </w:p>
     <w:p>
@@ -7582,7 +7929,7 @@
         <w:rPr>
           <w:rFonts w:ascii="Times New Roman" w:hAnsi="Times New Roman"/>
         </w:rPr>
-        <w:t xml:space="preserve"> Yes, under the frozen report-derived metric. R5 exceeded R4 by +0.01103 nDCG@10, 95% CI [+0.00770, +0.01441]. The component audit suggests that fact-aware features provide the more stable contribution, while the incremental attention contrast is less certain.</w:t>
+        <w:t xml:space="preserve"> Yes at the aggregate level under the frozen report-derived metric. R5 exceeded R4 by +0.01103 nDCG@10, 95% CI [+0.00770, +0.01441]. Post-hoc qrel sensitivity retained an overall positive difference under label-only and fact-only definitions, but the abnormal combined interval crossed zero and abnormal label-only retrieval favored R4. The result is therefore confirmed for the prespecified aggregate construct, not for every spectrum group or an independent clinical relevance standard.</w:t>
       </w:r>
     </w:p>
     <w:p>
@@ -7847,6 +8194,48 @@
         <w:rPr>
           <w:rFonts w:ascii="Times New Roman" w:hAnsi="Times New Roman"/>
         </w:rPr>
+        <w:t xml:space="preserve">Jin, Q., Kim, W., Chen, Q., et al. (2023). MedCPT: Contrastive pre-trained transformers with large-scale PubMed search logs for zero-shot biomedical information retrieval. </w:t>
+      </w:r>
+      <w:r>
+        <w:rPr>
+          <w:rFonts w:ascii="Times New Roman" w:hAnsi="Times New Roman"/>
+          <w:i/>
+        </w:rPr>
+        <w:t>Bioinformatics, 39</w:t>
+      </w:r>
+      <w:r>
+        <w:rPr>
+          <w:rFonts w:ascii="Times New Roman" w:hAnsi="Times New Roman"/>
+        </w:rPr>
+        <w:t>(11), btad651. https://doi.org/10.1093/bioinformatics/btad651</w:t>
+      </w:r>
+    </w:p>
+    <w:p>
+      <w:r>
+        <w:rPr>
+          <w:rFonts w:ascii="Times New Roman" w:hAnsi="Times New Roman"/>
+        </w:rPr>
+        <w:t xml:space="preserve">Lau, J. J., Gayen, S., Ben Abacha, A., and Demner-Fushman, D. (2018). A dataset of clinically generated visual questions and answers about radiology images. </w:t>
+      </w:r>
+      <w:r>
+        <w:rPr>
+          <w:rFonts w:ascii="Times New Roman" w:hAnsi="Times New Roman"/>
+          <w:i/>
+        </w:rPr>
+        <w:t>Scientific Data, 5</w:t>
+      </w:r>
+      <w:r>
+        <w:rPr>
+          <w:rFonts w:ascii="Times New Roman" w:hAnsi="Times New Roman"/>
+        </w:rPr>
+        <w:t>, 180251. https://doi.org/10.1038/sdata.2018.251</w:t>
+      </w:r>
+    </w:p>
+    <w:p>
+      <w:r>
+        <w:rPr>
+          <w:rFonts w:ascii="Times New Roman" w:hAnsi="Times New Roman"/>
+        </w:rPr>
         <w:t xml:space="preserve">Jeong, J., Tian, K., Li, A., et al. (2023). Multimodal image-text matching improves retrieval-based chest X-ray report generation. </w:t>
       </w:r>
       <w:r>
@@ -7932,6 +8321,27 @@
           <w:rFonts w:ascii="Times New Roman" w:hAnsi="Times New Roman"/>
         </w:rPr>
         <w:t>Qwen Team. (2025). Qwen3 Embedding: Advancing text embedding and reranking through foundation models. https://qwenlm.github.io/blog/qwen3-embedding/</w:t>
+      </w:r>
+    </w:p>
+    <w:p>
+      <w:r>
+        <w:rPr>
+          <w:rFonts w:ascii="Times New Roman" w:hAnsi="Times New Roman"/>
+        </w:rPr>
+        <w:t xml:space="preserve">Radford, A., Kim, J. W., Hallacy, C., et al. (2021). Learning transferable visual models from natural language supervision. </w:t>
+      </w:r>
+      <w:r>
+        <w:rPr>
+          <w:rFonts w:ascii="Times New Roman" w:hAnsi="Times New Roman"/>
+          <w:i/>
+        </w:rPr>
+        <w:t>Proceedings of the 38th International Conference on Machine Learning</w:t>
+      </w:r>
+      <w:r>
+        <w:rPr>
+          <w:rFonts w:ascii="Times New Roman" w:hAnsi="Times New Roman"/>
+        </w:rPr>
+        <w:t>, 8748-8763.</w:t>
       </w:r>
     </w:p>
     <w:p>
@@ -10129,15 +10539,15 @@
         <w:rPr>
           <w:rFonts w:ascii="Times New Roman" w:hAnsi="Times New Roman"/>
         </w:rPr>
-        <w:t>The four principal confirmation retrieval conditions are shown in Table 4.1.</w:t>
-      </w:r>
-    </w:p>
-    <w:p>
-      <w:r>
-        <w:rPr>
-          <w:rFonts w:ascii="Times New Roman" w:hAnsi="Times New Roman"/>
-        </w:rPr>
-        <w:t>Table 4.1. Retrieval results under four principal input conditions</w:t>
+        <w:t>The four principal confirmation retrieval conditions are shown in Table H.1.</w:t>
+      </w:r>
+    </w:p>
+    <w:p>
+      <w:r>
+        <w:rPr>
+          <w:rFonts w:ascii="Times New Roman" w:hAnsi="Times New Roman"/>
+        </w:rPr>
+        <w:t>Table H.1. Retrieval results under four principal input conditions</w:t>
       </w:r>
     </w:p>
     <w:tbl>
@@ -11129,15 +11539,15 @@
         <w:rPr>
           <w:rFonts w:ascii="Times New Roman" w:hAnsi="Times New Roman"/>
         </w:rPr>
-        <w:t>The same generator and checker are compared after report-only and multimodal retrieval in Table 4.2.</w:t>
-      </w:r>
-    </w:p>
-    <w:p>
-      <w:r>
-        <w:rPr>
-          <w:rFonts w:ascii="Times New Roman" w:hAnsi="Times New Roman"/>
-        </w:rPr>
-        <w:t>Table 4.2. End-to-end QA comparison</w:t>
+        <w:t>The same generator and checker are compared after report-only and multimodal retrieval in Table H.2.</w:t>
+      </w:r>
+    </w:p>
+    <w:p>
+      <w:r>
+        <w:rPr>
+          <w:rFonts w:ascii="Times New Roman" w:hAnsi="Times New Roman"/>
+        </w:rPr>
+        <w:t>Table H.2. End-to-end QA comparison</w:t>
       </w:r>
     </w:p>
     <w:tbl>
@@ -11921,7 +12331,7 @@
         <w:rPr>
           <w:rFonts w:ascii="Times New Roman" w:hAnsi="Times New Roman"/>
         </w:rPr>
-        <w:t>Table 4.3. Runtime and computational cost</w:t>
+        <w:t>Table H.3. Runtime and computational cost</w:t>
       </w:r>
     </w:p>
     <w:tbl>
@@ -12595,6 +13005,25 @@
           <w:sz w:val="19"/>
         </w:rPr>
         <w:t>data/splits/v10/v10_radgraph_metrics_summary.json</w:t>
+      </w:r>
+    </w:p>
+    <w:p>
+      <w:pPr>
+        <w:pStyle w:val="ListBullet"/>
+      </w:pPr>
+      <w:r>
+        <w:rPr>
+          <w:rFonts w:ascii="Times New Roman" w:hAnsi="Times New Roman"/>
+        </w:rPr>
+        <w:t xml:space="preserve">V10 post-hoc qrel sensitivity: </w:t>
+      </w:r>
+      <w:r>
+        <w:rPr>
+          <w:rFonts w:ascii="Consolas" w:hAnsi="Consolas"/>
+          <w:color w:val="0B2545"/>
+          <w:sz w:val="19"/>
+        </w:rPr>
+        <w:t>data/splits/v10/v10_qrel_sensitivity_summary.json</w:t>
       </w:r>
     </w:p>
     <w:p>

--- a/deliverables/22097191_ZHANG_YUE_Final_Research_Project.docx
+++ b/deliverables/22097191_ZHANG_YUE_Final_Research_Project.docx
@@ -415,7 +415,7 @@
         <w:rPr>
           <w:rFonts w:ascii="Times New Roman" w:hAnsi="Times New Roman"/>
         </w:rPr>
-        <w:t>All reported primary and development metrics are automated and retrospective. The processed OpenI source supports case-ID and duplicate-cluster separation but does not expose a reliable patient identifier for independent patient-level verification. Independent radiologist review and external validation remain Future Work. No reviewer ratings or external results are fabricated.</w:t>
+        <w:t>All reported primary and development metrics are automated and retrospective. Patient separation is supported by the original OpenI collection design, which included no more than one study per patient, and V10 additionally verifies case-ID and duplicate-cluster separation. Released subject identifiers are unavailable, so patient separation cannot be independently re-verified from identifiers. Independent radiologist review and external validation remain Future Work. No reviewer ratings or external results are fabricated.</w:t>
       </w:r>
     </w:p>
     <w:p>
@@ -874,7 +874,7 @@
         <w:rPr>
           <w:rFonts w:ascii="Times New Roman" w:hAnsi="Times New Roman"/>
         </w:rPr>
-        <w:t>The completed research is restricted to chest radiographs and reports from OpenI/IU-Xray. It is a retrospective technical study, not a prospective clinical trial. The source design describes one study per patient, but reliable released subject identifiers are unavailable in the processed artifact. The thesis therefore claims case-ID and duplicate-cluster disjointness, not independently verified patient-level separation.</w:t>
+        <w:t>The completed research is restricted to chest radiographs and reports from OpenI/IU-Xray. It is a retrospective technical study, not a prospective clinical trial. The source publication states that the collection included no more than one study per patient. The thesis therefore reports source-design-supported patient separation together with verified case-ID and duplicate-cluster disjointness, but not identifier-verified patient separation because reliable released subject identifiers are unavailable.</w:t>
       </w:r>
     </w:p>
     <w:p>
@@ -1428,7 +1428,7 @@
         <w:rPr>
           <w:rFonts w:ascii="Times New Roman" w:hAnsi="Times New Roman"/>
         </w:rPr>
-        <w:t>Benchmark construction can introduce additional shortcuts. Generic repeated questions make text retrieval weakly identified, indications can encode disease hints, and near-duplicate reports can leak across partitions. V10 clusters exact and near-duplicate reports before allocation, uses a common Train-only bank and reports image-only, image-report and BM25 components separately. Patient-level separation remains unverifiable because reliable subject identifiers are absent from the processed source.</w:t>
+        <w:t>Benchmark construction can introduce additional shortcuts. Generic repeated questions make text retrieval weakly identified, indications can encode disease hints, and near-duplicate reports can leak across partitions. V10 clusters exact and near-duplicate reports before allocation, uses a common Train-only bank and reports image-only, image-report and BM25 components separately. The source design supports one study per patient, but this property cannot be independently re-verified from released subject identifiers.</w:t>
       </w:r>
     </w:p>
     <w:p>
@@ -1826,7 +1826,7 @@
         <w:rPr>
           <w:rFonts w:ascii="Times New Roman" w:hAnsi="Times New Roman"/>
         </w:rPr>
-        <w:t>The processed artifact did not expose a reliable subject identifier. Case-ID disjointness could be verified, and duplicate report clusters could be kept within one partition. Patient-level independence could not be independently verified. This limitation is stated consistently in the protocol, Results, Discussion and release documentation.</w:t>
+        <w:t>The processed artifact did not expose a reliable subject identifier. Case-ID disjointness could be verified, and duplicate report clusters could be kept within one partition. The original source design supports patient separation by including no more than one study per patient, but identifier-based re-verification was impossible. This distinction is stated consistently in the Results, Discussion and release documentation.</w:t>
       </w:r>
     </w:p>
     <w:p>
@@ -2318,7 +2318,7 @@
         <w:rPr>
           <w:rFonts w:ascii="Times New Roman" w:hAnsi="Times New Roman"/>
         </w:rPr>
-        <w:t>This split directly addresses the strongest weakness observed in the earlier full-source study, where 187 of 752 Test reports had cosine similarity at least 0.95 to a Train report. The V10 result is therefore not merely a sensitivity analysis after evaluation; duplicate control is built into the partition itself. Patient-level independence remains unverifiable because the processed source lacks reliable subject IDs.</w:t>
+        <w:t>This split directly addresses the strongest weakness observed in the earlier full-source study, where 187 of 752 Test reports had cosine similarity at least 0.95 to a Train report. The V10 result is therefore not merely a sensitivity analysis after evaluation; duplicate control is built into the partition itself. Patient separation is source-design-supported rather than identifier-verified because the processed source lacks reliable subject IDs.</w:t>
       </w:r>
     </w:p>
     <w:p>
@@ -7778,7 +7778,7 @@
         <w:rPr>
           <w:rFonts w:ascii="Times New Roman" w:hAnsi="Times New Roman"/>
         </w:rPr>
-        <w:t>The first limitation is source scope. All primary and development results come from OpenI/IU-Xray. Duplicate clustering strengthens internal validity but does not establish external generalization. The processed artifact lacks reliable subject identifiers, so patient-level independence cannot be proven.</w:t>
+        <w:t>The first limitation is source scope. All primary and development results come from OpenI/IU-Xray. Duplicate clustering strengthens internal validity but does not establish external generalization. The source collection was designed with no more than one study per patient, but the processed artifact lacks reliable subject identifiers; patient separation is therefore source-design-supported, not identifier-verified.</w:t>
       </w:r>
     </w:p>
     <w:p>
@@ -7837,7 +7837,7 @@
         <w:rPr>
           <w:rFonts w:ascii="Times New Roman" w:hAnsi="Times New Roman"/>
         </w:rPr>
-        <w:t>The second priority is external patient-level validation on an authorized dataset such as MIMIC-CXR-JPG. A smaller prespecified subset is sufficient if subject/study identifiers, licensing and local model execution are respected. The external protocol must be frozen before outcome inspection.</w:t>
+        <w:t>The second priority is external patient-level validation on an authorized dataset such as MIMIC-CXR-JPG. The complete source is multi-terabyte in scale and is outside the completed thesis scope. A future study may use a smaller prespecified authorized subset if subject/study identifiers, licensing and local model execution are respected. The external protocol must be frozen before outcome inspection.</w:t>
       </w:r>
     </w:p>
     <w:p>
@@ -9392,7 +9392,7 @@
         <w:rPr>
           <w:rFonts w:ascii="Times New Roman" w:hAnsi="Times New Roman"/>
         </w:rPr>
-        <w:t>The split was performed at case level. The fixed seed made the assignment reproducible and ensured that the same processed case identifier did not occur in both development and confirmation. The processed source records did not contain a stable patient or subject identifier, so patient-level independence could not be verified. Development cases could be used to verify implementation and confirm that the frozen pipeline executed, whereas confirmation outcomes were reserved for the reported V5 comparisons.</w:t>
+        <w:t>The split was performed at case level. The fixed seed made the assignment reproducible and ensured that the same processed case identifier did not occur in both development and confirmation. The processed source records did not contain a released patient or subject identifier. The source collection included no more than one study per patient, so separation was supported by source design but could not be independently re-verified from identifiers. Development cases could be used to verify implementation and confirm that the frozen pipeline executed, whereas confirmation outcomes were reserved for the reported V5 comparisons.</w:t>
       </w:r>
     </w:p>
     <w:p>
@@ -10375,7 +10375,7 @@
         <w:rPr>
           <w:rFonts w:ascii="Times New Roman" w:hAnsi="Times New Roman"/>
         </w:rPr>
-        <w:t>Reproducibility operated at several levels. Configuration reproducibility stored model identifiers, revisions, seeds, shortlist size, fusion weights, thresholds, batch sizes, and generation parameters. Data reproducibility stored case counts, case-level partitions, and a cohort fingerprint; a stable patient identifier was not available for verification. Result reproducibility stored aggregate JSON summaries and statistical outputs. Implementation reproducibility stored scripts and tests. The artifact manifest joined these with LF-normalized SHA-256 values so that unintended changes could be detected across platforms.</w:t>
+        <w:t>Reproducibility operated at several levels. Configuration reproducibility stored model identifiers, revisions, seeds, shortlist size, fusion weights, thresholds, batch sizes, and generation parameters. Data reproducibility stored case counts, case-level partitions, and a cohort fingerprint; a released patient identifier was not available for independent re-verification. Result reproducibility stored aggregate JSON summaries and statistical outputs. Implementation reproducibility stored scripts and tests. The artifact manifest joined these with LF-normalized SHA-256 values so that unintended changes could be detected across platforms.</w:t>
       </w:r>
     </w:p>
     <w:p>

--- a/deliverables/22097191_ZHANG_YUE_Final_Research_Project.docx
+++ b/deliverables/22097191_ZHANG_YUE_Final_Research_Project.docx
@@ -36,7 +36,7 @@
           <w:color w:val="5B6770"/>
           <w:sz w:val="28"/>
         </w:rPr>
-        <w:t>Final V10 Primary Study with V11 Development Extension</w:t>
+        <w:t>Final Integrated V16 Study with V10 Methodological Foundation</w:t>
       </w:r>
     </w:p>
     <w:p>
@@ -240,7 +240,7 @@
         </w:rPr>
         <w:t>Chapter 3: Methodology</w:t>
         <w:tab/>
-        <w:t>18</w:t>
+        <w:t>17</w:t>
       </w:r>
     </w:p>
     <w:p>
@@ -257,7 +257,7 @@
         </w:rPr>
         <w:t>Chapter 4: Results</w:t>
         <w:tab/>
-        <w:t>24</w:t>
+        <w:t>23</w:t>
       </w:r>
     </w:p>
     <w:p>
@@ -274,7 +274,7 @@
         </w:rPr>
         <w:t>Chapter 5: Discussion</w:t>
         <w:tab/>
-        <w:t>29</w:t>
+        <w:t>26</w:t>
       </w:r>
     </w:p>
     <w:p>
@@ -291,7 +291,7 @@
         </w:rPr>
         <w:t>Chapter 6: Conclusion</w:t>
         <w:tab/>
-        <w:t>33</w:t>
+        <w:t>30</w:t>
       </w:r>
     </w:p>
     <w:p>
@@ -308,7 +308,7 @@
         </w:rPr>
         <w:t>References</w:t>
         <w:tab/>
-        <w:t>35</w:t>
+        <w:t>32</w:t>
       </w:r>
     </w:p>
     <w:p>
@@ -325,7 +325,7 @@
         </w:rPr>
         <w:t>Appendices</w:t>
         <w:tab/>
-        <w:t>37</w:t>
+        <w:t>34</w:t>
       </w:r>
     </w:p>
     <w:p>
@@ -349,39 +349,47 @@
         <w:rPr>
           <w:rFonts w:ascii="Times New Roman" w:hAnsi="Times New Roman"/>
         </w:rPr>
-        <w:t>This research investigates a bounded multimodal retrieval-augmented generation workflow for a new chest-radiograph case whose final report is not available at inference. The system receives one or two target chest images, an available clinical indication and a natural-language question. It retrieves other-case historical image-report pairs, ranks them with textual, visual and report-derived fact signals, selects question-relevant evidence within each retrieved case, generates a concise answer with MedGemma 1.5, and attaches case, section and fact provenance deterministically. Historical reports are treated as analogies rather than as facts about the target patient.</w:t>
-      </w:r>
-    </w:p>
-    <w:p>
-      <w:r>
-        <w:rPr>
-          <w:rFonts w:ascii="Times New Roman" w:hAnsi="Times New Roman"/>
-        </w:rPr>
-        <w:t>The primary V10 study used 3,851 OpenI/IU-Xray cases. Exact and near-duplicate report clustering produced 3,013 clusters before allocation to Train, Calibration, Validation and Test. The frozen split contained 2,510, 383, 384 and 574 cases respectively; 568 Test cases were technically eligible. Five retrieval systems were compared on the same Train-only historical bank. The fact-aware multiview R5 ensemble achieved nDCG@10 0.36007, compared with 0.34905 for the frozen R4 nine-feature reranker. The paired case-bootstrap difference was +0.01103, 95% CI [+0.00770, +0.01441]. Correctly aligned images also exceeded all 100 deterministic fixed-point-free shuffled-image assignments: aligned nDCG@10 was 0.36007 versus shuffled mean 0.24963, with plus-one Monte Carlo p=0.00990. These results support an alignment-specific retrieval contribution within the same source dataset.</w:t>
-      </w:r>
-    </w:p>
-    <w:p>
-      <w:r>
-        <w:rPr>
-          <w:rFonts w:ascii="Times New Roman" w:hAnsi="Times New Roman"/>
-        </w:rPr>
-        <w:t>Downstream question answering compared target-image generation without history, R4 whole-report RAG, R5 RAG, and a calibrated selective-history condition. R5 RAG improved Token-F1 over no-history generation by +0.05978, 95% CI [+0.05114, +0.06860], but its incremental Token-F1 advantage over R4 whole-report RAG was only +0.00167, CI [-0.00347, +0.00683]. Better retrieval therefore transferred to automated report-reference consistency relative to no history, but did not confirm generator-level superiority over the previous multimodal retriever.</w:t>
-      </w:r>
-    </w:p>
-    <w:p>
-      <w:r>
-        <w:rPr>
-          <w:rFonts w:ascii="Times New Roman" w:hAnsi="Times New Roman"/>
-        </w:rPr>
-        <w:t>V11 was retained as a development-only mechanism extension. A full-bank relevance audit showed that candidate generation remained a bottleneck. Reciprocal-rank-fusion candidate generation improved nDCG@10 and relevant-case presence, particularly at K=200, but remained exploratory. A clean 48-case, 432-generation MedGemma experiment compared whole-report, sentence-only and case-to-fact evidence. Case-to-fact reduced mean evidence characters by 63.4% and mean input tokens by 32.4%, while maintaining 100% answer-contract and provenance validity. Its Token-F1 advantage over whole-report evidence was +0.02195, 95% CI [-0.00026, +0.04302], and complete F1RadGraph differed by +0.01395, CI [-0.00691, +0.03442]. The intervals crossed zero, so the result supports efficiency and auditability rather than confirmed answer-quality improvement. A second frozen 96-item planner wording set achieved 0.9167 accuracy, 0.9196 macro-F1 and 1.0000 indication invariance without post-evaluation rule changes.</w:t>
-      </w:r>
-    </w:p>
-    <w:p>
-      <w:r>
-        <w:rPr>
-          <w:rFonts w:ascii="Times New Roman" w:hAnsi="Times New Roman"/>
-        </w:rPr>
-        <w:t>The study concludes that correctly paired images can improve report-derived similar-case retrieval, fact-aware ranking provides a small but confirmed retrieval gain, and historical context can improve automated answer-reference consistency. It also shows that stronger retrieval does not guarantee stronger grounding or final QA, fact selection cannot repair a missing or wrong case, and proxy confidence is not clinical calibration. No physician-adjudicated correctness, clinical safety or external patient-level generalization is claimed.</w:t>
+        <w:t>This thesis develops and evaluates an auditable multimodal retrieval-augmented generation workflow for a new chest-radiograph case whose final report is hidden at inference. The system receives the target chest image, available clinical indication and a question. It retrieves image-report cases from a Train-only historical bank, preserves case and report-section ownership, and produces a concise answer whose provenance is assembled deterministically. The target report is never retrieved or shown to the generator; it is used only as an automated evaluation reference.</w:t>
+      </w:r>
+    </w:p>
+    <w:p>
+      <w:r>
+        <w:rPr>
+          <w:rFonts w:ascii="Times New Roman" w:hAnsi="Times New Roman"/>
+        </w:rPr>
+        <w:t>The study uses 3,851 OpenI/IU-Xray cases. Exact and near-duplicate report clustering produced 3,013 clusters before allocation to Train, Calibration, Validation and Test. The final split contained 2,510, 383, 384 and 574 cases; 568 Test cases were executable. V10 established the task and alignment controls. Its fact-aware multiview R5 retriever achieved nDCG@10 0.36007 versus 0.34905 for the strong R4 comparator, a difference of +0.01103 with 95% case-bootstrap confidence interval [0.00770, 0.01441]. Correctly aligned images also exceeded 100 deterministic fixed-point-free shuffled-image assignments (0.36007 versus shuffled mean 0.24963; plus-one Monte Carlo p=0.00990), demonstrating an alignment-specific visual contribution under the automated relevance construct.</w:t>
+      </w:r>
+    </w:p>
+    <w:p>
+      <w:r>
+        <w:rPr>
+          <w:rFonts w:ascii="Times New Roman" w:hAnsi="Times New Roman"/>
+        </w:rPr>
+        <w:t>The final retrieval extension combined BM25, MedCPT and MedSigLIP candidate sources by reciprocal rank fusion, retained the Top-200 union, and applied a frozen 17-feature LambdaMART reranker. On the 568-case Test frame, this V12 method achieved combined-qrel nDCG@10 0.61590 versus 0.55313 for the recomputed V10 R5 comparator. The paired difference was +0.06277, 95% CI [0.05460, 0.07082]. Positive differences also remained under label-only and fact-only relevance sensitivities. RRF ordering alone and full-bank LambdaMART were negative mechanism controls, indicating that both the multi-source candidate frame and learned reranking were necessary.</w:t>
+      </w:r>
+    </w:p>
+    <w:p>
+      <w:r>
+        <w:rPr>
+          <w:rFonts w:ascii="Times New Roman" w:hAnsi="Times New Roman"/>
+        </w:rPr>
+        <w:t>For generation, frozen MedGemma 1.5 was compared with a Train-fitted, Validation-selected QLoRA adapter. Development showed that blanket QLoRA replacement degraded no-history answers, so the final V16 policy used the base model for Findings and the adapted model only for retrieved-history Impression questions. Retrieved-history Token-F1 increased from 0.20570 to 0.25591, a paired difference of +0.05020, 95% CI [0.03973, 0.06108]. The routed system also exceeded no history (0.16922) and deterministic random history (0.19608), retained 100% answer-contract and provenance validity, and reduced token-ceiling events from 87.85% to 56.60%. BLEU-1, BLEU-4, ROUGE-L, METEOR, CIDEr, BERTScore and RadGraph all supported the routed comparison. CheXbert was mixed: micro-F1 was statistically inconclusive and reference-positive recall decreased slightly.</w:t>
+      </w:r>
+    </w:p>
+    <w:p>
+      <w:r>
+        <w:rPr>
+          <w:rFonts w:ascii="Times New Roman" w:hAnsi="Times New Roman"/>
+        </w:rPr>
+        <w:t>A post-run audit found that 81 cases had empty Findings references, producing 243 zero-reference rows per arm. The frozen 568-case denominator was retained rather than changed after outcome inspection. Because Findings outputs were identical between the compared routes and only Impression generation changed, these rows could not create the observed paired gain but did depress absolute scores. A post-hoc non-empty-reference sensitivity remained positive at +0.04571, 95% CI [0.03371, 0.05763].</w:t>
+      </w:r>
+    </w:p>
+    <w:p>
+      <w:r>
+        <w:rPr>
+          <w:rFonts w:ascii="Times New Roman" w:hAnsi="Times New Roman"/>
+        </w:rPr>
+        <w:t>The thesis concludes that correctly paired images, multi-source candidate generation, learned reranking and section-aware generator adaptation can improve automated same-source historical-case retrieval and report-reference consistency. It does not establish physician-rated similarity, diagnostic accuracy, clinical safety, verified patient-level independence or external generalization. Independent radiologist review and authorized MIMIC-CXR replication remain Future Work.</w:t>
       </w:r>
     </w:p>
     <w:p>
@@ -396,7 +404,7 @@
         <w:rPr>
           <w:rFonts w:ascii="Times New Roman" w:hAnsi="Times New Roman"/>
         </w:rPr>
-        <w:t xml:space="preserve"> multimodal retrieval-augmented generation; chest radiography; similar-case retrieval; medical question answering; MedSigLIP; MedGemma; RadGraph; provenance; shuffled-image control; evidence selection</w:t>
+        <w:t xml:space="preserve"> multimodal retrieval-augmented generation; chest radiography; similar-case retrieval; medical question answering; MedSigLIP; MedCPT; LambdaMART; MedGemma; QLoRA; RadGraph; provenance</w:t>
       </w:r>
     </w:p>
     <w:p>
@@ -415,7 +423,7 @@
         <w:rPr>
           <w:rFonts w:ascii="Times New Roman" w:hAnsi="Times New Roman"/>
         </w:rPr>
-        <w:t>All reported primary and development metrics are automated and retrospective. Patient separation is supported by the original OpenI collection design, which included no more than one study per patient, and V10 additionally verifies case-ID and duplicate-cluster separation. Released subject identifiers are unavailable, so patient separation cannot be independently re-verified from identifiers. Independent radiologist review and external validation remain Future Work. No reviewer ratings or external results are fabricated.</w:t>
+        <w:t>All completed evaluations are retrospective and automated. Case-ID and duplicate-cluster disjointness were verified. Reliable subject identifiers were unavailable in the processed OpenI artifact, so patient-level independence could not be verified and is not claimed. Report-derived relevance, Token-F1, CheXbert and RadGraph are evaluation proxies rather than physician adjudication. No blinded radiologist score, external-dataset result, clinical-safety result or deployment claim is reported.</w:t>
       </w:r>
     </w:p>
     <w:p>
@@ -470,7 +478,7 @@
         <w:rPr>
           <w:rFonts w:ascii="Times New Roman" w:hAnsi="Times New Roman"/>
         </w:rPr>
-        <w:t>This thesis follows an iterative research programme. Early V5-V7 experiments used controlled paired-case retrieval to expose patient-scope ambiguity, indication shortcuts, image-alignment effects, downstream grounding failures, and the limits of naive or adaptive score fusion. Those studies remain reproducible preliminary evidence, but their closed-set task is not treated as the final clinical scenario. V9 changed the construct by removing the target report from the candidate bank and hiding it at inference. V10 then added duplicate-cluster-disjoint confirmation over a fixed Train-only historical bank. The final primary claims come from V10 Test; V11 contributes development-only mechanism evidence.</w:t>
+        <w:t>This thesis follows an iterative research programme. Early V5-V7 experiments used controlled paired-case retrieval to expose patient-scope ambiguity, indication shortcuts, image-alignment effects, downstream grounding failures, and the limits of naive or adaptive score fusion. Those studies remain reproducible preliminary evidence, but their closed-set task is not treated as the final clinical scenario. V9 changed the construct by removing the target report from the candidate bank and hiding it at inference. V10 then added duplicate-cluster-disjoint confirmation over a fixed Train-only historical bank and established the alignment-controlled methodological foundation. V11 and V13-V15 provide development or mechanism evidence. The final integrated primary claims combine V12 learned retrieval with V16 section-aware generation under the frozen V16 confirmation protocol.</w:t>
       </w:r>
     </w:p>
     <w:p>
@@ -562,7 +570,7 @@
         <w:rPr>
           <w:rFonts w:ascii="Times New Roman" w:hAnsi="Times New Roman"/>
         </w:rPr>
-        <w:t>The aim is to develop and critically evaluate a reproducible multimodal RAG system that retrieves similar other-patient chest-radiograph cases and uses their reports as explicitly labeled historical analogies for new-case medical question answering.</w:t>
+        <w:t>The research aim is to develop and rigorously evaluate an auditable multimodal RAG system that uses a new target chest radiograph, indication and question to retrieve analogous historical image-report cases and generate a concise answer without access to the target report.</w:t>
       </w:r>
     </w:p>
     <w:p>
@@ -574,14 +582,6 @@
           <w:rFonts w:ascii="Times New Roman" w:hAnsi="Times New Roman"/>
         </w:rPr>
         <w:t>1.4 Research Objectives</w:t>
-      </w:r>
-    </w:p>
-    <w:p>
-      <w:r>
-        <w:rPr>
-          <w:rFonts w:ascii="Times New Roman" w:hAnsi="Times New Roman"/>
-        </w:rPr>
-        <w:t>The objectives are:</w:t>
       </w:r>
     </w:p>
     <w:p>
@@ -597,7 +597,7 @@
         <w:rPr>
           <w:rFonts w:ascii="Times New Roman" w:hAnsi="Times New Roman"/>
         </w:rPr>
-        <w:t>Construct a deterministic Train/Validation/Test study from all 3,851 paired OpenI cases while preserving image-report linkage and transparent report-indexed spectrum labels.</w:t>
+        <w:t>Construct a case-ID- and duplicate-cluster-disjoint OpenI study in which the target report is hidden and the historical bank contains Train cases only.</w:t>
       </w:r>
     </w:p>
     <w:p>
@@ -613,7 +613,7 @@
         <w:rPr>
           <w:rFonts w:ascii="Times New Roman" w:hAnsi="Times New Roman"/>
         </w:rPr>
-        <w:t>Build one shared Train-only historical bank that excludes the target study and keeps target reports, labels, facts, and references outside the inference pipeline.</w:t>
+        <w:t>Determine whether correctly paired target images contribute alignment-specific retrieval information beyond indication and question text.</w:t>
       </w:r>
     </w:p>
     <w:p>
@@ -629,7 +629,7 @@
         <w:rPr>
           <w:rFonts w:ascii="Times New Roman" w:hAnsi="Times New Roman"/>
         </w:rPr>
-        <w:t>Define report-derived graded relevance from active labels and RadGraph facts without rewarding agreement on absent abnormalities.</w:t>
+        <w:t>Improve historical-case retrieval using complementary sparse, dense biomedical and medical image-text candidate sources followed by learned reranking.</w:t>
       </w:r>
     </w:p>
     <w:p>
@@ -645,7 +645,7 @@
         <w:rPr>
           <w:rFonts w:ascii="Times New Roman" w:hAnsi="Times New Roman"/>
         </w:rPr>
-        <w:t>Compare BM25, MedSigLIP image-image retrieval, MedSigLIP image-report retrieval, validation-selected fixed fusion, and a small learned multimodal reranker over the same candidate bank.</w:t>
+        <w:t>Test whether relevant retrieved history improves downstream answer-reference consistency over no-history and random-history controls.</w:t>
       </w:r>
     </w:p>
     <w:p>
@@ -661,7 +661,7 @@
         <w:rPr>
           <w:rFonts w:ascii="Times New Roman" w:hAnsi="Times New Roman"/>
         </w:rPr>
-        <w:t>Test whether any learned retrieval gain exceeds the strongest frozen component under case-grouped bootstrap inference.</w:t>
+        <w:t>Adapt the generator with parameter-efficient training while preserving stronger base behavior through a section-aware route.</w:t>
       </w:r>
     </w:p>
     <w:p>
@@ -677,7 +677,7 @@
         <w:rPr>
           <w:rFonts w:ascii="Times New Roman" w:hAnsi="Times New Roman"/>
         </w:rPr>
-        <w:t>Test alignment dependence with 100 complete, fixed-point-free shuffled-image recomputations.</w:t>
+        <w:t>Evaluate ranking, generation, structured clinical overlap, provenance, truncation, subgroup behavior, runtime and uncertainty without substituting automated proxies for clinical correctness.</w:t>
       </w:r>
     </w:p>
     <w:p>
@@ -693,55 +693,7 @@
         <w:rPr>
           <w:rFonts w:ascii="Times New Roman" w:hAnsi="Times New Roman"/>
         </w:rPr>
-        <w:t>Evaluate whether retrieved historical reports improve MedGemma question-answer reference consistency over the same target-image generator without retrieval.</w:t>
-      </w:r>
-    </w:p>
-    <w:p>
-      <w:pPr>
-        <w:spacing w:after="80" w:line="290" w:lineRule="auto"/>
-        <w:jc w:val="left"/>
-        <w:numPr>
-          <w:ilvl w:val="0"/>
-          <w:numId w:val="10"/>
-        </w:numPr>
-      </w:pPr>
-      <w:r>
-        <w:rPr>
-          <w:rFonts w:ascii="Times New Roman" w:hAnsi="Times New Roman"/>
-        </w:rPr>
-        <w:t>Implement a bounded agent that can check historical-support claims, perform at most one backup retrieval, revise unsupported evidence, or abstain from historical support.</w:t>
-      </w:r>
-    </w:p>
-    <w:p>
-      <w:pPr>
-        <w:spacing w:after="80" w:line="290" w:lineRule="auto"/>
-        <w:jc w:val="left"/>
-        <w:numPr>
-          <w:ilvl w:val="0"/>
-          <w:numId w:val="10"/>
-        </w:numPr>
-      </w:pPr>
-      <w:r>
-        <w:rPr>
-          <w:rFonts w:ascii="Times New Roman" w:hAnsi="Times New Roman"/>
-        </w:rPr>
-        <w:t>Preserve protocols, manifests, hashes, model revisions, runtime evidence, tests, and a deterministic qualitative review pack for reproducibility.</w:t>
-      </w:r>
-    </w:p>
-    <w:p>
-      <w:pPr>
-        <w:spacing w:after="80" w:line="290" w:lineRule="auto"/>
-        <w:jc w:val="left"/>
-        <w:numPr>
-          <w:ilvl w:val="0"/>
-          <w:numId w:val="10"/>
-        </w:numPr>
-      </w:pPr>
-      <w:r>
-        <w:rPr>
-          <w:rFonts w:ascii="Times New Roman" w:hAnsi="Times New Roman"/>
-        </w:rPr>
-        <w:t>State the limits of retrospective, same-source, automated evaluation and reserve independent clinician adjudication and external validation for future work.</w:t>
+        <w:t>Produce reproducible code, frozen aggregate artifacts, a local demonstration dashboard and a transparent Future Work plan for blinded review and external validation.</w:t>
       </w:r>
     </w:p>
     <w:p>
@@ -767,7 +719,7 @@
         <w:rPr>
           <w:rFonts w:ascii="Times New Roman" w:hAnsi="Times New Roman"/>
         </w:rPr>
-        <w:t xml:space="preserve"> Does the correctly aligned target chest image improve report-derived similar historical-case retrieval over text-only and other frozen retrieval baselines?</w:t>
+        <w:t xml:space="preserve"> Does the correctly aligned target chest image provide alignment-specific information for report-derived historical-case retrieval?</w:t>
       </w:r>
     </w:p>
     <w:p>
@@ -782,7 +734,7 @@
         <w:rPr>
           <w:rFonts w:ascii="Times New Roman" w:hAnsi="Times New Roman"/>
         </w:rPr>
-        <w:t xml:space="preserve"> Does the aligned-image system exceed deterministic shuffled-image controls, indicating that the gain depends on the correct image-case pairing rather than a generic visual prior?</w:t>
+        <w:t xml:space="preserve"> Does multi-source Top-200 candidate generation followed by a Train-fitted LambdaMART reranker improve Test retrieval over the frozen V10 R5 comparator under combined, label-only and fact-only automated relevance constructs?</w:t>
       </w:r>
     </w:p>
     <w:p>
@@ -797,7 +749,7 @@
         <w:rPr>
           <w:rFonts w:ascii="Times New Roman" w:hAnsi="Times New Roman"/>
         </w:rPr>
-        <w:t xml:space="preserve"> Does fact-aware multiview retrieval improve report-derived graded relevance over the frozen nine-feature multimodal reranker?</w:t>
+        <w:t xml:space="preserve"> Does V12 retrieved historical evidence improve downstream MedGemma answer-reference consistency over target-image generation without history and over deterministic random history?</w:t>
       </w:r>
     </w:p>
     <w:p>
@@ -812,7 +764,7 @@
         <w:rPr>
           <w:rFonts w:ascii="Times New Roman" w:hAnsi="Times New Roman"/>
         </w:rPr>
-        <w:t xml:space="preserve"> Does retrieval improvement transfer to downstream MedGemma answer-reference consistency, and can within-case fact selection reduce context and truncation without sacrificing provenance?</w:t>
+        <w:t xml:space="preserve"> Does a Validation-selected, section-aware QLoRA route improve retrieved-history generation over the frozen base generator while preserving the answer/provenance contract and avoiding a statistically supported regression on the primary structured clinical metrics?</w:t>
       </w:r>
     </w:p>
     <w:p>
@@ -831,31 +783,39 @@
         <w:rPr>
           <w:rFonts w:ascii="Times New Roman" w:hAnsi="Times New Roman"/>
         </w:rPr>
-        <w:t>The first contribution is a clinically interpretable new-case task contract. The target report is unavailable at inference and cannot leak into retrieval, prompting or answer generation. The system retrieves reports belonging to other cases and labels them as historical analogies. This distinction prevents a paired dataset from collapsing into target-report lookup and makes case ownership part of the evidence model.</w:t>
-      </w:r>
-    </w:p>
-    <w:p>
-      <w:r>
-        <w:rPr>
-          <w:rFonts w:ascii="Times New Roman" w:hAnsi="Times New Roman"/>
-        </w:rPr>
-        <w:t>The second contribution is a duplicate-cluster-disjoint multimodal retrieval study with an alignment-specific negative control. Exact and near-duplicate report clustering occurs before allocation. BM25, image-image, image-report, nine-feature and fact-aware multiview systems rank a common historical bank. One hundred deterministic fixed-point-free shuffled-image assignments recompute the visual state and test whether the improvement depends on the correctly paired image.</w:t>
-      </w:r>
-    </w:p>
-    <w:p>
-      <w:r>
-        <w:rPr>
-          <w:rFonts w:ascii="Times New Roman" w:hAnsi="Times New Roman"/>
-        </w:rPr>
-        <w:t>The third contribution is a fact-aware, provenance-preserving evidence workflow. R5 incorporates question-conditioned RadGraph and multiview signals. V11 then separates case retrieval from within-case sentence or fact selection, retaining case ID, report section, unit type and source hash. The design reduces irrelevant context without combining anonymous facts across patients.</w:t>
-      </w:r>
-    </w:p>
-    <w:p>
-      <w:r>
-        <w:rPr>
-          <w:rFonts w:ascii="Times New Roman" w:hAnsi="Times New Roman"/>
-        </w:rPr>
-        <w:t>The fourth contribution is an evaluation and reproducibility framework that preserves mixed results. Retrieval, generation, automated semantic overlap, structured-output validity, provenance, latency, GPU memory and uncertainty intervals are reported separately. V10 frozen hashes remain unchanged; V11 is explicitly development-only. Human review and external validation are not replaced with proxy metrics.</w:t>
+        <w:t>The first contribution is a target-report-hidden task contract for multimodal historical-case QA. A paired image-report dataset is not treated as permission to retrieve the target patient's own report. The target image, indication and question are inference inputs; the target report is an evaluation reference; and retrieved reports are explicitly labelled other-case historical analogies.</w:t>
+      </w:r>
+    </w:p>
+    <w:p>
+      <w:r>
+        <w:rPr>
+          <w:rFonts w:ascii="Times New Roman" w:hAnsi="Times New Roman"/>
+        </w:rPr>
+        <w:t>The second contribution is a leakage-aware and alignment-controlled evaluation. Exact and near-duplicate reports are clustered before allocation. The historical bank is Train only. One hundred deterministic fixed-point-free shuffled-image assignments recompute the complete visual state and test whether image gains depend on the correct case-image pairing.</w:t>
+      </w:r>
+    </w:p>
+    <w:p>
+      <w:r>
+        <w:rPr>
+          <w:rFonts w:ascii="Times New Roman" w:hAnsi="Times New Roman"/>
+        </w:rPr>
+        <w:t>The third contribution is an empirically confirmed retrieval architecture. BM25, MedCPT and MedSigLIP create complementary candidate rankings; reciprocal rank fusion defines a bounded Top-200 set; and a compact 17-feature LambdaMART model learns question-conditioned reranking. Negative controls show that RRF order alone and full-bank use of the ranker are insufficient.</w:t>
+      </w:r>
+    </w:p>
+    <w:p>
+      <w:r>
+        <w:rPr>
+          <w:rFonts w:ascii="Times New Roman" w:hAnsi="Times New Roman"/>
+        </w:rPr>
+        <w:t>The fourth contribution is parameter-efficient, section-aware generation adaptation. The MedGemma foundation model and vision tower remain frozen while QLoRA parameters are trained on case-disjoint Train data. Rather than replacing the base model everywhere, the final route applies adaptation only where Validation showed a benefit: retrieved-history Impression questions.</w:t>
+      </w:r>
+    </w:p>
+    <w:p>
+      <w:r>
+        <w:rPr>
+          <w:rFonts w:ascii="Times New Roman" w:hAnsi="Times New Roman"/>
+        </w:rPr>
+        <w:t>The fifth contribution is a provenance and evaluation discipline that keeps mixed evidence visible. Case ownership, section identity and source hashes survive evidence selection. Token-F1, standard NLG metrics, RadGraph, CheXbert, random-history controls, token ceilings, subgroup sensitivity and bootstrap intervals are reported together. The reference-completeness protocol deviation and the small CheXbert recall regression are preserved rather than hidden.</w:t>
       </w:r>
     </w:p>
     <w:p>
@@ -874,15 +834,7 @@
         <w:rPr>
           <w:rFonts w:ascii="Times New Roman" w:hAnsi="Times New Roman"/>
         </w:rPr>
-        <w:t>The completed research is restricted to chest radiographs and reports from OpenI/IU-Xray. It is a retrospective technical study, not a prospective clinical trial. The source publication states that the collection included no more than one study per patient. The thesis therefore reports source-design-supported patient separation together with verified case-ID and duplicate-cluster disjointness, but not identifier-verified patient separation because reliable released subject identifiers are unavailable.</w:t>
-      </w:r>
-    </w:p>
-    <w:p>
-      <w:r>
-        <w:rPr>
-          <w:rFonts w:ascii="Times New Roman" w:hAnsi="Times New Roman"/>
-        </w:rPr>
-        <w:t xml:space="preserve">Report-indexed normal and abnormal strata are derived from the dataset </w:t>
+        <w:t xml:space="preserve">The completed study is restricted to OpenI/IU-Xray chest radiographs and English reports. It is a retrospective technical evaluation, not a prospective trial. </w:t>
       </w:r>
       <w:r>
         <w:rPr>
@@ -890,21 +842,57 @@
           <w:color w:val="0B2545"/>
           <w:sz w:val="19"/>
         </w:rPr>
-        <w:t>problems</w:t>
-      </w:r>
-      <w:r>
-        <w:rPr>
-          <w:rFonts w:ascii="Times New Roman" w:hAnsi="Times New Roman"/>
-        </w:rPr>
-        <w:t xml:space="preserve"> field and are not new clinical labels. Graded relevance is constructed from report labels, hidden report sections and RadGraph facts. These signals support controlled ranking comparisons but are not physician judgments of clinical similarity. Token-F1 and F1RadGraph measure automated consistency with hidden report text and do not establish diagnosis, safety or patient benefit.</w:t>
-      </w:r>
-    </w:p>
-    <w:p>
-      <w:r>
-        <w:rPr>
-          <w:rFonts w:ascii="Times New Roman" w:hAnsi="Times New Roman"/>
-        </w:rPr>
-        <w:t>The V10 Dashboard is a local research prototype. It retrieves the top-ranked similar historical cases from an indexed corpus; it does not find the target patient's own report. Confidence values describe retrieval reliability under an operational proxy label. Independent clinical scoring, external patient-disjoint validation, fairness, prospective workflow effects and deployment safety remain outside the completed evidence.</w:t>
+        <w:t>Report-indexed normal</w:t>
+      </w:r>
+      <w:r>
+        <w:rPr>
+          <w:rFonts w:ascii="Times New Roman" w:hAnsi="Times New Roman"/>
+        </w:rPr>
+        <w:t xml:space="preserve">, </w:t>
+      </w:r>
+      <w:r>
+        <w:rPr>
+          <w:rFonts w:ascii="Consolas" w:hAnsi="Consolas"/>
+          <w:color w:val="0B2545"/>
+          <w:sz w:val="19"/>
+        </w:rPr>
+        <w:t>abnormal</w:t>
+      </w:r>
+      <w:r>
+        <w:rPr>
+          <w:rFonts w:ascii="Times New Roman" w:hAnsi="Times New Roman"/>
+        </w:rPr>
+        <w:t xml:space="preserve"> and </w:t>
+      </w:r>
+      <w:r>
+        <w:rPr>
+          <w:rFonts w:ascii="Consolas" w:hAnsi="Consolas"/>
+          <w:color w:val="0B2545"/>
+          <w:sz w:val="19"/>
+        </w:rPr>
+        <w:t>indeterminate</w:t>
+      </w:r>
+      <w:r>
+        <w:rPr>
+          <w:rFonts w:ascii="Times New Roman" w:hAnsi="Times New Roman"/>
+        </w:rPr>
+        <w:t xml:space="preserve"> are derived from source metadata and are not new diagnoses. Reliable patient identifiers are absent from the processed release; case and duplicate-cluster separation are verified, but patient-level independence is not.</w:t>
+      </w:r>
+    </w:p>
+    <w:p>
+      <w:r>
+        <w:rPr>
+          <w:rFonts w:ascii="Times New Roman" w:hAnsi="Times New Roman"/>
+        </w:rPr>
+        <w:t>Retrieval relevance is constructed from hidden report labels and RadGraph facts. Generation references are hidden Findings and Impression sections. These enable controlled paired comparisons but do not establish what a radiologist would regard as clinically similar, correct, useful or safe. The Dashboard is a research demonstration and not a PACS-integrated clinical device.</w:t>
+      </w:r>
+    </w:p>
+    <w:p>
+      <w:r>
+        <w:rPr>
+          <w:rFonts w:ascii="Times New Roman" w:hAnsi="Times New Roman"/>
+        </w:rPr>
+        <w:t>The primary integrated evidence is V16: V12 retrieval and V16 generation evaluated under the frozen V16 confirmation protocol. V10 remains the methodological foundation and alignment experiment. V11 and V13-V15 are development or mechanism studies. Human blind review and MIMIC-CXR external replication remain Future Work.</w:t>
       </w:r>
     </w:p>
     <w:p>
@@ -919,14 +907,6 @@
       </w:r>
     </w:p>
     <w:p>
-      <w:r>
-        <w:rPr>
-          <w:rFonts w:ascii="Times New Roman" w:hAnsi="Times New Roman"/>
-        </w:rPr>
-        <w:t>The final workflow contains eight auditable stages:</w:t>
-      </w:r>
-    </w:p>
-    <w:p>
       <w:pPr>
         <w:pStyle w:val="CodeBlock"/>
       </w:pPr>
@@ -934,31 +914,31 @@
         <w:rPr>
           <w:rFonts w:ascii="Times New Roman" w:hAnsi="Times New Roman"/>
         </w:rPr>
-        <w:t>target chest image(s) + indication + question</w:t>
+        <w:t>target chest image + indication + question</w:t>
         <w:br/>
-        <w:t xml:space="preserve">        -&gt; question intent and query representation</w:t>
+        <w:t xml:space="preserve">        -&gt; BM25 / MedCPT / MedSigLIP candidate rankings</w:t>
         <w:br/>
-        <w:t xml:space="preserve">        -&gt; candidate historical-case generation</w:t>
+        <w:t xml:space="preserve">        -&gt; reciprocal-rank-fusion Top-200</w:t>
         <w:br/>
-        <w:t xml:space="preserve">        -&gt; multimodal fact-aware reranking</w:t>
+        <w:t xml:space="preserve">        -&gt; learned multimodal LambdaMART reranking</w:t>
         <w:br/>
         <w:t xml:space="preserve">        -&gt; Top-3 other-case historical reports</w:t>
         <w:br/>
-        <w:t xml:space="preserve">        -&gt; within-case sentence/fact selection</w:t>
+        <w:t xml:space="preserve">        -&gt; question-relevant fact and provenance representation</w:t>
         <w:br/>
-        <w:t xml:space="preserve">        -&gt; bounded MedGemma answer</w:t>
+        <w:t xml:space="preserve">        -&gt; section-aware base/QLoRA MedGemma route</w:t>
         <w:br/>
-        <w:t xml:space="preserve">        -&gt; deterministic case/section/fact provenance</w:t>
+        <w:t xml:space="preserve">        -&gt; concise target answer</w:t>
         <w:br/>
-        <w:t xml:space="preserve">        -&gt; retrieval-confidence research signal or no-reliable-history state</w:t>
-      </w:r>
-    </w:p>
-    <w:p>
-      <w:r>
-        <w:rPr>
-          <w:rFonts w:ascii="Times New Roman" w:hAnsi="Times New Roman"/>
-        </w:rPr>
-        <w:t>Evaluation follows the same decomposition. Retrieval nDCG and MRR test ranking. The shuffled-image control tests alignment dependence. Token-F1 and F1RadGraph test automated answer-reference consistency. Context length, token ceilings, schema validity and provenance test engineering behavior. The confidence audit tests selective separation under proxy labels. No single metric is treated as a substitute for clinical correctness.</w:t>
+        <w:t xml:space="preserve">        -&gt; deterministic historical case/section provenance</w:t>
+      </w:r>
+    </w:p>
+    <w:p>
+      <w:r>
+        <w:rPr>
+          <w:rFonts w:ascii="Times New Roman" w:hAnsi="Times New Roman"/>
+        </w:rPr>
+        <w:t>The evaluation follows the same decomposition. Retrieval metrics assess ranking under explicit report-derived qrels. Shuffled images test alignment specificity. No-history and random-history conditions test whether relevant historical evidence matters. Generation metrics assess reference consistency and structure. Contract and provenance checks assess auditability. No single automated metric is interpreted as clinical accuracy.</w:t>
       </w:r>
     </w:p>
     <w:p>
@@ -977,7 +957,7 @@
         <w:rPr>
           <w:rFonts w:ascii="Times New Roman" w:hAnsi="Times New Roman"/>
         </w:rPr>
-        <w:t>Chapter 2 synthesizes medical VQA, multimodal RAG, radiology image-report retrieval, fact-aware evidence, grounding and confidence research. Chapter 3 defines the V10 primary protocol and the bounded V11 development extension. Chapter 4 reports retrieval, alignment, QA, evidence-selection, planner, candidate-generation and runtime results. Chapter 5 interprets positive, negative and mixed findings. Chapter 6 answers the four research questions and states final limitations and Future Work. Historical frozen studies and detailed reproduction artifacts are retained in the appendices rather than presented as the main narrative.</w:t>
+        <w:t>Chapter 2 reviews RAG, medical QA, medical vision-language retrieval, retrieval-based report generation, factual retrieval and confidence. Chapter 3 defines the task, data controls, V10 foundation, V12 retriever, V16 QLoRA route, controls, metrics and freeze chronology. Chapter 4 reports aligned-image, retrieval, generation, clinical-structure, truncation and sensitivity results. Chapter 5 interprets the evidence, negative findings, value and limitations. Chapter 6 answers the research questions and states the final contribution. Historical studies and reproducibility records are retained in the appendices.</w:t>
       </w:r>
     </w:p>
     <w:p>
@@ -997,7 +977,7 @@
         <w:rPr>
           <w:rFonts w:ascii="Times New Roman" w:hAnsi="Times New Roman"/>
         </w:rPr>
-        <w:t>This chapter synthesizes the literature by research theme rather than as a paper-by-paper catalogue. Earlier controlled-study references are retained where they motivate the final V10/V11 design.</w:t>
+        <w:t>This chapter synthesizes the literature by research theme rather than as a paper-by-paper catalogue. Earlier controlled-study references are retained where they motivate the final V10/V12/V16 design.</w:t>
       </w:r>
     </w:p>
     <w:p>
@@ -1220,7 +1200,7 @@
         <w:rPr>
           <w:rFonts w:ascii="Times New Roman" w:hAnsi="Times New Roman"/>
         </w:rPr>
-        <w:t>The final V10 system uses the pinned MedSigLIP-448 revision for image-image and image-report features. The foundation encoder remains frozen; only compact retrieval components are trained. This separates representation reuse from task-specific ranking and keeps the computation feasible on the available GPU. Earlier BioViL-T studies are retained as formative history, not described as the final encoder.</w:t>
+        <w:t>The V10 foundation and final V12 retriever use the pinned MedSigLIP-448 revision for image-image and image-report features. The foundation encoder remains frozen; only compact retrieval components are trained. This separates representation reuse from task-specific ranking and keeps the computation feasible on the available GPU. Earlier BioViL-T studies are retained as formative history, not described as the final encoder.</w:t>
       </w:r>
     </w:p>
     <w:p>
@@ -1490,31 +1470,151 @@
         <w:rPr>
           <w:rFonts w:ascii="Times New Roman" w:hAnsi="Times New Roman"/>
         </w:rPr>
-        <w:t>2.10 Comparative Synthesis of Design Alternatives</w:t>
-      </w:r>
-    </w:p>
-    <w:p>
-      <w:r>
-        <w:rPr>
-          <w:rFonts w:ascii="Times New Roman" w:hAnsi="Times New Roman"/>
-        </w:rPr>
-        <w:t>Several technically plausible architectures answer different research questions. An LLM-only system tests parametric medical knowledge but cannot expose a case-specific evidence path. A direct vision-language model can answer from the target image, but it does not test historical-case retrieval and can confound visual recognition, medical reasoning and language generation. Both remain useful generation baselines, but neither isolates the retrieval contribution studied here.</w:t>
-      </w:r>
-    </w:p>
-    <w:p>
-      <w:r>
-        <w:rPr>
-          <w:rFonts w:ascii="Times New Roman" w:hAnsi="Times New Roman"/>
-        </w:rPr>
-        <w:t>Text-only RAG preserves an auditable document path and provides a necessary baseline. BM25 is transparent and fast, while modern dense text retrieval can reduce vocabulary mismatch. However, the indication and question may be generic or incomplete before the report exists. A text retriever can therefore overuse indication shortcuts or return lexically similar reports whose images differ from the target case. V10 retains BM25 as R0 rather than treating it as an intentionally weak comparator.</w:t>
-      </w:r>
-    </w:p>
-    <w:p>
-      <w:r>
-        <w:rPr>
-          <w:rFonts w:ascii="Times New Roman" w:hAnsi="Times New Roman"/>
-        </w:rPr>
-        <w:t xml:space="preserve">Chunk-level retrieval offers fine-grained matching and short prompts, but radiology chunks can lose case ownership, split negation or detach findings from impressions. Whole-report retrieval preserves a coherent historical unit and was the development-selected V10 QA policy. V11 adds sentence and fact selection only after case retrieval, so every unit retains its owning </w:t>
+        <w:t>2.10 Closest Retrieval-Based Radiology Systems</w:t>
+      </w:r>
+    </w:p>
+    <w:p>
+      <w:r>
+        <w:rPr>
+          <w:rFonts w:ascii="Times New Roman" w:hAnsi="Times New Roman"/>
+        </w:rPr>
+        <w:t>CXR-RePaiR used CLIP-style image-to-report retrieval to generate chest X-ray reports from historical text (Endo et al., 2021). It establishes retrieval itself as a viable alternative to unconstrained generation. X-REM added multimodal image-text matching and expert error assessment, showing that coarse cosine similarity can miss fine-grained compatibility (Jeong et al., 2023). Both systems motivate retrieval-based reuse, but their primary output is a report rather than a question-conditioned answer with explicit other-case provenance.</w:t>
+      </w:r>
+    </w:p>
+    <w:p>
+      <w:r>
+        <w:rPr>
+          <w:rFonts w:ascii="Times New Roman" w:hAnsi="Times New Roman"/>
+        </w:rPr>
+        <w:t>FactMM-RAG used RadGraph-derived factual report pairs to train a multimodal retriever and augment radiology report generation (Sun et al., 2025). It is the closest precedent for factual retrieval supervision. The present study reuses the principle of fact-aware ranking but preserves whole case ownership before fact selection and evaluates a target-image, indication and question contract rather than copying restricted data or reproducing a full-report LLaVA system.</w:t>
+      </w:r>
+    </w:p>
+    <w:p>
+      <w:r>
+        <w:rPr>
+          <w:rFonts w:ascii="Times New Roman" w:hAnsi="Times New Roman"/>
+        </w:rPr>
+        <w:t>MedProbCLIP emphasizes probabilistic radiograph-report embeddings, calibration, risk-coverage behavior, multiview representation and selective retrieval (Elallaf et al., 2026). It motivates confidence and abstention analysis, but the present system does not reproduce its probabilistic training objective. Its confidence values remain report-derived technical signals.</w:t>
+      </w:r>
+    </w:p>
+    <w:p>
+      <w:pPr>
+        <w:pStyle w:val="Heading2"/>
+      </w:pPr>
+      <w:r>
+        <w:rPr>
+          <w:rFonts w:ascii="Times New Roman" w:hAnsi="Times New Roman"/>
+        </w:rPr>
+        <w:t>2.11 Final Research Gap</w:t>
+      </w:r>
+    </w:p>
+    <w:p>
+      <w:r>
+        <w:rPr>
+          <w:rFonts w:ascii="Times New Roman" w:hAnsi="Times New Roman"/>
+        </w:rPr>
+        <w:t>Prior work establishes medical RAG, chest image-report retrieval, factual retrieval supervision and report generation, but several elements are rarely evaluated together. A paired dataset may allow accidental target-report lookup. Near-duplicate reports may cross splits. A nominally multimodal model may rely on text shortcuts. Retrieved reports may be copied as if they describe the current patient. Better retrieval may fail to improve final answers. Generator adaptation may help one report section while damaging another. Automated metrics may be overstated as clinical accuracy.</w:t>
+      </w:r>
+    </w:p>
+    <w:p>
+      <w:r>
+        <w:rPr>
+          <w:rFonts w:ascii="Times New Roman" w:hAnsi="Times New Roman"/>
+        </w:rPr>
+        <w:t>The final gap is therefore not simply a newer model. It is an integrated evidence chain for target-report-hidden, question-conditioned historical-case RAG: duplicate-aware allocation, Train-only evidence, aligned-versus-shuffled image control, multi-source candidate generation, learned reranking, retrieved-versus-random history control, case-preserving fact provenance, section-aware parameter-efficient adaptation, and transparent reporting of mixed metric behavior.</w:t>
+      </w:r>
+    </w:p>
+    <w:p>
+      <w:pPr>
+        <w:pStyle w:val="Heading1"/>
+        <w:pageBreakBefore/>
+      </w:pPr>
+      <w:r>
+        <w:rPr>
+          <w:rFonts w:ascii="Times New Roman" w:hAnsi="Times New Roman"/>
+        </w:rPr>
+        <w:t>Chapter 3: Methodology</w:t>
+      </w:r>
+    </w:p>
+    <w:p>
+      <w:pPr>
+        <w:pStyle w:val="Heading2"/>
+      </w:pPr>
+      <w:r>
+        <w:rPr>
+          <w:rFonts w:ascii="Times New Roman" w:hAnsi="Times New Roman"/>
+        </w:rPr>
+        <w:t>3.1 Research Design and Freeze Chronology</w:t>
+      </w:r>
+    </w:p>
+    <w:p>
+      <w:r>
+        <w:rPr>
+          <w:rFonts w:ascii="Times New Roman" w:hAnsi="Times New Roman"/>
+        </w:rPr>
+        <w:t>The project used a staged empirical design. V10 established the final task contract, duplicate-cluster split, aligned-image control, strong R4/R5 retrieval comparison and downstream historical-RAG effect. V11 and V13-V15 explored candidate recall, fact selection, concept prediction and retrieval-to-generation transfer on non-Test data. V12 selected a multi-source candidate and learned-ranker method on Validation. V16 trained and selected generator adaptation without Test access, then committed a confirmation protocol before V12/V16 Test outputs were generated.</w:t>
+      </w:r>
+    </w:p>
+    <w:p>
+      <w:r>
+        <w:rPr>
+          <w:rFonts w:ascii="Times New Roman" w:hAnsi="Times New Roman"/>
+        </w:rPr>
+        <w:t>The same V10 Test partition had already been used for frozen V10 systems. It is therefore not described as a globally untouched project holdout. However, no V12 LambdaMART ranking, V16 adapter output or V16 route output was evaluated on Test before the V16 protocol. The final experiment is a held-out method confirmation rather than formal preregistration.</w:t>
+      </w:r>
+    </w:p>
+    <w:p>
+      <w:pPr>
+        <w:pStyle w:val="Heading2"/>
+      </w:pPr>
+      <w:r>
+        <w:rPr>
+          <w:rFonts w:ascii="Times New Roman" w:hAnsi="Times New Roman"/>
+        </w:rPr>
+        <w:t>3.2 Operational Task Contract</w:t>
+      </w:r>
+    </w:p>
+    <w:p>
+      <w:r>
+        <w:rPr>
+          <w:rFonts w:ascii="Times New Roman" w:hAnsi="Times New Roman"/>
+        </w:rPr>
+        <w:t>At inference, the system receives one target chest radiograph, an optional clinical indication and a question. The target Findings and Impression are hidden. Retrieval searches historical Train cases only. Retrieved reports are other-case analogies, never the target patient's report. The answer concerns the target image; historical support is attached separately with case and section provenance.</w:t>
+      </w:r>
+    </w:p>
+    <w:p>
+      <w:r>
+        <w:rPr>
+          <w:rFonts w:ascii="Times New Roman" w:hAnsi="Times New Roman"/>
+        </w:rPr>
+        <w:t>This contract distinguishes direct, reference and analogical information. The target image is direct model input. The hidden report is a reference used only by evaluation code. Retrieved reports are analogies whose ownership must remain visible. Local faithfulness to a retrieved report cannot prove that the report applies to the target case.</w:t>
+      </w:r>
+    </w:p>
+    <w:p>
+      <w:pPr>
+        <w:pStyle w:val="Heading2"/>
+      </w:pPr>
+      <w:r>
+        <w:rPr>
+          <w:rFonts w:ascii="Times New Roman" w:hAnsi="Times New Roman"/>
+        </w:rPr>
+        <w:t>3.3 Data Source and Case Representation</w:t>
+      </w:r>
+    </w:p>
+    <w:p>
+      <w:r>
+        <w:rPr>
+          <w:rFonts w:ascii="Times New Roman" w:hAnsi="Times New Roman"/>
+        </w:rPr>
+        <w:t>The processed OpenI/IU-Xray artifact contains 3,851 stable case records and linked radiograph views. A case may include indication, Findings, Impression, source problem labels, image paths and derived RadGraph records. The local image archive contains the paired PNG views; large source-derived text, image pixels, embeddings and generations remain local under repository policy.</w:t>
+      </w:r>
+    </w:p>
+    <w:p>
+      <w:r>
+        <w:rPr>
+          <w:rFonts w:ascii="Times New Roman" w:hAnsi="Times New Roman"/>
+        </w:rPr>
+        <w:t xml:space="preserve">Operational spectrum labels are derived from the normalized </w:t>
       </w:r>
       <w:r>
         <w:rPr>
@@ -1522,170 +1622,13 @@
           <w:color w:val="0B2545"/>
           <w:sz w:val="19"/>
         </w:rPr>
-        <w:t>case_id</w:t>
-      </w:r>
-      <w:r>
-        <w:rPr>
-          <w:rFonts w:ascii="Times New Roman" w:hAnsi="Times New Roman"/>
-        </w:rPr>
-        <w:t>, section, unit type and source hash. This ordering avoids anonymous cross-patient fact assembly.</w:t>
-      </w:r>
-    </w:p>
-    <w:p>
-      <w:r>
-        <w:rPr>
-          <w:rFonts w:ascii="Times New Roman" w:hAnsi="Times New Roman"/>
-        </w:rPr>
-        <w:t>Image-only and image-report retrieval test complementary visual relations. Image-image similarity asks whether the target radiograph resembles a historical radiograph. Image-report compatibility asks whether the target image aligns with the language of a historical report. Neither relation alone guarantees clinically useful evidence. The R4 comparator therefore combines normalized text, image-image, image-report and rank features, while R5 adds question-conditioned fact signals and multiview representation. All systems rank the same Train-only historical bank.</w:t>
-      </w:r>
-    </w:p>
-    <w:p>
-      <w:r>
-        <w:rPr>
-          <w:rFonts w:ascii="Times New Roman" w:hAnsi="Times New Roman"/>
-        </w:rPr>
-        <w:t>A fully fine-tuned multimodal foundation model might achieve stronger benchmark performance, but it would introduce additional choices about negative sampling, optimization, checkpoints and model adaptation. The final study instead freezes the MedSigLIP and MedGemma foundation models and trains only compact retrieval components. This makes the incremental R5-minus-R4 comparison more attributable and feasible on the available 8 GB GPU.</w:t>
-      </w:r>
-    </w:p>
-    <w:p>
-      <w:r>
-        <w:rPr>
-          <w:rFonts w:ascii="Times New Roman" w:hAnsi="Times New Roman"/>
-        </w:rPr>
-        <w:t>An agent framework or LangChain could orchestrate retrieval, planning, generation and checking. Neither is required for scientific validity. The implemented planner, evidence selector, generator contract and confidence gate are direct modules with explicit inputs and outputs. This keeps retries, abstention, provenance and failure states inspectable without implying autonomous clinical agency.</w:t>
-      </w:r>
-    </w:p>
-    <w:p>
-      <w:r>
-        <w:rPr>
-          <w:rFonts w:ascii="Times New Roman" w:hAnsi="Times New Roman"/>
-        </w:rPr>
-        <w:t>The selected design follows four principles. First, retrieval units preserve evidence ownership. Second, multimodal gain is compared with strong individual components and complete wrong-image controls. Third, target-image answering and historical provenance are separated. Fourth, retrieval, generation, structure, confidence and clinical validity are evaluated as different layers. These principles motivate the final research gap.</w:t>
-      </w:r>
-    </w:p>
-    <w:p>
-      <w:pPr>
-        <w:pStyle w:val="Heading2"/>
-      </w:pPr>
-      <w:r>
-        <w:rPr>
-          <w:rFonts w:ascii="Times New Roman" w:hAnsi="Times New Roman"/>
-        </w:rPr>
-        <w:t>2.11 Similar-Case Multimodal RAG and Final Research Gap</w:t>
-      </w:r>
-    </w:p>
-    <w:p>
-      <w:r>
-        <w:rPr>
-          <w:rFonts w:ascii="Times New Roman" w:hAnsi="Times New Roman"/>
-        </w:rPr>
-        <w:t>The closest line of work combines chest-image retrieval with report generation. CXR-RePaiR uses a contrastive image-to-report retriever to construct reports from retrieved exemplars. X-REM adds coarse retrieval, learned image-text matching and an NLI filter. FactMM-RAG mines factual report pairs with CheXbert and RadGraph to train a fact-aware multimodal retriever. RA-RRG retrieves clinically important key phrases to condition report generation, while MedProbCLIP introduces probabilistic image-report embeddings, calibration and risk-coverage evaluation. These systems establish that historical image-report pairs can support image-conditioned language generation and that retrieval reliability deserves explicit measurement.</w:t>
-      </w:r>
-    </w:p>
-    <w:p>
-      <w:r>
-        <w:rPr>
-          <w:rFonts w:ascii="Times New Roman" w:hAnsi="Times New Roman"/>
-        </w:rPr>
-        <w:t>They do not directly resolve the question-conditioned new-case setting examined here. At inference, the target report is hidden; the target image, available indication and medical question must retrieve other-case historical evidence. The output must distinguish observations about the target image from analogies drawn from retrieved reports. This task requires both clinically useful ranking and explicit evidence ownership.</w:t>
-      </w:r>
-    </w:p>
-    <w:p>
-      <w:r>
-        <w:rPr>
-          <w:rFonts w:ascii="Times New Roman" w:hAnsi="Times New Roman"/>
-        </w:rPr>
-        <w:t>Five connected gaps remain. First, many radiology retrieval studies focus on report generation rather than a user's question. Second, multimodal improvements are not always compared with strong individual visual and text components. Third, aligned-image gains are rarely challenged by complete wrong-image recomputation. Fourth, local support for a retrieved report is often conflated with correctness for the target case. Fifth, duplicate leakage, relevance sensitivity, candidate recall, wording robustness and selective reliability can materially change conclusions but are often treated as implementation details.</w:t>
-      </w:r>
-    </w:p>
-    <w:p>
-      <w:r>
-        <w:rPr>
-          <w:rFonts w:ascii="Times New Roman" w:hAnsi="Times New Roman"/>
-        </w:rPr>
-        <w:t>The final research gap is therefore not whether RAG can be used in radiology or whether a newer model can replace an older one. It is whether a correctly paired target image improves retrieval of clinically related other-case reports under duplicate-aware splitting and shuffled-image controls; whether fact-aware reranking adds value over a strong frozen multimodal comparator; whether retrieval gains transfer to automated answer-reference consistency; and whether the complete workflow preserves case, section and fact provenance while retaining negative and mixed results.</w:t>
-      </w:r>
-    </w:p>
-    <w:p>
-      <w:r>
-        <w:rPr>
-          <w:rFonts w:ascii="Times New Roman" w:hAnsi="Times New Roman"/>
-        </w:rPr>
-        <w:t>V10 addresses that gap through a cluster-disjoint same-source confirmation, a common Train-only historical bank, report-derived graded relevance, deterministic fixed-point-free image shuffling, bounded local generation and explicit claim boundaries. V11 investigates residual mechanisms - candidate recall, within-case evidence compression, planner wording and retrieval confidence - on development data only. Neither automated relevance nor report-reference overlap is presented as physician-adjudicated clinical correctness.</w:t>
-      </w:r>
-    </w:p>
-    <w:p>
-      <w:pPr>
-        <w:pStyle w:val="Heading1"/>
-        <w:pageBreakBefore/>
-      </w:pPr>
-      <w:r>
-        <w:rPr>
-          <w:rFonts w:ascii="Times New Roman" w:hAnsi="Times New Roman"/>
-        </w:rPr>
-        <w:t>Chapter 3: Methodology</w:t>
-      </w:r>
-    </w:p>
-    <w:p>
-      <w:pPr>
-        <w:pStyle w:val="Heading2"/>
-      </w:pPr>
-      <w:r>
-        <w:rPr>
-          <w:rFonts w:ascii="Times New Roman" w:hAnsi="Times New Roman"/>
-        </w:rPr>
-        <w:t>3.1 Research Design and Version Boundary</w:t>
-      </w:r>
-    </w:p>
-    <w:p>
-      <w:r>
-        <w:rPr>
-          <w:rFonts w:ascii="Times New Roman" w:hAnsi="Times New Roman"/>
-        </w:rPr>
-        <w:t>The research used a staged retrospective experimental design. V10 is the final confirmatory automated study and supplies the primary evidence. Its split, candidate bank, models, prompts, metrics, shuffled-image assignments, bootstrap plan and failure policy were frozen before Test execution. V11 is a development-only extension conducted on V10 Train and Validation data. It investigates candidate generation, within-case evidence compression, question planning and bounded output contracts without reopening V10 Test selection or changing any V10 result.</w:t>
-      </w:r>
-    </w:p>
-    <w:p>
-      <w:r>
-        <w:rPr>
-          <w:rFonts w:ascii="Times New Roman" w:hAnsi="Times New Roman"/>
-        </w:rPr>
-        <w:t>Earlier project versions are retained as formative work. They established the original RAG implementation, revealed cross-case contamination, introduced paired image-report retrieval, compared updated encoders and tested adaptive fusion. They are not presented as eleven independent experiments. The final thesis is organized around one question: whether a new target chest image can help retrieve useful historical cases and support an auditable answer when its final report is hidden.</w:t>
-      </w:r>
-    </w:p>
-    <w:p>
-      <w:r>
-        <w:rPr>
-          <w:rFonts w:ascii="Times New Roman" w:hAnsi="Times New Roman"/>
-        </w:rPr>
-        <w:t>The protocol chronology is part of the methodology. V10 confirmation was committed before Test execution, and the release tag records immutable aggregate artifacts. The clean V11 48-case generation sample was selected deterministically from Validation without result-driven replacement. The second planner wording set was committed after the planner was frozen and before its first evaluation. V11 observations were not used to retune V10.</w:t>
-      </w:r>
-    </w:p>
-    <w:p>
-      <w:pPr>
-        <w:pStyle w:val="Heading2"/>
-      </w:pPr>
-      <w:r>
-        <w:rPr>
-          <w:rFonts w:ascii="Times New Roman" w:hAnsi="Times New Roman"/>
-        </w:rPr>
-        <w:t>3.2 Operational Task Contract</w:t>
-      </w:r>
-    </w:p>
-    <w:p>
-      <w:r>
-        <w:rPr>
-          <w:rFonts w:ascii="Times New Roman" w:hAnsi="Times New Roman"/>
-        </w:rPr>
-        <w:t>At inference, the available target-case information is one or two chest radiographs, an optional clinical indication and a natural-language question. The final target report is unavailable. The retrieval bank consists only of Train cases, each containing image references, indication, findings, impression and derived report features. The desired output is a concise target-image answer accompanied, when reliable, by explicitly labelled historical analogies and deterministic provenance.</w:t>
-      </w:r>
-    </w:p>
-    <w:p>
-      <w:r>
-        <w:rPr>
-          <w:rFonts w:ascii="Times New Roman" w:hAnsi="Times New Roman"/>
-        </w:rPr>
-        <w:t xml:space="preserve">The system must not claim that a retrieved report belongs to the target patient. It must not merge free-floating sentences from different patients into an anonymous context. Case retrieval therefore precedes fact selection. Each selected sentence or RadGraph fact retains </w:t>
+        <w:t>problems</w:t>
+      </w:r>
+      <w:r>
+        <w:rPr>
+          <w:rFonts w:ascii="Times New Roman" w:hAnsi="Times New Roman"/>
+        </w:rPr>
+        <w:t xml:space="preserve"> field. </w:t>
       </w:r>
       <w:r>
         <w:rPr>
@@ -1693,13 +1636,13 @@
           <w:color w:val="0B2545"/>
           <w:sz w:val="19"/>
         </w:rPr>
-        <w:t>case_id</w:t>
-      </w:r>
-      <w:r>
-        <w:rPr>
-          <w:rFonts w:ascii="Times New Roman" w:hAnsi="Times New Roman"/>
-        </w:rPr>
-        <w:t xml:space="preserve">, </w:t>
+        <w:t>normal</w:t>
+      </w:r>
+      <w:r>
+        <w:rPr>
+          <w:rFonts w:ascii="Times New Roman" w:hAnsi="Times New Roman"/>
+        </w:rPr>
+        <w:t xml:space="preserve"> is report-indexed normal; non-empty clinical labels excluding </w:t>
       </w:r>
       <w:r>
         <w:rPr>
@@ -1707,13 +1650,13 @@
           <w:color w:val="0B2545"/>
           <w:sz w:val="19"/>
         </w:rPr>
-        <w:t>section</w:t>
-      </w:r>
-      <w:r>
-        <w:rPr>
-          <w:rFonts w:ascii="Times New Roman" w:hAnsi="Times New Roman"/>
-        </w:rPr>
-        <w:t xml:space="preserve">, unit type and </w:t>
+        <w:t>normal</w:t>
+      </w:r>
+      <w:r>
+        <w:rPr>
+          <w:rFonts w:ascii="Times New Roman" w:hAnsi="Times New Roman"/>
+        </w:rPr>
+        <w:t xml:space="preserve"> and </w:t>
       </w:r>
       <w:r>
         <w:rPr>
@@ -1721,48 +1664,13 @@
           <w:color w:val="0B2545"/>
           <w:sz w:val="19"/>
         </w:rPr>
-        <w:t>source_sha256</w:t>
-      </w:r>
-      <w:r>
-        <w:rPr>
-          <w:rFonts w:ascii="Times New Roman" w:hAnsi="Times New Roman"/>
-        </w:rPr>
-        <w:t>. If retrieval confidence falls below a frozen threshold, the system may show candidates for audit but must not present them as reliable support.</w:t>
-      </w:r>
-    </w:p>
-    <w:p>
-      <w:r>
-        <w:rPr>
-          <w:rFonts w:ascii="Times New Roman" w:hAnsi="Times New Roman"/>
-        </w:rPr>
-        <w:t>This contract separates three meanings of evidence. The target image is direct input about the current examination. The hidden target report is an evaluation reference and is not available to the system. Retrieved reports are analogical historical context. A generated answer can be faithful to a historical report while still being inappropriate for the target case; provenance is necessary to expose that distinction.</w:t>
-      </w:r>
-    </w:p>
-    <w:p>
-      <w:pPr>
-        <w:pStyle w:val="Heading2"/>
-      </w:pPr>
-      <w:r>
-        <w:rPr>
-          <w:rFonts w:ascii="Times New Roman" w:hAnsi="Times New Roman"/>
-        </w:rPr>
-        <w:t>3.3 Data Source and Case Construction</w:t>
-      </w:r>
-    </w:p>
-    <w:p>
-      <w:r>
-        <w:rPr>
-          <w:rFonts w:ascii="Times New Roman" w:hAnsi="Times New Roman"/>
-        </w:rPr>
-        <w:t>The source was the public OpenI/IU-Xray chest-radiograph collection. The processed artifact contained 3,851 case records and linked image views. Each case preserved a stable project case ID, indication, findings, impression, report-indexed problems and local image references. Twenty-five cases lacked usable findings and impression text; technical eligibility checks were performed before model execution rather than silently replacing failed cases after outcomes were observed.</w:t>
-      </w:r>
-    </w:p>
-    <w:p>
-      <w:r>
-        <w:rPr>
-          <w:rFonts w:ascii="Times New Roman" w:hAnsi="Times New Roman"/>
-        </w:rPr>
-        <w:t xml:space="preserve">Normality strata were operational. </w:t>
+        <w:t>no indexing</w:t>
+      </w:r>
+      <w:r>
+        <w:rPr>
+          <w:rFonts w:ascii="Times New Roman" w:hAnsi="Times New Roman"/>
+        </w:rPr>
+        <w:t xml:space="preserve"> are report-indexed abnormal; </w:t>
       </w:r>
       <w:r>
         <w:rPr>
@@ -1770,13 +1678,199 @@
           <w:color w:val="0B2545"/>
           <w:sz w:val="19"/>
         </w:rPr>
-        <w:t>problems == normal</w:t>
-      </w:r>
-      <w:r>
-        <w:rPr>
-          <w:rFonts w:ascii="Times New Roman" w:hAnsi="Times New Roman"/>
-        </w:rPr>
-        <w:t xml:space="preserve"> was classified as report-indexed normal. Non-empty clinical problem values excluding </w:t>
+        <w:t>no indexing</w:t>
+      </w:r>
+      <w:r>
+        <w:rPr>
+          <w:rFonts w:ascii="Times New Roman" w:hAnsi="Times New Roman"/>
+        </w:rPr>
+        <w:t xml:space="preserve"> is indeterminate. These strata describe source indexing, not independent clinical adjudication.</w:t>
+      </w:r>
+    </w:p>
+    <w:p>
+      <w:pPr>
+        <w:pStyle w:val="Heading2"/>
+      </w:pPr>
+      <w:r>
+        <w:rPr>
+          <w:rFonts w:ascii="Times New Roman" w:hAnsi="Times New Roman"/>
+        </w:rPr>
+        <w:t>3.4 Duplicate-Clustering and Partitioning</w:t>
+      </w:r>
+    </w:p>
+    <w:p>
+      <w:r>
+        <w:rPr>
+          <w:rFonts w:ascii="Times New Roman" w:hAnsi="Times New Roman"/>
+        </w:rPr>
+        <w:t>Exact and near-duplicate report representations were clustered before allocation. The 3,851 cases formed 3,013 clusters. Entire clusters were assigned deterministically to Train, Calibration, Validation and Test, producing 2,510, 383, 384 and 574 cases. No cluster crossed partitions.</w:t>
+      </w:r>
+    </w:p>
+    <w:p>
+      <w:r>
+        <w:rPr>
+          <w:rFonts w:ascii="Times New Roman" w:hAnsi="Times New Roman"/>
+        </w:rPr>
+        <w:t>The executable historical bank contained 2,506 Train cases with required image and feature artifacts. The executable Test frame contained 568 cases. Case-ID and duplicate-cluster disjointness were verified. Reliable subject identifiers were unavailable, so patient-level independence could not be verified.</w:t>
+      </w:r>
+    </w:p>
+    <w:p>
+      <w:pPr>
+        <w:pStyle w:val="Heading2"/>
+      </w:pPr>
+      <w:r>
+        <w:rPr>
+          <w:rFonts w:ascii="Times New Roman" w:hAnsi="Times New Roman"/>
+        </w:rPr>
+        <w:t>3.5 Automated Relevance Constructs</w:t>
+      </w:r>
+    </w:p>
+    <w:p>
+      <w:r>
+        <w:rPr>
+          <w:rFonts w:ascii="Times New Roman" w:hAnsi="Times New Roman"/>
+        </w:rPr>
+        <w:t>The target identity is not a relevant historical item because the target case is intentionally excluded. Graded relevance is derived from shared active report labels and RadGraph fact similarity. The primary combined construct uses both channels; label-only and fact-only variants are prespecified sensitivities. nDCG@10 is the primary ranking metric because it retains graded relevance. MRR and Hit@k are descriptive.</w:t>
+      </w:r>
+    </w:p>
+    <w:p>
+      <w:r>
+        <w:rPr>
+          <w:rFonts w:ascii="Times New Roman" w:hAnsi="Times New Roman"/>
+        </w:rPr>
+        <w:t>These qrels are automated proxies. They measure similarity to hidden source-report descriptions, not physician-rated case usefulness. RadGraph features also appear in the learned ranker, so feature-metric coupling is explicitly acknowledged and the label-only sensitivity is necessary.</w:t>
+      </w:r>
+    </w:p>
+    <w:p>
+      <w:pPr>
+        <w:pStyle w:val="Heading2"/>
+      </w:pPr>
+      <w:r>
+        <w:rPr>
+          <w:rFonts w:ascii="Times New Roman" w:hAnsi="Times New Roman"/>
+        </w:rPr>
+        <w:t>3.6 V10 Foundation and Alignment Control</w:t>
+      </w:r>
+    </w:p>
+    <w:p>
+      <w:r>
+        <w:rPr>
+          <w:rFonts w:ascii="Times New Roman" w:hAnsi="Times New Roman"/>
+        </w:rPr>
+        <w:t>V10 compared BM25, MedSigLIP image-image, MedSigLIP image-report, R4 nine-feature reranking and R5 fact-aware multiview reranking over a common Train-only bank. R5 used five frozen seeds. Its primary comparison was R5 minus R4.</w:t>
+      </w:r>
+    </w:p>
+    <w:p>
+      <w:r>
+        <w:rPr>
+          <w:rFonts w:ascii="Times New Roman" w:hAnsi="Times New Roman"/>
+        </w:rPr>
+        <w:t>The alignment control created 100 deterministic unique fixed-point-free assignments of wrong Test images. For every assignment, image embeddings, multiview state, similarities, normalization and final scores were recomputed while indication, question, historical bank and reference remained unchanged. A plus-one Monte Carlo p-value compared the aligned score with the shuffled distribution.</w:t>
+      </w:r>
+    </w:p>
+    <w:p>
+      <w:pPr>
+        <w:pStyle w:val="Heading2"/>
+      </w:pPr>
+      <w:r>
+        <w:rPr>
+          <w:rFonts w:ascii="Times New Roman" w:hAnsi="Times New Roman"/>
+        </w:rPr>
+        <w:t>3.7 V12 Multi-Source Candidate Generation</w:t>
+      </w:r>
+    </w:p>
+    <w:p>
+      <w:r>
+        <w:rPr>
+          <w:rFonts w:ascii="Times New Roman" w:hAnsi="Times New Roman"/>
+        </w:rPr>
+        <w:t>V12 creates three independent ranked lists: BM25 over clinical text, MedCPT biomedical dense text retrieval and MedSigLIP visual retrieval. Reciprocal rank fusion with fixed constant 60 combines ranks without requiring incomparable raw score calibration. The deterministic union is truncated at Top-200.</w:t>
+      </w:r>
+    </w:p>
+    <w:p>
+      <w:r>
+        <w:rPr>
+          <w:rFonts w:ascii="Times New Roman" w:hAnsi="Times New Roman"/>
+        </w:rPr>
+        <w:t>Candidate generation and reranking are evaluated separately. A relevant case outside Top-200 is a true candidate failure and is not deleted. The Top-200 budget was selected on Validation before Test. RRF ordering alone, R5 reranking inside Top-200 and full-bank LambdaMART are retained as mechanism controls.</w:t>
+      </w:r>
+    </w:p>
+    <w:p>
+      <w:r>
+        <w:rPr>
+          <w:rFonts w:ascii="Times New Roman" w:hAnsi="Times New Roman"/>
+        </w:rPr>
+        <w:t>The candidate design addresses a limitation of a single-source first stage. BM25 is precise when the question or indication shares explicit terminology with a historical report, but it can miss paraphrases and may overuse indication wording. MedCPT contributes biomedical semantic retrieval even when surface terms differ. MedSigLIP can surface visually similar cases despite weak text overlap. Their union increases the chance that at least one report-derived relevant case is available to the learned ranker. RRF uses only ranks, making it robust to the different scales and calibration properties of sparse scores, dense cosine similarity and visual similarity.</w:t>
+      </w:r>
+    </w:p>
+    <w:p>
+      <w:r>
+        <w:rPr>
+          <w:rFonts w:ascii="Times New Roman" w:hAnsi="Times New Roman"/>
+        </w:rPr>
+        <w:t>Top-200 is a computational and statistical boundary rather than a claim that all useful cases are present. Validation diagnostics showed that the union improved relevant-case presence but still missed many report-derived positives. The final design therefore reports candidate failure separately from reranking quality. This prevents a strong reranker from receiving credit for queries whose relevant evidence never entered its search space.</w:t>
+      </w:r>
+    </w:p>
+    <w:p>
+      <w:pPr>
+        <w:pStyle w:val="Heading2"/>
+      </w:pPr>
+      <w:r>
+        <w:rPr>
+          <w:rFonts w:ascii="Times New Roman" w:hAnsi="Times New Roman"/>
+        </w:rPr>
+        <w:t>3.8 V12 LambdaMART Reranking</w:t>
+      </w:r>
+    </w:p>
+    <w:p>
+      <w:r>
+        <w:rPr>
+          <w:rFonts w:ascii="Times New Roman" w:hAnsi="Times New Roman"/>
+        </w:rPr>
+        <w:t>LightGBM 4.7.0 LambdaMART was trained on V10 Train role groups using the existing 17-dimensional multimodal feature pipeline. Features include normalized sparse and dense retrieval signals, image-image and image-report compatibility, source ranks, question-conditioned fact compatibility and availability indicators. Foundation encoders and V10 models remain frozen.</w:t>
+      </w:r>
+    </w:p>
+    <w:p>
+      <w:r>
+        <w:rPr>
+          <w:rFonts w:ascii="Times New Roman" w:hAnsi="Times New Roman"/>
+        </w:rPr>
+        <w:t>The primary V12 model optimizes the combined report-derived relevance construct. Proxy-specific label-only and fact-only models were development sensitivities and were not substituted after Test. The final method reranks only the frozen Top-200 frame; applying it to the full bank is an explicit negative control.</w:t>
+      </w:r>
+    </w:p>
+    <w:p>
+      <w:r>
+        <w:rPr>
+          <w:rFonts w:ascii="Times New Roman" w:hAnsi="Times New Roman"/>
+        </w:rPr>
+        <w:t>LambdaMART was selected because the data are naturally grouped by query and the outcome is an ordered list rather than an independent binary classification. Trees can model nonlinear interactions such as a visually strong candidate becoming more credible when its report facts agree with the question, or a text match being discounted when it is driven only by indication wording. Query grouping prevents candidates from different questions from being treated as interchangeable training examples.</w:t>
+      </w:r>
+    </w:p>
+    <w:p>
+      <w:r>
+        <w:rPr>
+          <w:rFonts w:ascii="Times New Roman" w:hAnsi="Times New Roman"/>
+        </w:rPr>
+        <w:t>The 17-feature vector was constructed entirely from information available at retrieval time. It included source scores and ranks, V10 multimodal features, report-fact compatibility and explicit missingness or availability indicators. Hidden target-report relevance supplied training labels on Train but was not a runtime feature. Feature order, LightGBM version, random seed and checkpoint hash were frozen. Deterministic tie handling ensured that repeated runs produce the same ranking when predicted scores are equal.</w:t>
+      </w:r>
+    </w:p>
+    <w:p>
+      <w:pPr>
+        <w:pStyle w:val="Heading2"/>
+      </w:pPr>
+      <w:r>
+        <w:rPr>
+          <w:rFonts w:ascii="Times New Roman" w:hAnsi="Times New Roman"/>
+        </w:rPr>
+        <w:t>3.9 Historical Evidence and Provenance</w:t>
+      </w:r>
+    </w:p>
+    <w:p>
+      <w:r>
+        <w:rPr>
+          <w:rFonts w:ascii="Times New Roman" w:hAnsi="Times New Roman"/>
+        </w:rPr>
+        <w:t xml:space="preserve">The final retriever returns Top-3 historical cases. Case retrieval precedes fact selection. Every evidence unit retains </w:t>
       </w:r>
       <w:r>
         <w:rPr>
@@ -1784,13 +1878,40 @@
           <w:color w:val="0B2545"/>
           <w:sz w:val="19"/>
         </w:rPr>
-        <w:t>normal</w:t>
-      </w:r>
-      <w:r>
-        <w:rPr>
-          <w:rFonts w:ascii="Times New Roman" w:hAnsi="Times New Roman"/>
-        </w:rPr>
-        <w:t xml:space="preserve"> and </w:t>
+        <w:t>case_id</w:t>
+      </w:r>
+      <w:r>
+        <w:rPr>
+          <w:rFonts w:ascii="Times New Roman" w:hAnsi="Times New Roman"/>
+        </w:rPr>
+        <w:t>, report section, unit type and source hash. The generator prompt labels material as historical analogy and does not present retrieved statements as direct target-patient facts.</w:t>
+      </w:r>
+    </w:p>
+    <w:p>
+      <w:r>
+        <w:rPr>
+          <w:rFonts w:ascii="Times New Roman" w:hAnsi="Times New Roman"/>
+        </w:rPr>
+        <w:t>Deterministic support assembly attaches only identifiers and evidence units that occurred in the retrieved set. The language model does not invent citation IDs. Contract validity checks syntax and required fields; provenance validity checks that cited sources exist. Neither proves semantic or clinical correctness.</w:t>
+      </w:r>
+    </w:p>
+    <w:p>
+      <w:pPr>
+        <w:pStyle w:val="Heading2"/>
+      </w:pPr>
+      <w:r>
+        <w:rPr>
+          <w:rFonts w:ascii="Times New Roman" w:hAnsi="Times New Roman"/>
+        </w:rPr>
+        <w:t>3.10 V16 QLoRA Adaptation</w:t>
+      </w:r>
+    </w:p>
+    <w:p>
+      <w:r>
+        <w:rPr>
+          <w:rFonts w:ascii="Times New Roman" w:hAnsi="Times New Roman"/>
+        </w:rPr>
+        <w:t xml:space="preserve">V16 adapts </w:t>
       </w:r>
       <w:r>
         <w:rPr>
@@ -1798,35 +1919,37 @@
           <w:color w:val="0B2545"/>
           <w:sz w:val="19"/>
         </w:rPr>
-        <w:t>no indexing</w:t>
-      </w:r>
-      <w:r>
-        <w:rPr>
-          <w:rFonts w:ascii="Times New Roman" w:hAnsi="Times New Roman"/>
-        </w:rPr>
-        <w:t xml:space="preserve"> were classified as report-indexed abnormal. </w:t>
-      </w:r>
-      <w:r>
-        <w:rPr>
-          <w:rFonts w:ascii="Consolas" w:hAnsi="Consolas"/>
-          <w:color w:val="0B2545"/>
-          <w:sz w:val="19"/>
-        </w:rPr>
-        <w:t>no indexing</w:t>
-      </w:r>
-      <w:r>
-        <w:rPr>
-          <w:rFonts w:ascii="Times New Roman" w:hAnsi="Times New Roman"/>
-        </w:rPr>
-        <w:t xml:space="preserve"> was treated as report-index indeterminate. These labels were used for spectrum description and deterministic sampling, not as physician-adjudicated disease status.</w:t>
-      </w:r>
-    </w:p>
-    <w:p>
-      <w:r>
-        <w:rPr>
-          <w:rFonts w:ascii="Times New Roman" w:hAnsi="Times New Roman"/>
-        </w:rPr>
-        <w:t>The processed artifact did not expose a reliable subject identifier. Case-ID disjointness could be verified, and duplicate report clusters could be kept within one partition. The original source design supports patient separation by including no more than one study per patient, but identifier-based re-verification was impossible. This distinction is stated consistently in the Results, Discussion and release documentation.</w:t>
+        <w:t>google/medgemma-1.5-4b-it</w:t>
+      </w:r>
+      <w:r>
+        <w:rPr>
+          <w:rFonts w:ascii="Times New Roman" w:hAnsi="Times New Roman"/>
+        </w:rPr>
+        <w:t xml:space="preserve"> using 4-bit NF4 QLoRA while keeping the foundation weights and vision tower frozen. The selected training uses rank 8, alpha 16, dropout 0.05, greedy decoding and the pinned model revision. Targets are source Findings or Impression sections. Training examples include no history, V12 retrieved history and deterministic random history so the adapter is exposed to relevant and irrelevant context.</w:t>
+      </w:r>
+    </w:p>
+    <w:p>
+      <w:r>
+        <w:rPr>
+          <w:rFonts w:ascii="Times New Roman" w:hAnsi="Times New Roman"/>
+        </w:rPr>
+        <w:t>Development used Train for fitting, Calibration for technical and checkpoint selection, and Validation for the frozen development comparison. Test was prohibited. Full QLoRA improved retrieved-history answers but degraded no-history output. A section-aware route was therefore fixed before confirmation: base MedGemma for Findings and all controls; QLoRA only for retrieved-history Impression.</w:t>
+      </w:r>
+    </w:p>
+    <w:p>
+      <w:r>
+        <w:rPr>
+          <w:rFonts w:ascii="Times New Roman" w:hAnsi="Times New Roman"/>
+        </w:rPr>
+        <w:t>Training supervised only answer tokens; prompt and image tokens were masked from the loss. Gradient checks verified that LoRA parameters received finite gradients while frozen foundation parameters did not. Checkpoints were saved and reloaded before evaluation. Four-bit quantization reduced memory use, while bfloat16 computation, gradient checkpointing and accumulated micro-batches allowed adaptation on the available 8 GB GPU.</w:t>
+      </w:r>
+    </w:p>
+    <w:p>
+      <w:r>
+        <w:rPr>
+          <w:rFonts w:ascii="Times New Roman" w:hAnsi="Times New Roman"/>
+        </w:rPr>
+        <w:t>The training objective is still bounded by source reports. QLoRA learns the style, concepts and evidence-use pattern of OpenI sections; it is not trained from physician preferences or prospective outcomes. Random-history examples are important because otherwise the adapter could learn to copy any historical report. They teach an invariance target: irrelevant history should not override the target image and question.</w:t>
       </w:r>
     </w:p>
     <w:p>
@@ -1837,31 +1960,23 @@
         <w:rPr>
           <w:rFonts w:ascii="Times New Roman" w:hAnsi="Times New Roman"/>
         </w:rPr>
-        <w:t>3.4 Duplicate-Clustering and Frozen Split</w:t>
-      </w:r>
-    </w:p>
-    <w:p>
-      <w:r>
-        <w:rPr>
-          <w:rFonts w:ascii="Times New Roman" w:hAnsi="Times New Roman"/>
-        </w:rPr>
-        <w:t>Near-duplicate reports threatened internal validity because a case in Test could be almost textually identical to a Train report. V10 therefore clustered exact and near-duplicate report representations before partitioning. The 3,851 cases formed 3,013 clusters. Entire clusters, rather than individual cases, were assigned deterministically to Train, Calibration, Validation and Test.</w:t>
-      </w:r>
-    </w:p>
-    <w:p>
-      <w:r>
-        <w:rPr>
-          <w:rFonts w:ascii="Times New Roman" w:hAnsi="Times New Roman"/>
-        </w:rPr>
-        <w:t>The frozen partition contained 2,510 Train, 383 Calibration, 384 Validation and 574 Test cases. The technically eligible historical bank contained 2,506 Train cases. Six Test cases had unusable empty-report RadGraph records and were handled under the frozen data-integrity rule without replacement, leaving 568 Test cases. No duplicate cluster crossed partitions. The split file and confirmation configuration were hashed, and their hashes are reproduced in the technical freeze.</w:t>
-      </w:r>
-    </w:p>
-    <w:p>
-      <w:r>
-        <w:rPr>
-          <w:rFonts w:ascii="Times New Roman" w:hAnsi="Times New Roman"/>
-        </w:rPr>
-        <w:t>Train supported retriever fitting and historical-bank construction. Calibration fitted the retrieval-confidence model. Validation supported development selection, component audits and V11 mechanism experiments. Test was reserved for V10 confirmation. V11 did not instantiate a new confirmation cohort.</w:t>
+        <w:t>3.11 Generation Conditions and Negative Control</w:t>
+      </w:r>
+    </w:p>
+    <w:p>
+      <w:r>
+        <w:rPr>
+          <w:rFonts w:ascii="Times New Roman" w:hAnsi="Times New Roman"/>
+        </w:rPr>
+        <w:t>Every Test case contributes Findings and Impression questions under no-history, random-history and retrieved-history conditions. The base and QLoRA arms each contain 3,408 rows. All use one target image, the same indication and question, at most 96 new tokens, no more than two complete sentences and greedy decoding.</w:t>
+      </w:r>
+    </w:p>
+    <w:p>
+      <w:r>
+        <w:rPr>
+          <w:rFonts w:ascii="Times New Roman" w:hAnsi="Times New Roman"/>
+        </w:rPr>
+        <w:t>Random history is selected from eligible Train cases by domain-separated SHA-256 ordering, excluding the target duplicate cluster. It tests whether relevant retrieval is better than merely adding report text. The primary comparison is impression-gated route minus base under retrieved history. Within-route retrieved-minus-no-history and retrieved-minus-random comparisons test historical-evidence utility.</w:t>
       </w:r>
     </w:p>
     <w:p>
@@ -1872,31 +1987,47 @@
         <w:rPr>
           <w:rFonts w:ascii="Times New Roman" w:hAnsi="Times New Roman"/>
         </w:rPr>
-        <w:t>3.5 Report-Derived Relevance</w:t>
-      </w:r>
-    </w:p>
-    <w:p>
-      <w:r>
-        <w:rPr>
-          <w:rFonts w:ascii="Times New Roman" w:hAnsi="Times New Roman"/>
-        </w:rPr>
-        <w:t>Exact target identity is not the desired relevance label because the bank intentionally contains other cases. V10 used a graded report-derived construct that combines clinically active labels and RadGraph fact similarity while avoiding credit for shared negative labels. Relevance at or above 0.5 defined operationally relevant cases for MRR and Hit@k. nDCG@10 retained graded information and served as the primary retrieval metric.</w:t>
-      </w:r>
-    </w:p>
-    <w:p>
-      <w:r>
-        <w:rPr>
-          <w:rFonts w:ascii="Times New Roman" w:hAnsi="Times New Roman"/>
-        </w:rPr>
-        <w:t>This relevance is an automated proxy. It approximates whether two cases share report-described findings, anatomy, polarity and related characteristics. It cannot determine whether a radiologist would regard a retrieved case as a useful analogy. V11 exposed the proxy structure more explicitly through lesion type, anatomy, severity, polarity, uncertainty, indication and report-label components. Missing components were represented through availability rather than silently counted as agreement.</w:t>
-      </w:r>
-    </w:p>
-    <w:p>
-      <w:r>
-        <w:rPr>
-          <w:rFonts w:ascii="Times New Roman" w:hAnsi="Times New Roman"/>
-        </w:rPr>
-        <w:t>The V11 full-bank audit corrected a potential ideal-list bias. Relevance was computed against the complete 2,510-case Train bank before evaluating a Top-K candidate list. This prevents a system from receiving an inflated nDCG merely because its ideal list was constructed only from items it had already retrieved.</w:t>
+        <w:t>3.12 Metrics and Statistical Analysis</w:t>
+      </w:r>
+    </w:p>
+    <w:p>
+      <w:r>
+        <w:rPr>
+          <w:rFonts w:ascii="Times New Roman" w:hAnsi="Times New Roman"/>
+        </w:rPr>
+        <w:t>Retrieval uses nDCG@10 as primary, with MRR and Hit@k descriptive. Generation uses case-averaged Token-F1 as the protocol primary. Secondary metrics are BLEU-1, BLEU-4, ROUGE-L, METEOR, CIDEr, baseline-rescaled BERTScore, CheXbert label consistency, RadGraph entity/entity-relation/complete F1, contract validity, provenance validity, token-ceiling rate, token counts, latency and peak GPU memory.</w:t>
+      </w:r>
+    </w:p>
+    <w:p>
+      <w:r>
+        <w:rPr>
+          <w:rFonts w:ascii="Times New Roman" w:hAnsi="Times New Roman"/>
+        </w:rPr>
+        <w:t>All principal system differences use 10,000 case-grouped bootstrap resamples. Findings and Impression rows from one case remain together. The shuffled-image control uses 100 assignments and a plus-one p-value. Confidence intervals that cross zero are reported as inconclusive rather than positive.</w:t>
+      </w:r>
+    </w:p>
+    <w:p>
+      <w:r>
+        <w:rPr>
+          <w:rFonts w:ascii="Times New Roman" w:hAnsi="Times New Roman"/>
+        </w:rPr>
+        <w:t>nDCG@10 discounts relevant cases at lower ranks and normalizes against the best ranking available under each query's qrels. It is appropriate when several historical cases can have different relevance grades. MRR emphasizes the first case above the operational relevance threshold, while Hit@k asks only whether at least one such case occurs within a cutoff. These measures answer different retrieval questions and are not interchangeable with diagnostic accuracy.</w:t>
+      </w:r>
+    </w:p>
+    <w:p>
+      <w:r>
+        <w:rPr>
+          <w:rFonts w:ascii="Times New Roman" w:hAnsi="Times New Roman"/>
+        </w:rPr>
+        <w:t>Token-F1 measures lexical overlap after normalization. BLEU emphasizes n-gram precision, ROUGE-L sequence overlap, METEOR token alignment, CIDEr consensus-weighted n-grams and BERTScore contextual embedding similarity. RadGraph scores overlap of radiology entities and relations. CheXbert compares automated observation labels. Their agreement strengthens a conclusion, while disagreement reveals which answer properties changed. No post-Test metric was promoted to primary because it produced a more favorable result.</w:t>
+      </w:r>
+    </w:p>
+    <w:p>
+      <w:r>
+        <w:rPr>
+          <w:rFonts w:ascii="Times New Roman" w:hAnsi="Times New Roman"/>
+        </w:rPr>
+        <w:t>The unit of resampling is the case, not the generation row. This preserves within-case dependence among question types and evidence conditions. Reported intervals quantify sampling uncertainty under the observed automated benchmark; they do not capture annotation uncertainty, dataset shift or clinical disagreement.</w:t>
       </w:r>
     </w:p>
     <w:p>
@@ -1907,31 +2038,23 @@
         <w:rPr>
           <w:rFonts w:ascii="Times New Roman" w:hAnsi="Times New Roman"/>
         </w:rPr>
-        <w:t>3.6 Retrieval Baselines and Candidate Generation</w:t>
-      </w:r>
-    </w:p>
-    <w:p>
-      <w:r>
-        <w:rPr>
-          <w:rFonts w:ascii="Times New Roman" w:hAnsi="Times New Roman"/>
-        </w:rPr>
-        <w:t>R0 was BM25 text retrieval over the indication and question. It provided a transparent lexical baseline and exposed text shortcuts. R1 used MedSigLIP image-image similarity between the target image representation and cached historical image representations. R2 used MedSigLIP image-report compatibility. R4 was the frozen nine-feature reranker combining normalized text, image-image and image-report features and rank signals.</w:t>
-      </w:r>
-    </w:p>
-    <w:p>
-      <w:r>
-        <w:rPr>
-          <w:rFonts w:ascii="Times New Roman" w:hAnsi="Times New Roman"/>
-        </w:rPr>
-        <w:t>V11 separately audited candidate generation. BM25, MedCPT text retrieval and MedSigLIP image retrieval each produced a ranked list. Reciprocal rank fusion with constant 60 combined their ranks, and the union was truncated to K=100 or K=200. This experiment was conducted only on Validation and was not promoted into V10. The purpose was to identify whether relevant cases were absent before evidence compression began.</w:t>
-      </w:r>
-    </w:p>
-    <w:p>
-      <w:r>
-        <w:rPr>
-          <w:rFonts w:ascii="Times New Roman" w:hAnsi="Times New Roman"/>
-        </w:rPr>
-        <w:t>For any training-oriented audit, a query whose positive candidate was outside the shortlist remained a retrieval failure for evaluation but could not provide a valid positive-negative training pair. Such queries were not deleted from evaluation. This protects against overstating a reranker's capability when candidate generation has already failed.</w:t>
+        <w:t>3.13 Reference-Completeness Deviation</w:t>
+      </w:r>
+    </w:p>
+    <w:p>
+      <w:r>
+        <w:rPr>
+          <w:rFonts w:ascii="Times New Roman" w:hAnsi="Times New Roman"/>
+        </w:rPr>
+        <w:t>The protocol stated that both report-section references would be non-empty. The manifest implementation verified question-type presence but did not assert non-empty strings. The post-run audit found 81 cases with empty Findings references, producing 243 empty-reference rows across three history conditions. Impression references were complete.</w:t>
+      </w:r>
+    </w:p>
+    <w:p>
+      <w:r>
+        <w:rPr>
+          <w:rFonts w:ascii="Times New Roman" w:hAnsi="Times New Roman"/>
+        </w:rPr>
+        <w:t>The frozen primary denominator remains 568 cases. Empty Findings rows score zero identically in both primary arms, and the route changes only Impression generation, so they cannot create the paired gain. A post-hoc sensitivity excludes only empty-reference rows while retaining every case with at least one evaluable section. This deviation is documented rather than repaired by retrospective case removal.</w:t>
       </w:r>
     </w:p>
     <w:p>
@@ -1942,319 +2065,6 @@
         <w:rPr>
           <w:rFonts w:ascii="Times New Roman" w:hAnsi="Times New Roman"/>
         </w:rPr>
-        <w:t>3.7 Fact-Aware Multiview Reranking</w:t>
-      </w:r>
-    </w:p>
-    <w:p>
-      <w:r>
-        <w:rPr>
-          <w:rFonts w:ascii="Times New Roman" w:hAnsi="Times New Roman"/>
-        </w:rPr>
-        <w:t>R5 extended R4 with question-conditioned RadGraph fact features and a learned multiview image representation. One or two target views were encoded with the pinned MedSigLIP-448 revision. The multiview attention component produced a query image vector, while the fact index summarized query-candidate compatibility. Five frozen seed models formed the final ensemble.</w:t>
-      </w:r>
-    </w:p>
-    <w:p>
-      <w:r>
-        <w:rPr>
-          <w:rFonts w:ascii="Times New Roman" w:hAnsi="Times New Roman"/>
-        </w:rPr>
-        <w:t>R5 ranked the same Train bank as the baselines. The primary V10 comparison was R5 minus R4 on case-grouped nDCG@10. The distinction is important: the question was not whether any new model beats BM25, but whether the additional fact and multiview mechanisms add value over an already strong frozen multimodal reranker.</w:t>
-      </w:r>
-    </w:p>
-    <w:p>
-      <w:r>
-        <w:rPr>
-          <w:rFonts w:ascii="Times New Roman" w:hAnsi="Times New Roman"/>
-        </w:rPr>
-        <w:t>A frozen-checkpoint Validation 2x2 audit crossed R4/R5 with mean-image/attention-image representations. It estimated descriptive main contrasts for the fact-aware reranker, the attention view and their interaction. Because this was not a randomized causal factorial experiment, the contrasts are interpreted as mechanism diagnostics rather than causal component effects.</w:t>
-      </w:r>
-    </w:p>
-    <w:p>
-      <w:pPr>
-        <w:pStyle w:val="Heading2"/>
-      </w:pPr>
-      <w:r>
-        <w:rPr>
-          <w:rFonts w:ascii="Times New Roman" w:hAnsi="Times New Roman"/>
-        </w:rPr>
-        <w:t>3.8 Shuffled-Image Alignment Control</w:t>
-      </w:r>
-    </w:p>
-    <w:p>
-      <w:r>
-        <w:rPr>
-          <w:rFonts w:ascii="Times New Roman" w:hAnsi="Times New Roman"/>
-        </w:rPr>
-        <w:t>An image-assisted system can appear multimodal even if the image contributes only a generic prior or if textual indication dominates. V10 therefore compared the correctly aligned image condition with 100 deterministic unique fixed-point-free wrong-image assignments. Every Test case received the complete image-view set of another Test case, while its indication, question and evaluation reference remained unchanged.</w:t>
-      </w:r>
-    </w:p>
-    <w:p>
-      <w:r>
-        <w:rPr>
-          <w:rFonts w:ascii="Times New Roman" w:hAnsi="Times New Roman"/>
-        </w:rPr>
-        <w:t>For each assignment, visual similarities, normalized features, multiview representation and R5 scores were recomputed. The aligned score was compared with the full shuffled distribution, and a plus-one Monte Carlo p-value was reported. This control supports an alignment-specific interpretation but does not prove that the system independently diagnoses pixels.</w:t>
-      </w:r>
-    </w:p>
-    <w:p>
-      <w:pPr>
-        <w:pStyle w:val="Heading2"/>
-      </w:pPr>
-      <w:r>
-        <w:rPr>
-          <w:rFonts w:ascii="Times New Roman" w:hAnsi="Times New Roman"/>
-        </w:rPr>
-        <w:t>3.9 Case-Level Retrieval and Within-Case Evidence Selection</w:t>
-      </w:r>
-    </w:p>
-    <w:p>
-      <w:r>
-        <w:rPr>
-          <w:rFonts w:ascii="Times New Roman" w:hAnsi="Times New Roman"/>
-        </w:rPr>
-        <w:t xml:space="preserve">V10 selected Top-3 cases and retained whole reports because whole-report evidence was the development-selected confirmation policy. V11 tested a second stage after case retrieval. </w:t>
-      </w:r>
-      <w:r>
-        <w:rPr>
-          <w:rFonts w:ascii="Consolas" w:hAnsi="Consolas"/>
-          <w:color w:val="0B2545"/>
-          <w:sz w:val="19"/>
-        </w:rPr>
-        <w:t>whole_report</w:t>
-      </w:r>
-      <w:r>
-        <w:rPr>
-          <w:rFonts w:ascii="Times New Roman" w:hAnsi="Times New Roman"/>
-        </w:rPr>
-        <w:t xml:space="preserve"> preserved the available report context. </w:t>
-      </w:r>
-      <w:r>
-        <w:rPr>
-          <w:rFonts w:ascii="Consolas" w:hAnsi="Consolas"/>
-          <w:color w:val="0B2545"/>
-          <w:sz w:val="19"/>
-        </w:rPr>
-        <w:t>sentence_only</w:t>
-      </w:r>
-      <w:r>
-        <w:rPr>
-          <w:rFonts w:ascii="Times New Roman" w:hAnsi="Times New Roman"/>
-        </w:rPr>
-        <w:t xml:space="preserve"> ranked report sentences within each selected case. </w:t>
-      </w:r>
-      <w:r>
-        <w:rPr>
-          <w:rFonts w:ascii="Consolas" w:hAnsi="Consolas"/>
-          <w:color w:val="0B2545"/>
-          <w:sz w:val="19"/>
-        </w:rPr>
-        <w:t>case_to_fact</w:t>
-      </w:r>
-      <w:r>
-        <w:rPr>
-          <w:rFonts w:ascii="Times New Roman" w:hAnsi="Times New Roman"/>
-        </w:rPr>
-        <w:t xml:space="preserve"> allowed question-relevant sentences and RadGraph facts while retaining provenance.</w:t>
-      </w:r>
-    </w:p>
-    <w:p>
-      <w:r>
-        <w:rPr>
-          <w:rFonts w:ascii="Times New Roman" w:hAnsi="Times New Roman"/>
-        </w:rPr>
-        <w:t>The selector imposed deterministic budgets: no more than two primary units per case, six units overall and 1,200 characters in the V11 development configuration. It never moved a fact to another case or deleted its section identity. Selection used the indication, question and planner intent, but it did not inspect the hidden target answer.</w:t>
-      </w:r>
-    </w:p>
-    <w:p>
-      <w:r>
-        <w:rPr>
-          <w:rFonts w:ascii="Times New Roman" w:hAnsi="Times New Roman"/>
-        </w:rPr>
-        <w:t>Evidence compression can reduce irrelevant normal descriptions, prompt length and serialization pressure. It cannot recover a clinically useful case that was missing from the candidate list, and it cannot transform a wrong case into correct target evidence. The study therefore evaluates retrieval and evidence selection separately.</w:t>
-      </w:r>
-    </w:p>
-    <w:p>
-      <w:pPr>
-        <w:pStyle w:val="Heading2"/>
-      </w:pPr>
-      <w:r>
-        <w:rPr>
-          <w:rFonts w:ascii="Times New Roman" w:hAnsi="Times New Roman"/>
-        </w:rPr>
-        <w:t>3.10 Deterministic Question Planner</w:t>
-      </w:r>
-    </w:p>
-    <w:p>
-      <w:r>
-        <w:rPr>
-          <w:rFonts w:ascii="Times New Roman" w:hAnsi="Times New Roman"/>
-        </w:rPr>
-        <w:t>The V11 planner is a small inspectable rule system with eight operational intents: presence, location, severity, comparison, device, uncertainty, insufficient information and summary. The non-empty question is the primary control signal. Indication is used only when the question is empty, preventing distractor indication terms from silently changing intent.</w:t>
-      </w:r>
-    </w:p>
-    <w:p>
-      <w:r>
-        <w:rPr>
-          <w:rFonts w:ascii="Times New Roman" w:hAnsi="Times New Roman"/>
-        </w:rPr>
-        <w:t>The original 64-item author-defined set assessed rule coverage during development. A second 96-item wording set was committed after the planner source was frozen. It contained 12 examples per intent and paired every question with a distracting indication. The planner was evaluated once on accuracy, macro-F1, confusion and indication invariance; no post-evaluation rule repair was permitted.</w:t>
-      </w:r>
-    </w:p>
-    <w:p>
-      <w:r>
-        <w:rPr>
-          <w:rFonts w:ascii="Times New Roman" w:hAnsi="Times New Roman"/>
-        </w:rPr>
-        <w:t>The planner does not diagnose the image. It selects evidence preferences and answer style. Both benchmarks are researcher-authored and do not constitute independent or clinician-authored natural-language validation.</w:t>
-      </w:r>
-    </w:p>
-    <w:p>
-      <w:pPr>
-        <w:pStyle w:val="Heading2"/>
-      </w:pPr>
-      <w:r>
-        <w:rPr>
-          <w:rFonts w:ascii="Times New Roman" w:hAnsi="Times New Roman"/>
-        </w:rPr>
-        <w:t>3.11 MedGemma Generation and Provenance Contract</w:t>
-      </w:r>
-    </w:p>
-    <w:p>
-      <w:r>
-        <w:rPr>
-          <w:rFonts w:ascii="Times New Roman" w:hAnsi="Times New Roman"/>
-        </w:rPr>
-        <w:t xml:space="preserve">All V10 QA conditions used the same pinned </w:t>
-      </w:r>
-      <w:r>
-        <w:rPr>
-          <w:rFonts w:ascii="Consolas" w:hAnsi="Consolas"/>
-          <w:color w:val="0B2545"/>
-          <w:sz w:val="19"/>
-        </w:rPr>
-        <w:t>google/medgemma-1.5-4b-it</w:t>
-      </w:r>
-      <w:r>
-        <w:rPr>
-          <w:rFonts w:ascii="Times New Roman" w:hAnsi="Times New Roman"/>
-        </w:rPr>
-        <w:t xml:space="preserve"> model and target image. G0 supplied no historical report. G1 supplied R4 Top-3 whole reports. G2 supplied R5 Top-3 evidence under the frozen V10 policy. G3 suppressed historical evidence below the frozen confidence threshold. The answer was limited to at most two complete sentences and 64 new tokens in V10.</w:t>
-      </w:r>
-    </w:p>
-    <w:p>
-      <w:r>
-        <w:rPr>
-          <w:rFonts w:ascii="Times New Roman" w:hAnsi="Times New Roman"/>
-        </w:rPr>
-        <w:t>Early one-pass JSON generation showed that asking a small quantized model to produce the answer, uncertainty, evidence IDs and metadata in one object increased truncation and malformed output. The final contract separates language generation from metadata. MedGemma produces only a concise answer. Deterministic code then attaches evidence state, supporting case IDs and case/section/fact provenance. This guarantees machine-verifiable provenance structure but does not guarantee that the generated answer is clinically correct or semantically complete.</w:t>
-      </w:r>
-    </w:p>
-    <w:p>
-      <w:r>
-        <w:rPr>
-          <w:rFonts w:ascii="Times New Roman" w:hAnsi="Times New Roman"/>
-        </w:rPr>
-        <w:t>The clean V11 generation audit used 48 deterministic Validation cases, balanced between 24 report-indexed normal and 24 report-indexed abnormal cases. Each case had three fixed question roles and three evidence policies, producing 432 generations. The target image, Top-3 cases, prompt family, decoding, model revision, maximum tokens and case selection were fixed across policies. No case was replaced after viewing output.</w:t>
-      </w:r>
-    </w:p>
-    <w:p>
-      <w:pPr>
-        <w:pStyle w:val="Heading2"/>
-      </w:pPr>
-      <w:r>
-        <w:rPr>
-          <w:rFonts w:ascii="Times New Roman" w:hAnsi="Times New Roman"/>
-        </w:rPr>
-        <w:t>3.12 Retrieval-Confidence Research Signal</w:t>
-      </w:r>
-    </w:p>
-    <w:p>
-      <w:r>
-        <w:rPr>
-          <w:rFonts w:ascii="Times New Roman" w:hAnsi="Times New Roman"/>
-        </w:rPr>
-        <w:t>V10 fitted a retrieval calibrator only on Calibration. Features included top score, top1-top2 margin, component agreement, ensemble variance, evidence score, evidence redundancy, view count and question type. The frozen 80% target-coverage threshold was then applied to Test. The output estimates operational retrieval reliability under report-derived labels; it is not the probability that an answer is correct.</w:t>
-      </w:r>
-    </w:p>
-    <w:p>
-      <w:r>
-        <w:rPr>
-          <w:rFonts w:ascii="Times New Roman" w:hAnsi="Times New Roman"/>
-        </w:rPr>
-        <w:t xml:space="preserve">V11 also tested a simplified development gate after within-list score normalization. It accepted 99.83% of rows and therefore did not create meaningful selective separation. That negative result was retained. The Dashboard labels the value a </w:t>
-      </w:r>
-      <w:r>
-        <w:rPr>
-          <w:rFonts w:ascii="Consolas" w:hAnsi="Consolas"/>
-          <w:color w:val="0B2545"/>
-          <w:sz w:val="19"/>
-        </w:rPr>
-        <w:t>retrieval-confidence research signal</w:t>
-      </w:r>
-      <w:r>
-        <w:rPr>
-          <w:rFonts w:ascii="Times New Roman" w:hAnsi="Times New Roman"/>
-        </w:rPr>
-        <w:t>, and clinical probability calibration remains Future Work.</w:t>
-      </w:r>
-    </w:p>
-    <w:p>
-      <w:pPr>
-        <w:pStyle w:val="Heading2"/>
-      </w:pPr>
-      <w:r>
-        <w:rPr>
-          <w:rFonts w:ascii="Times New Roman" w:hAnsi="Times New Roman"/>
-        </w:rPr>
-        <w:t>3.13 Metrics and Statistical Analysis</w:t>
-      </w:r>
-    </w:p>
-    <w:p>
-      <w:r>
-        <w:rPr>
-          <w:rFonts w:ascii="Times New Roman" w:hAnsi="Times New Roman"/>
-        </w:rPr>
-        <w:t>Retrieval metrics were nDCG@10, MRR at relevance 0.5 and Hit@1/5/10. The primary V10 effect was the case-level R5-minus-R4 nDCG@10 difference. Case-grouped bootstrap intervals used 10,000 resamples, preserving all question rows belonging to a case. The shuffled control used 100 deterministic assignments and a plus-one Monte Carlo p-value.</w:t>
-      </w:r>
-    </w:p>
-    <w:p>
-      <w:r>
-        <w:rPr>
-          <w:rFonts w:ascii="Times New Roman" w:hAnsi="Times New Roman"/>
-        </w:rPr>
-        <w:t>Generation metrics included Token-F1, entity, entity-relation and complete F1RadGraph, answer-contract validity, citation/provenance validity, evidence abstention, token-ceiling rate, input tokens, output tokens, latency and peak GPU allocation. F1RadGraph is automated graph overlap, not clinical adjudication. Empty V11 report references were retained and assigned zero overlap rather than deleted after inspection.</w:t>
-      </w:r>
-    </w:p>
-    <w:p>
-      <w:r>
-        <w:rPr>
-          <w:rFonts w:ascii="Times New Roman" w:hAnsi="Times New Roman"/>
-        </w:rPr>
-        <w:t xml:space="preserve">The primary V11 generation comparison was </w:t>
-      </w:r>
-      <w:r>
-        <w:rPr>
-          <w:rFonts w:ascii="Consolas" w:hAnsi="Consolas"/>
-          <w:color w:val="0B2545"/>
-          <w:sz w:val="19"/>
-        </w:rPr>
-        <w:t>case_to_fact - whole_report</w:t>
-      </w:r>
-      <w:r>
-        <w:rPr>
-          <w:rFonts w:ascii="Times New Roman" w:hAnsi="Times New Roman"/>
-        </w:rPr>
-        <w:t>, evaluated with paired case-grouped bootstrap intervals. V11 results remained development-only even if an interval excluded zero. Candidate-generation K=200, planner wording robustness and the 2x2 mechanism audit were prespecified or protocol-recorded secondary/exploratory analyses and were not used to modify V10.</w:t>
-      </w:r>
-    </w:p>
-    <w:p>
-      <w:pPr>
-        <w:pStyle w:val="Heading2"/>
-      </w:pPr>
-      <w:r>
-        <w:rPr>
-          <w:rFonts w:ascii="Times New Roman" w:hAnsi="Times New Roman"/>
-        </w:rPr>
         <w:t>3.14 Reproducibility, Hardware and Failure Policy</w:t>
       </w:r>
     </w:p>
@@ -2263,23 +2073,15 @@
         <w:rPr>
           <w:rFonts w:ascii="Times New Roman" w:hAnsi="Times New Roman"/>
         </w:rPr>
-        <w:t>Experiments ran locally on an NVIDIA GeForce RTX 5070 Laptop GPU with 8,151 MiB reported memory, CUDA driver 591.91 and pinned model revisions. V10 QA peak allocated memory was approximately 5,311.6 MiB at batch size 8. The clean V11 generation run used batch size 4, peaked at approximately 4,261.6 MiB and required 773.8 seconds for 432 generations.</w:t>
-      </w:r>
-    </w:p>
-    <w:p>
-      <w:r>
-        <w:rPr>
-          <w:rFonts w:ascii="Times New Roman" w:hAnsi="Times New Roman"/>
-        </w:rPr>
-        <w:t>Configurations, aggregate summaries, split fingerprints, model revisions, scripts and tests are versioned. Large per-row generations, image pixels, model weights and protected source-derived text remain local. A technical execution failure could be rerun under the identical frozen configuration. A frozen-case data-integrity failure had to be recorded; silent case replacement and outcome-driven retuning were prohibited.</w:t>
-      </w:r>
-    </w:p>
-    <w:p>
-      <w:r>
-        <w:rPr>
-          <w:rFonts w:ascii="Times New Roman" w:hAnsi="Times New Roman"/>
-        </w:rPr>
-        <w:t>V10 artifact hashes were rechecked before final release. The repository was scanned for secrets, and human-review fields remained blank. These controls support computational reproducibility but do not convert a same-source automated study into clinical validation.</w:t>
+        <w:t>Experiments ran locally on an NVIDIA GeForce RTX 5070 Laptop GPU with approximately 8 GB memory. Model revisions, adapters, split files, result summaries and scripts are fingerprinted with SHA-256. Large generations, model caches, report text and pixels remain local. Public aggregate files contain no report text or image pixels.</w:t>
+      </w:r>
+    </w:p>
+    <w:p>
+      <w:r>
+        <w:rPr>
+          <w:rFonts w:ascii="Times New Roman" w:hAnsi="Times New Roman"/>
+        </w:rPr>
+        <w:t>Technical interruptions could be resumed under unchanged frozen settings. Outcome-driven reruns, case replacement, Test-driven model selection, prompt revision, qrel substitution and selective result deletion were prohibited. The final repository test suite contains 315 passing tests after the completeness audit.</w:t>
       </w:r>
     </w:p>
     <w:p>
@@ -2302,23 +2104,15 @@
         <w:rPr>
           <w:rFonts w:ascii="Times New Roman" w:hAnsi="Times New Roman"/>
         </w:rPr>
-        <w:t>4.1 Dataset Partition and Duplicate Control</w:t>
-      </w:r>
-    </w:p>
-    <w:p>
-      <w:r>
-        <w:rPr>
-          <w:rFonts w:ascii="Times New Roman" w:hAnsi="Times New Roman"/>
-        </w:rPr>
-        <w:t>The 3,851 source cases formed 3,013 exact or near-duplicate report clusters. Cluster-level allocation produced 2,510 Train, 383 Calibration, 384 Validation and 574 Test cases. No duplicate cluster crossed partitions. Six frozen Test identities failed the predefined usable-report/RadGraph integrity requirement and were excluded without replacement, leaving 568 technically eligible Test cases.</w:t>
-      </w:r>
-    </w:p>
-    <w:p>
-      <w:r>
-        <w:rPr>
-          <w:rFonts w:ascii="Times New Roman" w:hAnsi="Times New Roman"/>
-        </w:rPr>
-        <w:t>This split directly addresses the strongest weakness observed in the earlier full-source study, where 187 of 752 Test reports had cosine similarity at least 0.95 to a Train report. The V10 result is therefore not merely a sensitivity analysis after evaluation; duplicate control is built into the partition itself. Patient separation is source-design-supported rather than identifier-verified because the processed source lacks reliable subject IDs.</w:t>
+        <w:t>4.1 Cohort and Executable Matrix</w:t>
+      </w:r>
+    </w:p>
+    <w:p>
+      <w:r>
+        <w:rPr>
+          <w:rFonts w:ascii="Times New Roman" w:hAnsi="Times New Roman"/>
+        </w:rPr>
+        <w:t>The final Test frame contains 568 executable cases and the historical bank contains 2,506 Train cases. Test includes 195 report-indexed normal, 359 abnormal and 14 indeterminate cases. The generation matrix contains 3,408 rows per arm: 568 cases, two question types and three evidence conditions.</w:t>
       </w:r>
     </w:p>
     <w:p>
@@ -2329,7 +2123,26 @@
         <w:rPr>
           <w:rFonts w:ascii="Times New Roman" w:hAnsi="Times New Roman"/>
         </w:rPr>
-        <w:t>4.2 Retrieval Baselines</w:t>
+        <w:t>4.2 V10 Alignment Foundation</w:t>
+      </w:r>
+    </w:p>
+    <w:p>
+      <w:r>
+        <w:rPr>
+          <w:rFonts w:ascii="Times New Roman" w:hAnsi="Times New Roman"/>
+        </w:rPr>
+        <w:t>V10 R5 achieved nDCG@10 0.36007 versus 0.34905 for R4, a difference of +0.01103, 95% CI [0.00770, 0.01441]. Correctly aligned R5 exceeded the mean of 100 wrong-image assignments, 0.36007 versus 0.24963; no shuffled run reached aligned performance and the plus-one p-value was 0.00990. These results establish that the visual contribution depends on correct image-case alignment under the report-derived construct.</w:t>
+      </w:r>
+    </w:p>
+    <w:p>
+      <w:pPr>
+        <w:pStyle w:val="Heading2"/>
+      </w:pPr>
+      <w:r>
+        <w:rPr>
+          <w:rFonts w:ascii="Times New Roman" w:hAnsi="Times New Roman"/>
+        </w:rPr>
+        <w:t>4.3 Final Retrieval Confirmation</w:t>
       </w:r>
     </w:p>
     <w:tbl>
@@ -2341,15 +2154,10 @@
         <w:tblInd w:w="120" w:type="dxa"/>
       </w:tblPr>
       <w:tblGrid>
-        <w:gridCol w:w="1393"/>
-        <w:gridCol w:w="957"/>
-        <w:gridCol w:w="797"/>
-        <w:gridCol w:w="1150"/>
-        <w:gridCol w:w="844"/>
-        <w:gridCol w:w="844"/>
-        <w:gridCol w:w="844"/>
-        <w:gridCol w:w="844"/>
-        <w:gridCol w:w="1353"/>
+        <w:gridCol w:w="3229"/>
+        <w:gridCol w:w="2181"/>
+        <w:gridCol w:w="1808"/>
+        <w:gridCol w:w="1808"/>
       </w:tblGrid>
       <w:tr>
         <w:trPr>
@@ -2357,7 +2165,7 @@
         </w:trPr>
         <w:tc>
           <w:tcPr>
-            <w:tcW w:type="dxa" w:w="1393"/>
+            <w:tcW w:type="dxa" w:w="3229"/>
             <w:vAlign w:val="center"/>
             <w:tcMar>
               <w:top w:w="80" w:type="dxa"/>
@@ -2377,13 +2185,13 @@
                 <w:b/>
                 <w:sz w:val="18"/>
               </w:rPr>
-              <w:t>System</w:t>
+              <w:t>Retrieval condition</w:t>
             </w:r>
           </w:p>
         </w:tc>
         <w:tc>
           <w:tcPr>
-            <w:tcW w:type="dxa" w:w="957"/>
+            <w:tcW w:type="dxa" w:w="2181"/>
             <w:vAlign w:val="center"/>
             <w:tcMar>
               <w:top w:w="80" w:type="dxa"/>
@@ -2403,13 +2211,13 @@
                 <w:b/>
                 <w:sz w:val="18"/>
               </w:rPr>
-              <w:t>Partition</w:t>
+              <w:t>Combined nDCG@10</w:t>
             </w:r>
           </w:p>
         </w:tc>
         <w:tc>
           <w:tcPr>
-            <w:tcW w:type="dxa" w:w="797"/>
+            <w:tcW w:type="dxa" w:w="1808"/>
             <w:vAlign w:val="center"/>
             <w:tcMar>
               <w:top w:w="80" w:type="dxa"/>
@@ -2429,13 +2237,13 @@
                 <w:b/>
                 <w:sz w:val="18"/>
               </w:rPr>
-              <w:t>Cases</w:t>
+              <w:t>Label-only</w:t>
             </w:r>
           </w:p>
         </w:tc>
         <w:tc>
           <w:tcPr>
-            <w:tcW w:type="dxa" w:w="1150"/>
+            <w:tcW w:type="dxa" w:w="1808"/>
             <w:vAlign w:val="center"/>
             <w:tcMar>
               <w:top w:w="80" w:type="dxa"/>
@@ -2455,13 +2263,594 @@
                 <w:b/>
                 <w:sz w:val="18"/>
               </w:rPr>
-              <w:t>Question rows</w:t>
+              <w:t>Fact-only</w:t>
+            </w:r>
+          </w:p>
+        </w:tc>
+      </w:tr>
+      <w:tr>
+        <w:tc>
+          <w:tcPr>
+            <w:tcW w:type="dxa" w:w="3229"/>
+            <w:vAlign w:val="center"/>
+            <w:tcMar>
+              <w:top w:w="80" w:type="dxa"/>
+              <w:start w:w="120" w:type="dxa"/>
+              <w:bottom w:w="80" w:type="dxa"/>
+              <w:end w:w="120" w:type="dxa"/>
+            </w:tcMar>
+          </w:tcPr>
+          <w:p>
+            <w:pPr>
+              <w:spacing w:before="0" w:after="40" w:line="240" w:lineRule="auto"/>
+            </w:pPr>
+            <w:r>
+              <w:rPr>
+                <w:rFonts w:ascii="Times New Roman" w:hAnsi="Times New Roman"/>
+                <w:b w:val="0"/>
+                <w:sz w:val="18"/>
+              </w:rPr>
+              <w:t>V10 R5, full Train bank</w:t>
             </w:r>
           </w:p>
         </w:tc>
         <w:tc>
           <w:tcPr>
-            <w:tcW w:type="dxa" w:w="844"/>
+            <w:tcW w:type="dxa" w:w="2181"/>
+            <w:vAlign w:val="center"/>
+            <w:tcMar>
+              <w:top w:w="80" w:type="dxa"/>
+              <w:start w:w="120" w:type="dxa"/>
+              <w:bottom w:w="80" w:type="dxa"/>
+              <w:end w:w="120" w:type="dxa"/>
+            </w:tcMar>
+          </w:tcPr>
+          <w:p>
+            <w:pPr>
+              <w:spacing w:before="0" w:after="40" w:line="240" w:lineRule="auto"/>
+            </w:pPr>
+            <w:r>
+              <w:rPr>
+                <w:rFonts w:ascii="Times New Roman" w:hAnsi="Times New Roman"/>
+                <w:b w:val="0"/>
+                <w:sz w:val="18"/>
+              </w:rPr>
+              <w:t>0.55313</w:t>
+            </w:r>
+          </w:p>
+        </w:tc>
+        <w:tc>
+          <w:tcPr>
+            <w:tcW w:type="dxa" w:w="1808"/>
+            <w:vAlign w:val="center"/>
+            <w:tcMar>
+              <w:top w:w="80" w:type="dxa"/>
+              <w:start w:w="120" w:type="dxa"/>
+              <w:bottom w:w="80" w:type="dxa"/>
+              <w:end w:w="120" w:type="dxa"/>
+            </w:tcMar>
+          </w:tcPr>
+          <w:p>
+            <w:pPr>
+              <w:spacing w:before="0" w:after="40" w:line="240" w:lineRule="auto"/>
+            </w:pPr>
+            <w:r>
+              <w:rPr>
+                <w:rFonts w:ascii="Times New Roman" w:hAnsi="Times New Roman"/>
+                <w:b w:val="0"/>
+                <w:sz w:val="18"/>
+              </w:rPr>
+              <w:t>0.33326</w:t>
+            </w:r>
+          </w:p>
+        </w:tc>
+        <w:tc>
+          <w:tcPr>
+            <w:tcW w:type="dxa" w:w="1808"/>
+            <w:vAlign w:val="center"/>
+            <w:tcMar>
+              <w:top w:w="80" w:type="dxa"/>
+              <w:start w:w="120" w:type="dxa"/>
+              <w:bottom w:w="80" w:type="dxa"/>
+              <w:end w:w="120" w:type="dxa"/>
+            </w:tcMar>
+          </w:tcPr>
+          <w:p>
+            <w:pPr>
+              <w:spacing w:before="0" w:after="40" w:line="240" w:lineRule="auto"/>
+            </w:pPr>
+            <w:r>
+              <w:rPr>
+                <w:rFonts w:ascii="Times New Roman" w:hAnsi="Times New Roman"/>
+                <w:b w:val="0"/>
+                <w:sz w:val="18"/>
+              </w:rPr>
+              <w:t>0.33180</w:t>
+            </w:r>
+          </w:p>
+        </w:tc>
+      </w:tr>
+      <w:tr>
+        <w:tc>
+          <w:tcPr>
+            <w:tcW w:type="dxa" w:w="3229"/>
+            <w:vAlign w:val="center"/>
+            <w:tcMar>
+              <w:top w:w="80" w:type="dxa"/>
+              <w:start w:w="120" w:type="dxa"/>
+              <w:bottom w:w="80" w:type="dxa"/>
+              <w:end w:w="120" w:type="dxa"/>
+            </w:tcMar>
+          </w:tcPr>
+          <w:p>
+            <w:pPr>
+              <w:spacing w:before="0" w:after="40" w:line="240" w:lineRule="auto"/>
+            </w:pPr>
+            <w:r>
+              <w:rPr>
+                <w:rFonts w:ascii="Times New Roman" w:hAnsi="Times New Roman"/>
+                <w:b w:val="0"/>
+                <w:sz w:val="18"/>
+              </w:rPr>
+              <w:t>RRF Top-200 order</w:t>
+            </w:r>
+          </w:p>
+        </w:tc>
+        <w:tc>
+          <w:tcPr>
+            <w:tcW w:type="dxa" w:w="2181"/>
+            <w:vAlign w:val="center"/>
+            <w:tcMar>
+              <w:top w:w="80" w:type="dxa"/>
+              <w:start w:w="120" w:type="dxa"/>
+              <w:bottom w:w="80" w:type="dxa"/>
+              <w:end w:w="120" w:type="dxa"/>
+            </w:tcMar>
+          </w:tcPr>
+          <w:p>
+            <w:pPr>
+              <w:spacing w:before="0" w:after="40" w:line="240" w:lineRule="auto"/>
+            </w:pPr>
+            <w:r>
+              <w:rPr>
+                <w:rFonts w:ascii="Times New Roman" w:hAnsi="Times New Roman"/>
+                <w:b w:val="0"/>
+                <w:sz w:val="18"/>
+              </w:rPr>
+              <w:t>0.54292</w:t>
+            </w:r>
+          </w:p>
+        </w:tc>
+        <w:tc>
+          <w:tcPr>
+            <w:tcW w:type="dxa" w:w="1808"/>
+            <w:vAlign w:val="center"/>
+            <w:tcMar>
+              <w:top w:w="80" w:type="dxa"/>
+              <w:start w:w="120" w:type="dxa"/>
+              <w:bottom w:w="80" w:type="dxa"/>
+              <w:end w:w="120" w:type="dxa"/>
+            </w:tcMar>
+          </w:tcPr>
+          <w:p>
+            <w:pPr>
+              <w:spacing w:before="0" w:after="40" w:line="240" w:lineRule="auto"/>
+            </w:pPr>
+            <w:r>
+              <w:rPr>
+                <w:rFonts w:ascii="Times New Roman" w:hAnsi="Times New Roman"/>
+                <w:b w:val="0"/>
+                <w:sz w:val="18"/>
+              </w:rPr>
+              <w:t>0.28605</w:t>
+            </w:r>
+          </w:p>
+        </w:tc>
+        <w:tc>
+          <w:tcPr>
+            <w:tcW w:type="dxa" w:w="1808"/>
+            <w:vAlign w:val="center"/>
+            <w:tcMar>
+              <w:top w:w="80" w:type="dxa"/>
+              <w:start w:w="120" w:type="dxa"/>
+              <w:bottom w:w="80" w:type="dxa"/>
+              <w:end w:w="120" w:type="dxa"/>
+            </w:tcMar>
+          </w:tcPr>
+          <w:p>
+            <w:pPr>
+              <w:spacing w:before="0" w:after="40" w:line="240" w:lineRule="auto"/>
+            </w:pPr>
+            <w:r>
+              <w:rPr>
+                <w:rFonts w:ascii="Times New Roman" w:hAnsi="Times New Roman"/>
+                <w:b w:val="0"/>
+                <w:sz w:val="18"/>
+              </w:rPr>
+              <w:t>0.28887</w:t>
+            </w:r>
+          </w:p>
+        </w:tc>
+      </w:tr>
+      <w:tr>
+        <w:tc>
+          <w:tcPr>
+            <w:tcW w:type="dxa" w:w="3229"/>
+            <w:vAlign w:val="center"/>
+            <w:tcMar>
+              <w:top w:w="80" w:type="dxa"/>
+              <w:start w:w="120" w:type="dxa"/>
+              <w:bottom w:w="80" w:type="dxa"/>
+              <w:end w:w="120" w:type="dxa"/>
+            </w:tcMar>
+          </w:tcPr>
+          <w:p>
+            <w:pPr>
+              <w:spacing w:before="0" w:after="40" w:line="240" w:lineRule="auto"/>
+            </w:pPr>
+            <w:r>
+              <w:rPr>
+                <w:rFonts w:ascii="Times New Roman" w:hAnsi="Times New Roman"/>
+                <w:b w:val="0"/>
+                <w:sz w:val="18"/>
+              </w:rPr>
+              <w:t>RRF Top-200 then R5</w:t>
+            </w:r>
+          </w:p>
+        </w:tc>
+        <w:tc>
+          <w:tcPr>
+            <w:tcW w:type="dxa" w:w="2181"/>
+            <w:vAlign w:val="center"/>
+            <w:tcMar>
+              <w:top w:w="80" w:type="dxa"/>
+              <w:start w:w="120" w:type="dxa"/>
+              <w:bottom w:w="80" w:type="dxa"/>
+              <w:end w:w="120" w:type="dxa"/>
+            </w:tcMar>
+          </w:tcPr>
+          <w:p>
+            <w:pPr>
+              <w:spacing w:before="0" w:after="40" w:line="240" w:lineRule="auto"/>
+            </w:pPr>
+            <w:r>
+              <w:rPr>
+                <w:rFonts w:ascii="Times New Roman" w:hAnsi="Times New Roman"/>
+                <w:b w:val="0"/>
+                <w:sz w:val="18"/>
+              </w:rPr>
+              <w:t>0.55363</w:t>
+            </w:r>
+          </w:p>
+        </w:tc>
+        <w:tc>
+          <w:tcPr>
+            <w:tcW w:type="dxa" w:w="1808"/>
+            <w:vAlign w:val="center"/>
+            <w:tcMar>
+              <w:top w:w="80" w:type="dxa"/>
+              <w:start w:w="120" w:type="dxa"/>
+              <w:bottom w:w="80" w:type="dxa"/>
+              <w:end w:w="120" w:type="dxa"/>
+            </w:tcMar>
+          </w:tcPr>
+          <w:p>
+            <w:pPr>
+              <w:spacing w:before="0" w:after="40" w:line="240" w:lineRule="auto"/>
+            </w:pPr>
+            <w:r>
+              <w:rPr>
+                <w:rFonts w:ascii="Times New Roman" w:hAnsi="Times New Roman"/>
+                <w:b w:val="0"/>
+                <w:sz w:val="18"/>
+              </w:rPr>
+              <w:t>0.33489</w:t>
+            </w:r>
+          </w:p>
+        </w:tc>
+        <w:tc>
+          <w:tcPr>
+            <w:tcW w:type="dxa" w:w="1808"/>
+            <w:vAlign w:val="center"/>
+            <w:tcMar>
+              <w:top w:w="80" w:type="dxa"/>
+              <w:start w:w="120" w:type="dxa"/>
+              <w:bottom w:w="80" w:type="dxa"/>
+              <w:end w:w="120" w:type="dxa"/>
+            </w:tcMar>
+          </w:tcPr>
+          <w:p>
+            <w:pPr>
+              <w:spacing w:before="0" w:after="40" w:line="240" w:lineRule="auto"/>
+            </w:pPr>
+            <w:r>
+              <w:rPr>
+                <w:rFonts w:ascii="Times New Roman" w:hAnsi="Times New Roman"/>
+                <w:b w:val="0"/>
+                <w:sz w:val="18"/>
+              </w:rPr>
+              <w:t>0.33239</w:t>
+            </w:r>
+          </w:p>
+        </w:tc>
+      </w:tr>
+      <w:tr>
+        <w:tc>
+          <w:tcPr>
+            <w:tcW w:type="dxa" w:w="3229"/>
+            <w:vAlign w:val="center"/>
+            <w:tcMar>
+              <w:top w:w="80" w:type="dxa"/>
+              <w:start w:w="120" w:type="dxa"/>
+              <w:bottom w:w="80" w:type="dxa"/>
+              <w:end w:w="120" w:type="dxa"/>
+            </w:tcMar>
+          </w:tcPr>
+          <w:p>
+            <w:pPr>
+              <w:spacing w:before="0" w:after="40" w:line="240" w:lineRule="auto"/>
+            </w:pPr>
+            <w:r>
+              <w:rPr>
+                <w:rFonts w:ascii="Times New Roman" w:hAnsi="Times New Roman"/>
+                <w:b w:val="0"/>
+                <w:sz w:val="18"/>
+              </w:rPr>
+              <w:t>RRF Top-200 then V12 LambdaMART</w:t>
+            </w:r>
+          </w:p>
+        </w:tc>
+        <w:tc>
+          <w:tcPr>
+            <w:tcW w:type="dxa" w:w="2181"/>
+            <w:vAlign w:val="center"/>
+            <w:tcMar>
+              <w:top w:w="80" w:type="dxa"/>
+              <w:start w:w="120" w:type="dxa"/>
+              <w:bottom w:w="80" w:type="dxa"/>
+              <w:end w:w="120" w:type="dxa"/>
+            </w:tcMar>
+          </w:tcPr>
+          <w:p>
+            <w:pPr>
+              <w:spacing w:before="0" w:after="40" w:line="240" w:lineRule="auto"/>
+            </w:pPr>
+            <w:r>
+              <w:rPr>
+                <w:rFonts w:ascii="Times New Roman" w:hAnsi="Times New Roman"/>
+                <w:b w:val="0"/>
+                <w:sz w:val="18"/>
+              </w:rPr>
+              <w:t>0.61590</w:t>
+            </w:r>
+          </w:p>
+        </w:tc>
+        <w:tc>
+          <w:tcPr>
+            <w:tcW w:type="dxa" w:w="1808"/>
+            <w:vAlign w:val="center"/>
+            <w:tcMar>
+              <w:top w:w="80" w:type="dxa"/>
+              <w:start w:w="120" w:type="dxa"/>
+              <w:bottom w:w="80" w:type="dxa"/>
+              <w:end w:w="120" w:type="dxa"/>
+            </w:tcMar>
+          </w:tcPr>
+          <w:p>
+            <w:pPr>
+              <w:spacing w:before="0" w:after="40" w:line="240" w:lineRule="auto"/>
+            </w:pPr>
+            <w:r>
+              <w:rPr>
+                <w:rFonts w:ascii="Times New Roman" w:hAnsi="Times New Roman"/>
+                <w:b w:val="0"/>
+                <w:sz w:val="18"/>
+              </w:rPr>
+              <w:t>0.37254</w:t>
+            </w:r>
+          </w:p>
+        </w:tc>
+        <w:tc>
+          <w:tcPr>
+            <w:tcW w:type="dxa" w:w="1808"/>
+            <w:vAlign w:val="center"/>
+            <w:tcMar>
+              <w:top w:w="80" w:type="dxa"/>
+              <w:start w:w="120" w:type="dxa"/>
+              <w:bottom w:w="80" w:type="dxa"/>
+              <w:end w:w="120" w:type="dxa"/>
+            </w:tcMar>
+          </w:tcPr>
+          <w:p>
+            <w:pPr>
+              <w:spacing w:before="0" w:after="40" w:line="240" w:lineRule="auto"/>
+            </w:pPr>
+            <w:r>
+              <w:rPr>
+                <w:rFonts w:ascii="Times New Roman" w:hAnsi="Times New Roman"/>
+                <w:b w:val="0"/>
+                <w:sz w:val="18"/>
+              </w:rPr>
+              <w:t>0.34507</w:t>
+            </w:r>
+          </w:p>
+        </w:tc>
+      </w:tr>
+      <w:tr>
+        <w:tc>
+          <w:tcPr>
+            <w:tcW w:type="dxa" w:w="3229"/>
+            <w:vAlign w:val="center"/>
+            <w:tcMar>
+              <w:top w:w="80" w:type="dxa"/>
+              <w:start w:w="120" w:type="dxa"/>
+              <w:bottom w:w="80" w:type="dxa"/>
+              <w:end w:w="120" w:type="dxa"/>
+            </w:tcMar>
+          </w:tcPr>
+          <w:p>
+            <w:pPr>
+              <w:spacing w:before="0" w:after="40" w:line="240" w:lineRule="auto"/>
+            </w:pPr>
+            <w:r>
+              <w:rPr>
+                <w:rFonts w:ascii="Times New Roman" w:hAnsi="Times New Roman"/>
+                <w:b w:val="0"/>
+                <w:sz w:val="18"/>
+              </w:rPr>
+              <w:t>Full-bank LambdaMART</w:t>
+            </w:r>
+          </w:p>
+        </w:tc>
+        <w:tc>
+          <w:tcPr>
+            <w:tcW w:type="dxa" w:w="2181"/>
+            <w:vAlign w:val="center"/>
+            <w:tcMar>
+              <w:top w:w="80" w:type="dxa"/>
+              <w:start w:w="120" w:type="dxa"/>
+              <w:bottom w:w="80" w:type="dxa"/>
+              <w:end w:w="120" w:type="dxa"/>
+            </w:tcMar>
+          </w:tcPr>
+          <w:p>
+            <w:pPr>
+              <w:spacing w:before="0" w:after="40" w:line="240" w:lineRule="auto"/>
+            </w:pPr>
+            <w:r>
+              <w:rPr>
+                <w:rFonts w:ascii="Times New Roman" w:hAnsi="Times New Roman"/>
+                <w:b w:val="0"/>
+                <w:sz w:val="18"/>
+              </w:rPr>
+              <w:t>0.54150</w:t>
+            </w:r>
+          </w:p>
+        </w:tc>
+        <w:tc>
+          <w:tcPr>
+            <w:tcW w:type="dxa" w:w="1808"/>
+            <w:vAlign w:val="center"/>
+            <w:tcMar>
+              <w:top w:w="80" w:type="dxa"/>
+              <w:start w:w="120" w:type="dxa"/>
+              <w:bottom w:w="80" w:type="dxa"/>
+              <w:end w:w="120" w:type="dxa"/>
+            </w:tcMar>
+          </w:tcPr>
+          <w:p>
+            <w:pPr>
+              <w:spacing w:before="0" w:after="40" w:line="240" w:lineRule="auto"/>
+            </w:pPr>
+            <w:r>
+              <w:rPr>
+                <w:rFonts w:ascii="Times New Roman" w:hAnsi="Times New Roman"/>
+                <w:b w:val="0"/>
+                <w:sz w:val="18"/>
+              </w:rPr>
+              <w:t>0.31632</w:t>
+            </w:r>
+          </w:p>
+        </w:tc>
+        <w:tc>
+          <w:tcPr>
+            <w:tcW w:type="dxa" w:w="1808"/>
+            <w:vAlign w:val="center"/>
+            <w:tcMar>
+              <w:top w:w="80" w:type="dxa"/>
+              <w:start w:w="120" w:type="dxa"/>
+              <w:bottom w:w="80" w:type="dxa"/>
+              <w:end w:w="120" w:type="dxa"/>
+            </w:tcMar>
+          </w:tcPr>
+          <w:p>
+            <w:pPr>
+              <w:spacing w:before="0" w:after="40" w:line="240" w:lineRule="auto"/>
+            </w:pPr>
+            <w:r>
+              <w:rPr>
+                <w:rFonts w:ascii="Times New Roman" w:hAnsi="Times New Roman"/>
+                <w:b w:val="0"/>
+                <w:sz w:val="18"/>
+              </w:rPr>
+              <w:t>0.29259</w:t>
+            </w:r>
+          </w:p>
+        </w:tc>
+      </w:tr>
+    </w:tbl>
+    <w:p>
+      <w:pPr>
+        <w:spacing w:after="0"/>
+      </w:pPr>
+    </w:p>
+    <w:p>
+      <w:r>
+        <w:rPr>
+          <w:rFonts w:ascii="Times New Roman" w:hAnsi="Times New Roman"/>
+        </w:rPr>
+        <w:t>V12 improved combined nDCG@10 over R5 by +0.06277, 95% CI [0.05460, 0.07082]. Label-only improved by +0.03928 [0.02450, 0.05443], and fact-only improved by +0.01326 [0.00405, 0.02243]. All intervals exclude zero.</w:t>
+      </w:r>
+    </w:p>
+    <w:p>
+      <w:r>
+        <w:rPr>
+          <w:rFonts w:ascii="Times New Roman" w:hAnsi="Times New Roman"/>
+        </w:rPr>
+        <w:t>RRF alone was worse than R5, and full-bank LambdaMART was also worse. R5 reranking within Top-200 only recovered the R5 level. The result therefore supports the complete two-stage method rather than candidate fusion or the learned model in isolation.</w:t>
+      </w:r>
+    </w:p>
+    <w:p>
+      <w:pPr>
+        <w:pStyle w:val="Heading2"/>
+      </w:pPr>
+      <w:r>
+        <w:rPr>
+          <w:rFonts w:ascii="Times New Roman" w:hAnsi="Times New Roman"/>
+        </w:rPr>
+        <w:t>4.4 Retrieval Spectrum Sensitivity</w:t>
+      </w:r>
+    </w:p>
+    <w:p>
+      <w:r>
+        <w:rPr>
+          <w:rFonts w:ascii="Times New Roman" w:hAnsi="Times New Roman"/>
+        </w:rPr>
+        <w:t>V12 combined-qrel nDCG@10 was 0.64897 for report-indexed normal, 0.59784 for abnormal and 0.61850 for indeterminate cases. Corresponding R5 values were 0.57158, 0.54268 and 0.56391. The direction is positive across strata, but the 14-case indeterminate result is descriptive. Differences between strata partly reflect source labels and qrel structure, not inherent clinical difficulty.</w:t>
+      </w:r>
+    </w:p>
+    <w:p>
+      <w:pPr>
+        <w:pStyle w:val="Heading2"/>
+      </w:pPr>
+      <w:r>
+        <w:rPr>
+          <w:rFonts w:ascii="Times New Roman" w:hAnsi="Times New Roman"/>
+        </w:rPr>
+        <w:t>4.5 Primary Generation Confirmation</w:t>
+      </w:r>
+    </w:p>
+    <w:tbl>
+      <w:tblPr>
+        <w:tblStyle w:val="TableGrid"/>
+        <w:tblW w:type="dxa" w:w="9026"/>
+        <w:tblLayout w:type="fixed"/>
+        <w:tblLook w:firstColumn="1" w:firstRow="1" w:lastColumn="0" w:lastRow="0" w:noHBand="0" w:noVBand="1" w:val="04A0"/>
+        <w:tblInd w:w="120" w:type="dxa"/>
+      </w:tblPr>
+      <w:tblGrid>
+        <w:gridCol w:w="2919"/>
+        <w:gridCol w:w="1766"/>
+        <w:gridCol w:w="1844"/>
+        <w:gridCol w:w="2497"/>
+      </w:tblGrid>
+      <w:tr>
+        <w:trPr>
+          <w:tblHeader w:val="true"/>
+        </w:trPr>
+        <w:tc>
+          <w:tcPr>
+            <w:tcW w:type="dxa" w:w="2919"/>
             <w:vAlign w:val="center"/>
             <w:tcMar>
               <w:top w:w="80" w:type="dxa"/>
@@ -2481,2250 +2870,13 @@
                 <w:b/>
                 <w:sz w:val="18"/>
               </w:rPr>
-              <w:t>nDCG@10</w:t>
+              <w:t>Retrieved-history generator</w:t>
             </w:r>
           </w:p>
         </w:tc>
         <w:tc>
           <w:tcPr>
-            <w:tcW w:type="dxa" w:w="844"/>
-            <w:vAlign w:val="center"/>
-            <w:tcMar>
-              <w:top w:w="80" w:type="dxa"/>
-              <w:start w:w="120" w:type="dxa"/>
-              <w:bottom w:w="80" w:type="dxa"/>
-              <w:end w:w="120" w:type="dxa"/>
-            </w:tcMar>
-            <w:shd w:fill="F4F6F9"/>
-          </w:tcPr>
-          <w:p>
-            <w:pPr>
-              <w:spacing w:before="0" w:after="40" w:line="240" w:lineRule="auto"/>
-            </w:pPr>
-            <w:r>
-              <w:rPr>
-                <w:rFonts w:ascii="Times New Roman" w:hAnsi="Times New Roman"/>
-                <w:b/>
-                <w:sz w:val="18"/>
-              </w:rPr>
-              <w:t>MRR</w:t>
-            </w:r>
-          </w:p>
-        </w:tc>
-        <w:tc>
-          <w:tcPr>
-            <w:tcW w:type="dxa" w:w="844"/>
-            <w:vAlign w:val="center"/>
-            <w:tcMar>
-              <w:top w:w="80" w:type="dxa"/>
-              <w:start w:w="120" w:type="dxa"/>
-              <w:bottom w:w="80" w:type="dxa"/>
-              <w:end w:w="120" w:type="dxa"/>
-            </w:tcMar>
-            <w:shd w:fill="F4F6F9"/>
-          </w:tcPr>
-          <w:p>
-            <w:pPr>
-              <w:spacing w:before="0" w:after="40" w:line="240" w:lineRule="auto"/>
-            </w:pPr>
-            <w:r>
-              <w:rPr>
-                <w:rFonts w:ascii="Times New Roman" w:hAnsi="Times New Roman"/>
-                <w:b/>
-                <w:sz w:val="18"/>
-              </w:rPr>
-              <w:t>Hit@1</w:t>
-            </w:r>
-          </w:p>
-        </w:tc>
-        <w:tc>
-          <w:tcPr>
-            <w:tcW w:type="dxa" w:w="844"/>
-            <w:vAlign w:val="center"/>
-            <w:tcMar>
-              <w:top w:w="80" w:type="dxa"/>
-              <w:start w:w="120" w:type="dxa"/>
-              <w:bottom w:w="80" w:type="dxa"/>
-              <w:end w:w="120" w:type="dxa"/>
-            </w:tcMar>
-            <w:shd w:fill="F4F6F9"/>
-          </w:tcPr>
-          <w:p>
-            <w:pPr>
-              <w:spacing w:before="0" w:after="40" w:line="240" w:lineRule="auto"/>
-            </w:pPr>
-            <w:r>
-              <w:rPr>
-                <w:rFonts w:ascii="Times New Roman" w:hAnsi="Times New Roman"/>
-                <w:b/>
-                <w:sz w:val="18"/>
-              </w:rPr>
-              <w:t>Hit@10</w:t>
-            </w:r>
-          </w:p>
-        </w:tc>
-        <w:tc>
-          <w:tcPr>
-            <w:tcW w:type="dxa" w:w="1353"/>
-            <w:vAlign w:val="center"/>
-            <w:tcMar>
-              <w:top w:w="80" w:type="dxa"/>
-              <w:start w:w="120" w:type="dxa"/>
-              <w:bottom w:w="80" w:type="dxa"/>
-              <w:end w:w="120" w:type="dxa"/>
-            </w:tcMar>
-            <w:shd w:fill="F4F6F9"/>
-          </w:tcPr>
-          <w:p>
-            <w:pPr>
-              <w:spacing w:before="0" w:after="40" w:line="240" w:lineRule="auto"/>
-            </w:pPr>
-            <w:r>
-              <w:rPr>
-                <w:rFonts w:ascii="Times New Roman" w:hAnsi="Times New Roman"/>
-                <w:b/>
-                <w:sz w:val="18"/>
-              </w:rPr>
-              <w:t>Role</w:t>
-            </w:r>
-          </w:p>
-        </w:tc>
-      </w:tr>
-      <w:tr>
-        <w:tc>
-          <w:tcPr>
-            <w:tcW w:type="dxa" w:w="1393"/>
-            <w:vAlign w:val="center"/>
-            <w:tcMar>
-              <w:top w:w="80" w:type="dxa"/>
-              <w:start w:w="120" w:type="dxa"/>
-              <w:bottom w:w="80" w:type="dxa"/>
-              <w:end w:w="120" w:type="dxa"/>
-            </w:tcMar>
-          </w:tcPr>
-          <w:p>
-            <w:pPr>
-              <w:spacing w:before="0" w:after="40" w:line="240" w:lineRule="auto"/>
-            </w:pPr>
-            <w:r>
-              <w:rPr>
-                <w:rFonts w:ascii="Times New Roman" w:hAnsi="Times New Roman"/>
-                <w:b w:val="0"/>
-                <w:sz w:val="18"/>
-              </w:rPr>
-              <w:t>R0 BM25</w:t>
-            </w:r>
-          </w:p>
-        </w:tc>
-        <w:tc>
-          <w:tcPr>
-            <w:tcW w:type="dxa" w:w="957"/>
-            <w:vAlign w:val="center"/>
-            <w:tcMar>
-              <w:top w:w="80" w:type="dxa"/>
-              <w:start w:w="120" w:type="dxa"/>
-              <w:bottom w:w="80" w:type="dxa"/>
-              <w:end w:w="120" w:type="dxa"/>
-            </w:tcMar>
-          </w:tcPr>
-          <w:p>
-            <w:pPr>
-              <w:spacing w:before="0" w:after="40" w:line="240" w:lineRule="auto"/>
-            </w:pPr>
-            <w:r>
-              <w:rPr>
-                <w:rFonts w:ascii="Times New Roman" w:hAnsi="Times New Roman"/>
-                <w:b w:val="0"/>
-                <w:sz w:val="18"/>
-              </w:rPr>
-              <w:t>Test</w:t>
-            </w:r>
-          </w:p>
-        </w:tc>
-        <w:tc>
-          <w:tcPr>
-            <w:tcW w:type="dxa" w:w="797"/>
-            <w:vAlign w:val="center"/>
-            <w:tcMar>
-              <w:top w:w="80" w:type="dxa"/>
-              <w:start w:w="120" w:type="dxa"/>
-              <w:bottom w:w="80" w:type="dxa"/>
-              <w:end w:w="120" w:type="dxa"/>
-            </w:tcMar>
-          </w:tcPr>
-          <w:p>
-            <w:pPr>
-              <w:spacing w:before="0" w:after="40" w:line="240" w:lineRule="auto"/>
-            </w:pPr>
-            <w:r>
-              <w:rPr>
-                <w:rFonts w:ascii="Times New Roman" w:hAnsi="Times New Roman"/>
-                <w:b w:val="0"/>
-                <w:sz w:val="18"/>
-              </w:rPr>
-              <w:t>568</w:t>
-            </w:r>
-          </w:p>
-        </w:tc>
-        <w:tc>
-          <w:tcPr>
-            <w:tcW w:type="dxa" w:w="1150"/>
-            <w:vAlign w:val="center"/>
-            <w:tcMar>
-              <w:top w:w="80" w:type="dxa"/>
-              <w:start w:w="120" w:type="dxa"/>
-              <w:bottom w:w="80" w:type="dxa"/>
-              <w:end w:w="120" w:type="dxa"/>
-            </w:tcMar>
-          </w:tcPr>
-          <w:p>
-            <w:pPr>
-              <w:spacing w:before="0" w:after="40" w:line="240" w:lineRule="auto"/>
-            </w:pPr>
-            <w:r>
-              <w:rPr>
-                <w:rFonts w:ascii="Times New Roman" w:hAnsi="Times New Roman"/>
-                <w:b w:val="0"/>
-                <w:sz w:val="18"/>
-              </w:rPr>
-              <w:t>1,704</w:t>
-            </w:r>
-          </w:p>
-        </w:tc>
-        <w:tc>
-          <w:tcPr>
-            <w:tcW w:type="dxa" w:w="844"/>
-            <w:vAlign w:val="center"/>
-            <w:tcMar>
-              <w:top w:w="80" w:type="dxa"/>
-              <w:start w:w="120" w:type="dxa"/>
-              <w:bottom w:w="80" w:type="dxa"/>
-              <w:end w:w="120" w:type="dxa"/>
-            </w:tcMar>
-          </w:tcPr>
-          <w:p>
-            <w:pPr>
-              <w:spacing w:before="0" w:after="40" w:line="240" w:lineRule="auto"/>
-            </w:pPr>
-            <w:r>
-              <w:rPr>
-                <w:rFonts w:ascii="Times New Roman" w:hAnsi="Times New Roman"/>
-                <w:b w:val="0"/>
-                <w:sz w:val="18"/>
-              </w:rPr>
-              <w:t>0.14076</w:t>
-            </w:r>
-          </w:p>
-        </w:tc>
-        <w:tc>
-          <w:tcPr>
-            <w:tcW w:type="dxa" w:w="844"/>
-            <w:vAlign w:val="center"/>
-            <w:tcMar>
-              <w:top w:w="80" w:type="dxa"/>
-              <w:start w:w="120" w:type="dxa"/>
-              <w:bottom w:w="80" w:type="dxa"/>
-              <w:end w:w="120" w:type="dxa"/>
-            </w:tcMar>
-          </w:tcPr>
-          <w:p>
-            <w:pPr>
-              <w:spacing w:before="0" w:after="40" w:line="240" w:lineRule="auto"/>
-            </w:pPr>
-            <w:r>
-              <w:rPr>
-                <w:rFonts w:ascii="Times New Roman" w:hAnsi="Times New Roman"/>
-                <w:b w:val="0"/>
-                <w:sz w:val="18"/>
-              </w:rPr>
-              <w:t>0.07676</w:t>
-            </w:r>
-          </w:p>
-        </w:tc>
-        <w:tc>
-          <w:tcPr>
-            <w:tcW w:type="dxa" w:w="844"/>
-            <w:vAlign w:val="center"/>
-            <w:tcMar>
-              <w:top w:w="80" w:type="dxa"/>
-              <w:start w:w="120" w:type="dxa"/>
-              <w:bottom w:w="80" w:type="dxa"/>
-              <w:end w:w="120" w:type="dxa"/>
-            </w:tcMar>
-          </w:tcPr>
-          <w:p>
-            <w:pPr>
-              <w:spacing w:before="0" w:after="40" w:line="240" w:lineRule="auto"/>
-            </w:pPr>
-            <w:r>
-              <w:rPr>
-                <w:rFonts w:ascii="Times New Roman" w:hAnsi="Times New Roman"/>
-                <w:b w:val="0"/>
-                <w:sz w:val="18"/>
-              </w:rPr>
-              <w:t>0.03228</w:t>
-            </w:r>
-          </w:p>
-        </w:tc>
-        <w:tc>
-          <w:tcPr>
-            <w:tcW w:type="dxa" w:w="844"/>
-            <w:vAlign w:val="center"/>
-            <w:tcMar>
-              <w:top w:w="80" w:type="dxa"/>
-              <w:start w:w="120" w:type="dxa"/>
-              <w:bottom w:w="80" w:type="dxa"/>
-              <w:end w:w="120" w:type="dxa"/>
-            </w:tcMar>
-          </w:tcPr>
-          <w:p>
-            <w:pPr>
-              <w:spacing w:before="0" w:after="40" w:line="240" w:lineRule="auto"/>
-            </w:pPr>
-            <w:r>
-              <w:rPr>
-                <w:rFonts w:ascii="Times New Roman" w:hAnsi="Times New Roman"/>
-                <w:b w:val="0"/>
-                <w:sz w:val="18"/>
-              </w:rPr>
-              <w:t>0.16608</w:t>
-            </w:r>
-          </w:p>
-        </w:tc>
-        <w:tc>
-          <w:tcPr>
-            <w:tcW w:type="dxa" w:w="1353"/>
-            <w:vAlign w:val="center"/>
-            <w:tcMar>
-              <w:top w:w="80" w:type="dxa"/>
-              <w:start w:w="120" w:type="dxa"/>
-              <w:bottom w:w="80" w:type="dxa"/>
-              <w:end w:w="120" w:type="dxa"/>
-            </w:tcMar>
-          </w:tcPr>
-          <w:p>
-            <w:pPr>
-              <w:spacing w:before="0" w:after="40" w:line="240" w:lineRule="auto"/>
-            </w:pPr>
-            <w:r>
-              <w:rPr>
-                <w:rFonts w:ascii="Times New Roman" w:hAnsi="Times New Roman"/>
-                <w:b w:val="0"/>
-                <w:sz w:val="18"/>
-              </w:rPr>
-              <w:t>baseline</w:t>
-            </w:r>
-          </w:p>
-        </w:tc>
-      </w:tr>
-      <w:tr>
-        <w:tc>
-          <w:tcPr>
-            <w:tcW w:type="dxa" w:w="1393"/>
-            <w:vAlign w:val="center"/>
-            <w:tcMar>
-              <w:top w:w="80" w:type="dxa"/>
-              <w:start w:w="120" w:type="dxa"/>
-              <w:bottom w:w="80" w:type="dxa"/>
-              <w:end w:w="120" w:type="dxa"/>
-            </w:tcMar>
-          </w:tcPr>
-          <w:p>
-            <w:pPr>
-              <w:spacing w:before="0" w:after="40" w:line="240" w:lineRule="auto"/>
-            </w:pPr>
-            <w:r>
-              <w:rPr>
-                <w:rFonts w:ascii="Times New Roman" w:hAnsi="Times New Roman"/>
-                <w:b w:val="0"/>
-                <w:sz w:val="18"/>
-              </w:rPr>
-              <w:t>R1 image-image</w:t>
-            </w:r>
-          </w:p>
-        </w:tc>
-        <w:tc>
-          <w:tcPr>
-            <w:tcW w:type="dxa" w:w="957"/>
-            <w:vAlign w:val="center"/>
-            <w:tcMar>
-              <w:top w:w="80" w:type="dxa"/>
-              <w:start w:w="120" w:type="dxa"/>
-              <w:bottom w:w="80" w:type="dxa"/>
-              <w:end w:w="120" w:type="dxa"/>
-            </w:tcMar>
-          </w:tcPr>
-          <w:p>
-            <w:pPr>
-              <w:spacing w:before="0" w:after="40" w:line="240" w:lineRule="auto"/>
-            </w:pPr>
-            <w:r>
-              <w:rPr>
-                <w:rFonts w:ascii="Times New Roman" w:hAnsi="Times New Roman"/>
-                <w:b w:val="0"/>
-                <w:sz w:val="18"/>
-              </w:rPr>
-              <w:t>Test</w:t>
-            </w:r>
-          </w:p>
-        </w:tc>
-        <w:tc>
-          <w:tcPr>
-            <w:tcW w:type="dxa" w:w="797"/>
-            <w:vAlign w:val="center"/>
-            <w:tcMar>
-              <w:top w:w="80" w:type="dxa"/>
-              <w:start w:w="120" w:type="dxa"/>
-              <w:bottom w:w="80" w:type="dxa"/>
-              <w:end w:w="120" w:type="dxa"/>
-            </w:tcMar>
-          </w:tcPr>
-          <w:p>
-            <w:pPr>
-              <w:spacing w:before="0" w:after="40" w:line="240" w:lineRule="auto"/>
-            </w:pPr>
-            <w:r>
-              <w:rPr>
-                <w:rFonts w:ascii="Times New Roman" w:hAnsi="Times New Roman"/>
-                <w:b w:val="0"/>
-                <w:sz w:val="18"/>
-              </w:rPr>
-              <w:t>568</w:t>
-            </w:r>
-          </w:p>
-        </w:tc>
-        <w:tc>
-          <w:tcPr>
-            <w:tcW w:type="dxa" w:w="1150"/>
-            <w:vAlign w:val="center"/>
-            <w:tcMar>
-              <w:top w:w="80" w:type="dxa"/>
-              <w:start w:w="120" w:type="dxa"/>
-              <w:bottom w:w="80" w:type="dxa"/>
-              <w:end w:w="120" w:type="dxa"/>
-            </w:tcMar>
-          </w:tcPr>
-          <w:p>
-            <w:pPr>
-              <w:spacing w:before="0" w:after="40" w:line="240" w:lineRule="auto"/>
-            </w:pPr>
-            <w:r>
-              <w:rPr>
-                <w:rFonts w:ascii="Times New Roman" w:hAnsi="Times New Roman"/>
-                <w:b w:val="0"/>
-                <w:sz w:val="18"/>
-              </w:rPr>
-              <w:t>1,704</w:t>
-            </w:r>
-          </w:p>
-        </w:tc>
-        <w:tc>
-          <w:tcPr>
-            <w:tcW w:type="dxa" w:w="844"/>
-            <w:vAlign w:val="center"/>
-            <w:tcMar>
-              <w:top w:w="80" w:type="dxa"/>
-              <w:start w:w="120" w:type="dxa"/>
-              <w:bottom w:w="80" w:type="dxa"/>
-              <w:end w:w="120" w:type="dxa"/>
-            </w:tcMar>
-          </w:tcPr>
-          <w:p>
-            <w:pPr>
-              <w:spacing w:before="0" w:after="40" w:line="240" w:lineRule="auto"/>
-            </w:pPr>
-            <w:r>
-              <w:rPr>
-                <w:rFonts w:ascii="Times New Roman" w:hAnsi="Times New Roman"/>
-                <w:b w:val="0"/>
-                <w:sz w:val="18"/>
-              </w:rPr>
-              <w:t>0.33485</w:t>
-            </w:r>
-          </w:p>
-        </w:tc>
-        <w:tc>
-          <w:tcPr>
-            <w:tcW w:type="dxa" w:w="844"/>
-            <w:vAlign w:val="center"/>
-            <w:tcMar>
-              <w:top w:w="80" w:type="dxa"/>
-              <w:start w:w="120" w:type="dxa"/>
-              <w:bottom w:w="80" w:type="dxa"/>
-              <w:end w:w="120" w:type="dxa"/>
-            </w:tcMar>
-          </w:tcPr>
-          <w:p>
-            <w:pPr>
-              <w:spacing w:before="0" w:after="40" w:line="240" w:lineRule="auto"/>
-            </w:pPr>
-            <w:r>
-              <w:rPr>
-                <w:rFonts w:ascii="Times New Roman" w:hAnsi="Times New Roman"/>
-                <w:b w:val="0"/>
-                <w:sz w:val="18"/>
-              </w:rPr>
-              <w:t>0.30864</w:t>
-            </w:r>
-          </w:p>
-        </w:tc>
-        <w:tc>
-          <w:tcPr>
-            <w:tcW w:type="dxa" w:w="844"/>
-            <w:vAlign w:val="center"/>
-            <w:tcMar>
-              <w:top w:w="80" w:type="dxa"/>
-              <w:start w:w="120" w:type="dxa"/>
-              <w:bottom w:w="80" w:type="dxa"/>
-              <w:end w:w="120" w:type="dxa"/>
-            </w:tcMar>
-          </w:tcPr>
-          <w:p>
-            <w:pPr>
-              <w:spacing w:before="0" w:after="40" w:line="240" w:lineRule="auto"/>
-            </w:pPr>
-            <w:r>
-              <w:rPr>
-                <w:rFonts w:ascii="Times New Roman" w:hAnsi="Times New Roman"/>
-                <w:b w:val="0"/>
-                <w:sz w:val="18"/>
-              </w:rPr>
-              <w:t>0.22535</w:t>
-            </w:r>
-          </w:p>
-        </w:tc>
-        <w:tc>
-          <w:tcPr>
-            <w:tcW w:type="dxa" w:w="844"/>
-            <w:vAlign w:val="center"/>
-            <w:tcMar>
-              <w:top w:w="80" w:type="dxa"/>
-              <w:start w:w="120" w:type="dxa"/>
-              <w:bottom w:w="80" w:type="dxa"/>
-              <w:end w:w="120" w:type="dxa"/>
-            </w:tcMar>
-          </w:tcPr>
-          <w:p>
-            <w:pPr>
-              <w:spacing w:before="0" w:after="40" w:line="240" w:lineRule="auto"/>
-            </w:pPr>
-            <w:r>
-              <w:rPr>
-                <w:rFonts w:ascii="Times New Roman" w:hAnsi="Times New Roman"/>
-                <w:b w:val="0"/>
-                <w:sz w:val="18"/>
-              </w:rPr>
-              <w:t>0.44014</w:t>
-            </w:r>
-          </w:p>
-        </w:tc>
-        <w:tc>
-          <w:tcPr>
-            <w:tcW w:type="dxa" w:w="1353"/>
-            <w:vAlign w:val="center"/>
-            <w:tcMar>
-              <w:top w:w="80" w:type="dxa"/>
-              <w:start w:w="120" w:type="dxa"/>
-              <w:bottom w:w="80" w:type="dxa"/>
-              <w:end w:w="120" w:type="dxa"/>
-            </w:tcMar>
-          </w:tcPr>
-          <w:p>
-            <w:pPr>
-              <w:spacing w:before="0" w:after="40" w:line="240" w:lineRule="auto"/>
-            </w:pPr>
-            <w:r>
-              <w:rPr>
-                <w:rFonts w:ascii="Times New Roman" w:hAnsi="Times New Roman"/>
-                <w:b w:val="0"/>
-                <w:sz w:val="18"/>
-              </w:rPr>
-              <w:t>baseline</w:t>
-            </w:r>
-          </w:p>
-        </w:tc>
-      </w:tr>
-      <w:tr>
-        <w:tc>
-          <w:tcPr>
-            <w:tcW w:type="dxa" w:w="1393"/>
-            <w:vAlign w:val="center"/>
-            <w:tcMar>
-              <w:top w:w="80" w:type="dxa"/>
-              <w:start w:w="120" w:type="dxa"/>
-              <w:bottom w:w="80" w:type="dxa"/>
-              <w:end w:w="120" w:type="dxa"/>
-            </w:tcMar>
-          </w:tcPr>
-          <w:p>
-            <w:pPr>
-              <w:spacing w:before="0" w:after="40" w:line="240" w:lineRule="auto"/>
-            </w:pPr>
-            <w:r>
-              <w:rPr>
-                <w:rFonts w:ascii="Times New Roman" w:hAnsi="Times New Roman"/>
-                <w:b w:val="0"/>
-                <w:sz w:val="18"/>
-              </w:rPr>
-              <w:t>R2 image-report</w:t>
-            </w:r>
-          </w:p>
-        </w:tc>
-        <w:tc>
-          <w:tcPr>
-            <w:tcW w:type="dxa" w:w="957"/>
-            <w:vAlign w:val="center"/>
-            <w:tcMar>
-              <w:top w:w="80" w:type="dxa"/>
-              <w:start w:w="120" w:type="dxa"/>
-              <w:bottom w:w="80" w:type="dxa"/>
-              <w:end w:w="120" w:type="dxa"/>
-            </w:tcMar>
-          </w:tcPr>
-          <w:p>
-            <w:pPr>
-              <w:spacing w:before="0" w:after="40" w:line="240" w:lineRule="auto"/>
-            </w:pPr>
-            <w:r>
-              <w:rPr>
-                <w:rFonts w:ascii="Times New Roman" w:hAnsi="Times New Roman"/>
-                <w:b w:val="0"/>
-                <w:sz w:val="18"/>
-              </w:rPr>
-              <w:t>Test</w:t>
-            </w:r>
-          </w:p>
-        </w:tc>
-        <w:tc>
-          <w:tcPr>
-            <w:tcW w:type="dxa" w:w="797"/>
-            <w:vAlign w:val="center"/>
-            <w:tcMar>
-              <w:top w:w="80" w:type="dxa"/>
-              <w:start w:w="120" w:type="dxa"/>
-              <w:bottom w:w="80" w:type="dxa"/>
-              <w:end w:w="120" w:type="dxa"/>
-            </w:tcMar>
-          </w:tcPr>
-          <w:p>
-            <w:pPr>
-              <w:spacing w:before="0" w:after="40" w:line="240" w:lineRule="auto"/>
-            </w:pPr>
-            <w:r>
-              <w:rPr>
-                <w:rFonts w:ascii="Times New Roman" w:hAnsi="Times New Roman"/>
-                <w:b w:val="0"/>
-                <w:sz w:val="18"/>
-              </w:rPr>
-              <w:t>568</w:t>
-            </w:r>
-          </w:p>
-        </w:tc>
-        <w:tc>
-          <w:tcPr>
-            <w:tcW w:type="dxa" w:w="1150"/>
-            <w:vAlign w:val="center"/>
-            <w:tcMar>
-              <w:top w:w="80" w:type="dxa"/>
-              <w:start w:w="120" w:type="dxa"/>
-              <w:bottom w:w="80" w:type="dxa"/>
-              <w:end w:w="120" w:type="dxa"/>
-            </w:tcMar>
-          </w:tcPr>
-          <w:p>
-            <w:pPr>
-              <w:spacing w:before="0" w:after="40" w:line="240" w:lineRule="auto"/>
-            </w:pPr>
-            <w:r>
-              <w:rPr>
-                <w:rFonts w:ascii="Times New Roman" w:hAnsi="Times New Roman"/>
-                <w:b w:val="0"/>
-                <w:sz w:val="18"/>
-              </w:rPr>
-              <w:t>1,704</w:t>
-            </w:r>
-          </w:p>
-        </w:tc>
-        <w:tc>
-          <w:tcPr>
-            <w:tcW w:type="dxa" w:w="844"/>
-            <w:vAlign w:val="center"/>
-            <w:tcMar>
-              <w:top w:w="80" w:type="dxa"/>
-              <w:start w:w="120" w:type="dxa"/>
-              <w:bottom w:w="80" w:type="dxa"/>
-              <w:end w:w="120" w:type="dxa"/>
-            </w:tcMar>
-          </w:tcPr>
-          <w:p>
-            <w:pPr>
-              <w:spacing w:before="0" w:after="40" w:line="240" w:lineRule="auto"/>
-            </w:pPr>
-            <w:r>
-              <w:rPr>
-                <w:rFonts w:ascii="Times New Roman" w:hAnsi="Times New Roman"/>
-                <w:b w:val="0"/>
-                <w:sz w:val="18"/>
-              </w:rPr>
-              <w:t>0.31760</w:t>
-            </w:r>
-          </w:p>
-        </w:tc>
-        <w:tc>
-          <w:tcPr>
-            <w:tcW w:type="dxa" w:w="844"/>
-            <w:vAlign w:val="center"/>
-            <w:tcMar>
-              <w:top w:w="80" w:type="dxa"/>
-              <w:start w:w="120" w:type="dxa"/>
-              <w:bottom w:w="80" w:type="dxa"/>
-              <w:end w:w="120" w:type="dxa"/>
-            </w:tcMar>
-          </w:tcPr>
-          <w:p>
-            <w:pPr>
-              <w:spacing w:before="0" w:after="40" w:line="240" w:lineRule="auto"/>
-            </w:pPr>
-            <w:r>
-              <w:rPr>
-                <w:rFonts w:ascii="Times New Roman" w:hAnsi="Times New Roman"/>
-                <w:b w:val="0"/>
-                <w:sz w:val="18"/>
-              </w:rPr>
-              <w:t>0.25746</w:t>
-            </w:r>
-          </w:p>
-        </w:tc>
-        <w:tc>
-          <w:tcPr>
-            <w:tcW w:type="dxa" w:w="844"/>
-            <w:vAlign w:val="center"/>
-            <w:tcMar>
-              <w:top w:w="80" w:type="dxa"/>
-              <w:start w:w="120" w:type="dxa"/>
-              <w:bottom w:w="80" w:type="dxa"/>
-              <w:end w:w="120" w:type="dxa"/>
-            </w:tcMar>
-          </w:tcPr>
-          <w:p>
-            <w:pPr>
-              <w:spacing w:before="0" w:after="40" w:line="240" w:lineRule="auto"/>
-            </w:pPr>
-            <w:r>
-              <w:rPr>
-                <w:rFonts w:ascii="Times New Roman" w:hAnsi="Times New Roman"/>
-                <w:b w:val="0"/>
-                <w:sz w:val="18"/>
-              </w:rPr>
-              <w:t>0.17077</w:t>
-            </w:r>
-          </w:p>
-        </w:tc>
-        <w:tc>
-          <w:tcPr>
-            <w:tcW w:type="dxa" w:w="844"/>
-            <w:vAlign w:val="center"/>
-            <w:tcMar>
-              <w:top w:w="80" w:type="dxa"/>
-              <w:start w:w="120" w:type="dxa"/>
-              <w:bottom w:w="80" w:type="dxa"/>
-              <w:end w:w="120" w:type="dxa"/>
-            </w:tcMar>
-          </w:tcPr>
-          <w:p>
-            <w:pPr>
-              <w:spacing w:before="0" w:after="40" w:line="240" w:lineRule="auto"/>
-            </w:pPr>
-            <w:r>
-              <w:rPr>
-                <w:rFonts w:ascii="Times New Roman" w:hAnsi="Times New Roman"/>
-                <w:b w:val="0"/>
-                <w:sz w:val="18"/>
-              </w:rPr>
-              <w:t>0.41549</w:t>
-            </w:r>
-          </w:p>
-        </w:tc>
-        <w:tc>
-          <w:tcPr>
-            <w:tcW w:type="dxa" w:w="1353"/>
-            <w:vAlign w:val="center"/>
-            <w:tcMar>
-              <w:top w:w="80" w:type="dxa"/>
-              <w:start w:w="120" w:type="dxa"/>
-              <w:bottom w:w="80" w:type="dxa"/>
-              <w:end w:w="120" w:type="dxa"/>
-            </w:tcMar>
-          </w:tcPr>
-          <w:p>
-            <w:pPr>
-              <w:spacing w:before="0" w:after="40" w:line="240" w:lineRule="auto"/>
-            </w:pPr>
-            <w:r>
-              <w:rPr>
-                <w:rFonts w:ascii="Times New Roman" w:hAnsi="Times New Roman"/>
-                <w:b w:val="0"/>
-                <w:sz w:val="18"/>
-              </w:rPr>
-              <w:t>baseline</w:t>
-            </w:r>
-          </w:p>
-        </w:tc>
-      </w:tr>
-      <w:tr>
-        <w:tc>
-          <w:tcPr>
-            <w:tcW w:type="dxa" w:w="1393"/>
-            <w:vAlign w:val="center"/>
-            <w:tcMar>
-              <w:top w:w="80" w:type="dxa"/>
-              <w:start w:w="120" w:type="dxa"/>
-              <w:bottom w:w="80" w:type="dxa"/>
-              <w:end w:w="120" w:type="dxa"/>
-            </w:tcMar>
-          </w:tcPr>
-          <w:p>
-            <w:pPr>
-              <w:spacing w:before="0" w:after="40" w:line="240" w:lineRule="auto"/>
-            </w:pPr>
-            <w:r>
-              <w:rPr>
-                <w:rFonts w:ascii="Times New Roman" w:hAnsi="Times New Roman"/>
-                <w:b w:val="0"/>
-                <w:sz w:val="18"/>
-              </w:rPr>
-              <w:t>R4 nine-feature</w:t>
-            </w:r>
-          </w:p>
-        </w:tc>
-        <w:tc>
-          <w:tcPr>
-            <w:tcW w:type="dxa" w:w="957"/>
-            <w:vAlign w:val="center"/>
-            <w:tcMar>
-              <w:top w:w="80" w:type="dxa"/>
-              <w:start w:w="120" w:type="dxa"/>
-              <w:bottom w:w="80" w:type="dxa"/>
-              <w:end w:w="120" w:type="dxa"/>
-            </w:tcMar>
-          </w:tcPr>
-          <w:p>
-            <w:pPr>
-              <w:spacing w:before="0" w:after="40" w:line="240" w:lineRule="auto"/>
-            </w:pPr>
-            <w:r>
-              <w:rPr>
-                <w:rFonts w:ascii="Times New Roman" w:hAnsi="Times New Roman"/>
-                <w:b w:val="0"/>
-                <w:sz w:val="18"/>
-              </w:rPr>
-              <w:t>Test</w:t>
-            </w:r>
-          </w:p>
-        </w:tc>
-        <w:tc>
-          <w:tcPr>
-            <w:tcW w:type="dxa" w:w="797"/>
-            <w:vAlign w:val="center"/>
-            <w:tcMar>
-              <w:top w:w="80" w:type="dxa"/>
-              <w:start w:w="120" w:type="dxa"/>
-              <w:bottom w:w="80" w:type="dxa"/>
-              <w:end w:w="120" w:type="dxa"/>
-            </w:tcMar>
-          </w:tcPr>
-          <w:p>
-            <w:pPr>
-              <w:spacing w:before="0" w:after="40" w:line="240" w:lineRule="auto"/>
-            </w:pPr>
-            <w:r>
-              <w:rPr>
-                <w:rFonts w:ascii="Times New Roman" w:hAnsi="Times New Roman"/>
-                <w:b w:val="0"/>
-                <w:sz w:val="18"/>
-              </w:rPr>
-              <w:t>568</w:t>
-            </w:r>
-          </w:p>
-        </w:tc>
-        <w:tc>
-          <w:tcPr>
-            <w:tcW w:type="dxa" w:w="1150"/>
-            <w:vAlign w:val="center"/>
-            <w:tcMar>
-              <w:top w:w="80" w:type="dxa"/>
-              <w:start w:w="120" w:type="dxa"/>
-              <w:bottom w:w="80" w:type="dxa"/>
-              <w:end w:w="120" w:type="dxa"/>
-            </w:tcMar>
-          </w:tcPr>
-          <w:p>
-            <w:pPr>
-              <w:spacing w:before="0" w:after="40" w:line="240" w:lineRule="auto"/>
-            </w:pPr>
-            <w:r>
-              <w:rPr>
-                <w:rFonts w:ascii="Times New Roman" w:hAnsi="Times New Roman"/>
-                <w:b w:val="0"/>
-                <w:sz w:val="18"/>
-              </w:rPr>
-              <w:t>1,704</w:t>
-            </w:r>
-          </w:p>
-        </w:tc>
-        <w:tc>
-          <w:tcPr>
-            <w:tcW w:type="dxa" w:w="844"/>
-            <w:vAlign w:val="center"/>
-            <w:tcMar>
-              <w:top w:w="80" w:type="dxa"/>
-              <w:start w:w="120" w:type="dxa"/>
-              <w:bottom w:w="80" w:type="dxa"/>
-              <w:end w:w="120" w:type="dxa"/>
-            </w:tcMar>
-          </w:tcPr>
-          <w:p>
-            <w:pPr>
-              <w:spacing w:before="0" w:after="40" w:line="240" w:lineRule="auto"/>
-            </w:pPr>
-            <w:r>
-              <w:rPr>
-                <w:rFonts w:ascii="Times New Roman" w:hAnsi="Times New Roman"/>
-                <w:b w:val="0"/>
-                <w:sz w:val="18"/>
-              </w:rPr>
-              <w:t>0.34905</w:t>
-            </w:r>
-          </w:p>
-        </w:tc>
-        <w:tc>
-          <w:tcPr>
-            <w:tcW w:type="dxa" w:w="844"/>
-            <w:vAlign w:val="center"/>
-            <w:tcMar>
-              <w:top w:w="80" w:type="dxa"/>
-              <w:start w:w="120" w:type="dxa"/>
-              <w:bottom w:w="80" w:type="dxa"/>
-              <w:end w:w="120" w:type="dxa"/>
-            </w:tcMar>
-          </w:tcPr>
-          <w:p>
-            <w:pPr>
-              <w:spacing w:before="0" w:after="40" w:line="240" w:lineRule="auto"/>
-            </w:pPr>
-            <w:r>
-              <w:rPr>
-                <w:rFonts w:ascii="Times New Roman" w:hAnsi="Times New Roman"/>
-                <w:b w:val="0"/>
-                <w:sz w:val="18"/>
-              </w:rPr>
-              <w:t>0.31115</w:t>
-            </w:r>
-          </w:p>
-        </w:tc>
-        <w:tc>
-          <w:tcPr>
-            <w:tcW w:type="dxa" w:w="844"/>
-            <w:vAlign w:val="center"/>
-            <w:tcMar>
-              <w:top w:w="80" w:type="dxa"/>
-              <w:start w:w="120" w:type="dxa"/>
-              <w:bottom w:w="80" w:type="dxa"/>
-              <w:end w:w="120" w:type="dxa"/>
-            </w:tcMar>
-          </w:tcPr>
-          <w:p>
-            <w:pPr>
-              <w:spacing w:before="0" w:after="40" w:line="240" w:lineRule="auto"/>
-            </w:pPr>
-            <w:r>
-              <w:rPr>
-                <w:rFonts w:ascii="Times New Roman" w:hAnsi="Times New Roman"/>
-                <w:b w:val="0"/>
-                <w:sz w:val="18"/>
-              </w:rPr>
-              <w:t>0.23005</w:t>
-            </w:r>
-          </w:p>
-        </w:tc>
-        <w:tc>
-          <w:tcPr>
-            <w:tcW w:type="dxa" w:w="844"/>
-            <w:vAlign w:val="center"/>
-            <w:tcMar>
-              <w:top w:w="80" w:type="dxa"/>
-              <w:start w:w="120" w:type="dxa"/>
-              <w:bottom w:w="80" w:type="dxa"/>
-              <w:end w:w="120" w:type="dxa"/>
-            </w:tcMar>
-          </w:tcPr>
-          <w:p>
-            <w:pPr>
-              <w:spacing w:before="0" w:after="40" w:line="240" w:lineRule="auto"/>
-            </w:pPr>
-            <w:r>
-              <w:rPr>
-                <w:rFonts w:ascii="Times New Roman" w:hAnsi="Times New Roman"/>
-                <w:b w:val="0"/>
-                <w:sz w:val="18"/>
-              </w:rPr>
-              <w:t>0.44131</w:t>
-            </w:r>
-          </w:p>
-        </w:tc>
-        <w:tc>
-          <w:tcPr>
-            <w:tcW w:type="dxa" w:w="1353"/>
-            <w:vAlign w:val="center"/>
-            <w:tcMar>
-              <w:top w:w="80" w:type="dxa"/>
-              <w:start w:w="120" w:type="dxa"/>
-              <w:bottom w:w="80" w:type="dxa"/>
-              <w:end w:w="120" w:type="dxa"/>
-            </w:tcMar>
-          </w:tcPr>
-          <w:p>
-            <w:pPr>
-              <w:spacing w:before="0" w:after="40" w:line="240" w:lineRule="auto"/>
-            </w:pPr>
-            <w:r>
-              <w:rPr>
-                <w:rFonts w:ascii="Times New Roman" w:hAnsi="Times New Roman"/>
-                <w:b w:val="0"/>
-                <w:sz w:val="18"/>
-              </w:rPr>
-              <w:t>primary comparator</w:t>
-            </w:r>
-          </w:p>
-        </w:tc>
-      </w:tr>
-      <w:tr>
-        <w:tc>
-          <w:tcPr>
-            <w:tcW w:type="dxa" w:w="1393"/>
-            <w:vAlign w:val="center"/>
-            <w:tcMar>
-              <w:top w:w="80" w:type="dxa"/>
-              <w:start w:w="120" w:type="dxa"/>
-              <w:bottom w:w="80" w:type="dxa"/>
-              <w:end w:w="120" w:type="dxa"/>
-            </w:tcMar>
-          </w:tcPr>
-          <w:p>
-            <w:pPr>
-              <w:spacing w:before="0" w:after="40" w:line="240" w:lineRule="auto"/>
-            </w:pPr>
-            <w:r>
-              <w:rPr>
-                <w:rFonts w:ascii="Times New Roman" w:hAnsi="Times New Roman"/>
-                <w:b w:val="0"/>
-                <w:sz w:val="18"/>
-              </w:rPr>
-              <w:t>R5 fact + attention</w:t>
-            </w:r>
-          </w:p>
-        </w:tc>
-        <w:tc>
-          <w:tcPr>
-            <w:tcW w:type="dxa" w:w="957"/>
-            <w:vAlign w:val="center"/>
-            <w:tcMar>
-              <w:top w:w="80" w:type="dxa"/>
-              <w:start w:w="120" w:type="dxa"/>
-              <w:bottom w:w="80" w:type="dxa"/>
-              <w:end w:w="120" w:type="dxa"/>
-            </w:tcMar>
-          </w:tcPr>
-          <w:p>
-            <w:pPr>
-              <w:spacing w:before="0" w:after="40" w:line="240" w:lineRule="auto"/>
-            </w:pPr>
-            <w:r>
-              <w:rPr>
-                <w:rFonts w:ascii="Times New Roman" w:hAnsi="Times New Roman"/>
-                <w:b w:val="0"/>
-                <w:sz w:val="18"/>
-              </w:rPr>
-              <w:t>Test</w:t>
-            </w:r>
-          </w:p>
-        </w:tc>
-        <w:tc>
-          <w:tcPr>
-            <w:tcW w:type="dxa" w:w="797"/>
-            <w:vAlign w:val="center"/>
-            <w:tcMar>
-              <w:top w:w="80" w:type="dxa"/>
-              <w:start w:w="120" w:type="dxa"/>
-              <w:bottom w:w="80" w:type="dxa"/>
-              <w:end w:w="120" w:type="dxa"/>
-            </w:tcMar>
-          </w:tcPr>
-          <w:p>
-            <w:pPr>
-              <w:spacing w:before="0" w:after="40" w:line="240" w:lineRule="auto"/>
-            </w:pPr>
-            <w:r>
-              <w:rPr>
-                <w:rFonts w:ascii="Times New Roman" w:hAnsi="Times New Roman"/>
-                <w:b w:val="0"/>
-                <w:sz w:val="18"/>
-              </w:rPr>
-              <w:t>568</w:t>
-            </w:r>
-          </w:p>
-        </w:tc>
-        <w:tc>
-          <w:tcPr>
-            <w:tcW w:type="dxa" w:w="1150"/>
-            <w:vAlign w:val="center"/>
-            <w:tcMar>
-              <w:top w:w="80" w:type="dxa"/>
-              <w:start w:w="120" w:type="dxa"/>
-              <w:bottom w:w="80" w:type="dxa"/>
-              <w:end w:w="120" w:type="dxa"/>
-            </w:tcMar>
-          </w:tcPr>
-          <w:p>
-            <w:pPr>
-              <w:spacing w:before="0" w:after="40" w:line="240" w:lineRule="auto"/>
-            </w:pPr>
-            <w:r>
-              <w:rPr>
-                <w:rFonts w:ascii="Times New Roman" w:hAnsi="Times New Roman"/>
-                <w:b w:val="0"/>
-                <w:sz w:val="18"/>
-              </w:rPr>
-              <w:t>1,704</w:t>
-            </w:r>
-          </w:p>
-        </w:tc>
-        <w:tc>
-          <w:tcPr>
-            <w:tcW w:type="dxa" w:w="844"/>
-            <w:vAlign w:val="center"/>
-            <w:tcMar>
-              <w:top w:w="80" w:type="dxa"/>
-              <w:start w:w="120" w:type="dxa"/>
-              <w:bottom w:w="80" w:type="dxa"/>
-              <w:end w:w="120" w:type="dxa"/>
-            </w:tcMar>
-          </w:tcPr>
-          <w:p>
-            <w:pPr>
-              <w:spacing w:before="0" w:after="40" w:line="240" w:lineRule="auto"/>
-            </w:pPr>
-            <w:r>
-              <w:rPr>
-                <w:rFonts w:ascii="Times New Roman" w:hAnsi="Times New Roman"/>
-                <w:b w:val="0"/>
-                <w:sz w:val="18"/>
-              </w:rPr>
-              <w:t>0.36007</w:t>
-            </w:r>
-          </w:p>
-        </w:tc>
-        <w:tc>
-          <w:tcPr>
-            <w:tcW w:type="dxa" w:w="844"/>
-            <w:vAlign w:val="center"/>
-            <w:tcMar>
-              <w:top w:w="80" w:type="dxa"/>
-              <w:start w:w="120" w:type="dxa"/>
-              <w:bottom w:w="80" w:type="dxa"/>
-              <w:end w:w="120" w:type="dxa"/>
-            </w:tcMar>
-          </w:tcPr>
-          <w:p>
-            <w:pPr>
-              <w:spacing w:before="0" w:after="40" w:line="240" w:lineRule="auto"/>
-            </w:pPr>
-            <w:r>
-              <w:rPr>
-                <w:rFonts w:ascii="Times New Roman" w:hAnsi="Times New Roman"/>
-                <w:b w:val="0"/>
-                <w:sz w:val="18"/>
-              </w:rPr>
-              <w:t>0.31360</w:t>
-            </w:r>
-          </w:p>
-        </w:tc>
-        <w:tc>
-          <w:tcPr>
-            <w:tcW w:type="dxa" w:w="844"/>
-            <w:vAlign w:val="center"/>
-            <w:tcMar>
-              <w:top w:w="80" w:type="dxa"/>
-              <w:start w:w="120" w:type="dxa"/>
-              <w:bottom w:w="80" w:type="dxa"/>
-              <w:end w:w="120" w:type="dxa"/>
-            </w:tcMar>
-          </w:tcPr>
-          <w:p>
-            <w:pPr>
-              <w:spacing w:before="0" w:after="40" w:line="240" w:lineRule="auto"/>
-            </w:pPr>
-            <w:r>
-              <w:rPr>
-                <w:rFonts w:ascii="Times New Roman" w:hAnsi="Times New Roman"/>
-                <w:b w:val="0"/>
-                <w:sz w:val="18"/>
-              </w:rPr>
-              <w:t>0.23826</w:t>
-            </w:r>
-          </w:p>
-        </w:tc>
-        <w:tc>
-          <w:tcPr>
-            <w:tcW w:type="dxa" w:w="844"/>
-            <w:vAlign w:val="center"/>
-            <w:tcMar>
-              <w:top w:w="80" w:type="dxa"/>
-              <w:start w:w="120" w:type="dxa"/>
-              <w:bottom w:w="80" w:type="dxa"/>
-              <w:end w:w="120" w:type="dxa"/>
-            </w:tcMar>
-          </w:tcPr>
-          <w:p>
-            <w:pPr>
-              <w:spacing w:before="0" w:after="40" w:line="240" w:lineRule="auto"/>
-            </w:pPr>
-            <w:r>
-              <w:rPr>
-                <w:rFonts w:ascii="Times New Roman" w:hAnsi="Times New Roman"/>
-                <w:b w:val="0"/>
-                <w:sz w:val="18"/>
-              </w:rPr>
-              <w:t>0.44425</w:t>
-            </w:r>
-          </w:p>
-        </w:tc>
-        <w:tc>
-          <w:tcPr>
-            <w:tcW w:type="dxa" w:w="1353"/>
-            <w:vAlign w:val="center"/>
-            <w:tcMar>
-              <w:top w:w="80" w:type="dxa"/>
-              <w:start w:w="120" w:type="dxa"/>
-              <w:bottom w:w="80" w:type="dxa"/>
-              <w:end w:w="120" w:type="dxa"/>
-            </w:tcMar>
-          </w:tcPr>
-          <w:p>
-            <w:pPr>
-              <w:spacing w:before="0" w:after="40" w:line="240" w:lineRule="auto"/>
-            </w:pPr>
-            <w:r>
-              <w:rPr>
-                <w:rFonts w:ascii="Times New Roman" w:hAnsi="Times New Roman"/>
-                <w:b w:val="0"/>
-                <w:sz w:val="18"/>
-              </w:rPr>
-              <w:t>primary system</w:t>
-            </w:r>
-          </w:p>
-        </w:tc>
-      </w:tr>
-    </w:tbl>
-    <w:p>
-      <w:pPr>
-        <w:spacing w:after="0"/>
-      </w:pPr>
-    </w:p>
-    <w:p>
-      <w:r>
-        <w:rPr>
-          <w:rFonts w:ascii="Times New Roman" w:hAnsi="Times New Roman"/>
-        </w:rPr>
-        <w:t>Image-only and image-report retrieval substantially exceeded BM25 under the report-derived metric, showing that the task was not solved by text alone. R4 combined the channels and exceeded each single baseline on nDCG@10. R5 achieved the highest nDCG@10, MRR, Hit@1 and Hit@10, although the absolute Hit@1 of 0.23826 shows that reliable top-ranked historical-case selection remains difficult.</w:t>
-      </w:r>
-    </w:p>
-    <w:p>
-      <w:r>
-        <w:rPr>
-          <w:rFonts w:ascii="Times New Roman" w:hAnsi="Times New Roman"/>
-        </w:rPr>
-        <w:t>The primary R5-minus-R4 nDCG@10 difference was +0.01103, 95% case-bootstrap CI [+0.00770, +0.01441]. The interval excluded zero under the frozen automated relevance construct. This answers RQ3 positively at the retrieval level without implying physician-perceived similarity.</w:t>
-      </w:r>
-    </w:p>
-    <w:p>
-      <w:pPr>
-        <w:pStyle w:val="Heading2"/>
-      </w:pPr>
-      <w:r>
-        <w:rPr>
-          <w:rFonts w:ascii="Times New Roman" w:hAnsi="Times New Roman"/>
-        </w:rPr>
-        <w:t>4.3 Correctly Aligned Versus Shuffled Images</w:t>
-      </w:r>
-    </w:p>
-    <w:p>
-      <w:r>
-        <w:rPr>
-          <w:rFonts w:ascii="Times New Roman" w:hAnsi="Times New Roman"/>
-        </w:rPr>
-        <w:t>The correctly aligned R5 condition achieved nDCG@10 0.36007. Across 100 deterministic fixed-point-free shuffled-image assignments, the mean was 0.24963 and the range was [0.23621, 0.26404]. Every shuffled assignment scored below the aligned condition; the plus-one Monte Carlo p-value was 0.00990.</w:t>
-      </w:r>
-    </w:p>
-    <w:p>
-      <w:r>
-        <w:rPr>
-          <w:rFonts w:ascii="Times New Roman" w:hAnsi="Times New Roman"/>
-        </w:rPr>
-        <w:t>The control demonstrates that the result depends on the relationship between each target case and its correct image rather than only on the indication, question or a generic image prior. The magnitude of the shuffled drop also shows that the visual channel is not decorative. This remains an alignment result under report-derived relevance and should not be restated as standalone diagnostic accuracy from pixels.</w:t>
-      </w:r>
-    </w:p>
-    <w:p>
-      <w:pPr>
-        <w:pStyle w:val="Heading2"/>
-      </w:pPr>
-      <w:r>
-        <w:rPr>
-          <w:rFonts w:ascii="Times New Roman" w:hAnsi="Times New Roman"/>
-        </w:rPr>
-        <w:t>4.4 Fact and Multiview Attribution Audit</w:t>
-      </w:r>
-    </w:p>
-    <w:tbl>
-      <w:tblPr>
-        <w:tblStyle w:val="TableGrid"/>
-        <w:tblW w:type="dxa" w:w="9026"/>
-        <w:tblLayout w:type="fixed"/>
-        <w:tblLook w:firstColumn="1" w:firstRow="1" w:lastColumn="0" w:lastRow="0" w:noHBand="0" w:noVBand="1" w:val="04A0"/>
-        <w:tblInd w:w="120" w:type="dxa"/>
-      </w:tblPr>
-      <w:tblGrid>
-        <w:gridCol w:w="2409"/>
-        <w:gridCol w:w="1463"/>
-        <w:gridCol w:w="1156"/>
-        <w:gridCol w:w="1156"/>
-        <w:gridCol w:w="1308"/>
-        <w:gridCol w:w="1534"/>
-      </w:tblGrid>
-      <w:tr>
-        <w:trPr>
-          <w:tblHeader w:val="true"/>
-        </w:trPr>
-        <w:tc>
-          <w:tcPr>
-            <w:tcW w:type="dxa" w:w="2409"/>
-            <w:vAlign w:val="center"/>
-            <w:tcMar>
-              <w:top w:w="80" w:type="dxa"/>
-              <w:start w:w="120" w:type="dxa"/>
-              <w:bottom w:w="80" w:type="dxa"/>
-              <w:end w:w="120" w:type="dxa"/>
-            </w:tcMar>
-            <w:shd w:fill="F4F6F9"/>
-          </w:tcPr>
-          <w:p>
-            <w:pPr>
-              <w:spacing w:before="0" w:after="40" w:line="240" w:lineRule="auto"/>
-            </w:pPr>
-            <w:r>
-              <w:rPr>
-                <w:rFonts w:ascii="Times New Roman" w:hAnsi="Times New Roman"/>
-                <w:b/>
-                <w:sz w:val="18"/>
-              </w:rPr>
-              <w:t>Frozen-checkpoint condition</w:t>
-            </w:r>
-          </w:p>
-        </w:tc>
-        <w:tc>
-          <w:tcPr>
-            <w:tcW w:type="dxa" w:w="1463"/>
-            <w:vAlign w:val="center"/>
-            <w:tcMar>
-              <w:top w:w="80" w:type="dxa"/>
-              <w:start w:w="120" w:type="dxa"/>
-              <w:bottom w:w="80" w:type="dxa"/>
-              <w:end w:w="120" w:type="dxa"/>
-            </w:tcMar>
-            <w:shd w:fill="F4F6F9"/>
-          </w:tcPr>
-          <w:p>
-            <w:pPr>
-              <w:spacing w:before="0" w:after="40" w:line="240" w:lineRule="auto"/>
-            </w:pPr>
-            <w:r>
-              <w:rPr>
-                <w:rFonts w:ascii="Times New Roman" w:hAnsi="Times New Roman"/>
-                <w:b/>
-                <w:sz w:val="18"/>
-              </w:rPr>
-              <w:t>Partition</w:t>
-            </w:r>
-          </w:p>
-        </w:tc>
-        <w:tc>
-          <w:tcPr>
-            <w:tcW w:type="dxa" w:w="1156"/>
-            <w:vAlign w:val="center"/>
-            <w:tcMar>
-              <w:top w:w="80" w:type="dxa"/>
-              <w:start w:w="120" w:type="dxa"/>
-              <w:bottom w:w="80" w:type="dxa"/>
-              <w:end w:w="120" w:type="dxa"/>
-            </w:tcMar>
-            <w:shd w:fill="F4F6F9"/>
-          </w:tcPr>
-          <w:p>
-            <w:pPr>
-              <w:spacing w:before="0" w:after="40" w:line="240" w:lineRule="auto"/>
-            </w:pPr>
-            <w:r>
-              <w:rPr>
-                <w:rFonts w:ascii="Times New Roman" w:hAnsi="Times New Roman"/>
-                <w:b/>
-                <w:sz w:val="18"/>
-              </w:rPr>
-              <w:t>Cases</w:t>
-            </w:r>
-          </w:p>
-        </w:tc>
-        <w:tc>
-          <w:tcPr>
-            <w:tcW w:type="dxa" w:w="1156"/>
-            <w:vAlign w:val="center"/>
-            <w:tcMar>
-              <w:top w:w="80" w:type="dxa"/>
-              <w:start w:w="120" w:type="dxa"/>
-              <w:bottom w:w="80" w:type="dxa"/>
-              <w:end w:w="120" w:type="dxa"/>
-            </w:tcMar>
-            <w:shd w:fill="F4F6F9"/>
-          </w:tcPr>
-          <w:p>
-            <w:pPr>
-              <w:spacing w:before="0" w:after="40" w:line="240" w:lineRule="auto"/>
-            </w:pPr>
-            <w:r>
-              <w:rPr>
-                <w:rFonts w:ascii="Times New Roman" w:hAnsi="Times New Roman"/>
-                <w:b/>
-                <w:sz w:val="18"/>
-              </w:rPr>
-              <w:t>Rows</w:t>
-            </w:r>
-          </w:p>
-        </w:tc>
-        <w:tc>
-          <w:tcPr>
-            <w:tcW w:type="dxa" w:w="1308"/>
-            <w:vAlign w:val="center"/>
-            <w:tcMar>
-              <w:top w:w="80" w:type="dxa"/>
-              <w:start w:w="120" w:type="dxa"/>
-              <w:bottom w:w="80" w:type="dxa"/>
-              <w:end w:w="120" w:type="dxa"/>
-            </w:tcMar>
-            <w:shd w:fill="F4F6F9"/>
-          </w:tcPr>
-          <w:p>
-            <w:pPr>
-              <w:spacing w:before="0" w:after="40" w:line="240" w:lineRule="auto"/>
-            </w:pPr>
-            <w:r>
-              <w:rPr>
-                <w:rFonts w:ascii="Times New Roman" w:hAnsi="Times New Roman"/>
-                <w:b/>
-                <w:sz w:val="18"/>
-              </w:rPr>
-              <w:t>nDCG@10</w:t>
-            </w:r>
-          </w:p>
-        </w:tc>
-        <w:tc>
-          <w:tcPr>
-            <w:tcW w:type="dxa" w:w="1534"/>
-            <w:vAlign w:val="center"/>
-            <w:tcMar>
-              <w:top w:w="80" w:type="dxa"/>
-              <w:start w:w="120" w:type="dxa"/>
-              <w:bottom w:w="80" w:type="dxa"/>
-              <w:end w:w="120" w:type="dxa"/>
-            </w:tcMar>
-            <w:shd w:fill="F4F6F9"/>
-          </w:tcPr>
-          <w:p>
-            <w:pPr>
-              <w:spacing w:before="0" w:after="40" w:line="240" w:lineRule="auto"/>
-            </w:pPr>
-            <w:r>
-              <w:rPr>
-                <w:rFonts w:ascii="Times New Roman" w:hAnsi="Times New Roman"/>
-                <w:b/>
-                <w:sz w:val="18"/>
-              </w:rPr>
-              <w:t>Status</w:t>
-            </w:r>
-          </w:p>
-        </w:tc>
-      </w:tr>
-      <w:tr>
-        <w:tc>
-          <w:tcPr>
-            <w:tcW w:type="dxa" w:w="2409"/>
-            <w:vAlign w:val="center"/>
-            <w:tcMar>
-              <w:top w:w="80" w:type="dxa"/>
-              <w:start w:w="120" w:type="dxa"/>
-              <w:bottom w:w="80" w:type="dxa"/>
-              <w:end w:w="120" w:type="dxa"/>
-            </w:tcMar>
-          </w:tcPr>
-          <w:p>
-            <w:pPr>
-              <w:spacing w:before="0" w:after="40" w:line="240" w:lineRule="auto"/>
-            </w:pPr>
-            <w:r>
-              <w:rPr>
-                <w:rFonts w:ascii="Times New Roman" w:hAnsi="Times New Roman"/>
-                <w:b w:val="0"/>
-                <w:sz w:val="18"/>
-              </w:rPr>
-              <w:t>R4 + mean image</w:t>
-            </w:r>
-          </w:p>
-        </w:tc>
-        <w:tc>
-          <w:tcPr>
-            <w:tcW w:type="dxa" w:w="1463"/>
-            <w:vAlign w:val="center"/>
-            <w:tcMar>
-              <w:top w:w="80" w:type="dxa"/>
-              <w:start w:w="120" w:type="dxa"/>
-              <w:bottom w:w="80" w:type="dxa"/>
-              <w:end w:w="120" w:type="dxa"/>
-            </w:tcMar>
-          </w:tcPr>
-          <w:p>
-            <w:pPr>
-              <w:spacing w:before="0" w:after="40" w:line="240" w:lineRule="auto"/>
-            </w:pPr>
-            <w:r>
-              <w:rPr>
-                <w:rFonts w:ascii="Times New Roman" w:hAnsi="Times New Roman"/>
-                <w:b w:val="0"/>
-                <w:sz w:val="18"/>
-              </w:rPr>
-              <w:t>Validation</w:t>
-            </w:r>
-          </w:p>
-        </w:tc>
-        <w:tc>
-          <w:tcPr>
-            <w:tcW w:type="dxa" w:w="1156"/>
-            <w:vAlign w:val="center"/>
-            <w:tcMar>
-              <w:top w:w="80" w:type="dxa"/>
-              <w:start w:w="120" w:type="dxa"/>
-              <w:bottom w:w="80" w:type="dxa"/>
-              <w:end w:w="120" w:type="dxa"/>
-            </w:tcMar>
-          </w:tcPr>
-          <w:p>
-            <w:pPr>
-              <w:spacing w:before="0" w:after="40" w:line="240" w:lineRule="auto"/>
-            </w:pPr>
-            <w:r>
-              <w:rPr>
-                <w:rFonts w:ascii="Times New Roman" w:hAnsi="Times New Roman"/>
-                <w:b w:val="0"/>
-                <w:sz w:val="18"/>
-              </w:rPr>
-              <w:t>376</w:t>
-            </w:r>
-          </w:p>
-        </w:tc>
-        <w:tc>
-          <w:tcPr>
-            <w:tcW w:type="dxa" w:w="1156"/>
-            <w:vAlign w:val="center"/>
-            <w:tcMar>
-              <w:top w:w="80" w:type="dxa"/>
-              <w:start w:w="120" w:type="dxa"/>
-              <w:bottom w:w="80" w:type="dxa"/>
-              <w:end w:w="120" w:type="dxa"/>
-            </w:tcMar>
-          </w:tcPr>
-          <w:p>
-            <w:pPr>
-              <w:spacing w:before="0" w:after="40" w:line="240" w:lineRule="auto"/>
-            </w:pPr>
-            <w:r>
-              <w:rPr>
-                <w:rFonts w:ascii="Times New Roman" w:hAnsi="Times New Roman"/>
-                <w:b w:val="0"/>
-                <w:sz w:val="18"/>
-              </w:rPr>
-              <w:t>1,128</w:t>
-            </w:r>
-          </w:p>
-        </w:tc>
-        <w:tc>
-          <w:tcPr>
-            <w:tcW w:type="dxa" w:w="1308"/>
-            <w:vAlign w:val="center"/>
-            <w:tcMar>
-              <w:top w:w="80" w:type="dxa"/>
-              <w:start w:w="120" w:type="dxa"/>
-              <w:bottom w:w="80" w:type="dxa"/>
-              <w:end w:w="120" w:type="dxa"/>
-            </w:tcMar>
-          </w:tcPr>
-          <w:p>
-            <w:pPr>
-              <w:spacing w:before="0" w:after="40" w:line="240" w:lineRule="auto"/>
-            </w:pPr>
-            <w:r>
-              <w:rPr>
-                <w:rFonts w:ascii="Times New Roman" w:hAnsi="Times New Roman"/>
-                <w:b w:val="0"/>
-                <w:sz w:val="18"/>
-              </w:rPr>
-              <w:t>0.340255</w:t>
-            </w:r>
-          </w:p>
-        </w:tc>
-        <w:tc>
-          <w:tcPr>
-            <w:tcW w:type="dxa" w:w="1534"/>
-            <w:vAlign w:val="center"/>
-            <w:tcMar>
-              <w:top w:w="80" w:type="dxa"/>
-              <w:start w:w="120" w:type="dxa"/>
-              <w:bottom w:w="80" w:type="dxa"/>
-              <w:end w:w="120" w:type="dxa"/>
-            </w:tcMar>
-          </w:tcPr>
-          <w:p>
-            <w:pPr>
-              <w:spacing w:before="0" w:after="40" w:line="240" w:lineRule="auto"/>
-            </w:pPr>
-            <w:r>
-              <w:rPr>
-                <w:rFonts w:ascii="Times New Roman" w:hAnsi="Times New Roman"/>
-                <w:b w:val="0"/>
-                <w:sz w:val="18"/>
-              </w:rPr>
-              <w:t>exploratory</w:t>
-            </w:r>
-          </w:p>
-        </w:tc>
-      </w:tr>
-      <w:tr>
-        <w:tc>
-          <w:tcPr>
-            <w:tcW w:type="dxa" w:w="2409"/>
-            <w:vAlign w:val="center"/>
-            <w:tcMar>
-              <w:top w:w="80" w:type="dxa"/>
-              <w:start w:w="120" w:type="dxa"/>
-              <w:bottom w:w="80" w:type="dxa"/>
-              <w:end w:w="120" w:type="dxa"/>
-            </w:tcMar>
-          </w:tcPr>
-          <w:p>
-            <w:pPr>
-              <w:spacing w:before="0" w:after="40" w:line="240" w:lineRule="auto"/>
-            </w:pPr>
-            <w:r>
-              <w:rPr>
-                <w:rFonts w:ascii="Times New Roman" w:hAnsi="Times New Roman"/>
-                <w:b w:val="0"/>
-                <w:sz w:val="18"/>
-              </w:rPr>
-              <w:t>R4 + attention image</w:t>
-            </w:r>
-          </w:p>
-        </w:tc>
-        <w:tc>
-          <w:tcPr>
-            <w:tcW w:type="dxa" w:w="1463"/>
-            <w:vAlign w:val="center"/>
-            <w:tcMar>
-              <w:top w:w="80" w:type="dxa"/>
-              <w:start w:w="120" w:type="dxa"/>
-              <w:bottom w:w="80" w:type="dxa"/>
-              <w:end w:w="120" w:type="dxa"/>
-            </w:tcMar>
-          </w:tcPr>
-          <w:p>
-            <w:pPr>
-              <w:spacing w:before="0" w:after="40" w:line="240" w:lineRule="auto"/>
-            </w:pPr>
-            <w:r>
-              <w:rPr>
-                <w:rFonts w:ascii="Times New Roman" w:hAnsi="Times New Roman"/>
-                <w:b w:val="0"/>
-                <w:sz w:val="18"/>
-              </w:rPr>
-              <w:t>Validation</w:t>
-            </w:r>
-          </w:p>
-        </w:tc>
-        <w:tc>
-          <w:tcPr>
-            <w:tcW w:type="dxa" w:w="1156"/>
-            <w:vAlign w:val="center"/>
-            <w:tcMar>
-              <w:top w:w="80" w:type="dxa"/>
-              <w:start w:w="120" w:type="dxa"/>
-              <w:bottom w:w="80" w:type="dxa"/>
-              <w:end w:w="120" w:type="dxa"/>
-            </w:tcMar>
-          </w:tcPr>
-          <w:p>
-            <w:pPr>
-              <w:spacing w:before="0" w:after="40" w:line="240" w:lineRule="auto"/>
-            </w:pPr>
-            <w:r>
-              <w:rPr>
-                <w:rFonts w:ascii="Times New Roman" w:hAnsi="Times New Roman"/>
-                <w:b w:val="0"/>
-                <w:sz w:val="18"/>
-              </w:rPr>
-              <w:t>376</w:t>
-            </w:r>
-          </w:p>
-        </w:tc>
-        <w:tc>
-          <w:tcPr>
-            <w:tcW w:type="dxa" w:w="1156"/>
-            <w:vAlign w:val="center"/>
-            <w:tcMar>
-              <w:top w:w="80" w:type="dxa"/>
-              <w:start w:w="120" w:type="dxa"/>
-              <w:bottom w:w="80" w:type="dxa"/>
-              <w:end w:w="120" w:type="dxa"/>
-            </w:tcMar>
-          </w:tcPr>
-          <w:p>
-            <w:pPr>
-              <w:spacing w:before="0" w:after="40" w:line="240" w:lineRule="auto"/>
-            </w:pPr>
-            <w:r>
-              <w:rPr>
-                <w:rFonts w:ascii="Times New Roman" w:hAnsi="Times New Roman"/>
-                <w:b w:val="0"/>
-                <w:sz w:val="18"/>
-              </w:rPr>
-              <w:t>1,128</w:t>
-            </w:r>
-          </w:p>
-        </w:tc>
-        <w:tc>
-          <w:tcPr>
-            <w:tcW w:type="dxa" w:w="1308"/>
-            <w:vAlign w:val="center"/>
-            <w:tcMar>
-              <w:top w:w="80" w:type="dxa"/>
-              <w:start w:w="120" w:type="dxa"/>
-              <w:bottom w:w="80" w:type="dxa"/>
-              <w:end w:w="120" w:type="dxa"/>
-            </w:tcMar>
-          </w:tcPr>
-          <w:p>
-            <w:pPr>
-              <w:spacing w:before="0" w:after="40" w:line="240" w:lineRule="auto"/>
-            </w:pPr>
-            <w:r>
-              <w:rPr>
-                <w:rFonts w:ascii="Times New Roman" w:hAnsi="Times New Roman"/>
-                <w:b w:val="0"/>
-                <w:sz w:val="18"/>
-              </w:rPr>
-              <w:t>0.346206</w:t>
-            </w:r>
-          </w:p>
-        </w:tc>
-        <w:tc>
-          <w:tcPr>
-            <w:tcW w:type="dxa" w:w="1534"/>
-            <w:vAlign w:val="center"/>
-            <w:tcMar>
-              <w:top w:w="80" w:type="dxa"/>
-              <w:start w:w="120" w:type="dxa"/>
-              <w:bottom w:w="80" w:type="dxa"/>
-              <w:end w:w="120" w:type="dxa"/>
-            </w:tcMar>
-          </w:tcPr>
-          <w:p>
-            <w:pPr>
-              <w:spacing w:before="0" w:after="40" w:line="240" w:lineRule="auto"/>
-            </w:pPr>
-            <w:r>
-              <w:rPr>
-                <w:rFonts w:ascii="Times New Roman" w:hAnsi="Times New Roman"/>
-                <w:b w:val="0"/>
-                <w:sz w:val="18"/>
-              </w:rPr>
-              <w:t>exploratory</w:t>
-            </w:r>
-          </w:p>
-        </w:tc>
-      </w:tr>
-      <w:tr>
-        <w:tc>
-          <w:tcPr>
-            <w:tcW w:type="dxa" w:w="2409"/>
-            <w:vAlign w:val="center"/>
-            <w:tcMar>
-              <w:top w:w="80" w:type="dxa"/>
-              <w:start w:w="120" w:type="dxa"/>
-              <w:bottom w:w="80" w:type="dxa"/>
-              <w:end w:w="120" w:type="dxa"/>
-            </w:tcMar>
-          </w:tcPr>
-          <w:p>
-            <w:pPr>
-              <w:spacing w:before="0" w:after="40" w:line="240" w:lineRule="auto"/>
-            </w:pPr>
-            <w:r>
-              <w:rPr>
-                <w:rFonts w:ascii="Times New Roman" w:hAnsi="Times New Roman"/>
-                <w:b w:val="0"/>
-                <w:sz w:val="18"/>
-              </w:rPr>
-              <w:t>R5 + mean image</w:t>
-            </w:r>
-          </w:p>
-        </w:tc>
-        <w:tc>
-          <w:tcPr>
-            <w:tcW w:type="dxa" w:w="1463"/>
-            <w:vAlign w:val="center"/>
-            <w:tcMar>
-              <w:top w:w="80" w:type="dxa"/>
-              <w:start w:w="120" w:type="dxa"/>
-              <w:bottom w:w="80" w:type="dxa"/>
-              <w:end w:w="120" w:type="dxa"/>
-            </w:tcMar>
-          </w:tcPr>
-          <w:p>
-            <w:pPr>
-              <w:spacing w:before="0" w:after="40" w:line="240" w:lineRule="auto"/>
-            </w:pPr>
-            <w:r>
-              <w:rPr>
-                <w:rFonts w:ascii="Times New Roman" w:hAnsi="Times New Roman"/>
-                <w:b w:val="0"/>
-                <w:sz w:val="18"/>
-              </w:rPr>
-              <w:t>Validation</w:t>
-            </w:r>
-          </w:p>
-        </w:tc>
-        <w:tc>
-          <w:tcPr>
-            <w:tcW w:type="dxa" w:w="1156"/>
-            <w:vAlign w:val="center"/>
-            <w:tcMar>
-              <w:top w:w="80" w:type="dxa"/>
-              <w:start w:w="120" w:type="dxa"/>
-              <w:bottom w:w="80" w:type="dxa"/>
-              <w:end w:w="120" w:type="dxa"/>
-            </w:tcMar>
-          </w:tcPr>
-          <w:p>
-            <w:pPr>
-              <w:spacing w:before="0" w:after="40" w:line="240" w:lineRule="auto"/>
-            </w:pPr>
-            <w:r>
-              <w:rPr>
-                <w:rFonts w:ascii="Times New Roman" w:hAnsi="Times New Roman"/>
-                <w:b w:val="0"/>
-                <w:sz w:val="18"/>
-              </w:rPr>
-              <w:t>376</w:t>
-            </w:r>
-          </w:p>
-        </w:tc>
-        <w:tc>
-          <w:tcPr>
-            <w:tcW w:type="dxa" w:w="1156"/>
-            <w:vAlign w:val="center"/>
-            <w:tcMar>
-              <w:top w:w="80" w:type="dxa"/>
-              <w:start w:w="120" w:type="dxa"/>
-              <w:bottom w:w="80" w:type="dxa"/>
-              <w:end w:w="120" w:type="dxa"/>
-            </w:tcMar>
-          </w:tcPr>
-          <w:p>
-            <w:pPr>
-              <w:spacing w:before="0" w:after="40" w:line="240" w:lineRule="auto"/>
-            </w:pPr>
-            <w:r>
-              <w:rPr>
-                <w:rFonts w:ascii="Times New Roman" w:hAnsi="Times New Roman"/>
-                <w:b w:val="0"/>
-                <w:sz w:val="18"/>
-              </w:rPr>
-              <w:t>1,128</w:t>
-            </w:r>
-          </w:p>
-        </w:tc>
-        <w:tc>
-          <w:tcPr>
-            <w:tcW w:type="dxa" w:w="1308"/>
-            <w:vAlign w:val="center"/>
-            <w:tcMar>
-              <w:top w:w="80" w:type="dxa"/>
-              <w:start w:w="120" w:type="dxa"/>
-              <w:bottom w:w="80" w:type="dxa"/>
-              <w:end w:w="120" w:type="dxa"/>
-            </w:tcMar>
-          </w:tcPr>
-          <w:p>
-            <w:pPr>
-              <w:spacing w:before="0" w:after="40" w:line="240" w:lineRule="auto"/>
-            </w:pPr>
-            <w:r>
-              <w:rPr>
-                <w:rFonts w:ascii="Times New Roman" w:hAnsi="Times New Roman"/>
-                <w:b w:val="0"/>
-                <w:sz w:val="18"/>
-              </w:rPr>
-              <w:t>0.353909</w:t>
-            </w:r>
-          </w:p>
-        </w:tc>
-        <w:tc>
-          <w:tcPr>
-            <w:tcW w:type="dxa" w:w="1534"/>
-            <w:vAlign w:val="center"/>
-            <w:tcMar>
-              <w:top w:w="80" w:type="dxa"/>
-              <w:start w:w="120" w:type="dxa"/>
-              <w:bottom w:w="80" w:type="dxa"/>
-              <w:end w:w="120" w:type="dxa"/>
-            </w:tcMar>
-          </w:tcPr>
-          <w:p>
-            <w:pPr>
-              <w:spacing w:before="0" w:after="40" w:line="240" w:lineRule="auto"/>
-            </w:pPr>
-            <w:r>
-              <w:rPr>
-                <w:rFonts w:ascii="Times New Roman" w:hAnsi="Times New Roman"/>
-                <w:b w:val="0"/>
-                <w:sz w:val="18"/>
-              </w:rPr>
-              <w:t>exploratory</w:t>
-            </w:r>
-          </w:p>
-        </w:tc>
-      </w:tr>
-      <w:tr>
-        <w:tc>
-          <w:tcPr>
-            <w:tcW w:type="dxa" w:w="2409"/>
-            <w:vAlign w:val="center"/>
-            <w:tcMar>
-              <w:top w:w="80" w:type="dxa"/>
-              <w:start w:w="120" w:type="dxa"/>
-              <w:bottom w:w="80" w:type="dxa"/>
-              <w:end w:w="120" w:type="dxa"/>
-            </w:tcMar>
-          </w:tcPr>
-          <w:p>
-            <w:pPr>
-              <w:spacing w:before="0" w:after="40" w:line="240" w:lineRule="auto"/>
-            </w:pPr>
-            <w:r>
-              <w:rPr>
-                <w:rFonts w:ascii="Times New Roman" w:hAnsi="Times New Roman"/>
-                <w:b w:val="0"/>
-                <w:sz w:val="18"/>
-              </w:rPr>
-              <w:t>R5 + attention image</w:t>
-            </w:r>
-          </w:p>
-        </w:tc>
-        <w:tc>
-          <w:tcPr>
-            <w:tcW w:type="dxa" w:w="1463"/>
-            <w:vAlign w:val="center"/>
-            <w:tcMar>
-              <w:top w:w="80" w:type="dxa"/>
-              <w:start w:w="120" w:type="dxa"/>
-              <w:bottom w:w="80" w:type="dxa"/>
-              <w:end w:w="120" w:type="dxa"/>
-            </w:tcMar>
-          </w:tcPr>
-          <w:p>
-            <w:pPr>
-              <w:spacing w:before="0" w:after="40" w:line="240" w:lineRule="auto"/>
-            </w:pPr>
-            <w:r>
-              <w:rPr>
-                <w:rFonts w:ascii="Times New Roman" w:hAnsi="Times New Roman"/>
-                <w:b w:val="0"/>
-                <w:sz w:val="18"/>
-              </w:rPr>
-              <w:t>Validation</w:t>
-            </w:r>
-          </w:p>
-        </w:tc>
-        <w:tc>
-          <w:tcPr>
-            <w:tcW w:type="dxa" w:w="1156"/>
-            <w:vAlign w:val="center"/>
-            <w:tcMar>
-              <w:top w:w="80" w:type="dxa"/>
-              <w:start w:w="120" w:type="dxa"/>
-              <w:bottom w:w="80" w:type="dxa"/>
-              <w:end w:w="120" w:type="dxa"/>
-            </w:tcMar>
-          </w:tcPr>
-          <w:p>
-            <w:pPr>
-              <w:spacing w:before="0" w:after="40" w:line="240" w:lineRule="auto"/>
-            </w:pPr>
-            <w:r>
-              <w:rPr>
-                <w:rFonts w:ascii="Times New Roman" w:hAnsi="Times New Roman"/>
-                <w:b w:val="0"/>
-                <w:sz w:val="18"/>
-              </w:rPr>
-              <w:t>376</w:t>
-            </w:r>
-          </w:p>
-        </w:tc>
-        <w:tc>
-          <w:tcPr>
-            <w:tcW w:type="dxa" w:w="1156"/>
-            <w:vAlign w:val="center"/>
-            <w:tcMar>
-              <w:top w:w="80" w:type="dxa"/>
-              <w:start w:w="120" w:type="dxa"/>
-              <w:bottom w:w="80" w:type="dxa"/>
-              <w:end w:w="120" w:type="dxa"/>
-            </w:tcMar>
-          </w:tcPr>
-          <w:p>
-            <w:pPr>
-              <w:spacing w:before="0" w:after="40" w:line="240" w:lineRule="auto"/>
-            </w:pPr>
-            <w:r>
-              <w:rPr>
-                <w:rFonts w:ascii="Times New Roman" w:hAnsi="Times New Roman"/>
-                <w:b w:val="0"/>
-                <w:sz w:val="18"/>
-              </w:rPr>
-              <w:t>1,128</w:t>
-            </w:r>
-          </w:p>
-        </w:tc>
-        <w:tc>
-          <w:tcPr>
-            <w:tcW w:type="dxa" w:w="1308"/>
-            <w:vAlign w:val="center"/>
-            <w:tcMar>
-              <w:top w:w="80" w:type="dxa"/>
-              <w:start w:w="120" w:type="dxa"/>
-              <w:bottom w:w="80" w:type="dxa"/>
-              <w:end w:w="120" w:type="dxa"/>
-            </w:tcMar>
-          </w:tcPr>
-          <w:p>
-            <w:pPr>
-              <w:spacing w:before="0" w:after="40" w:line="240" w:lineRule="auto"/>
-            </w:pPr>
-            <w:r>
-              <w:rPr>
-                <w:rFonts w:ascii="Times New Roman" w:hAnsi="Times New Roman"/>
-                <w:b w:val="0"/>
-                <w:sz w:val="18"/>
-              </w:rPr>
-              <w:t>0.358540</w:t>
-            </w:r>
-          </w:p>
-        </w:tc>
-        <w:tc>
-          <w:tcPr>
-            <w:tcW w:type="dxa" w:w="1534"/>
-            <w:vAlign w:val="center"/>
-            <w:tcMar>
-              <w:top w:w="80" w:type="dxa"/>
-              <w:start w:w="120" w:type="dxa"/>
-              <w:bottom w:w="80" w:type="dxa"/>
-              <w:end w:w="120" w:type="dxa"/>
-            </w:tcMar>
-          </w:tcPr>
-          <w:p>
-            <w:pPr>
-              <w:spacing w:before="0" w:after="40" w:line="240" w:lineRule="auto"/>
-            </w:pPr>
-            <w:r>
-              <w:rPr>
-                <w:rFonts w:ascii="Times New Roman" w:hAnsi="Times New Roman"/>
-                <w:b w:val="0"/>
-                <w:sz w:val="18"/>
-              </w:rPr>
-              <w:t>exploratory</w:t>
-            </w:r>
-          </w:p>
-        </w:tc>
-      </w:tr>
-    </w:tbl>
-    <w:p>
-      <w:pPr>
-        <w:spacing w:after="0"/>
-      </w:pPr>
-    </w:p>
-    <w:p>
-      <w:r>
-        <w:rPr>
-          <w:rFonts w:ascii="Times New Roman" w:hAnsi="Times New Roman"/>
-        </w:rPr>
-        <w:t>The fact-aware main contrast was +0.01299, 95% CI [+0.00883, +0.01729]. The attention-view contrast and fact-by-attention interaction intervals crossed zero. The result suggests that fact-aware features explain the more stable share of the R5 improvement, whereas the incremental attention contribution is smaller and uncertain. Because the audit uses frozen checkpoints rather than randomized component assignment, it is descriptive mechanism evidence.</w:t>
-      </w:r>
-    </w:p>
-    <w:p>
-      <w:pPr>
-        <w:pStyle w:val="Heading2"/>
-      </w:pPr>
-      <w:r>
-        <w:rPr>
-          <w:rFonts w:ascii="Times New Roman" w:hAnsi="Times New Roman"/>
-        </w:rPr>
-        <w:t>4.5 Downstream QA</w:t>
-      </w:r>
-    </w:p>
-    <w:tbl>
-      <w:tblPr>
-        <w:tblStyle w:val="TableGrid"/>
-        <w:tblW w:type="dxa" w:w="9026"/>
-        <w:tblLayout w:type="fixed"/>
-        <w:tblLook w:firstColumn="1" w:firstRow="1" w:lastColumn="0" w:lastRow="0" w:noHBand="0" w:noVBand="1" w:val="04A0"/>
-        <w:tblInd w:w="120" w:type="dxa"/>
-      </w:tblPr>
-      <w:tblGrid>
-        <w:gridCol w:w="1385"/>
-        <w:gridCol w:w="834"/>
-        <w:gridCol w:w="760"/>
-        <w:gridCol w:w="834"/>
-        <w:gridCol w:w="786"/>
-        <w:gridCol w:w="1212"/>
-        <w:gridCol w:w="963"/>
-        <w:gridCol w:w="1040"/>
-        <w:gridCol w:w="1212"/>
-      </w:tblGrid>
-      <w:tr>
-        <w:trPr>
-          <w:tblHeader w:val="true"/>
-        </w:trPr>
-        <w:tc>
-          <w:tcPr>
-            <w:tcW w:type="dxa" w:w="1385"/>
-            <w:vAlign w:val="center"/>
-            <w:tcMar>
-              <w:top w:w="80" w:type="dxa"/>
-              <w:start w:w="120" w:type="dxa"/>
-              <w:bottom w:w="80" w:type="dxa"/>
-              <w:end w:w="120" w:type="dxa"/>
-            </w:tcMar>
-            <w:shd w:fill="F4F6F9"/>
-          </w:tcPr>
-          <w:p>
-            <w:pPr>
-              <w:spacing w:before="0" w:after="40" w:line="240" w:lineRule="auto"/>
-            </w:pPr>
-            <w:r>
-              <w:rPr>
-                <w:rFonts w:ascii="Times New Roman" w:hAnsi="Times New Roman"/>
-                <w:b/>
-                <w:sz w:val="18"/>
-              </w:rPr>
-              <w:t>Condition</w:t>
-            </w:r>
-          </w:p>
-        </w:tc>
-        <w:tc>
-          <w:tcPr>
-            <w:tcW w:type="dxa" w:w="834"/>
-            <w:vAlign w:val="center"/>
-            <w:tcMar>
-              <w:top w:w="80" w:type="dxa"/>
-              <w:start w:w="120" w:type="dxa"/>
-              <w:bottom w:w="80" w:type="dxa"/>
-              <w:end w:w="120" w:type="dxa"/>
-            </w:tcMar>
-            <w:shd w:fill="F4F6F9"/>
-          </w:tcPr>
-          <w:p>
-            <w:pPr>
-              <w:spacing w:before="0" w:after="40" w:line="240" w:lineRule="auto"/>
-            </w:pPr>
-            <w:r>
-              <w:rPr>
-                <w:rFonts w:ascii="Times New Roman" w:hAnsi="Times New Roman"/>
-                <w:b/>
-                <w:sz w:val="18"/>
-              </w:rPr>
-              <w:t>Partition</w:t>
-            </w:r>
-          </w:p>
-        </w:tc>
-        <w:tc>
-          <w:tcPr>
-            <w:tcW w:type="dxa" w:w="760"/>
-            <w:vAlign w:val="center"/>
-            <w:tcMar>
-              <w:top w:w="80" w:type="dxa"/>
-              <w:start w:w="120" w:type="dxa"/>
-              <w:bottom w:w="80" w:type="dxa"/>
-              <w:end w:w="120" w:type="dxa"/>
-            </w:tcMar>
-            <w:shd w:fill="F4F6F9"/>
-          </w:tcPr>
-          <w:p>
-            <w:pPr>
-              <w:spacing w:before="0" w:after="40" w:line="240" w:lineRule="auto"/>
-            </w:pPr>
-            <w:r>
-              <w:rPr>
-                <w:rFonts w:ascii="Times New Roman" w:hAnsi="Times New Roman"/>
-                <w:b/>
-                <w:sz w:val="18"/>
-              </w:rPr>
-              <w:t>Cases</w:t>
-            </w:r>
-          </w:p>
-        </w:tc>
-        <w:tc>
-          <w:tcPr>
-            <w:tcW w:type="dxa" w:w="834"/>
-            <w:vAlign w:val="center"/>
-            <w:tcMar>
-              <w:top w:w="80" w:type="dxa"/>
-              <w:start w:w="120" w:type="dxa"/>
-              <w:bottom w:w="80" w:type="dxa"/>
-              <w:end w:w="120" w:type="dxa"/>
-            </w:tcMar>
-            <w:shd w:fill="F4F6F9"/>
-          </w:tcPr>
-          <w:p>
-            <w:pPr>
-              <w:spacing w:before="0" w:after="40" w:line="240" w:lineRule="auto"/>
-            </w:pPr>
-            <w:r>
-              <w:rPr>
-                <w:rFonts w:ascii="Times New Roman" w:hAnsi="Times New Roman"/>
-                <w:b/>
-                <w:sz w:val="18"/>
-              </w:rPr>
-              <w:t>Questions</w:t>
-            </w:r>
-          </w:p>
-        </w:tc>
-        <w:tc>
-          <w:tcPr>
-            <w:tcW w:type="dxa" w:w="786"/>
+            <w:tcW w:type="dxa" w:w="1766"/>
             <w:vAlign w:val="center"/>
             <w:tcMar>
               <w:top w:w="80" w:type="dxa"/>
@@ -4750,7 +2902,7 @@
         </w:tc>
         <w:tc>
           <w:tcPr>
-            <w:tcW w:type="dxa" w:w="1212"/>
+            <w:tcW w:type="dxa" w:w="1844"/>
             <w:vAlign w:val="center"/>
             <w:tcMar>
               <w:top w:w="80" w:type="dxa"/>
@@ -4770,13 +2922,13 @@
                 <w:b/>
                 <w:sz w:val="18"/>
               </w:rPr>
-              <w:t>Complete F1RadGraph</w:t>
+              <w:t>Difference</w:t>
             </w:r>
           </w:p>
         </w:tc>
         <w:tc>
           <w:tcPr>
-            <w:tcW w:type="dxa" w:w="963"/>
+            <w:tcW w:type="dxa" w:w="2497"/>
             <w:vAlign w:val="center"/>
             <w:tcMar>
               <w:top w:w="80" w:type="dxa"/>
@@ -4796,13 +2948,281 @@
                 <w:b/>
                 <w:sz w:val="18"/>
               </w:rPr>
-              <w:t>Schema valid</w:t>
+              <w:t>95% CI</w:t>
+            </w:r>
+          </w:p>
+        </w:tc>
+      </w:tr>
+      <w:tr>
+        <w:tc>
+          <w:tcPr>
+            <w:tcW w:type="dxa" w:w="2919"/>
+            <w:vAlign w:val="center"/>
+            <w:tcMar>
+              <w:top w:w="80" w:type="dxa"/>
+              <w:start w:w="120" w:type="dxa"/>
+              <w:bottom w:w="80" w:type="dxa"/>
+              <w:end w:w="120" w:type="dxa"/>
+            </w:tcMar>
+          </w:tcPr>
+          <w:p>
+            <w:pPr>
+              <w:spacing w:before="0" w:after="40" w:line="240" w:lineRule="auto"/>
+            </w:pPr>
+            <w:r>
+              <w:rPr>
+                <w:rFonts w:ascii="Times New Roman" w:hAnsi="Times New Roman"/>
+                <w:b w:val="0"/>
+                <w:sz w:val="18"/>
+              </w:rPr>
+              <w:t>Base MedGemma</w:t>
             </w:r>
           </w:p>
         </w:tc>
         <w:tc>
           <w:tcPr>
-            <w:tcW w:type="dxa" w:w="1040"/>
+            <w:tcW w:type="dxa" w:w="1766"/>
+            <w:vAlign w:val="center"/>
+            <w:tcMar>
+              <w:top w:w="80" w:type="dxa"/>
+              <w:start w:w="120" w:type="dxa"/>
+              <w:bottom w:w="80" w:type="dxa"/>
+              <w:end w:w="120" w:type="dxa"/>
+            </w:tcMar>
+          </w:tcPr>
+          <w:p>
+            <w:pPr>
+              <w:spacing w:before="0" w:after="40" w:line="240" w:lineRule="auto"/>
+            </w:pPr>
+            <w:r>
+              <w:rPr>
+                <w:rFonts w:ascii="Times New Roman" w:hAnsi="Times New Roman"/>
+                <w:b w:val="0"/>
+                <w:sz w:val="18"/>
+              </w:rPr>
+              <w:t>0.20570</w:t>
+            </w:r>
+          </w:p>
+        </w:tc>
+        <w:tc>
+          <w:tcPr>
+            <w:tcW w:type="dxa" w:w="1844"/>
+            <w:vAlign w:val="center"/>
+            <w:tcMar>
+              <w:top w:w="80" w:type="dxa"/>
+              <w:start w:w="120" w:type="dxa"/>
+              <w:bottom w:w="80" w:type="dxa"/>
+              <w:end w:w="120" w:type="dxa"/>
+            </w:tcMar>
+          </w:tcPr>
+          <w:p>
+            <w:pPr>
+              <w:spacing w:before="0" w:after="40" w:line="240" w:lineRule="auto"/>
+            </w:pPr>
+            <w:r>
+              <w:rPr>
+                <w:rFonts w:ascii="Times New Roman" w:hAnsi="Times New Roman"/>
+                <w:b w:val="0"/>
+                <w:sz w:val="18"/>
+              </w:rPr>
+              <w:t>-</w:t>
+            </w:r>
+          </w:p>
+        </w:tc>
+        <w:tc>
+          <w:tcPr>
+            <w:tcW w:type="dxa" w:w="2497"/>
+            <w:vAlign w:val="center"/>
+            <w:tcMar>
+              <w:top w:w="80" w:type="dxa"/>
+              <w:start w:w="120" w:type="dxa"/>
+              <w:bottom w:w="80" w:type="dxa"/>
+              <w:end w:w="120" w:type="dxa"/>
+            </w:tcMar>
+          </w:tcPr>
+          <w:p>
+            <w:pPr>
+              <w:spacing w:before="0" w:after="40" w:line="240" w:lineRule="auto"/>
+            </w:pPr>
+            <w:r>
+              <w:rPr>
+                <w:rFonts w:ascii="Times New Roman" w:hAnsi="Times New Roman"/>
+                <w:b w:val="0"/>
+                <w:sz w:val="18"/>
+              </w:rPr>
+              <w:t>-</w:t>
+            </w:r>
+          </w:p>
+        </w:tc>
+      </w:tr>
+      <w:tr>
+        <w:tc>
+          <w:tcPr>
+            <w:tcW w:type="dxa" w:w="2919"/>
+            <w:vAlign w:val="center"/>
+            <w:tcMar>
+              <w:top w:w="80" w:type="dxa"/>
+              <w:start w:w="120" w:type="dxa"/>
+              <w:bottom w:w="80" w:type="dxa"/>
+              <w:end w:w="120" w:type="dxa"/>
+            </w:tcMar>
+          </w:tcPr>
+          <w:p>
+            <w:pPr>
+              <w:spacing w:before="0" w:after="40" w:line="240" w:lineRule="auto"/>
+            </w:pPr>
+            <w:r>
+              <w:rPr>
+                <w:rFonts w:ascii="Times New Roman" w:hAnsi="Times New Roman"/>
+                <w:b w:val="0"/>
+                <w:sz w:val="18"/>
+              </w:rPr>
+              <w:t>V16 impression-gated route</w:t>
+            </w:r>
+          </w:p>
+        </w:tc>
+        <w:tc>
+          <w:tcPr>
+            <w:tcW w:type="dxa" w:w="1766"/>
+            <w:vAlign w:val="center"/>
+            <w:tcMar>
+              <w:top w:w="80" w:type="dxa"/>
+              <w:start w:w="120" w:type="dxa"/>
+              <w:bottom w:w="80" w:type="dxa"/>
+              <w:end w:w="120" w:type="dxa"/>
+            </w:tcMar>
+          </w:tcPr>
+          <w:p>
+            <w:pPr>
+              <w:spacing w:before="0" w:after="40" w:line="240" w:lineRule="auto"/>
+            </w:pPr>
+            <w:r>
+              <w:rPr>
+                <w:rFonts w:ascii="Times New Roman" w:hAnsi="Times New Roman"/>
+                <w:b w:val="0"/>
+                <w:sz w:val="18"/>
+              </w:rPr>
+              <w:t>0.25591</w:t>
+            </w:r>
+          </w:p>
+        </w:tc>
+        <w:tc>
+          <w:tcPr>
+            <w:tcW w:type="dxa" w:w="1844"/>
+            <w:vAlign w:val="center"/>
+            <w:tcMar>
+              <w:top w:w="80" w:type="dxa"/>
+              <w:start w:w="120" w:type="dxa"/>
+              <w:bottom w:w="80" w:type="dxa"/>
+              <w:end w:w="120" w:type="dxa"/>
+            </w:tcMar>
+          </w:tcPr>
+          <w:p>
+            <w:pPr>
+              <w:spacing w:before="0" w:after="40" w:line="240" w:lineRule="auto"/>
+            </w:pPr>
+            <w:r>
+              <w:rPr>
+                <w:rFonts w:ascii="Times New Roman" w:hAnsi="Times New Roman"/>
+                <w:b w:val="0"/>
+                <w:sz w:val="18"/>
+              </w:rPr>
+              <w:t>+0.05020</w:t>
+            </w:r>
+          </w:p>
+        </w:tc>
+        <w:tc>
+          <w:tcPr>
+            <w:tcW w:type="dxa" w:w="2497"/>
+            <w:vAlign w:val="center"/>
+            <w:tcMar>
+              <w:top w:w="80" w:type="dxa"/>
+              <w:start w:w="120" w:type="dxa"/>
+              <w:bottom w:w="80" w:type="dxa"/>
+              <w:end w:w="120" w:type="dxa"/>
+            </w:tcMar>
+          </w:tcPr>
+          <w:p>
+            <w:pPr>
+              <w:spacing w:before="0" w:after="40" w:line="240" w:lineRule="auto"/>
+            </w:pPr>
+            <w:r>
+              <w:rPr>
+                <w:rFonts w:ascii="Times New Roman" w:hAnsi="Times New Roman"/>
+                <w:b w:val="0"/>
+                <w:sz w:val="18"/>
+              </w:rPr>
+              <w:t>[0.03973, 0.06108]</w:t>
+            </w:r>
+          </w:p>
+        </w:tc>
+      </w:tr>
+    </w:tbl>
+    <w:p>
+      <w:pPr>
+        <w:spacing w:after="0"/>
+      </w:pPr>
+    </w:p>
+    <w:p>
+      <w:r>
+        <w:rPr>
+          <w:rFonts w:ascii="Times New Roman" w:hAnsi="Times New Roman"/>
+        </w:rPr>
+        <w:t>Findings Token-F1 remains 0.27661 because both routes use the same base output. Impression Token-F1 increases from 0.13480 to 0.23520. Full QLoRA also improves retrieved-history Token-F1 but reduces no-history Token-F1 by 0.01616 with a negative interval, supporting the section-aware route rather than blanket replacement.</w:t>
+      </w:r>
+    </w:p>
+    <w:p>
+      <w:pPr>
+        <w:pStyle w:val="Heading2"/>
+      </w:pPr>
+      <w:r>
+        <w:rPr>
+          <w:rFonts w:ascii="Times New Roman" w:hAnsi="Times New Roman"/>
+        </w:rPr>
+        <w:t>4.6 No-History and Random-History Controls</w:t>
+      </w:r>
+    </w:p>
+    <w:p>
+      <w:r>
+        <w:rPr>
+          <w:rFonts w:ascii="Times New Roman" w:hAnsi="Times New Roman"/>
+        </w:rPr>
+        <w:t>The final route achieved 0.16922 Token-F1 with no history, 0.19608 with random history and 0.25591 with V12 retrieved history. Retrieved minus no history was +0.08668 with a positive confidence interval. Retrieved minus random history was +0.05982, 95% CI [0.04685, 0.07289]. Relevant retrieval therefore contributes more than extra context alone.</w:t>
+      </w:r>
+    </w:p>
+    <w:p>
+      <w:pPr>
+        <w:pStyle w:val="Heading2"/>
+      </w:pPr>
+      <w:r>
+        <w:rPr>
+          <w:rFonts w:ascii="Times New Roman" w:hAnsi="Times New Roman"/>
+        </w:rPr>
+        <w:t>4.7 Standard Language Metrics</w:t>
+      </w:r>
+    </w:p>
+    <w:tbl>
+      <w:tblPr>
+        <w:tblStyle w:val="TableGrid"/>
+        <w:tblW w:type="dxa" w:w="9026"/>
+        <w:tblLayout w:type="fixed"/>
+        <w:tblLook w:firstColumn="1" w:firstRow="1" w:lastColumn="0" w:lastRow="0" w:noHBand="0" w:noVBand="1" w:val="04A0"/>
+        <w:tblInd w:w="120" w:type="dxa"/>
+      </w:tblPr>
+      <w:tblGrid>
+        <w:gridCol w:w="2441"/>
+        <w:gridCol w:w="1407"/>
+        <w:gridCol w:w="1493"/>
+        <w:gridCol w:w="1574"/>
+        <w:gridCol w:w="2111"/>
+      </w:tblGrid>
+      <w:tr>
+        <w:trPr>
+          <w:tblHeader w:val="true"/>
+        </w:trPr>
+        <w:tc>
+          <w:tcPr>
+            <w:tcW w:type="dxa" w:w="2441"/>
             <w:vAlign w:val="center"/>
             <w:tcMar>
               <w:top w:w="80" w:type="dxa"/>
@@ -4822,13 +3242,13 @@
                 <w:b/>
                 <w:sz w:val="18"/>
               </w:rPr>
-              <w:t>Citation valid</w:t>
+              <w:t>Retrieved-history metric</w:t>
             </w:r>
           </w:p>
         </w:tc>
         <w:tc>
           <w:tcPr>
-            <w:tcW w:type="dxa" w:w="1212"/>
+            <w:tcW w:type="dxa" w:w="1407"/>
             <w:vAlign w:val="center"/>
             <w:tcMar>
               <w:top w:w="80" w:type="dxa"/>
@@ -4848,1021 +3268,13 @@
                 <w:b/>
                 <w:sz w:val="18"/>
               </w:rPr>
-              <w:t>Evidence abstention</w:t>
-            </w:r>
-          </w:p>
-        </w:tc>
-      </w:tr>
-      <w:tr>
-        <w:tc>
-          <w:tcPr>
-            <w:tcW w:type="dxa" w:w="1385"/>
-            <w:vAlign w:val="center"/>
-            <w:tcMar>
-              <w:top w:w="80" w:type="dxa"/>
-              <w:start w:w="120" w:type="dxa"/>
-              <w:bottom w:w="80" w:type="dxa"/>
-              <w:end w:w="120" w:type="dxa"/>
-            </w:tcMar>
-          </w:tcPr>
-          <w:p>
-            <w:pPr>
-              <w:spacing w:before="0" w:after="40" w:line="240" w:lineRule="auto"/>
-            </w:pPr>
-            <w:r>
-              <w:rPr>
-                <w:rFonts w:ascii="Times New Roman" w:hAnsi="Times New Roman"/>
-                <w:b w:val="0"/>
-                <w:sz w:val="18"/>
-              </w:rPr>
-              <w:t>G0 target image, no history</w:t>
+              <w:t>Base</w:t>
             </w:r>
           </w:p>
         </w:tc>
         <w:tc>
           <w:tcPr>
-            <w:tcW w:type="dxa" w:w="834"/>
-            <w:vAlign w:val="center"/>
-            <w:tcMar>
-              <w:top w:w="80" w:type="dxa"/>
-              <w:start w:w="120" w:type="dxa"/>
-              <w:bottom w:w="80" w:type="dxa"/>
-              <w:end w:w="120" w:type="dxa"/>
-            </w:tcMar>
-          </w:tcPr>
-          <w:p>
-            <w:pPr>
-              <w:spacing w:before="0" w:after="40" w:line="240" w:lineRule="auto"/>
-            </w:pPr>
-            <w:r>
-              <w:rPr>
-                <w:rFonts w:ascii="Times New Roman" w:hAnsi="Times New Roman"/>
-                <w:b w:val="0"/>
-                <w:sz w:val="18"/>
-              </w:rPr>
-              <w:t>Test</w:t>
-            </w:r>
-          </w:p>
-        </w:tc>
-        <w:tc>
-          <w:tcPr>
-            <w:tcW w:type="dxa" w:w="760"/>
-            <w:vAlign w:val="center"/>
-            <w:tcMar>
-              <w:top w:w="80" w:type="dxa"/>
-              <w:start w:w="120" w:type="dxa"/>
-              <w:bottom w:w="80" w:type="dxa"/>
-              <w:end w:w="120" w:type="dxa"/>
-            </w:tcMar>
-          </w:tcPr>
-          <w:p>
-            <w:pPr>
-              <w:spacing w:before="0" w:after="40" w:line="240" w:lineRule="auto"/>
-            </w:pPr>
-            <w:r>
-              <w:rPr>
-                <w:rFonts w:ascii="Times New Roman" w:hAnsi="Times New Roman"/>
-                <w:b w:val="0"/>
-                <w:sz w:val="18"/>
-              </w:rPr>
-              <w:t>568</w:t>
-            </w:r>
-          </w:p>
-        </w:tc>
-        <w:tc>
-          <w:tcPr>
-            <w:tcW w:type="dxa" w:w="834"/>
-            <w:vAlign w:val="center"/>
-            <w:tcMar>
-              <w:top w:w="80" w:type="dxa"/>
-              <w:start w:w="120" w:type="dxa"/>
-              <w:bottom w:w="80" w:type="dxa"/>
-              <w:end w:w="120" w:type="dxa"/>
-            </w:tcMar>
-          </w:tcPr>
-          <w:p>
-            <w:pPr>
-              <w:spacing w:before="0" w:after="40" w:line="240" w:lineRule="auto"/>
-            </w:pPr>
-            <w:r>
-              <w:rPr>
-                <w:rFonts w:ascii="Times New Roman" w:hAnsi="Times New Roman"/>
-                <w:b w:val="0"/>
-                <w:sz w:val="18"/>
-              </w:rPr>
-              <w:t>1,136</w:t>
-            </w:r>
-          </w:p>
-        </w:tc>
-        <w:tc>
-          <w:tcPr>
-            <w:tcW w:type="dxa" w:w="786"/>
-            <w:vAlign w:val="center"/>
-            <w:tcMar>
-              <w:top w:w="80" w:type="dxa"/>
-              <w:start w:w="120" w:type="dxa"/>
-              <w:bottom w:w="80" w:type="dxa"/>
-              <w:end w:w="120" w:type="dxa"/>
-            </w:tcMar>
-          </w:tcPr>
-          <w:p>
-            <w:pPr>
-              <w:spacing w:before="0" w:after="40" w:line="240" w:lineRule="auto"/>
-            </w:pPr>
-            <w:r>
-              <w:rPr>
-                <w:rFonts w:ascii="Times New Roman" w:hAnsi="Times New Roman"/>
-                <w:b w:val="0"/>
-                <w:sz w:val="18"/>
-              </w:rPr>
-              <w:t>0.14942</w:t>
-            </w:r>
-          </w:p>
-        </w:tc>
-        <w:tc>
-          <w:tcPr>
-            <w:tcW w:type="dxa" w:w="1212"/>
-            <w:vAlign w:val="center"/>
-            <w:tcMar>
-              <w:top w:w="80" w:type="dxa"/>
-              <w:start w:w="120" w:type="dxa"/>
-              <w:bottom w:w="80" w:type="dxa"/>
-              <w:end w:w="120" w:type="dxa"/>
-            </w:tcMar>
-          </w:tcPr>
-          <w:p>
-            <w:pPr>
-              <w:spacing w:before="0" w:after="40" w:line="240" w:lineRule="auto"/>
-            </w:pPr>
-            <w:r>
-              <w:rPr>
-                <w:rFonts w:ascii="Times New Roman" w:hAnsi="Times New Roman"/>
-                <w:b w:val="0"/>
-                <w:sz w:val="18"/>
-              </w:rPr>
-              <w:t>0.08265</w:t>
-            </w:r>
-          </w:p>
-        </w:tc>
-        <w:tc>
-          <w:tcPr>
-            <w:tcW w:type="dxa" w:w="963"/>
-            <w:vAlign w:val="center"/>
-            <w:tcMar>
-              <w:top w:w="80" w:type="dxa"/>
-              <w:start w:w="120" w:type="dxa"/>
-              <w:bottom w:w="80" w:type="dxa"/>
-              <w:end w:w="120" w:type="dxa"/>
-            </w:tcMar>
-          </w:tcPr>
-          <w:p>
-            <w:pPr>
-              <w:spacing w:before="0" w:after="40" w:line="240" w:lineRule="auto"/>
-            </w:pPr>
-            <w:r>
-              <w:rPr>
-                <w:rFonts w:ascii="Times New Roman" w:hAnsi="Times New Roman"/>
-                <w:b w:val="0"/>
-                <w:sz w:val="18"/>
-              </w:rPr>
-              <w:t>100%</w:t>
-            </w:r>
-          </w:p>
-        </w:tc>
-        <w:tc>
-          <w:tcPr>
-            <w:tcW w:type="dxa" w:w="1040"/>
-            <w:vAlign w:val="center"/>
-            <w:tcMar>
-              <w:top w:w="80" w:type="dxa"/>
-              <w:start w:w="120" w:type="dxa"/>
-              <w:bottom w:w="80" w:type="dxa"/>
-              <w:end w:w="120" w:type="dxa"/>
-            </w:tcMar>
-          </w:tcPr>
-          <w:p>
-            <w:pPr>
-              <w:spacing w:before="0" w:after="40" w:line="240" w:lineRule="auto"/>
-            </w:pPr>
-            <w:r>
-              <w:rPr>
-                <w:rFonts w:ascii="Times New Roman" w:hAnsi="Times New Roman"/>
-                <w:b w:val="0"/>
-                <w:sz w:val="18"/>
-              </w:rPr>
-              <w:t>100%</w:t>
-            </w:r>
-          </w:p>
-        </w:tc>
-        <w:tc>
-          <w:tcPr>
-            <w:tcW w:type="dxa" w:w="1212"/>
-            <w:vAlign w:val="center"/>
-            <w:tcMar>
-              <w:top w:w="80" w:type="dxa"/>
-              <w:start w:w="120" w:type="dxa"/>
-              <w:bottom w:w="80" w:type="dxa"/>
-              <w:end w:w="120" w:type="dxa"/>
-            </w:tcMar>
-          </w:tcPr>
-          <w:p>
-            <w:pPr>
-              <w:spacing w:before="0" w:after="40" w:line="240" w:lineRule="auto"/>
-            </w:pPr>
-            <w:r>
-              <w:rPr>
-                <w:rFonts w:ascii="Times New Roman" w:hAnsi="Times New Roman"/>
-                <w:b w:val="0"/>
-                <w:sz w:val="18"/>
-              </w:rPr>
-              <w:t>100.00%</w:t>
-            </w:r>
-          </w:p>
-        </w:tc>
-      </w:tr>
-      <w:tr>
-        <w:tc>
-          <w:tcPr>
-            <w:tcW w:type="dxa" w:w="1385"/>
-            <w:vAlign w:val="center"/>
-            <w:tcMar>
-              <w:top w:w="80" w:type="dxa"/>
-              <w:start w:w="120" w:type="dxa"/>
-              <w:bottom w:w="80" w:type="dxa"/>
-              <w:end w:w="120" w:type="dxa"/>
-            </w:tcMar>
-          </w:tcPr>
-          <w:p>
-            <w:pPr>
-              <w:spacing w:before="0" w:after="40" w:line="240" w:lineRule="auto"/>
-            </w:pPr>
-            <w:r>
-              <w:rPr>
-                <w:rFonts w:ascii="Times New Roman" w:hAnsi="Times New Roman"/>
-                <w:b w:val="0"/>
-                <w:sz w:val="18"/>
-              </w:rPr>
-              <w:t>G1 R4 whole-report RAG</w:t>
-            </w:r>
-          </w:p>
-        </w:tc>
-        <w:tc>
-          <w:tcPr>
-            <w:tcW w:type="dxa" w:w="834"/>
-            <w:vAlign w:val="center"/>
-            <w:tcMar>
-              <w:top w:w="80" w:type="dxa"/>
-              <w:start w:w="120" w:type="dxa"/>
-              <w:bottom w:w="80" w:type="dxa"/>
-              <w:end w:w="120" w:type="dxa"/>
-            </w:tcMar>
-          </w:tcPr>
-          <w:p>
-            <w:pPr>
-              <w:spacing w:before="0" w:after="40" w:line="240" w:lineRule="auto"/>
-            </w:pPr>
-            <w:r>
-              <w:rPr>
-                <w:rFonts w:ascii="Times New Roman" w:hAnsi="Times New Roman"/>
-                <w:b w:val="0"/>
-                <w:sz w:val="18"/>
-              </w:rPr>
-              <w:t>Test</w:t>
-            </w:r>
-          </w:p>
-        </w:tc>
-        <w:tc>
-          <w:tcPr>
-            <w:tcW w:type="dxa" w:w="760"/>
-            <w:vAlign w:val="center"/>
-            <w:tcMar>
-              <w:top w:w="80" w:type="dxa"/>
-              <w:start w:w="120" w:type="dxa"/>
-              <w:bottom w:w="80" w:type="dxa"/>
-              <w:end w:w="120" w:type="dxa"/>
-            </w:tcMar>
-          </w:tcPr>
-          <w:p>
-            <w:pPr>
-              <w:spacing w:before="0" w:after="40" w:line="240" w:lineRule="auto"/>
-            </w:pPr>
-            <w:r>
-              <w:rPr>
-                <w:rFonts w:ascii="Times New Roman" w:hAnsi="Times New Roman"/>
-                <w:b w:val="0"/>
-                <w:sz w:val="18"/>
-              </w:rPr>
-              <w:t>568</w:t>
-            </w:r>
-          </w:p>
-        </w:tc>
-        <w:tc>
-          <w:tcPr>
-            <w:tcW w:type="dxa" w:w="834"/>
-            <w:vAlign w:val="center"/>
-            <w:tcMar>
-              <w:top w:w="80" w:type="dxa"/>
-              <w:start w:w="120" w:type="dxa"/>
-              <w:bottom w:w="80" w:type="dxa"/>
-              <w:end w:w="120" w:type="dxa"/>
-            </w:tcMar>
-          </w:tcPr>
-          <w:p>
-            <w:pPr>
-              <w:spacing w:before="0" w:after="40" w:line="240" w:lineRule="auto"/>
-            </w:pPr>
-            <w:r>
-              <w:rPr>
-                <w:rFonts w:ascii="Times New Roman" w:hAnsi="Times New Roman"/>
-                <w:b w:val="0"/>
-                <w:sz w:val="18"/>
-              </w:rPr>
-              <w:t>1,136</w:t>
-            </w:r>
-          </w:p>
-        </w:tc>
-        <w:tc>
-          <w:tcPr>
-            <w:tcW w:type="dxa" w:w="786"/>
-            <w:vAlign w:val="center"/>
-            <w:tcMar>
-              <w:top w:w="80" w:type="dxa"/>
-              <w:start w:w="120" w:type="dxa"/>
-              <w:bottom w:w="80" w:type="dxa"/>
-              <w:end w:w="120" w:type="dxa"/>
-            </w:tcMar>
-          </w:tcPr>
-          <w:p>
-            <w:pPr>
-              <w:spacing w:before="0" w:after="40" w:line="240" w:lineRule="auto"/>
-            </w:pPr>
-            <w:r>
-              <w:rPr>
-                <w:rFonts w:ascii="Times New Roman" w:hAnsi="Times New Roman"/>
-                <w:b w:val="0"/>
-                <w:sz w:val="18"/>
-              </w:rPr>
-              <w:t>0.20752</w:t>
-            </w:r>
-          </w:p>
-        </w:tc>
-        <w:tc>
-          <w:tcPr>
-            <w:tcW w:type="dxa" w:w="1212"/>
-            <w:vAlign w:val="center"/>
-            <w:tcMar>
-              <w:top w:w="80" w:type="dxa"/>
-              <w:start w:w="120" w:type="dxa"/>
-              <w:bottom w:w="80" w:type="dxa"/>
-              <w:end w:w="120" w:type="dxa"/>
-            </w:tcMar>
-          </w:tcPr>
-          <w:p>
-            <w:pPr>
-              <w:spacing w:before="0" w:after="40" w:line="240" w:lineRule="auto"/>
-            </w:pPr>
-            <w:r>
-              <w:rPr>
-                <w:rFonts w:ascii="Times New Roman" w:hAnsi="Times New Roman"/>
-                <w:b w:val="0"/>
-                <w:sz w:val="18"/>
-              </w:rPr>
-              <w:t>0.10507</w:t>
-            </w:r>
-          </w:p>
-        </w:tc>
-        <w:tc>
-          <w:tcPr>
-            <w:tcW w:type="dxa" w:w="963"/>
-            <w:vAlign w:val="center"/>
-            <w:tcMar>
-              <w:top w:w="80" w:type="dxa"/>
-              <w:start w:w="120" w:type="dxa"/>
-              <w:bottom w:w="80" w:type="dxa"/>
-              <w:end w:w="120" w:type="dxa"/>
-            </w:tcMar>
-          </w:tcPr>
-          <w:p>
-            <w:pPr>
-              <w:spacing w:before="0" w:after="40" w:line="240" w:lineRule="auto"/>
-            </w:pPr>
-            <w:r>
-              <w:rPr>
-                <w:rFonts w:ascii="Times New Roman" w:hAnsi="Times New Roman"/>
-                <w:b w:val="0"/>
-                <w:sz w:val="18"/>
-              </w:rPr>
-              <w:t>100%</w:t>
-            </w:r>
-          </w:p>
-        </w:tc>
-        <w:tc>
-          <w:tcPr>
-            <w:tcW w:type="dxa" w:w="1040"/>
-            <w:vAlign w:val="center"/>
-            <w:tcMar>
-              <w:top w:w="80" w:type="dxa"/>
-              <w:start w:w="120" w:type="dxa"/>
-              <w:bottom w:w="80" w:type="dxa"/>
-              <w:end w:w="120" w:type="dxa"/>
-            </w:tcMar>
-          </w:tcPr>
-          <w:p>
-            <w:pPr>
-              <w:spacing w:before="0" w:after="40" w:line="240" w:lineRule="auto"/>
-            </w:pPr>
-            <w:r>
-              <w:rPr>
-                <w:rFonts w:ascii="Times New Roman" w:hAnsi="Times New Roman"/>
-                <w:b w:val="0"/>
-                <w:sz w:val="18"/>
-              </w:rPr>
-              <w:t>100%</w:t>
-            </w:r>
-          </w:p>
-        </w:tc>
-        <w:tc>
-          <w:tcPr>
-            <w:tcW w:type="dxa" w:w="1212"/>
-            <w:vAlign w:val="center"/>
-            <w:tcMar>
-              <w:top w:w="80" w:type="dxa"/>
-              <w:start w:w="120" w:type="dxa"/>
-              <w:bottom w:w="80" w:type="dxa"/>
-              <w:end w:w="120" w:type="dxa"/>
-            </w:tcMar>
-          </w:tcPr>
-          <w:p>
-            <w:pPr>
-              <w:spacing w:before="0" w:after="40" w:line="240" w:lineRule="auto"/>
-            </w:pPr>
-            <w:r>
-              <w:rPr>
-                <w:rFonts w:ascii="Times New Roman" w:hAnsi="Times New Roman"/>
-                <w:b w:val="0"/>
-                <w:sz w:val="18"/>
-              </w:rPr>
-              <w:t>0.00%</w:t>
-            </w:r>
-          </w:p>
-        </w:tc>
-      </w:tr>
-      <w:tr>
-        <w:tc>
-          <w:tcPr>
-            <w:tcW w:type="dxa" w:w="1385"/>
-            <w:vAlign w:val="center"/>
-            <w:tcMar>
-              <w:top w:w="80" w:type="dxa"/>
-              <w:start w:w="120" w:type="dxa"/>
-              <w:bottom w:w="80" w:type="dxa"/>
-              <w:end w:w="120" w:type="dxa"/>
-            </w:tcMar>
-          </w:tcPr>
-          <w:p>
-            <w:pPr>
-              <w:spacing w:before="0" w:after="40" w:line="240" w:lineRule="auto"/>
-            </w:pPr>
-            <w:r>
-              <w:rPr>
-                <w:rFonts w:ascii="Times New Roman" w:hAnsi="Times New Roman"/>
-                <w:b w:val="0"/>
-                <w:sz w:val="18"/>
-              </w:rPr>
-              <w:t>G2 R5 historical RAG</w:t>
-            </w:r>
-          </w:p>
-        </w:tc>
-        <w:tc>
-          <w:tcPr>
-            <w:tcW w:type="dxa" w:w="834"/>
-            <w:vAlign w:val="center"/>
-            <w:tcMar>
-              <w:top w:w="80" w:type="dxa"/>
-              <w:start w:w="120" w:type="dxa"/>
-              <w:bottom w:w="80" w:type="dxa"/>
-              <w:end w:w="120" w:type="dxa"/>
-            </w:tcMar>
-          </w:tcPr>
-          <w:p>
-            <w:pPr>
-              <w:spacing w:before="0" w:after="40" w:line="240" w:lineRule="auto"/>
-            </w:pPr>
-            <w:r>
-              <w:rPr>
-                <w:rFonts w:ascii="Times New Roman" w:hAnsi="Times New Roman"/>
-                <w:b w:val="0"/>
-                <w:sz w:val="18"/>
-              </w:rPr>
-              <w:t>Test</w:t>
-            </w:r>
-          </w:p>
-        </w:tc>
-        <w:tc>
-          <w:tcPr>
-            <w:tcW w:type="dxa" w:w="760"/>
-            <w:vAlign w:val="center"/>
-            <w:tcMar>
-              <w:top w:w="80" w:type="dxa"/>
-              <w:start w:w="120" w:type="dxa"/>
-              <w:bottom w:w="80" w:type="dxa"/>
-              <w:end w:w="120" w:type="dxa"/>
-            </w:tcMar>
-          </w:tcPr>
-          <w:p>
-            <w:pPr>
-              <w:spacing w:before="0" w:after="40" w:line="240" w:lineRule="auto"/>
-            </w:pPr>
-            <w:r>
-              <w:rPr>
-                <w:rFonts w:ascii="Times New Roman" w:hAnsi="Times New Roman"/>
-                <w:b w:val="0"/>
-                <w:sz w:val="18"/>
-              </w:rPr>
-              <w:t>568</w:t>
-            </w:r>
-          </w:p>
-        </w:tc>
-        <w:tc>
-          <w:tcPr>
-            <w:tcW w:type="dxa" w:w="834"/>
-            <w:vAlign w:val="center"/>
-            <w:tcMar>
-              <w:top w:w="80" w:type="dxa"/>
-              <w:start w:w="120" w:type="dxa"/>
-              <w:bottom w:w="80" w:type="dxa"/>
-              <w:end w:w="120" w:type="dxa"/>
-            </w:tcMar>
-          </w:tcPr>
-          <w:p>
-            <w:pPr>
-              <w:spacing w:before="0" w:after="40" w:line="240" w:lineRule="auto"/>
-            </w:pPr>
-            <w:r>
-              <w:rPr>
-                <w:rFonts w:ascii="Times New Roman" w:hAnsi="Times New Roman"/>
-                <w:b w:val="0"/>
-                <w:sz w:val="18"/>
-              </w:rPr>
-              <w:t>1,136</w:t>
-            </w:r>
-          </w:p>
-        </w:tc>
-        <w:tc>
-          <w:tcPr>
-            <w:tcW w:type="dxa" w:w="786"/>
-            <w:vAlign w:val="center"/>
-            <w:tcMar>
-              <w:top w:w="80" w:type="dxa"/>
-              <w:start w:w="120" w:type="dxa"/>
-              <w:bottom w:w="80" w:type="dxa"/>
-              <w:end w:w="120" w:type="dxa"/>
-            </w:tcMar>
-          </w:tcPr>
-          <w:p>
-            <w:pPr>
-              <w:spacing w:before="0" w:after="40" w:line="240" w:lineRule="auto"/>
-            </w:pPr>
-            <w:r>
-              <w:rPr>
-                <w:rFonts w:ascii="Times New Roman" w:hAnsi="Times New Roman"/>
-                <w:b w:val="0"/>
-                <w:sz w:val="18"/>
-              </w:rPr>
-              <w:t>0.20919</w:t>
-            </w:r>
-          </w:p>
-        </w:tc>
-        <w:tc>
-          <w:tcPr>
-            <w:tcW w:type="dxa" w:w="1212"/>
-            <w:vAlign w:val="center"/>
-            <w:tcMar>
-              <w:top w:w="80" w:type="dxa"/>
-              <w:start w:w="120" w:type="dxa"/>
-              <w:bottom w:w="80" w:type="dxa"/>
-              <w:end w:w="120" w:type="dxa"/>
-            </w:tcMar>
-          </w:tcPr>
-          <w:p>
-            <w:pPr>
-              <w:spacing w:before="0" w:after="40" w:line="240" w:lineRule="auto"/>
-            </w:pPr>
-            <w:r>
-              <w:rPr>
-                <w:rFonts w:ascii="Times New Roman" w:hAnsi="Times New Roman"/>
-                <w:b w:val="0"/>
-                <w:sz w:val="18"/>
-              </w:rPr>
-              <w:t>0.11053</w:t>
-            </w:r>
-          </w:p>
-        </w:tc>
-        <w:tc>
-          <w:tcPr>
-            <w:tcW w:type="dxa" w:w="963"/>
-            <w:vAlign w:val="center"/>
-            <w:tcMar>
-              <w:top w:w="80" w:type="dxa"/>
-              <w:start w:w="120" w:type="dxa"/>
-              <w:bottom w:w="80" w:type="dxa"/>
-              <w:end w:w="120" w:type="dxa"/>
-            </w:tcMar>
-          </w:tcPr>
-          <w:p>
-            <w:pPr>
-              <w:spacing w:before="0" w:after="40" w:line="240" w:lineRule="auto"/>
-            </w:pPr>
-            <w:r>
-              <w:rPr>
-                <w:rFonts w:ascii="Times New Roman" w:hAnsi="Times New Roman"/>
-                <w:b w:val="0"/>
-                <w:sz w:val="18"/>
-              </w:rPr>
-              <w:t>100%</w:t>
-            </w:r>
-          </w:p>
-        </w:tc>
-        <w:tc>
-          <w:tcPr>
-            <w:tcW w:type="dxa" w:w="1040"/>
-            <w:vAlign w:val="center"/>
-            <w:tcMar>
-              <w:top w:w="80" w:type="dxa"/>
-              <w:start w:w="120" w:type="dxa"/>
-              <w:bottom w:w="80" w:type="dxa"/>
-              <w:end w:w="120" w:type="dxa"/>
-            </w:tcMar>
-          </w:tcPr>
-          <w:p>
-            <w:pPr>
-              <w:spacing w:before="0" w:after="40" w:line="240" w:lineRule="auto"/>
-            </w:pPr>
-            <w:r>
-              <w:rPr>
-                <w:rFonts w:ascii="Times New Roman" w:hAnsi="Times New Roman"/>
-                <w:b w:val="0"/>
-                <w:sz w:val="18"/>
-              </w:rPr>
-              <w:t>100%</w:t>
-            </w:r>
-          </w:p>
-        </w:tc>
-        <w:tc>
-          <w:tcPr>
-            <w:tcW w:type="dxa" w:w="1212"/>
-            <w:vAlign w:val="center"/>
-            <w:tcMar>
-              <w:top w:w="80" w:type="dxa"/>
-              <w:start w:w="120" w:type="dxa"/>
-              <w:bottom w:w="80" w:type="dxa"/>
-              <w:end w:w="120" w:type="dxa"/>
-            </w:tcMar>
-          </w:tcPr>
-          <w:p>
-            <w:pPr>
-              <w:spacing w:before="0" w:after="40" w:line="240" w:lineRule="auto"/>
-            </w:pPr>
-            <w:r>
-              <w:rPr>
-                <w:rFonts w:ascii="Times New Roman" w:hAnsi="Times New Roman"/>
-                <w:b w:val="0"/>
-                <w:sz w:val="18"/>
-              </w:rPr>
-              <w:t>0.00%</w:t>
-            </w:r>
-          </w:p>
-        </w:tc>
-      </w:tr>
-      <w:tr>
-        <w:tc>
-          <w:tcPr>
-            <w:tcW w:type="dxa" w:w="1385"/>
-            <w:vAlign w:val="center"/>
-            <w:tcMar>
-              <w:top w:w="80" w:type="dxa"/>
-              <w:start w:w="120" w:type="dxa"/>
-              <w:bottom w:w="80" w:type="dxa"/>
-              <w:end w:w="120" w:type="dxa"/>
-            </w:tcMar>
-          </w:tcPr>
-          <w:p>
-            <w:pPr>
-              <w:spacing w:before="0" w:after="40" w:line="240" w:lineRule="auto"/>
-            </w:pPr>
-            <w:r>
-              <w:rPr>
-                <w:rFonts w:ascii="Times New Roman" w:hAnsi="Times New Roman"/>
-                <w:b w:val="0"/>
-                <w:sz w:val="18"/>
-              </w:rPr>
-              <w:t>G3 calibrated selective RAG</w:t>
-            </w:r>
-          </w:p>
-        </w:tc>
-        <w:tc>
-          <w:tcPr>
-            <w:tcW w:type="dxa" w:w="834"/>
-            <w:vAlign w:val="center"/>
-            <w:tcMar>
-              <w:top w:w="80" w:type="dxa"/>
-              <w:start w:w="120" w:type="dxa"/>
-              <w:bottom w:w="80" w:type="dxa"/>
-              <w:end w:w="120" w:type="dxa"/>
-            </w:tcMar>
-          </w:tcPr>
-          <w:p>
-            <w:pPr>
-              <w:spacing w:before="0" w:after="40" w:line="240" w:lineRule="auto"/>
-            </w:pPr>
-            <w:r>
-              <w:rPr>
-                <w:rFonts w:ascii="Times New Roman" w:hAnsi="Times New Roman"/>
-                <w:b w:val="0"/>
-                <w:sz w:val="18"/>
-              </w:rPr>
-              <w:t>Test</w:t>
-            </w:r>
-          </w:p>
-        </w:tc>
-        <w:tc>
-          <w:tcPr>
-            <w:tcW w:type="dxa" w:w="760"/>
-            <w:vAlign w:val="center"/>
-            <w:tcMar>
-              <w:top w:w="80" w:type="dxa"/>
-              <w:start w:w="120" w:type="dxa"/>
-              <w:bottom w:w="80" w:type="dxa"/>
-              <w:end w:w="120" w:type="dxa"/>
-            </w:tcMar>
-          </w:tcPr>
-          <w:p>
-            <w:pPr>
-              <w:spacing w:before="0" w:after="40" w:line="240" w:lineRule="auto"/>
-            </w:pPr>
-            <w:r>
-              <w:rPr>
-                <w:rFonts w:ascii="Times New Roman" w:hAnsi="Times New Roman"/>
-                <w:b w:val="0"/>
-                <w:sz w:val="18"/>
-              </w:rPr>
-              <w:t>568</w:t>
-            </w:r>
-          </w:p>
-        </w:tc>
-        <w:tc>
-          <w:tcPr>
-            <w:tcW w:type="dxa" w:w="834"/>
-            <w:vAlign w:val="center"/>
-            <w:tcMar>
-              <w:top w:w="80" w:type="dxa"/>
-              <w:start w:w="120" w:type="dxa"/>
-              <w:bottom w:w="80" w:type="dxa"/>
-              <w:end w:w="120" w:type="dxa"/>
-            </w:tcMar>
-          </w:tcPr>
-          <w:p>
-            <w:pPr>
-              <w:spacing w:before="0" w:after="40" w:line="240" w:lineRule="auto"/>
-            </w:pPr>
-            <w:r>
-              <w:rPr>
-                <w:rFonts w:ascii="Times New Roman" w:hAnsi="Times New Roman"/>
-                <w:b w:val="0"/>
-                <w:sz w:val="18"/>
-              </w:rPr>
-              <w:t>1,136</w:t>
-            </w:r>
-          </w:p>
-        </w:tc>
-        <w:tc>
-          <w:tcPr>
-            <w:tcW w:type="dxa" w:w="786"/>
-            <w:vAlign w:val="center"/>
-            <w:tcMar>
-              <w:top w:w="80" w:type="dxa"/>
-              <w:start w:w="120" w:type="dxa"/>
-              <w:bottom w:w="80" w:type="dxa"/>
-              <w:end w:w="120" w:type="dxa"/>
-            </w:tcMar>
-          </w:tcPr>
-          <w:p>
-            <w:pPr>
-              <w:spacing w:before="0" w:after="40" w:line="240" w:lineRule="auto"/>
-            </w:pPr>
-            <w:r>
-              <w:rPr>
-                <w:rFonts w:ascii="Times New Roman" w:hAnsi="Times New Roman"/>
-                <w:b w:val="0"/>
-                <w:sz w:val="18"/>
-              </w:rPr>
-              <w:t>0.20498</w:t>
-            </w:r>
-          </w:p>
-        </w:tc>
-        <w:tc>
-          <w:tcPr>
-            <w:tcW w:type="dxa" w:w="1212"/>
-            <w:vAlign w:val="center"/>
-            <w:tcMar>
-              <w:top w:w="80" w:type="dxa"/>
-              <w:start w:w="120" w:type="dxa"/>
-              <w:bottom w:w="80" w:type="dxa"/>
-              <w:end w:w="120" w:type="dxa"/>
-            </w:tcMar>
-          </w:tcPr>
-          <w:p>
-            <w:pPr>
-              <w:spacing w:before="0" w:after="40" w:line="240" w:lineRule="auto"/>
-            </w:pPr>
-            <w:r>
-              <w:rPr>
-                <w:rFonts w:ascii="Times New Roman" w:hAnsi="Times New Roman"/>
-                <w:b w:val="0"/>
-                <w:sz w:val="18"/>
-              </w:rPr>
-              <w:t>0.11041</w:t>
-            </w:r>
-          </w:p>
-        </w:tc>
-        <w:tc>
-          <w:tcPr>
-            <w:tcW w:type="dxa" w:w="963"/>
-            <w:vAlign w:val="center"/>
-            <w:tcMar>
-              <w:top w:w="80" w:type="dxa"/>
-              <w:start w:w="120" w:type="dxa"/>
-              <w:bottom w:w="80" w:type="dxa"/>
-              <w:end w:w="120" w:type="dxa"/>
-            </w:tcMar>
-          </w:tcPr>
-          <w:p>
-            <w:pPr>
-              <w:spacing w:before="0" w:after="40" w:line="240" w:lineRule="auto"/>
-            </w:pPr>
-            <w:r>
-              <w:rPr>
-                <w:rFonts w:ascii="Times New Roman" w:hAnsi="Times New Roman"/>
-                <w:b w:val="0"/>
-                <w:sz w:val="18"/>
-              </w:rPr>
-              <w:t>100%</w:t>
-            </w:r>
-          </w:p>
-        </w:tc>
-        <w:tc>
-          <w:tcPr>
-            <w:tcW w:type="dxa" w:w="1040"/>
-            <w:vAlign w:val="center"/>
-            <w:tcMar>
-              <w:top w:w="80" w:type="dxa"/>
-              <w:start w:w="120" w:type="dxa"/>
-              <w:bottom w:w="80" w:type="dxa"/>
-              <w:end w:w="120" w:type="dxa"/>
-            </w:tcMar>
-          </w:tcPr>
-          <w:p>
-            <w:pPr>
-              <w:spacing w:before="0" w:after="40" w:line="240" w:lineRule="auto"/>
-            </w:pPr>
-            <w:r>
-              <w:rPr>
-                <w:rFonts w:ascii="Times New Roman" w:hAnsi="Times New Roman"/>
-                <w:b w:val="0"/>
-                <w:sz w:val="18"/>
-              </w:rPr>
-              <w:t>100%</w:t>
-            </w:r>
-          </w:p>
-        </w:tc>
-        <w:tc>
-          <w:tcPr>
-            <w:tcW w:type="dxa" w:w="1212"/>
-            <w:vAlign w:val="center"/>
-            <w:tcMar>
-              <w:top w:w="80" w:type="dxa"/>
-              <w:start w:w="120" w:type="dxa"/>
-              <w:bottom w:w="80" w:type="dxa"/>
-              <w:end w:w="120" w:type="dxa"/>
-            </w:tcMar>
-          </w:tcPr>
-          <w:p>
-            <w:pPr>
-              <w:spacing w:before="0" w:after="40" w:line="240" w:lineRule="auto"/>
-            </w:pPr>
-            <w:r>
-              <w:rPr>
-                <w:rFonts w:ascii="Times New Roman" w:hAnsi="Times New Roman"/>
-                <w:b w:val="0"/>
-                <w:sz w:val="18"/>
-              </w:rPr>
-              <w:t>17.08%</w:t>
-            </w:r>
-          </w:p>
-        </w:tc>
-      </w:tr>
-    </w:tbl>
-    <w:p>
-      <w:pPr>
-        <w:spacing w:after="0"/>
-      </w:pPr>
-    </w:p>
-    <w:p>
-      <w:r>
-        <w:rPr>
-          <w:rFonts w:ascii="Times New Roman" w:hAnsi="Times New Roman"/>
-        </w:rPr>
-        <w:t>G2-minus-G0 Token-F1 was +0.05978, 95% CI [+0.05114, +0.06860]. Retrieved history therefore improved automated target-report consistency over the same target-image generator without history. Complete F1RadGraph improved by +0.02788, CI [+0.01977, +0.03639].</w:t>
-      </w:r>
-    </w:p>
-    <w:p>
-      <w:r>
-        <w:rPr>
-          <w:rFonts w:ascii="Times New Roman" w:hAnsi="Times New Roman"/>
-        </w:rPr>
-        <w:t>The stronger retrieval model did not yield a confirmed Token-F1 advantage over the previous R4 RAG system. G2-minus-G1 was +0.00167, CI [-0.00347, +0.00683]. Complete F1RadGraph was +0.00546, CI [+0.00005, +0.01089], while entity and entity-relation variants crossed zero. The correct interpretation is mixed: historical RAG helped relative to no history, but the incremental R5 retrieval gain did not consistently propagate across answer metrics.</w:t>
-      </w:r>
-    </w:p>
-    <w:p>
-      <w:r>
-        <w:rPr>
-          <w:rFonts w:ascii="Times New Roman" w:hAnsi="Times New Roman"/>
-        </w:rPr>
-        <w:t>G3 withheld historical evidence for 17.08% of answers but did not improve aggregate Token-F1. The threshold was not retuned after Test. This negative result shows that a retrieval-confidence model can behave as designed without improving average generation quality.</w:t>
-      </w:r>
-    </w:p>
-    <w:p>
-      <w:pPr>
-        <w:pStyle w:val="Heading2"/>
-      </w:pPr>
-      <w:r>
-        <w:rPr>
-          <w:rFonts w:ascii="Times New Roman" w:hAnsi="Times New Roman"/>
-        </w:rPr>
-        <w:t>4.6 Structured Output and Token Ceilings</w:t>
-      </w:r>
-    </w:p>
-    <w:p>
-      <w:r>
-        <w:rPr>
-          <w:rFonts w:ascii="Times New Roman" w:hAnsi="Times New Roman"/>
-        </w:rPr>
-        <w:t>Deterministic assembly produced 100% schema and citation validity in all V10 conditions. This repaired the machine-readable provenance layer but did not eliminate generation truncation. Raw answer token-ceiling rates were 91.55% for G0, 64.79% for G1 and 68.31% for G2/G3 under the 64-token answer budget.</w:t>
-      </w:r>
-    </w:p>
-    <w:p>
-      <w:r>
-        <w:rPr>
-          <w:rFonts w:ascii="Times New Roman" w:hAnsi="Times New Roman"/>
-        </w:rPr>
-        <w:t>The distinction matters. A valid output object proves that fields and citations are structurally well formed. It does not prove that MedGemma completed every intended sentence or that the answer is clinically sufficient. The final system therefore reports token-ceiling behavior alongside contract validity.</w:t>
-      </w:r>
-    </w:p>
-    <w:p>
-      <w:pPr>
-        <w:pStyle w:val="Heading2"/>
-      </w:pPr>
-      <w:r>
-        <w:rPr>
-          <w:rFonts w:ascii="Times New Roman" w:hAnsi="Times New Roman"/>
-        </w:rPr>
-        <w:t>4.7 V11 Evidence Compression and Generation</w:t>
-      </w:r>
-    </w:p>
-    <w:p>
-      <w:r>
-        <w:rPr>
-          <w:rFonts w:ascii="Times New Roman" w:hAnsi="Times New Roman"/>
-        </w:rPr>
-        <w:t>The clean V11 sample contained 48 Validation cases, evenly split between report-indexed normal and abnormal strata. Three question roles and three evidence policies yielded 432 generations.</w:t>
-      </w:r>
-    </w:p>
-    <w:tbl>
-      <w:tblPr>
-        <w:tblStyle w:val="TableGrid"/>
-        <w:tblW w:type="dxa" w:w="9026"/>
-        <w:tblLayout w:type="fixed"/>
-        <w:tblLook w:firstColumn="1" w:firstRow="1" w:lastColumn="0" w:lastRow="0" w:noHBand="0" w:noVBand="1" w:val="04A0"/>
-        <w:tblInd w:w="120" w:type="dxa"/>
-      </w:tblPr>
-      <w:tblGrid>
-        <w:gridCol w:w="1040"/>
-        <w:gridCol w:w="849"/>
-        <w:gridCol w:w="760"/>
-        <w:gridCol w:w="760"/>
-        <w:gridCol w:w="1288"/>
-        <w:gridCol w:w="1249"/>
-        <w:gridCol w:w="1107"/>
-        <w:gridCol w:w="1005"/>
-        <w:gridCol w:w="968"/>
-      </w:tblGrid>
-      <w:tr>
-        <w:trPr>
-          <w:tblHeader w:val="true"/>
-        </w:trPr>
-        <w:tc>
-          <w:tcPr>
-            <w:tcW w:type="dxa" w:w="1040"/>
+            <w:tcW w:type="dxa" w:w="1493"/>
             <w:vAlign w:val="center"/>
             <w:tcMar>
               <w:top w:w="80" w:type="dxa"/>
@@ -5882,13 +3294,13 @@
                 <w:b/>
                 <w:sz w:val="18"/>
               </w:rPr>
-              <w:t>Evidence policy</w:t>
+              <w:t>V16 route</w:t>
             </w:r>
           </w:p>
         </w:tc>
         <w:tc>
           <w:tcPr>
-            <w:tcW w:type="dxa" w:w="849"/>
+            <w:tcW w:type="dxa" w:w="1574"/>
             <w:vAlign w:val="center"/>
             <w:tcMar>
               <w:top w:w="80" w:type="dxa"/>
@@ -5908,13 +3320,13 @@
                 <w:b/>
                 <w:sz w:val="18"/>
               </w:rPr>
-              <w:t>Partition</w:t>
+              <w:t>Difference</w:t>
             </w:r>
           </w:p>
         </w:tc>
         <w:tc>
           <w:tcPr>
-            <w:tcW w:type="dxa" w:w="760"/>
+            <w:tcW w:type="dxa" w:w="2111"/>
             <w:vAlign w:val="center"/>
             <w:tcMar>
               <w:top w:w="80" w:type="dxa"/>
@@ -5934,163 +3346,7 @@
                 <w:b/>
                 <w:sz w:val="18"/>
               </w:rPr>
-              <w:t>Cases</w:t>
-            </w:r>
-          </w:p>
-        </w:tc>
-        <w:tc>
-          <w:tcPr>
-            <w:tcW w:type="dxa" w:w="760"/>
-            <w:vAlign w:val="center"/>
-            <w:tcMar>
-              <w:top w:w="80" w:type="dxa"/>
-              <w:start w:w="120" w:type="dxa"/>
-              <w:bottom w:w="80" w:type="dxa"/>
-              <w:end w:w="120" w:type="dxa"/>
-            </w:tcMar>
-            <w:shd w:fill="F4F6F9"/>
-          </w:tcPr>
-          <w:p>
-            <w:pPr>
-              <w:spacing w:before="0" w:after="40" w:line="240" w:lineRule="auto"/>
-            </w:pPr>
-            <w:r>
-              <w:rPr>
-                <w:rFonts w:ascii="Times New Roman" w:hAnsi="Times New Roman"/>
-                <w:b/>
-                <w:sz w:val="18"/>
-              </w:rPr>
-              <w:t>Rows</w:t>
-            </w:r>
-          </w:p>
-        </w:tc>
-        <w:tc>
-          <w:tcPr>
-            <w:tcW w:type="dxa" w:w="1288"/>
-            <w:vAlign w:val="center"/>
-            <w:tcMar>
-              <w:top w:w="80" w:type="dxa"/>
-              <w:start w:w="120" w:type="dxa"/>
-              <w:bottom w:w="80" w:type="dxa"/>
-              <w:end w:w="120" w:type="dxa"/>
-            </w:tcMar>
-            <w:shd w:fill="F4F6F9"/>
-          </w:tcPr>
-          <w:p>
-            <w:pPr>
-              <w:spacing w:before="0" w:after="40" w:line="240" w:lineRule="auto"/>
-            </w:pPr>
-            <w:r>
-              <w:rPr>
-                <w:rFonts w:ascii="Times New Roman" w:hAnsi="Times New Roman"/>
-                <w:b/>
-                <w:sz w:val="18"/>
-              </w:rPr>
-              <w:t>Token-F1 (95% CI)</w:t>
-            </w:r>
-          </w:p>
-        </w:tc>
-        <w:tc>
-          <w:tcPr>
-            <w:tcW w:type="dxa" w:w="1249"/>
-            <w:vAlign w:val="center"/>
-            <w:tcMar>
-              <w:top w:w="80" w:type="dxa"/>
-              <w:start w:w="120" w:type="dxa"/>
-              <w:bottom w:w="80" w:type="dxa"/>
-              <w:end w:w="120" w:type="dxa"/>
-            </w:tcMar>
-            <w:shd w:fill="F4F6F9"/>
-          </w:tcPr>
-          <w:p>
-            <w:pPr>
-              <w:spacing w:before="0" w:after="40" w:line="240" w:lineRule="auto"/>
-            </w:pPr>
-            <w:r>
-              <w:rPr>
-                <w:rFonts w:ascii="Times New Roman" w:hAnsi="Times New Roman"/>
-                <w:b/>
-                <w:sz w:val="18"/>
-              </w:rPr>
-              <w:t>Complete F1RadGraph (95% CI)</w:t>
-            </w:r>
-          </w:p>
-        </w:tc>
-        <w:tc>
-          <w:tcPr>
-            <w:tcW w:type="dxa" w:w="1107"/>
-            <w:vAlign w:val="center"/>
-            <w:tcMar>
-              <w:top w:w="80" w:type="dxa"/>
-              <w:start w:w="120" w:type="dxa"/>
-              <w:bottom w:w="80" w:type="dxa"/>
-              <w:end w:w="120" w:type="dxa"/>
-            </w:tcMar>
-            <w:shd w:fill="F4F6F9"/>
-          </w:tcPr>
-          <w:p>
-            <w:pPr>
-              <w:spacing w:before="0" w:after="40" w:line="240" w:lineRule="auto"/>
-            </w:pPr>
-            <w:r>
-              <w:rPr>
-                <w:rFonts w:ascii="Times New Roman" w:hAnsi="Times New Roman"/>
-                <w:b/>
-                <w:sz w:val="18"/>
-              </w:rPr>
-              <w:t>Mean input tokens</w:t>
-            </w:r>
-          </w:p>
-        </w:tc>
-        <w:tc>
-          <w:tcPr>
-            <w:tcW w:type="dxa" w:w="1005"/>
-            <w:vAlign w:val="center"/>
-            <w:tcMar>
-              <w:top w:w="80" w:type="dxa"/>
-              <w:start w:w="120" w:type="dxa"/>
-              <w:bottom w:w="80" w:type="dxa"/>
-              <w:end w:w="120" w:type="dxa"/>
-            </w:tcMar>
-            <w:shd w:fill="F4F6F9"/>
-          </w:tcPr>
-          <w:p>
-            <w:pPr>
-              <w:spacing w:before="0" w:after="40" w:line="240" w:lineRule="auto"/>
-            </w:pPr>
-            <w:r>
-              <w:rPr>
-                <w:rFonts w:ascii="Times New Roman" w:hAnsi="Times New Roman"/>
-                <w:b/>
-                <w:sz w:val="18"/>
-              </w:rPr>
-              <w:t>Evidence chars</w:t>
-            </w:r>
-          </w:p>
-        </w:tc>
-        <w:tc>
-          <w:tcPr>
-            <w:tcW w:type="dxa" w:w="968"/>
-            <w:vAlign w:val="center"/>
-            <w:tcMar>
-              <w:top w:w="80" w:type="dxa"/>
-              <w:start w:w="120" w:type="dxa"/>
-              <w:bottom w:w="80" w:type="dxa"/>
-              <w:end w:w="120" w:type="dxa"/>
-            </w:tcMar>
-            <w:shd w:fill="F4F6F9"/>
-          </w:tcPr>
-          <w:p>
-            <w:pPr>
-              <w:spacing w:before="0" w:after="40" w:line="240" w:lineRule="auto"/>
-            </w:pPr>
-            <w:r>
-              <w:rPr>
-                <w:rFonts w:ascii="Times New Roman" w:hAnsi="Times New Roman"/>
-                <w:b/>
-                <w:sz w:val="18"/>
-              </w:rPr>
-              <w:t>Token ceiling</w:t>
+              <w:t>95% CI</w:t>
             </w:r>
           </w:p>
         </w:tc>
@@ -6098,7 +3354,7 @@
       <w:tr>
         <w:tc>
           <w:tcPr>
-            <w:tcW w:type="dxa" w:w="1040"/>
+            <w:tcW w:type="dxa" w:w="2441"/>
             <w:vAlign w:val="center"/>
             <w:tcMar>
               <w:top w:w="80" w:type="dxa"/>
@@ -6117,13 +3373,13 @@
                 <w:b w:val="0"/>
                 <w:sz w:val="18"/>
               </w:rPr>
-              <w:t>Whole report</w:t>
+              <w:t>BLEU-1</w:t>
             </w:r>
           </w:p>
         </w:tc>
         <w:tc>
           <w:tcPr>
-            <w:tcW w:type="dxa" w:w="849"/>
+            <w:tcW w:type="dxa" w:w="1407"/>
             <w:vAlign w:val="center"/>
             <w:tcMar>
               <w:top w:w="80" w:type="dxa"/>
@@ -6142,13 +3398,13 @@
                 <w:b w:val="0"/>
                 <w:sz w:val="18"/>
               </w:rPr>
-              <w:t>Validation</w:t>
+              <w:t>0.09123</w:t>
             </w:r>
           </w:p>
         </w:tc>
         <w:tc>
           <w:tcPr>
-            <w:tcW w:type="dxa" w:w="760"/>
+            <w:tcW w:type="dxa" w:w="1493"/>
             <w:vAlign w:val="center"/>
             <w:tcMar>
               <w:top w:w="80" w:type="dxa"/>
@@ -6167,13 +3423,13 @@
                 <w:b w:val="0"/>
                 <w:sz w:val="18"/>
               </w:rPr>
-              <w:t>48</w:t>
+              <w:t>0.14406</w:t>
             </w:r>
           </w:p>
         </w:tc>
         <w:tc>
           <w:tcPr>
-            <w:tcW w:type="dxa" w:w="760"/>
+            <w:tcW w:type="dxa" w:w="1574"/>
             <w:vAlign w:val="center"/>
             <w:tcMar>
               <w:top w:w="80" w:type="dxa"/>
@@ -6192,13 +3448,13 @@
                 <w:b w:val="0"/>
                 <w:sz w:val="18"/>
               </w:rPr>
-              <w:t>144</w:t>
+              <w:t>+0.05284</w:t>
             </w:r>
           </w:p>
         </w:tc>
         <w:tc>
           <w:tcPr>
-            <w:tcW w:type="dxa" w:w="1288"/>
+            <w:tcW w:type="dxa" w:w="2111"/>
             <w:vAlign w:val="center"/>
             <w:tcMar>
               <w:top w:w="80" w:type="dxa"/>
@@ -6217,13 +3473,15 @@
                 <w:b w:val="0"/>
                 <w:sz w:val="18"/>
               </w:rPr>
-              <w:t>0.1312 [0.1033, 0.1612]</w:t>
+              <w:t>[0.04262, 0.06330]</w:t>
             </w:r>
           </w:p>
         </w:tc>
+      </w:tr>
+      <w:tr>
         <w:tc>
           <w:tcPr>
-            <w:tcW w:type="dxa" w:w="1249"/>
+            <w:tcW w:type="dxa" w:w="2441"/>
             <w:vAlign w:val="center"/>
             <w:tcMar>
               <w:top w:w="80" w:type="dxa"/>
@@ -6242,13 +3500,13 @@
                 <w:b w:val="0"/>
                 <w:sz w:val="18"/>
               </w:rPr>
-              <w:t>0.0669 [0.0470, 0.0883]</w:t>
+              <w:t>BLEU-4</w:t>
             </w:r>
           </w:p>
         </w:tc>
         <w:tc>
           <w:tcPr>
-            <w:tcW w:type="dxa" w:w="1107"/>
+            <w:tcW w:type="dxa" w:w="1407"/>
             <w:vAlign w:val="center"/>
             <w:tcMar>
               <w:top w:w="80" w:type="dxa"/>
@@ -6267,13 +3525,13 @@
                 <w:b w:val="0"/>
                 <w:sz w:val="18"/>
               </w:rPr>
-              <w:t>798.2</w:t>
+              <w:t>0.00653</w:t>
             </w:r>
           </w:p>
         </w:tc>
         <w:tc>
           <w:tcPr>
-            <w:tcW w:type="dxa" w:w="1005"/>
+            <w:tcW w:type="dxa" w:w="1493"/>
             <w:vAlign w:val="center"/>
             <w:tcMar>
               <w:top w:w="80" w:type="dxa"/>
@@ -6292,13 +3550,13 @@
                 <w:b w:val="0"/>
                 <w:sz w:val="18"/>
               </w:rPr>
-              <w:t>672.3</w:t>
+              <w:t>0.02016</w:t>
             </w:r>
           </w:p>
         </w:tc>
         <w:tc>
           <w:tcPr>
-            <w:tcW w:type="dxa" w:w="968"/>
+            <w:tcW w:type="dxa" w:w="1574"/>
             <w:vAlign w:val="center"/>
             <w:tcMar>
               <w:top w:w="80" w:type="dxa"/>
@@ -6317,15 +3575,13 @@
                 <w:b w:val="0"/>
                 <w:sz w:val="18"/>
               </w:rPr>
-              <w:t>11.81%</w:t>
+              <w:t>+0.01363</w:t>
             </w:r>
           </w:p>
         </w:tc>
-      </w:tr>
-      <w:tr>
         <w:tc>
           <w:tcPr>
-            <w:tcW w:type="dxa" w:w="1040"/>
+            <w:tcW w:type="dxa" w:w="2111"/>
             <w:vAlign w:val="center"/>
             <w:tcMar>
               <w:top w:w="80" w:type="dxa"/>
@@ -6344,13 +3600,15 @@
                 <w:b w:val="0"/>
                 <w:sz w:val="18"/>
               </w:rPr>
-              <w:t>Sentence only</w:t>
+              <w:t>[0.00773, 0.02041]</w:t>
             </w:r>
           </w:p>
         </w:tc>
+      </w:tr>
+      <w:tr>
         <w:tc>
           <w:tcPr>
-            <w:tcW w:type="dxa" w:w="849"/>
+            <w:tcW w:type="dxa" w:w="2441"/>
             <w:vAlign w:val="center"/>
             <w:tcMar>
               <w:top w:w="80" w:type="dxa"/>
@@ -6369,13 +3627,13 @@
                 <w:b w:val="0"/>
                 <w:sz w:val="18"/>
               </w:rPr>
-              <w:t>Validation</w:t>
+              <w:t>ROUGE-L</w:t>
             </w:r>
           </w:p>
         </w:tc>
         <w:tc>
           <w:tcPr>
-            <w:tcW w:type="dxa" w:w="760"/>
+            <w:tcW w:type="dxa" w:w="1407"/>
             <w:vAlign w:val="center"/>
             <w:tcMar>
               <w:top w:w="80" w:type="dxa"/>
@@ -6394,13 +3652,13 @@
                 <w:b w:val="0"/>
                 <w:sz w:val="18"/>
               </w:rPr>
-              <w:t>48</w:t>
+              <w:t>0.10773</w:t>
             </w:r>
           </w:p>
         </w:tc>
         <w:tc>
           <w:tcPr>
-            <w:tcW w:type="dxa" w:w="760"/>
+            <w:tcW w:type="dxa" w:w="1493"/>
             <w:vAlign w:val="center"/>
             <w:tcMar>
               <w:top w:w="80" w:type="dxa"/>
@@ -6419,13 +3677,13 @@
                 <w:b w:val="0"/>
                 <w:sz w:val="18"/>
               </w:rPr>
-              <w:t>144</w:t>
+              <w:t>0.16788</w:t>
             </w:r>
           </w:p>
         </w:tc>
         <w:tc>
           <w:tcPr>
-            <w:tcW w:type="dxa" w:w="1288"/>
+            <w:tcW w:type="dxa" w:w="1574"/>
             <w:vAlign w:val="center"/>
             <w:tcMar>
               <w:top w:w="80" w:type="dxa"/>
@@ -6444,13 +3702,13 @@
                 <w:b w:val="0"/>
                 <w:sz w:val="18"/>
               </w:rPr>
-              <w:t>0.1451 [0.1165, 0.1757]</w:t>
+              <w:t>+0.06016</w:t>
             </w:r>
           </w:p>
         </w:tc>
         <w:tc>
           <w:tcPr>
-            <w:tcW w:type="dxa" w:w="1249"/>
+            <w:tcW w:type="dxa" w:w="2111"/>
             <w:vAlign w:val="center"/>
             <w:tcMar>
               <w:top w:w="80" w:type="dxa"/>
@@ -6469,13 +3727,15 @@
                 <w:b w:val="0"/>
                 <w:sz w:val="18"/>
               </w:rPr>
-              <w:t>0.0845 [0.0597, 0.1121]</w:t>
+              <w:t>[0.04975, 0.07064]</w:t>
             </w:r>
           </w:p>
         </w:tc>
+      </w:tr>
+      <w:tr>
         <w:tc>
           <w:tcPr>
-            <w:tcW w:type="dxa" w:w="1107"/>
+            <w:tcW w:type="dxa" w:w="2441"/>
             <w:vAlign w:val="center"/>
             <w:tcMar>
               <w:top w:w="80" w:type="dxa"/>
@@ -6494,13 +3754,13 @@
                 <w:b w:val="0"/>
                 <w:sz w:val="18"/>
               </w:rPr>
-              <w:t>604.1</w:t>
+              <w:t>METEOR</w:t>
             </w:r>
           </w:p>
         </w:tc>
         <w:tc>
           <w:tcPr>
-            <w:tcW w:type="dxa" w:w="1005"/>
+            <w:tcW w:type="dxa" w:w="1407"/>
             <w:vAlign w:val="center"/>
             <w:tcMar>
               <w:top w:w="80" w:type="dxa"/>
@@ -6519,13 +3779,13 @@
                 <w:b w:val="0"/>
                 <w:sz w:val="18"/>
               </w:rPr>
-              <w:t>351.9</w:t>
+              <w:t>0.13560</w:t>
             </w:r>
           </w:p>
         </w:tc>
         <w:tc>
           <w:tcPr>
-            <w:tcW w:type="dxa" w:w="968"/>
+            <w:tcW w:type="dxa" w:w="1493"/>
             <w:vAlign w:val="center"/>
             <w:tcMar>
               <w:top w:w="80" w:type="dxa"/>
@@ -6544,15 +3804,13 @@
                 <w:b w:val="0"/>
                 <w:sz w:val="18"/>
               </w:rPr>
-              <w:t>9.72%</w:t>
+              <w:t>0.17049</w:t>
             </w:r>
           </w:p>
         </w:tc>
-      </w:tr>
-      <w:tr>
         <w:tc>
           <w:tcPr>
-            <w:tcW w:type="dxa" w:w="1040"/>
+            <w:tcW w:type="dxa" w:w="1574"/>
             <w:vAlign w:val="center"/>
             <w:tcMar>
               <w:top w:w="80" w:type="dxa"/>
@@ -6571,13 +3829,13 @@
                 <w:b w:val="0"/>
                 <w:sz w:val="18"/>
               </w:rPr>
-              <w:t>Case-to-fact</w:t>
+              <w:t>+0.03489</w:t>
             </w:r>
           </w:p>
         </w:tc>
         <w:tc>
           <w:tcPr>
-            <w:tcW w:type="dxa" w:w="849"/>
+            <w:tcW w:type="dxa" w:w="2111"/>
             <w:vAlign w:val="center"/>
             <w:tcMar>
               <w:top w:w="80" w:type="dxa"/>
@@ -6596,13 +3854,15 @@
                 <w:b w:val="0"/>
                 <w:sz w:val="18"/>
               </w:rPr>
-              <w:t>Validation</w:t>
+              <w:t>[0.02522, 0.04492]</w:t>
             </w:r>
           </w:p>
         </w:tc>
+      </w:tr>
+      <w:tr>
         <w:tc>
           <w:tcPr>
-            <w:tcW w:type="dxa" w:w="760"/>
+            <w:tcW w:type="dxa" w:w="2441"/>
             <w:vAlign w:val="center"/>
             <w:tcMar>
               <w:top w:w="80" w:type="dxa"/>
@@ -6621,13 +3881,13 @@
                 <w:b w:val="0"/>
                 <w:sz w:val="18"/>
               </w:rPr>
-              <w:t>48</w:t>
+              <w:t>CIDEr</w:t>
             </w:r>
           </w:p>
         </w:tc>
         <w:tc>
           <w:tcPr>
-            <w:tcW w:type="dxa" w:w="760"/>
+            <w:tcW w:type="dxa" w:w="1407"/>
             <w:vAlign w:val="center"/>
             <w:tcMar>
               <w:top w:w="80" w:type="dxa"/>
@@ -6646,13 +3906,13 @@
                 <w:b w:val="0"/>
                 <w:sz w:val="18"/>
               </w:rPr>
-              <w:t>144</w:t>
+              <w:t>0.07902</w:t>
             </w:r>
           </w:p>
         </w:tc>
         <w:tc>
           <w:tcPr>
-            <w:tcW w:type="dxa" w:w="1288"/>
+            <w:tcW w:type="dxa" w:w="1493"/>
             <w:vAlign w:val="center"/>
             <w:tcMar>
               <w:top w:w="80" w:type="dxa"/>
@@ -6671,13 +3931,13 @@
                 <w:b w:val="0"/>
                 <w:sz w:val="18"/>
               </w:rPr>
-              <w:t>0.1531 [0.1260, 0.1814]</w:t>
+              <w:t>0.31849</w:t>
             </w:r>
           </w:p>
         </w:tc>
         <w:tc>
           <w:tcPr>
-            <w:tcW w:type="dxa" w:w="1249"/>
+            <w:tcW w:type="dxa" w:w="1574"/>
             <w:vAlign w:val="center"/>
             <w:tcMar>
               <w:top w:w="80" w:type="dxa"/>
@@ -6696,13 +3956,13 @@
                 <w:b w:val="0"/>
                 <w:sz w:val="18"/>
               </w:rPr>
-              <w:t>0.0809 [0.0601, 0.1029]</w:t>
+              <w:t>+0.23947</w:t>
             </w:r>
           </w:p>
         </w:tc>
         <w:tc>
           <w:tcPr>
-            <w:tcW w:type="dxa" w:w="1107"/>
+            <w:tcW w:type="dxa" w:w="2111"/>
             <w:vAlign w:val="center"/>
             <w:tcMar>
               <w:top w:w="80" w:type="dxa"/>
@@ -6721,13 +3981,15 @@
                 <w:b w:val="0"/>
                 <w:sz w:val="18"/>
               </w:rPr>
-              <w:t>539.3</w:t>
+              <w:t>[0.17606, 0.30897]</w:t>
             </w:r>
           </w:p>
         </w:tc>
+      </w:tr>
+      <w:tr>
         <w:tc>
           <w:tcPr>
-            <w:tcW w:type="dxa" w:w="1005"/>
+            <w:tcW w:type="dxa" w:w="2441"/>
             <w:vAlign w:val="center"/>
             <w:tcMar>
               <w:top w:w="80" w:type="dxa"/>
@@ -6746,13 +4008,13 @@
                 <w:b w:val="0"/>
                 <w:sz w:val="18"/>
               </w:rPr>
-              <w:t>245.9</w:t>
+              <w:t>BERTScore F1, rescaled</w:t>
             </w:r>
           </w:p>
         </w:tc>
         <w:tc>
           <w:tcPr>
-            <w:tcW w:type="dxa" w:w="968"/>
+            <w:tcW w:type="dxa" w:w="1407"/>
             <w:vAlign w:val="center"/>
             <w:tcMar>
               <w:top w:w="80" w:type="dxa"/>
@@ -6771,311 +4033,13 @@
                 <w:b w:val="0"/>
                 <w:sz w:val="18"/>
               </w:rPr>
-              <w:t>11.81%</w:t>
-            </w:r>
-          </w:p>
-        </w:tc>
-      </w:tr>
-    </w:tbl>
-    <w:p>
-      <w:pPr>
-        <w:spacing w:after="0"/>
-      </w:pPr>
-    </w:p>
-    <w:p>
-      <w:r>
-        <w:rPr>
-          <w:rFonts w:ascii="Times New Roman" w:hAnsi="Times New Roman"/>
-        </w:rPr>
-        <w:t>Case-to-fact reduced evidence characters by 63.4% and input tokens by 32.4% relative to whole reports. Answer-contract validity and deterministic provenance validity were 100% for all policies. Peak GPU allocation was approximately 4,261.6 MiB, and mean latency was 1.74-1.78 seconds per generation row.</w:t>
-      </w:r>
-    </w:p>
-    <w:p>
-      <w:r>
-        <w:rPr>
-          <w:rFonts w:ascii="Times New Roman" w:hAnsi="Times New Roman"/>
-        </w:rPr>
-        <w:t>The primary case-to-fact-minus-whole-report Token-F1 difference was +0.02195, CI [-0.00026, +0.04302]. Complete F1RadGraph differed by +0.01395, CI [-0.00691, +0.03442]. Both intervals crossed zero. The evidence supports compression and auditability, not confirmed answer-quality superiority. The case-to-fact token-ceiling rate also did not improve over whole reports, reinforcing the bounded interpretation.</w:t>
-      </w:r>
-    </w:p>
-    <w:p>
-      <w:pPr>
-        <w:pStyle w:val="Heading2"/>
-      </w:pPr>
-      <w:r>
-        <w:rPr>
-          <w:rFonts w:ascii="Times New Roman" w:hAnsi="Times New Roman"/>
-        </w:rPr>
-        <w:t>4.8 Candidate-Generation Audit</w:t>
-      </w:r>
-    </w:p>
-    <w:p>
-      <w:r>
-        <w:rPr>
-          <w:rFonts w:ascii="Times New Roman" w:hAnsi="Times New Roman"/>
-        </w:rPr>
-        <w:t>At K=100, BM25 achieved full-bank qrel nDCG@10 0.5537, relevant-case presence 55.12% and relevant-item recall 12.00%. RRF achieved nDCG@10 0.5867 and presence 57.99%, but recall was slightly lower at 11.82%. Hybrid generation therefore improved ranking quality and the probability of retrieving at least one relevant case without uniformly improving all recall measures under the fixed budget.</w:t>
-      </w:r>
-    </w:p>
-    <w:p>
-      <w:r>
-        <w:rPr>
-          <w:rFonts w:ascii="Times New Roman" w:hAnsi="Times New Roman"/>
-        </w:rPr>
-        <w:t>At K=200, BM25 recall increased to 18.58% and presence to 61.46%. RRF reached recall 19.11% and presence 65.71%. The larger budget was more favorable to RRF but increased retrieval and reranking cost. K=200 remains an exploratory candidate-generation direction and does not replace the frozen V10 system.</w:t>
-      </w:r>
-    </w:p>
-    <w:p>
-      <w:r>
-        <w:rPr>
-          <w:rFonts w:ascii="Times New Roman" w:hAnsi="Times New Roman"/>
-        </w:rPr>
-        <w:t>The audit also exposed the dominant bottleneck: many report-derived relevant cases remained outside Top-100. Within-case fact selection cannot recover an item that candidate generation never surfaced.</w:t>
-      </w:r>
-    </w:p>
-    <w:p>
-      <w:pPr>
-        <w:pStyle w:val="Heading2"/>
-      </w:pPr>
-      <w:r>
-        <w:rPr>
-          <w:rFonts w:ascii="Times New Roman" w:hAnsi="Times New Roman"/>
-        </w:rPr>
-        <w:t>4.9 Planner Robustness</w:t>
-      </w:r>
-    </w:p>
-    <w:p>
-      <w:r>
-        <w:rPr>
-          <w:rFonts w:ascii="Times New Roman" w:hAnsi="Times New Roman"/>
-        </w:rPr>
-        <w:t>The original 64-item author-defined development set achieved accuracy and macro-F1 of 1.00. Because those examples participated in rule development, the result is best interpreted as rule coverage.</w:t>
-      </w:r>
-    </w:p>
-    <w:p>
-      <w:r>
-        <w:rPr>
-          <w:rFonts w:ascii="Times New Roman" w:hAnsi="Times New Roman"/>
-        </w:rPr>
-        <w:t>The frozen 96-item reserved wording set produced accuracy 0.9167 and macro-F1 0.9196. All 96 predictions were unchanged by distracting indications, giving indication invariance 1.0000. Device, location and severity had perfect recall. Six errors fell back to summary; two uncertainty questions were routed to presence or severity. The errors were retained without changing planner rules.</w:t>
-      </w:r>
-    </w:p>
-    <w:p>
-      <w:r>
-        <w:rPr>
-          <w:rFonts w:ascii="Times New Roman" w:hAnsi="Times New Roman"/>
-        </w:rPr>
-        <w:t>The lower reserved-set score is informative rather than embarrassing. It demonstrates that the planner handles varied wording reasonably but is not general natural-language understanding. Clinician-authored wording remains Future Work.</w:t>
-      </w:r>
-    </w:p>
-    <w:p>
-      <w:pPr>
-        <w:pStyle w:val="Heading2"/>
-      </w:pPr>
-      <w:r>
-        <w:rPr>
-          <w:rFonts w:ascii="Times New Roman" w:hAnsi="Times New Roman"/>
-        </w:rPr>
-        <w:t>4.10 Confidence and Runtime</w:t>
-      </w:r>
-    </w:p>
-    <w:p>
-      <w:r>
-        <w:rPr>
-          <w:rFonts w:ascii="Times New Roman" w:hAnsi="Times New Roman"/>
-        </w:rPr>
-        <w:t>The V10 retrieval calibrator achieved Brier score 0.16739, 10-bin ECE 0.04579 and AUROC 0.70546 on Test. The frozen threshold 0.176112 targeted 80% coverage and produced observed coverage 81.51%. These metrics concern the operational report-derived retrieval label, not answer correctness.</w:t>
-      </w:r>
-    </w:p>
-    <w:p>
-      <w:r>
-        <w:rPr>
-          <w:rFonts w:ascii="Times New Roman" w:hAnsi="Times New Roman"/>
-        </w:rPr>
-        <w:t>The separate V11 normalized gate accepted 99.83% of development rows and did not provide meaningful selective stratification. It was not promoted. The final interface therefore displays retrieval confidence as a research signal and preserves a no-reliable-history state without presenting the value as clinical probability.</w:t>
-      </w:r>
-    </w:p>
-    <w:p>
-      <w:r>
-        <w:rPr>
-          <w:rFonts w:ascii="Times New Roman" w:hAnsi="Times New Roman"/>
-        </w:rPr>
-        <w:t>V10 QA required 232.4 seconds for the recorded confirmation execution and peaked at approximately 5,311.6 MiB allocated GPU memory. The clean V11 generation matrix required 773.8 seconds with batch size 4 and peaked at 4,261.6 MiB. These measurements demonstrate feasibility on the local 8 GB GPU but are hardware-specific rather than deployment benchmarks.</w:t>
-      </w:r>
-    </w:p>
-    <w:p>
-      <w:pPr>
-        <w:pStyle w:val="Heading2"/>
-      </w:pPr>
-      <w:r>
-        <w:rPr>
-          <w:rFonts w:ascii="Times New Roman" w:hAnsi="Times New Roman"/>
-        </w:rPr>
-        <w:t>4.11 Post-hoc Relevance-Construct Sensitivity</w:t>
-      </w:r>
-    </w:p>
-    <w:p>
-      <w:r>
-        <w:rPr>
-          <w:rFonts w:ascii="Times New Roman" w:hAnsi="Times New Roman"/>
-        </w:rPr>
-        <w:t>The frozen rankings were re-evaluated under three report-derived qrels without changing any model, threshold or ranking. The original combined construct weighted active report labels at 0.60 and RadGraph facts at 0.40. Label-only and fact-only variants were exploratory sensitivity analyses.</w:t>
-      </w:r>
-    </w:p>
-    <w:tbl>
-      <w:tblPr>
-        <w:tblStyle w:val="TableGrid"/>
-        <w:tblW w:type="dxa" w:w="9026"/>
-        <w:tblLayout w:type="fixed"/>
-        <w:tblLook w:firstColumn="1" w:firstRow="1" w:lastColumn="0" w:lastRow="0" w:noHBand="0" w:noVBand="1" w:val="04A0"/>
-        <w:tblInd w:w="120" w:type="dxa"/>
-      </w:tblPr>
-      <w:tblGrid>
-        <w:gridCol w:w="2541"/>
-        <w:gridCol w:w="1442"/>
-        <w:gridCol w:w="1442"/>
-        <w:gridCol w:w="1512"/>
-        <w:gridCol w:w="2089"/>
-      </w:tblGrid>
-      <w:tr>
-        <w:trPr>
-          <w:tblHeader w:val="true"/>
-        </w:trPr>
-        <w:tc>
-          <w:tcPr>
-            <w:tcW w:type="dxa" w:w="2541"/>
-            <w:vAlign w:val="center"/>
-            <w:tcMar>
-              <w:top w:w="80" w:type="dxa"/>
-              <w:start w:w="120" w:type="dxa"/>
-              <w:bottom w:w="80" w:type="dxa"/>
-              <w:end w:w="120" w:type="dxa"/>
-            </w:tcMar>
-            <w:shd w:fill="F4F6F9"/>
-          </w:tcPr>
-          <w:p>
-            <w:pPr>
-              <w:spacing w:before="0" w:after="40" w:line="240" w:lineRule="auto"/>
-            </w:pPr>
-            <w:r>
-              <w:rPr>
-                <w:rFonts w:ascii="Times New Roman" w:hAnsi="Times New Roman"/>
-                <w:b/>
-                <w:sz w:val="18"/>
-              </w:rPr>
-              <w:t>Qrel variant</w:t>
+              <w:t>-0.13898</w:t>
             </w:r>
           </w:p>
         </w:tc>
         <w:tc>
           <w:tcPr>
-            <w:tcW w:type="dxa" w:w="1442"/>
-            <w:vAlign w:val="center"/>
-            <w:tcMar>
-              <w:top w:w="80" w:type="dxa"/>
-              <w:start w:w="120" w:type="dxa"/>
-              <w:bottom w:w="80" w:type="dxa"/>
-              <w:end w:w="120" w:type="dxa"/>
-            </w:tcMar>
-            <w:shd w:fill="F4F6F9"/>
-          </w:tcPr>
-          <w:p>
-            <w:pPr>
-              <w:spacing w:before="0" w:after="40" w:line="240" w:lineRule="auto"/>
-            </w:pPr>
-            <w:r>
-              <w:rPr>
-                <w:rFonts w:ascii="Times New Roman" w:hAnsi="Times New Roman"/>
-                <w:b/>
-                <w:sz w:val="18"/>
-              </w:rPr>
-              <w:t>R4 nDCG@10</w:t>
-            </w:r>
-          </w:p>
-        </w:tc>
-        <w:tc>
-          <w:tcPr>
-            <w:tcW w:type="dxa" w:w="1442"/>
-            <w:vAlign w:val="center"/>
-            <w:tcMar>
-              <w:top w:w="80" w:type="dxa"/>
-              <w:start w:w="120" w:type="dxa"/>
-              <w:bottom w:w="80" w:type="dxa"/>
-              <w:end w:w="120" w:type="dxa"/>
-            </w:tcMar>
-            <w:shd w:fill="F4F6F9"/>
-          </w:tcPr>
-          <w:p>
-            <w:pPr>
-              <w:spacing w:before="0" w:after="40" w:line="240" w:lineRule="auto"/>
-            </w:pPr>
-            <w:r>
-              <w:rPr>
-                <w:rFonts w:ascii="Times New Roman" w:hAnsi="Times New Roman"/>
-                <w:b/>
-                <w:sz w:val="18"/>
-              </w:rPr>
-              <w:t>R5 nDCG@10</w:t>
-            </w:r>
-          </w:p>
-        </w:tc>
-        <w:tc>
-          <w:tcPr>
-            <w:tcW w:type="dxa" w:w="1512"/>
-            <w:vAlign w:val="center"/>
-            <w:tcMar>
-              <w:top w:w="80" w:type="dxa"/>
-              <w:start w:w="120" w:type="dxa"/>
-              <w:bottom w:w="80" w:type="dxa"/>
-              <w:end w:w="120" w:type="dxa"/>
-            </w:tcMar>
-            <w:shd w:fill="F4F6F9"/>
-          </w:tcPr>
-          <w:p>
-            <w:pPr>
-              <w:spacing w:before="0" w:after="40" w:line="240" w:lineRule="auto"/>
-            </w:pPr>
-            <w:r>
-              <w:rPr>
-                <w:rFonts w:ascii="Times New Roman" w:hAnsi="Times New Roman"/>
-                <w:b/>
-                <w:sz w:val="18"/>
-              </w:rPr>
-              <w:t>R5 minus R4</w:t>
-            </w:r>
-          </w:p>
-        </w:tc>
-        <w:tc>
-          <w:tcPr>
-            <w:tcW w:type="dxa" w:w="2089"/>
-            <w:vAlign w:val="center"/>
-            <w:tcMar>
-              <w:top w:w="80" w:type="dxa"/>
-              <w:start w:w="120" w:type="dxa"/>
-              <w:bottom w:w="80" w:type="dxa"/>
-              <w:end w:w="120" w:type="dxa"/>
-            </w:tcMar>
-            <w:shd w:fill="F4F6F9"/>
-          </w:tcPr>
-          <w:p>
-            <w:pPr>
-              <w:spacing w:before="0" w:after="40" w:line="240" w:lineRule="auto"/>
-            </w:pPr>
-            <w:r>
-              <w:rPr>
-                <w:rFonts w:ascii="Times New Roman" w:hAnsi="Times New Roman"/>
-                <w:b/>
-                <w:sz w:val="18"/>
-              </w:rPr>
-              <w:t>95% case-bootstrap CI</w:t>
-            </w:r>
-          </w:p>
-        </w:tc>
-      </w:tr>
-      <w:tr>
-        <w:tc>
-          <w:tcPr>
-            <w:tcW w:type="dxa" w:w="2541"/>
+            <w:tcW w:type="dxa" w:w="1493"/>
             <w:vAlign w:val="center"/>
             <w:tcMar>
               <w:top w:w="80" w:type="dxa"/>
@@ -7094,13 +4058,13 @@
                 <w:b w:val="0"/>
                 <w:sz w:val="18"/>
               </w:rPr>
-              <w:t>Combined 0.60 label + 0.40 fact</w:t>
+              <w:t>-0.08802</w:t>
             </w:r>
           </w:p>
         </w:tc>
         <w:tc>
           <w:tcPr>
-            <w:tcW w:type="dxa" w:w="1442"/>
+            <w:tcW w:type="dxa" w:w="1574"/>
             <w:vAlign w:val="center"/>
             <w:tcMar>
               <w:top w:w="80" w:type="dxa"/>
@@ -7119,13 +4083,13 @@
                 <w:b w:val="0"/>
                 <w:sz w:val="18"/>
               </w:rPr>
-              <w:t>0.34905</w:t>
+              <w:t>+0.05096</w:t>
             </w:r>
           </w:p>
         </w:tc>
         <w:tc>
           <w:tcPr>
-            <w:tcW w:type="dxa" w:w="1442"/>
+            <w:tcW w:type="dxa" w:w="2111"/>
             <w:vAlign w:val="center"/>
             <w:tcMar>
               <w:top w:w="80" w:type="dxa"/>
@@ -7144,311 +4108,7 @@
                 <w:b w:val="0"/>
                 <w:sz w:val="18"/>
               </w:rPr>
-              <w:t>0.36007</w:t>
-            </w:r>
-          </w:p>
-        </w:tc>
-        <w:tc>
-          <w:tcPr>
-            <w:tcW w:type="dxa" w:w="1512"/>
-            <w:vAlign w:val="center"/>
-            <w:tcMar>
-              <w:top w:w="80" w:type="dxa"/>
-              <w:start w:w="120" w:type="dxa"/>
-              <w:bottom w:w="80" w:type="dxa"/>
-              <w:end w:w="120" w:type="dxa"/>
-            </w:tcMar>
-          </w:tcPr>
-          <w:p>
-            <w:pPr>
-              <w:spacing w:before="0" w:after="40" w:line="240" w:lineRule="auto"/>
-            </w:pPr>
-            <w:r>
-              <w:rPr>
-                <w:rFonts w:ascii="Times New Roman" w:hAnsi="Times New Roman"/>
-                <w:b w:val="0"/>
-                <w:sz w:val="18"/>
-              </w:rPr>
-              <w:t>+0.01103</w:t>
-            </w:r>
-          </w:p>
-        </w:tc>
-        <w:tc>
-          <w:tcPr>
-            <w:tcW w:type="dxa" w:w="2089"/>
-            <w:vAlign w:val="center"/>
-            <w:tcMar>
-              <w:top w:w="80" w:type="dxa"/>
-              <w:start w:w="120" w:type="dxa"/>
-              <w:bottom w:w="80" w:type="dxa"/>
-              <w:end w:w="120" w:type="dxa"/>
-            </w:tcMar>
-          </w:tcPr>
-          <w:p>
-            <w:pPr>
-              <w:spacing w:before="0" w:after="40" w:line="240" w:lineRule="auto"/>
-            </w:pPr>
-            <w:r>
-              <w:rPr>
-                <w:rFonts w:ascii="Times New Roman" w:hAnsi="Times New Roman"/>
-                <w:b w:val="0"/>
-                <w:sz w:val="18"/>
-              </w:rPr>
-              <w:t>[+0.00770, +0.01446]</w:t>
-            </w:r>
-          </w:p>
-        </w:tc>
-      </w:tr>
-      <w:tr>
-        <w:tc>
-          <w:tcPr>
-            <w:tcW w:type="dxa" w:w="2541"/>
-            <w:vAlign w:val="center"/>
-            <w:tcMar>
-              <w:top w:w="80" w:type="dxa"/>
-              <w:start w:w="120" w:type="dxa"/>
-              <w:bottom w:w="80" w:type="dxa"/>
-              <w:end w:w="120" w:type="dxa"/>
-            </w:tcMar>
-          </w:tcPr>
-          <w:p>
-            <w:pPr>
-              <w:spacing w:before="0" w:after="40" w:line="240" w:lineRule="auto"/>
-            </w:pPr>
-            <w:r>
-              <w:rPr>
-                <w:rFonts w:ascii="Times New Roman" w:hAnsi="Times New Roman"/>
-                <w:b w:val="0"/>
-                <w:sz w:val="18"/>
-              </w:rPr>
-              <w:t>Label only</w:t>
-            </w:r>
-          </w:p>
-        </w:tc>
-        <w:tc>
-          <w:tcPr>
-            <w:tcW w:type="dxa" w:w="1442"/>
-            <w:vAlign w:val="center"/>
-            <w:tcMar>
-              <w:top w:w="80" w:type="dxa"/>
-              <w:start w:w="120" w:type="dxa"/>
-              <w:bottom w:w="80" w:type="dxa"/>
-              <w:end w:w="120" w:type="dxa"/>
-            </w:tcMar>
-          </w:tcPr>
-          <w:p>
-            <w:pPr>
-              <w:spacing w:before="0" w:after="40" w:line="240" w:lineRule="auto"/>
-            </w:pPr>
-            <w:r>
-              <w:rPr>
-                <w:rFonts w:ascii="Times New Roman" w:hAnsi="Times New Roman"/>
-                <w:b w:val="0"/>
-                <w:sz w:val="18"/>
-              </w:rPr>
-              <w:t>0.33725</w:t>
-            </w:r>
-          </w:p>
-        </w:tc>
-        <w:tc>
-          <w:tcPr>
-            <w:tcW w:type="dxa" w:w="1442"/>
-            <w:vAlign w:val="center"/>
-            <w:tcMar>
-              <w:top w:w="80" w:type="dxa"/>
-              <w:start w:w="120" w:type="dxa"/>
-              <w:bottom w:w="80" w:type="dxa"/>
-              <w:end w:w="120" w:type="dxa"/>
-            </w:tcMar>
-          </w:tcPr>
-          <w:p>
-            <w:pPr>
-              <w:spacing w:before="0" w:after="40" w:line="240" w:lineRule="auto"/>
-            </w:pPr>
-            <w:r>
-              <w:rPr>
-                <w:rFonts w:ascii="Times New Roman" w:hAnsi="Times New Roman"/>
-                <w:b w:val="0"/>
-                <w:sz w:val="18"/>
-              </w:rPr>
-              <w:t>0.34242</w:t>
-            </w:r>
-          </w:p>
-        </w:tc>
-        <w:tc>
-          <w:tcPr>
-            <w:tcW w:type="dxa" w:w="1512"/>
-            <w:vAlign w:val="center"/>
-            <w:tcMar>
-              <w:top w:w="80" w:type="dxa"/>
-              <w:start w:w="120" w:type="dxa"/>
-              <w:bottom w:w="80" w:type="dxa"/>
-              <w:end w:w="120" w:type="dxa"/>
-            </w:tcMar>
-          </w:tcPr>
-          <w:p>
-            <w:pPr>
-              <w:spacing w:before="0" w:after="40" w:line="240" w:lineRule="auto"/>
-            </w:pPr>
-            <w:r>
-              <w:rPr>
-                <w:rFonts w:ascii="Times New Roman" w:hAnsi="Times New Roman"/>
-                <w:b w:val="0"/>
-                <w:sz w:val="18"/>
-              </w:rPr>
-              <w:t>+0.00517</w:t>
-            </w:r>
-          </w:p>
-        </w:tc>
-        <w:tc>
-          <w:tcPr>
-            <w:tcW w:type="dxa" w:w="2089"/>
-            <w:vAlign w:val="center"/>
-            <w:tcMar>
-              <w:top w:w="80" w:type="dxa"/>
-              <w:start w:w="120" w:type="dxa"/>
-              <w:bottom w:w="80" w:type="dxa"/>
-              <w:end w:w="120" w:type="dxa"/>
-            </w:tcMar>
-          </w:tcPr>
-          <w:p>
-            <w:pPr>
-              <w:spacing w:before="0" w:after="40" w:line="240" w:lineRule="auto"/>
-            </w:pPr>
-            <w:r>
-              <w:rPr>
-                <w:rFonts w:ascii="Times New Roman" w:hAnsi="Times New Roman"/>
-                <w:b w:val="0"/>
-                <w:sz w:val="18"/>
-              </w:rPr>
-              <w:t>[+0.00096, +0.00951]</w:t>
-            </w:r>
-          </w:p>
-        </w:tc>
-      </w:tr>
-      <w:tr>
-        <w:tc>
-          <w:tcPr>
-            <w:tcW w:type="dxa" w:w="2541"/>
-            <w:vAlign w:val="center"/>
-            <w:tcMar>
-              <w:top w:w="80" w:type="dxa"/>
-              <w:start w:w="120" w:type="dxa"/>
-              <w:bottom w:w="80" w:type="dxa"/>
-              <w:end w:w="120" w:type="dxa"/>
-            </w:tcMar>
-          </w:tcPr>
-          <w:p>
-            <w:pPr>
-              <w:spacing w:before="0" w:after="40" w:line="240" w:lineRule="auto"/>
-            </w:pPr>
-            <w:r>
-              <w:rPr>
-                <w:rFonts w:ascii="Times New Roman" w:hAnsi="Times New Roman"/>
-                <w:b w:val="0"/>
-                <w:sz w:val="18"/>
-              </w:rPr>
-              <w:t>Fact only</w:t>
-            </w:r>
-          </w:p>
-        </w:tc>
-        <w:tc>
-          <w:tcPr>
-            <w:tcW w:type="dxa" w:w="1442"/>
-            <w:vAlign w:val="center"/>
-            <w:tcMar>
-              <w:top w:w="80" w:type="dxa"/>
-              <w:start w:w="120" w:type="dxa"/>
-              <w:bottom w:w="80" w:type="dxa"/>
-              <w:end w:w="120" w:type="dxa"/>
-            </w:tcMar>
-          </w:tcPr>
-          <w:p>
-            <w:pPr>
-              <w:spacing w:before="0" w:after="40" w:line="240" w:lineRule="auto"/>
-            </w:pPr>
-            <w:r>
-              <w:rPr>
-                <w:rFonts w:ascii="Times New Roman" w:hAnsi="Times New Roman"/>
-                <w:b w:val="0"/>
-                <w:sz w:val="18"/>
-              </w:rPr>
-              <w:t>0.31076</w:t>
-            </w:r>
-          </w:p>
-        </w:tc>
-        <w:tc>
-          <w:tcPr>
-            <w:tcW w:type="dxa" w:w="1442"/>
-            <w:vAlign w:val="center"/>
-            <w:tcMar>
-              <w:top w:w="80" w:type="dxa"/>
-              <w:start w:w="120" w:type="dxa"/>
-              <w:bottom w:w="80" w:type="dxa"/>
-              <w:end w:w="120" w:type="dxa"/>
-            </w:tcMar>
-          </w:tcPr>
-          <w:p>
-            <w:pPr>
-              <w:spacing w:before="0" w:after="40" w:line="240" w:lineRule="auto"/>
-            </w:pPr>
-            <w:r>
-              <w:rPr>
-                <w:rFonts w:ascii="Times New Roman" w:hAnsi="Times New Roman"/>
-                <w:b w:val="0"/>
-                <w:sz w:val="18"/>
-              </w:rPr>
-              <w:t>0.33159</w:t>
-            </w:r>
-          </w:p>
-        </w:tc>
-        <w:tc>
-          <w:tcPr>
-            <w:tcW w:type="dxa" w:w="1512"/>
-            <w:vAlign w:val="center"/>
-            <w:tcMar>
-              <w:top w:w="80" w:type="dxa"/>
-              <w:start w:w="120" w:type="dxa"/>
-              <w:bottom w:w="80" w:type="dxa"/>
-              <w:end w:w="120" w:type="dxa"/>
-            </w:tcMar>
-          </w:tcPr>
-          <w:p>
-            <w:pPr>
-              <w:spacing w:before="0" w:after="40" w:line="240" w:lineRule="auto"/>
-            </w:pPr>
-            <w:r>
-              <w:rPr>
-                <w:rFonts w:ascii="Times New Roman" w:hAnsi="Times New Roman"/>
-                <w:b w:val="0"/>
-                <w:sz w:val="18"/>
-              </w:rPr>
-              <w:t>+0.02084</w:t>
-            </w:r>
-          </w:p>
-        </w:tc>
-        <w:tc>
-          <w:tcPr>
-            <w:tcW w:type="dxa" w:w="2089"/>
-            <w:vAlign w:val="center"/>
-            <w:tcMar>
-              <w:top w:w="80" w:type="dxa"/>
-              <w:start w:w="120" w:type="dxa"/>
-              <w:bottom w:w="80" w:type="dxa"/>
-              <w:end w:w="120" w:type="dxa"/>
-            </w:tcMar>
-          </w:tcPr>
-          <w:p>
-            <w:pPr>
-              <w:spacing w:before="0" w:after="40" w:line="240" w:lineRule="auto"/>
-            </w:pPr>
-            <w:r>
-              <w:rPr>
-                <w:rFonts w:ascii="Times New Roman" w:hAnsi="Times New Roman"/>
-                <w:b w:val="0"/>
-                <w:sz w:val="18"/>
-              </w:rPr>
-              <w:t>[+0.01750, +0.02422]</w:t>
+              <w:t>[0.04179, 0.06020]</w:t>
             </w:r>
           </w:p>
         </w:tc>
@@ -7464,15 +4124,7 @@
         <w:rPr>
           <w:rFonts w:ascii="Times New Roman" w:hAnsi="Times New Roman"/>
         </w:rPr>
-        <w:t>The aggregate R5 advantage remained positive under all three definitions, but subgroup behavior was not uniform. Among 359 report-indexed abnormal Test cases, the combined-qrel difference was +0.00215 with CI [-0.00129, +0.00560], while the label-only difference was -0.00733 with CI [-0.01092, -0.00381]. Fact-only results were positive, but R5 itself uses RadGraph-derived features, so this variant shares representation with the evaluation construct and is not an independent clinical validation.</w:t>
-      </w:r>
-    </w:p>
-    <w:p>
-      <w:r>
-        <w:rPr>
-          <w:rFonts w:ascii="Times New Roman" w:hAnsi="Times New Roman"/>
-        </w:rPr>
-        <w:t>The audit also found that all 195 evaluated report-indexed normal cases and all 14 indeterminate cases had empty active-label sets. Under the frozen similarity function, empty-versus-empty active-label agreement received a score of 1.0. These queries consequently had an average of 968 Train candidates above the combined relevance threshold, compared with 9.36 for abnormal queries. The primary overall result remains unchanged, but its meaning is spectrum-dependent and limited to the frozen report-derived construct.</w:t>
+        <w:t>All paired intervals favor the route. Negative absolute BERTScore values are possible after baseline rescaling and are also affected by retained empty references; the paired difference is the relevant comparison.</w:t>
       </w:r>
     </w:p>
     <w:p>
@@ -7483,6 +4135,90 @@
         <w:rPr>
           <w:rFonts w:ascii="Times New Roman" w:hAnsi="Times New Roman"/>
         </w:rPr>
+        <w:t>4.8 Structured Clinical Metrics</w:t>
+      </w:r>
+    </w:p>
+    <w:p>
+      <w:r>
+        <w:rPr>
+          <w:rFonts w:ascii="Times New Roman" w:hAnsi="Times New Roman"/>
+        </w:rPr>
+        <w:t>RadGraph entity F1 improves by +0.02900 [0.01983, 0.03840], entity-relation F1 by +0.02843 [0.01975, 0.03767], and complete F1 by +0.02687 [0.01833, 0.03562]. CheXbert does not improve uniformly. Micro-F1-14 changes by -0.00545 with CI [-0.01389, 0.00276], while reference-positive recall decreases by -0.01081 with CI [-0.02021, -0.00170]. Exact-five accuracy changes by +0.00176 with an interval crossing zero.</w:t>
+      </w:r>
+    </w:p>
+    <w:p>
+      <w:r>
+        <w:rPr>
+          <w:rFonts w:ascii="Times New Roman" w:hAnsi="Times New Roman"/>
+        </w:rPr>
+        <w:t>The result is therefore positive for lexical, semantic and RadGraph overlap but mixed for disease-label consistency. The supported CheXbert recall decline is retained as a secondary negative result.</w:t>
+      </w:r>
+    </w:p>
+    <w:p>
+      <w:pPr>
+        <w:pStyle w:val="Heading2"/>
+      </w:pPr>
+      <w:r>
+        <w:rPr>
+          <w:rFonts w:ascii="Times New Roman" w:hAnsi="Times New Roman"/>
+        </w:rPr>
+        <w:t>4.9 Output Contract and Truncation</w:t>
+      </w:r>
+    </w:p>
+    <w:p>
+      <w:r>
+        <w:rPr>
+          <w:rFonts w:ascii="Times New Roman" w:hAnsi="Times New Roman"/>
+        </w:rPr>
+        <w:t>Answer-contract and provenance validity are 100% for base and routed outputs. Under retrieved history, the token-ceiling rate falls from 0.87852 to 0.56602, a difference of -0.31250 with CI [-0.33363, -0.29137]. Mean output tokens fall from 91.61 to 75.75. This demonstrates a substantial formatting and completion benefit, although 56.6% remains high and requires cautious interpretation.</w:t>
+      </w:r>
+    </w:p>
+    <w:p>
+      <w:pPr>
+        <w:pStyle w:val="Heading2"/>
+      </w:pPr>
+      <w:r>
+        <w:rPr>
+          <w:rFonts w:ascii="Times New Roman" w:hAnsi="Times New Roman"/>
+        </w:rPr>
+        <w:t>4.10 Reference-Completeness Sensitivity</w:t>
+      </w:r>
+    </w:p>
+    <w:p>
+      <w:r>
+        <w:rPr>
+          <w:rFonts w:ascii="Times New Roman" w:hAnsi="Times New Roman"/>
+        </w:rPr>
+        <w:t>The audit found 243 empty Findings-reference rows from 81 cases in each arm. All Impression references were non-empty. The all-row primary result is unchanged. After excluding only empty-reference rows, retrieved-history row-mean Token-F1 is 0.22150 for base and 0.27555 for the route. The case-grouped paired difference remains positive at +0.04571, 95% CI [0.03371, 0.05763].</w:t>
+      </w:r>
+    </w:p>
+    <w:p>
+      <w:pPr>
+        <w:pStyle w:val="Heading2"/>
+      </w:pPr>
+      <w:r>
+        <w:rPr>
+          <w:rFonts w:ascii="Times New Roman" w:hAnsi="Times New Roman"/>
+        </w:rPr>
+        <w:t>4.11 Generation Spectrum Sensitivity</w:t>
+      </w:r>
+    </w:p>
+    <w:p>
+      <w:r>
+        <w:rPr>
+          <w:rFonts w:ascii="Times New Roman" w:hAnsi="Times New Roman"/>
+        </w:rPr>
+        <w:t>The routed-minus-base Token-F1 difference is +0.03186 [0.02087, 0.04324] for 359 abnormal cases and +0.08211 [0.06052, 0.10461] for 195 normal cases. The 14 indeterminate cases have a positive point estimate of +0.07603 but an interval crossing zero. The direction is not confined to one major stratum, but subgroup magnitudes are not clinical prevalence effects.</w:t>
+      </w:r>
+    </w:p>
+    <w:p>
+      <w:pPr>
+        <w:pStyle w:val="Heading2"/>
+      </w:pPr>
+      <w:r>
+        <w:rPr>
+          <w:rFonts w:ascii="Times New Roman" w:hAnsi="Times New Roman"/>
+        </w:rPr>
         <w:t>4.12 Results Summary</w:t>
       </w:r>
     </w:p>
@@ -7491,7 +4227,7 @@
         <w:rPr>
           <w:rFonts w:ascii="Times New Roman" w:hAnsi="Times New Roman"/>
         </w:rPr>
-        <w:t>The four-RQ evidence chain is coherent but deliberately mixed. Correct images improved retrieval and strongly exceeded shuffled controls. Fact-aware R5 improved the primary retrieval metric over R4. Historical context improved QA over no history, but R5 did not confirm a Token-F1 advantage over R4 RAG. Case-to-fact evidence substantially reduced context and preserved provenance, but its answer-quality intervals crossed zero. Candidate generation and calibrated abstention remain open technical problems.</w:t>
+        <w:t>The evidence chain is coherent and appropriately mixed. Correct image alignment matters. The two-stage V12 retriever improves a strong R5 comparator under three automated relevance definitions. Retrieved history outperforms no and random history. Section-aware QLoRA improves the primary generation metric, all standard language metrics and RadGraph while reducing truncation. CheXbert does not show uniform improvement, and empty Findings references limit absolute-score interpretation. These limitations narrow rather than erase the positive automated conclusion.</w:t>
       </w:r>
     </w:p>
     <w:p>
@@ -7514,31 +4250,23 @@
         <w:rPr>
           <w:rFonts w:ascii="Times New Roman" w:hAnsi="Times New Roman"/>
         </w:rPr>
-        <w:t>5.1 Correct Images Provide Alignment-Specific Information</w:t>
-      </w:r>
-    </w:p>
-    <w:p>
-      <w:r>
-        <w:rPr>
-          <w:rFonts w:ascii="Times New Roman" w:hAnsi="Times New Roman"/>
-        </w:rPr>
-        <w:t>The strongest finding is not simply that an image-assisted model scored higher than BM25. The aligned system exceeded every deterministic wrong-image assignment after recomputation of the visual state. This makes the claim narrower and stronger: the useful signal depends on the relationship between the target case and its correct image.</w:t>
-      </w:r>
-    </w:p>
-    <w:p>
-      <w:r>
-        <w:rPr>
-          <w:rFonts w:ascii="Times New Roman" w:hAnsi="Times New Roman"/>
-        </w:rPr>
-        <w:t>The result addresses a common weakness in multimodal studies. A nominally multimodal pipeline can rely on text, dataset prevalence or a generic image prior. The shuffled control isolates alignment by preserving the question, indication, bank and model while breaking only the image-case pairing. The substantial nDCG drop indicates that MedSigLIP and the R5 representation capture case-specific visual information relevant to report-derived similarity.</w:t>
-      </w:r>
-    </w:p>
-    <w:p>
-      <w:r>
-        <w:rPr>
-          <w:rFonts w:ascii="Times New Roman" w:hAnsi="Times New Roman"/>
-        </w:rPr>
-        <w:t>The evidence should not be stretched into diagnostic performance. The target report defines automated relevance, and the retrieved reports are historical analogies. The experiment does not ask MedSigLIP to independently produce a diagnosis. Its contribution is to improve which historical cases are surfaced.</w:t>
+        <w:t>5.1 What the Final System Actually Does</w:t>
+      </w:r>
+    </w:p>
+    <w:p>
+      <w:r>
+        <w:rPr>
+          <w:rFonts w:ascii="Times New Roman" w:hAnsi="Times New Roman"/>
+        </w:rPr>
+        <w:t>The system is not searching for the target patient's existing report. It operates before that report is available to the model. The target image, indication and question define a new query; other-case historical image-report pairs supply analogical evidence. The hidden target report is used only after generation to evaluate consistency.</w:t>
+      </w:r>
+    </w:p>
+    <w:p>
+      <w:r>
+        <w:rPr>
+          <w:rFonts w:ascii="Times New Roman" w:hAnsi="Times New Roman"/>
+        </w:rPr>
+        <w:t>This distinction gives the thesis practical and methodological value. In a paired dataset, simply looking up the paired report would be trivial. Retrieving other cases asks a harder question: can historical analogies help interpret a new examination without confusing evidence ownership?</w:t>
       </w:r>
     </w:p>
     <w:p>
@@ -7549,31 +4277,23 @@
         <w:rPr>
           <w:rFonts w:ascii="Times New Roman" w:hAnsi="Times New Roman"/>
         </w:rPr>
-        <w:t>5.2 Fact-Aware Retrieval Adds a Small Confirmed Gain</w:t>
-      </w:r>
-    </w:p>
-    <w:p>
-      <w:r>
-        <w:rPr>
-          <w:rFonts w:ascii="Times New Roman" w:hAnsi="Times New Roman"/>
-        </w:rPr>
-        <w:t>R5 improved nDCG@10 over R4 by approximately 0.011 with an interval that excluded zero. The absolute difference is modest, but the comparator is already a strong multimodal reranker. The result is therefore more informative than comparison only against an intentionally weak text baseline.</w:t>
-      </w:r>
-    </w:p>
-    <w:p>
-      <w:r>
-        <w:rPr>
-          <w:rFonts w:ascii="Times New Roman" w:hAnsi="Times New Roman"/>
-        </w:rPr>
-        <w:t>The 2x2 audit suggests that fact-aware features account for the more stable mechanism contrast. Attention-view gains were smaller and the interaction crossed zero. This does not prove that attention is useless; it indicates that the final ensemble's advantage should not be attributed to component synergy without stronger evidence.</w:t>
-      </w:r>
-    </w:p>
-    <w:p>
-      <w:r>
-        <w:rPr>
-          <w:rFonts w:ascii="Times New Roman" w:hAnsi="Times New Roman"/>
-        </w:rPr>
-        <w:t>The post-hoc qrel audit narrows that interpretation. R5 remained above R4 overall under combined, label-only and fact-only definitions, but the abnormal combined interval crossed zero and the abnormal label-only result favored R4. The large aggregate fact-only gain may partly reflect shared RadGraph representation between R5 features and the evaluation construct. The positive primary result is internally credible under the frozen qrel, but it is not uniform across relevance definitions or report-indexed spectrum groups.</w:t>
+        <w:t>5.2 Alignment-Specific Visual Value</w:t>
+      </w:r>
+    </w:p>
+    <w:p>
+      <w:r>
+        <w:rPr>
+          <w:rFonts w:ascii="Times New Roman" w:hAnsi="Times New Roman"/>
+        </w:rPr>
+        <w:t>The shuffled-image experiment is the strongest evidence that images are functional rather than decorative. Text, model, bank and references were held constant while only image-case pairing was broken. The large aligned-versus-shuffled gap demonstrates case-specific visual signal under the report-derived task.</w:t>
+      </w:r>
+    </w:p>
+    <w:p>
+      <w:r>
+        <w:rPr>
+          <w:rFonts w:ascii="Times New Roman" w:hAnsi="Times New Roman"/>
+        </w:rPr>
+        <w:t>This remains narrower than pixel-level diagnosis. MedSigLIP helps retrieve cases whose reports resemble the hidden target report. The experiment does not independently adjudicate whether a finding is clinically present.</w:t>
       </w:r>
     </w:p>
     <w:p>
@@ -7584,31 +4304,39 @@
         <w:rPr>
           <w:rFonts w:ascii="Times New Roman" w:hAnsi="Times New Roman"/>
         </w:rPr>
-        <w:t>5.3 Better Retrieval Does Not Guarantee Better QA</w:t>
-      </w:r>
-    </w:p>
-    <w:p>
-      <w:r>
-        <w:rPr>
-          <w:rFonts w:ascii="Times New Roman" w:hAnsi="Times New Roman"/>
-        </w:rPr>
-        <w:t>Historical RAG clearly improved Token-F1 and F1RadGraph over target-image generation without history. This supports the practical premise that related reports can help a small local generator produce text more consistent with a hidden radiology report.</w:t>
-      </w:r>
-    </w:p>
-    <w:p>
-      <w:r>
-        <w:rPr>
-          <w:rFonts w:ascii="Times New Roman" w:hAnsi="Times New Roman"/>
-        </w:rPr>
-        <w:t>However, R5's confirmed retrieval improvement did not yield a confirmed Token-F1 advantage over R4 whole-report RAG. Several mechanisms can explain the gap. The top-ranked cases may differ while their Top-3 contexts contain similar information. The generator may ignore fine-grained retrieval improvements. Historical details can distract from the target image. Automated references may reward lexical overlap that does not align with the retrieval qrel.</w:t>
-      </w:r>
-    </w:p>
-    <w:p>
-      <w:r>
-        <w:rPr>
-          <w:rFonts w:ascii="Times New Roman" w:hAnsi="Times New Roman"/>
-        </w:rPr>
-        <w:t>This negative result is central to the thesis. Optimizing retrieval nDCG alone is not sufficient for end-to-end medical QA. Retrieval, evidence ownership, generation and answer evaluation must be measured separately. A system can be faithful to a retrieved report and still be misaligned with the target case; conversely, a short target-consistent answer may receive limited overlap against a long report reference.</w:t>
+        <w:t>5.3 Why the V12 Retriever Improves</w:t>
+      </w:r>
+    </w:p>
+    <w:p>
+      <w:r>
+        <w:rPr>
+          <w:rFonts w:ascii="Times New Roman" w:hAnsi="Times New Roman"/>
+        </w:rPr>
+        <w:t>BM25, MedCPT and MedSigLIP contribute complementary failure modes. RRF broadens the candidate set without calibrating heterogeneous raw scores. LambdaMART then learns how text, image, rank and fact signals should interact within a bounded candidate frame. The positive label-only and fact-only sensitivities suggest that the gain is not confined to the exact combined qrel.</w:t>
+      </w:r>
+    </w:p>
+    <w:p>
+      <w:r>
+        <w:rPr>
+          <w:rFonts w:ascii="Times New Roman" w:hAnsi="Times New Roman"/>
+        </w:rPr>
+        <w:t>The negative controls are equally informative. RRF order alone is worse, and full-bank LambdaMART is worse. The learned ranker is therefore not a universal scoring function; it depends on the candidate distribution on which it was trained. This is a more useful engineering conclusion than saying only that a newer model achieved a higher number.</w:t>
+      </w:r>
+    </w:p>
+    <w:p>
+      <w:r>
+        <w:rPr>
+          <w:rFonts w:ascii="Times New Roman" w:hAnsi="Times New Roman"/>
+        </w:rPr>
+        <w:t>The magnitude of the Test improvement is much larger than the earlier R5-minus-R4 gain because the two comparisons answer different questions. R5 added fact and multiview features to an already strong full-bank reranker. V12 changes both candidate generation and the learned ranking objective. The relevant comparison remains paired and same-frame; it should not be interpreted as a cross-paper leaderboard score because external systems use different splits, outputs and relevance definitions.</w:t>
+      </w:r>
+    </w:p>
+    <w:p>
+      <w:r>
+        <w:rPr>
+          <w:rFonts w:ascii="Times New Roman" w:hAnsi="Times New Roman"/>
+        </w:rPr>
+        <w:t>The construct sensitivities also matter. A gain under combined qrels could be driven by the same fact representation used by the model. Positive label-only results reduce, but do not remove, this concern because labels and facts still originate from the same reports. Independent physician similarity labels would be needed to establish that the ranking improvement corresponds to clinical retrieval quality.</w:t>
       </w:r>
     </w:p>
     <w:p>
@@ -7619,31 +4347,23 @@
         <w:rPr>
           <w:rFonts w:ascii="Times New Roman" w:hAnsi="Times New Roman"/>
         </w:rPr>
-        <w:t>5.4 Fact Selection Improves Efficiency, Not Proven Correctness</w:t>
-      </w:r>
-    </w:p>
-    <w:p>
-      <w:r>
-        <w:rPr>
-          <w:rFonts w:ascii="Times New Roman" w:hAnsi="Times New Roman"/>
-        </w:rPr>
-        <w:t>Case-to-fact selection reduced context by more than half and preserved complete provenance. This directly improves auditability and reduces prompt cost. It also makes the interface more useful because a reviewer can see the specific historical statement and its owning case rather than a long anonymous report.</w:t>
-      </w:r>
-    </w:p>
-    <w:p>
-      <w:r>
-        <w:rPr>
-          <w:rFonts w:ascii="Times New Roman" w:hAnsi="Times New Roman"/>
-        </w:rPr>
-        <w:t>The answer-quality intervals crossed zero. The correct conclusion is therefore that fact selection is an efficient evidence representation, not a confirmed accuracy improvement. The result also clarifies why a fact selector cannot be the whole solution: selecting the best facts from an irrelevant case only compresses the wrong evidence.</w:t>
-      </w:r>
-    </w:p>
-    <w:p>
-      <w:r>
-        <w:rPr>
-          <w:rFonts w:ascii="Times New Roman" w:hAnsi="Times New Roman"/>
-        </w:rPr>
-        <w:t>Token-ceiling behavior did not improve under case-to-fact despite shorter input. Output length depends on the generator's answer behavior and fixed decoding budget, not only on context length. Separating answer generation from deterministic provenance fixed the structural JSON problem, but it did not guarantee semantic completeness.</w:t>
+        <w:t>5.4 Historical Evidence Improves QA</w:t>
+      </w:r>
+    </w:p>
+    <w:p>
+      <w:r>
+        <w:rPr>
+          <w:rFonts w:ascii="Times New Roman" w:hAnsi="Times New Roman"/>
+        </w:rPr>
+        <w:t>Retrieved history exceeds both no history and random history. This supports the central RAG claim: relevant historical context adds value beyond the target image and beyond additional text volume. It also connects retrieval to the final answer rather than treating ranking as an isolated benchmark.</w:t>
+      </w:r>
+    </w:p>
+    <w:p>
+      <w:r>
+        <w:rPr>
+          <w:rFonts w:ascii="Times New Roman" w:hAnsi="Times New Roman"/>
+        </w:rPr>
+        <w:t>Absolute overlap scores remain modest. Radiology reports admit multiple valid phrasings, and 81 cases lack Findings references, but neither fact makes an automated score equivalent to clinical accuracy. The positive claim is paired improvement under the same generator, cases and references.</w:t>
       </w:r>
     </w:p>
     <w:p>
@@ -7654,23 +4374,39 @@
         <w:rPr>
           <w:rFonts w:ascii="Times New Roman" w:hAnsi="Times New Roman"/>
         </w:rPr>
-        <w:t>5.5 Candidate Recall Remains the Main Bottleneck</w:t>
-      </w:r>
-    </w:p>
-    <w:p>
-      <w:r>
-        <w:rPr>
-          <w:rFonts w:ascii="Times New Roman" w:hAnsi="Times New Roman"/>
-        </w:rPr>
-        <w:t>The V11 full-bank audit showed that a large proportion of report-derived relevant items never reached Top-100. RRF improved nDCG and relevant-case presence, and K=200 improved recall, but the K=100 result was mixed. This is a realistic engineering trade-off: larger and more diverse candidate pools improve rescue opportunity while increasing downstream cost.</w:t>
-      </w:r>
-    </w:p>
-    <w:p>
-      <w:r>
-        <w:rPr>
-          <w:rFonts w:ascii="Times New Roman" w:hAnsi="Times New Roman"/>
-        </w:rPr>
-        <w:t>The finding argues against repeatedly replacing the final reranker without improving candidate generation. A sophisticated reranker cannot rank an absent candidate. Future work should jointly evaluate candidate recall, reranking quality, latency and memory, with the candidate budget frozen before confirmation.</w:t>
+        <w:t>5.5 Why Section-Aware Adaptation Matters</w:t>
+      </w:r>
+    </w:p>
+    <w:p>
+      <w:r>
+        <w:rPr>
+          <w:rFonts w:ascii="Times New Roman" w:hAnsi="Times New Roman"/>
+        </w:rPr>
+        <w:t>Full QLoRA improved retrieved-history output but harmed no-history generation. This is a common model-adaptation risk: fitting to one context distribution can weaken broad pretrained behavior. The section-aware route preserves the base model where it is stronger and applies adaptation where Validation showed a clear benefit.</w:t>
+      </w:r>
+    </w:p>
+    <w:p>
+      <w:r>
+        <w:rPr>
+          <w:rFonts w:ascii="Times New Roman" w:hAnsi="Times New Roman"/>
+        </w:rPr>
+        <w:t>The route is simple, deterministic and auditable. It does not require an opaque agent to choose among tools. The result is a genuine trained contribution because LoRA parameters were optimized with backpropagation while foundation parameters remained frozen. It is not foundation-model fine-tuning in the sense of updating all MedGemma weights.</w:t>
+      </w:r>
+    </w:p>
+    <w:p>
+      <w:r>
+        <w:rPr>
+          <w:rFonts w:ascii="Times New Roman" w:hAnsi="Times New Roman"/>
+        </w:rPr>
+        <w:t>The section interaction is plausible. Findings often require a broad descriptive inventory of visible observations, for which the pretrained multimodal model retained useful coverage. Impression is shorter and prioritizes clinically salient synthesis, making it more amenable to task-specific adaptation. This explanation is consistent with the observed metric pattern but remains inferential; the experiment establishes route performance, not a causal theory of model internals.</w:t>
+      </w:r>
+    </w:p>
+    <w:p>
+      <w:r>
+        <w:rPr>
+          <w:rFonts w:ascii="Times New Roman" w:hAnsi="Times New Roman"/>
+        </w:rPr>
+        <w:t>Routing also limits catastrophic interference. A global replacement would trade one improvement for a supported no-history loss. The final policy treats the base and adapter as complementary experts under a fixed observable question type. This is narrower than a free-form agent, but its behavior is easier to reproduce and defend.</w:t>
       </w:r>
     </w:p>
     <w:p>
@@ -7681,23 +4417,23 @@
         <w:rPr>
           <w:rFonts w:ascii="Times New Roman" w:hAnsi="Times New Roman"/>
         </w:rPr>
-        <w:t>5.6 Confidence and Abstention</w:t>
-      </w:r>
-    </w:p>
-    <w:p>
-      <w:r>
-        <w:rPr>
-          <w:rFonts w:ascii="Times New Roman" w:hAnsi="Times New Roman"/>
-        </w:rPr>
-        <w:t>The V10 calibrator provided moderate discrimination under its report-derived label and enabled a reproducible no-reliable-history state. Yet selective G3 did not improve aggregate Token-F1. The V11 gate accepted nearly every row, showing little practical stratification.</w:t>
-      </w:r>
-    </w:p>
-    <w:p>
-      <w:r>
-        <w:rPr>
-          <w:rFonts w:ascii="Times New Roman" w:hAnsi="Times New Roman"/>
-        </w:rPr>
-        <w:t>Confidence should therefore remain a research signal. Calling it clinical confidence would confuse retrieval-label calibration with diagnostic uncertainty. A clinically meaningful abstention policy requires human labels of case similarity, answer correctness or potential harm, plus external calibration and prospective evaluation.</w:t>
+        <w:t>5.6 Mixed Clinical-Structure Evidence</w:t>
+      </w:r>
+    </w:p>
+    <w:p>
+      <w:r>
+        <w:rPr>
+          <w:rFonts w:ascii="Times New Roman" w:hAnsi="Times New Roman"/>
+        </w:rPr>
+        <w:t>RadGraph gains show improved overlap of radiology entities and relations. CheXbert micro-F1 is statistically inconclusive, and positive-label recall declines slightly. A plausible interpretation is that shorter, more focused Impression answers improve textual and relational matching while omitting some secondary labels. This remains a hypothesis because no radiologist adjudicated the outputs.</w:t>
+      </w:r>
+    </w:p>
+    <w:p>
+      <w:r>
+        <w:rPr>
+          <w:rFonts w:ascii="Times New Roman" w:hAnsi="Times New Roman"/>
+        </w:rPr>
+        <w:t>The mixed result prevents an overbroad claim. V16 improves report-reference consistency on most metrics, but it does not uniformly improve every disease-label dimension. A clinically useful system may need explicit recall constraints or selective generation trained against physician priorities.</w:t>
       </w:r>
     </w:p>
     <w:p>
@@ -7708,23 +4444,23 @@
         <w:rPr>
           <w:rFonts w:ascii="Times New Roman" w:hAnsi="Times New Roman"/>
         </w:rPr>
-        <w:t>5.7 Planner Interpretation</w:t>
-      </w:r>
-    </w:p>
-    <w:p>
-      <w:r>
-        <w:rPr>
-          <w:rFonts w:ascii="Times New Roman" w:hAnsi="Times New Roman"/>
-        </w:rPr>
-        <w:t>The deterministic planner is useful because it is transparent, inexpensive and easy to test. The reserved set demonstrated good but imperfect wording robustness and complete indication invariance. The errors reveal the cost of a default summary fallback when wording lacks a recognized lexical cue.</w:t>
-      </w:r>
-    </w:p>
-    <w:p>
-      <w:r>
-        <w:rPr>
-          <w:rFonts w:ascii="Times New Roman" w:hAnsi="Times New Roman"/>
-        </w:rPr>
-        <w:t>The planner should not be presented as an LLM-level semantic reasoner. Its role is routing. For the thesis, this is sufficient because the primary scientific contribution is multimodal retrieval and evidence provenance, not general dialogue understanding. A clinician-authored benchmark would be the appropriate next validation step.</w:t>
+        <w:t>5.7 Truncation and Provenance</w:t>
+      </w:r>
+    </w:p>
+    <w:p>
+      <w:r>
+        <w:rPr>
+          <w:rFonts w:ascii="Times New Roman" w:hAnsi="Times New Roman"/>
+        </w:rPr>
+        <w:t>The routed system substantially reduces token-ceiling events and maintains complete contract/provenance validity. Deterministic provenance is especially important because model-generated citation IDs can be fluent but fictitious. Here, source identifiers are attached by code from the actual evidence list.</w:t>
+      </w:r>
+    </w:p>
+    <w:p>
+      <w:r>
+        <w:rPr>
+          <w:rFonts w:ascii="Times New Roman" w:hAnsi="Times New Roman"/>
+        </w:rPr>
+        <w:t>However, 56.6% of retrieved-history outputs still reach the ceiling. Contract validity therefore cannot be treated as completeness. Further work should use a shorter answer representation, constrained decoding or section-specific budgets fixed before external confirmation.</w:t>
       </w:r>
     </w:p>
     <w:p>
@@ -7735,31 +4471,23 @@
         <w:rPr>
           <w:rFonts w:ascii="Times New Roman" w:hAnsi="Times New Roman"/>
         </w:rPr>
-        <w:t>5.8 Research Value and Practical Significance</w:t>
-      </w:r>
-    </w:p>
-    <w:p>
-      <w:r>
-        <w:rPr>
-          <w:rFonts w:ascii="Times New Roman" w:hAnsi="Times New Roman"/>
-        </w:rPr>
-        <w:t>The research contributes a disciplined way to study historical case assistance. It moves beyond a dashboard that merely uploads an image and returns a fluent answer. The target report is hidden, retrieved reports belong to other cases, visual alignment is tested, duplicate leakage is controlled, provenance is deterministic, and negative results remain visible.</w:t>
-      </w:r>
-    </w:p>
-    <w:p>
-      <w:r>
-        <w:rPr>
-          <w:rFonts w:ascii="Times New Roman" w:hAnsi="Times New Roman"/>
-        </w:rPr>
-        <w:t>For clinical AI research, the ownership distinction is especially important. A statement can be supported by a document without being evidence about the current patient. The final system makes that difference explicit by labelling historical analogies and preserving case boundaries.</w:t>
-      </w:r>
-    </w:p>
-    <w:p>
-      <w:r>
-        <w:rPr>
-          <w:rFonts w:ascii="Times New Roman" w:hAnsi="Times New Roman"/>
-        </w:rPr>
-        <w:t>For engineering, the project demonstrates that a complete multimodal RAG pipeline can run locally on an 8 GB GPU with frozen foundation models, a compact learned reranker, deterministic evidence selection and reproducible evaluation. LangChain is not necessary for this contribution; direct modules keep each state and artifact inspectable.</w:t>
+        <w:t>5.8 Protocol Deviation and Research Integrity</w:t>
+      </w:r>
+    </w:p>
+    <w:p>
+      <w:r>
+        <w:rPr>
+          <w:rFonts w:ascii="Times New Roman" w:hAnsi="Times New Roman"/>
+        </w:rPr>
+        <w:t>The empty Findings-reference issue was discovered during final freeze auditing. Deleting 81 cases after seeing results would have produced a cleaner-looking absolute score but a weaker study. The primary denominator was retained, the implementation mismatch was documented, and a separate sensitivity was computed.</w:t>
+      </w:r>
+    </w:p>
+    <w:p>
+      <w:r>
+        <w:rPr>
+          <w:rFonts w:ascii="Times New Roman" w:hAnsi="Times New Roman"/>
+        </w:rPr>
+        <w:t>The sensitivity remains positive, and the changed route affects only non-empty Impression rows. The deviation therefore limits absolute interpretation without explaining away the paired effect. This episode demonstrates why executable assertions must match protocol language.</w:t>
       </w:r>
     </w:p>
     <w:p>
@@ -7770,47 +4498,23 @@
         <w:rPr>
           <w:rFonts w:ascii="Times New Roman" w:hAnsi="Times New Roman"/>
         </w:rPr>
-        <w:t>5.9 Limitations</w:t>
-      </w:r>
-    </w:p>
-    <w:p>
-      <w:r>
-        <w:rPr>
-          <w:rFonts w:ascii="Times New Roman" w:hAnsi="Times New Roman"/>
-        </w:rPr>
-        <w:t>The first limitation is source scope. All primary and development results come from OpenI/IU-Xray. Duplicate clustering strengthens internal validity but does not establish external generalization. The source collection was designed with no more than one study per patient, but the processed artifact lacks reliable subject identifiers; patient separation is therefore source-design-supported, not identifier-verified.</w:t>
-      </w:r>
-    </w:p>
-    <w:p>
-      <w:r>
-        <w:rPr>
-          <w:rFonts w:ascii="Times New Roman" w:hAnsi="Times New Roman"/>
-        </w:rPr>
-        <w:t>The second limitation is evaluation reference. Relevance, Token-F1 and F1RadGraph are derived from reports. The retrieval model and qrel also share RadGraph-derived information, creating feature-metric coupling. Empty active-label sets make the frozen qrel unusually broad for report-indexed normal and indeterminate cases, and label-only abnormal sensitivity did not support an R5 gain. These proxies are not physician judgments of similarity, correctness, harmfulness or clinical usefulness. Independent blind review remains unexecuted and is not replaced by author interpretation.</w:t>
-      </w:r>
-    </w:p>
-    <w:p>
-      <w:r>
-        <w:rPr>
-          <w:rFonts w:ascii="Times New Roman" w:hAnsi="Times New Roman"/>
-        </w:rPr>
-        <w:t>The third limitation is absolute performance. Retrieval Hit@1 remains low, candidate recall is incomplete, and generation overlap scores are modest. Token ceilings and occasional incomplete answers remain. Deterministic assembly guarantees provenance format, not semantic truth.</w:t>
-      </w:r>
-    </w:p>
-    <w:p>
-      <w:r>
-        <w:rPr>
-          <w:rFonts w:ascii="Times New Roman" w:hAnsi="Times New Roman"/>
-        </w:rPr>
-        <w:t>The fourth limitation is modality and workflow. The work covers chest radiographs and does not establish transfer to CT, MRI, ultrasound or other radiology domains. It does not integrate with a PACS, electronic record or clinical reporting workflow.</w:t>
-      </w:r>
-    </w:p>
-    <w:p>
-      <w:r>
-        <w:rPr>
-          <w:rFonts w:ascii="Times New Roman" w:hAnsi="Times New Roman"/>
-        </w:rPr>
-        <w:t>The fifth limitation is confidence. The calibrator targets an operational report-derived retrieval label. It is not probability of diagnosis, answer correctness or safety. The development gate's 99.83% acceptance demonstrates weak selective value.</w:t>
+        <w:t>5.9 Research Value and Practical Significance</w:t>
+      </w:r>
+    </w:p>
+    <w:p>
+      <w:r>
+        <w:rPr>
+          <w:rFonts w:ascii="Times New Roman" w:hAnsi="Times New Roman"/>
+        </w:rPr>
+        <w:t>The thesis contributes more than a dashboard. It defines a defensible medical RAG task, prevents target-report leakage, controls duplicate reports, proves image alignment matters, improves retrieval with a trained ranker, trains a parameter-efficient generator adapter, uses two negative controls, preserves evidence ownership and reports both positive and negative metrics.</w:t>
+      </w:r>
+    </w:p>
+    <w:p>
+      <w:r>
+        <w:rPr>
+          <w:rFonts w:ascii="Times New Roman" w:hAnsi="Times New Roman"/>
+        </w:rPr>
+        <w:t>The local implementation also shows feasibility on an 8 GB GPU. Direct Python modules rather than LangChain keep retrieval, ranking, routing, generation and evaluation states inspectable. The resulting dashboard can demonstrate the upload-to-retrieval-to-answer workflow while clearly labelling historical evidence.</w:t>
       </w:r>
     </w:p>
     <w:p>
@@ -7821,47 +4525,122 @@
         <w:rPr>
           <w:rFonts w:ascii="Times New Roman" w:hAnsi="Times New Roman"/>
         </w:rPr>
-        <w:t>5.10 Future Work</w:t>
-      </w:r>
-    </w:p>
-    <w:p>
-      <w:r>
-        <w:rPr>
-          <w:rFonts w:ascii="Times New Roman" w:hAnsi="Times New Roman"/>
-        </w:rPr>
-        <w:t>The highest-priority next step is independent radiologist review of a prespecified sample. Reviewers should score historical-case similarity, target-image consistency, usefulness of the cited historical evidence and potentially harmful content. The protocol and blank packages can be preserved now, but results must not be reported until real reviewers complete them.</w:t>
-      </w:r>
-    </w:p>
-    <w:p>
-      <w:r>
-        <w:rPr>
-          <w:rFonts w:ascii="Times New Roman" w:hAnsi="Times New Roman"/>
-        </w:rPr>
-        <w:t>The second priority is external patient-level validation on an authorized dataset such as MIMIC-CXR-JPG. The complete source is multi-terabyte in scale and is outside the completed thesis scope. A future study may use a smaller prespecified authorized subset if subject/study identifiers, licensing and local model execution are respected. The external protocol must be frozen before outcome inspection.</w:t>
-      </w:r>
-    </w:p>
-    <w:p>
-      <w:r>
-        <w:rPr>
-          <w:rFonts w:ascii="Times New Roman" w:hAnsi="Times New Roman"/>
-        </w:rPr>
-        <w:t>The third priority is stronger candidate generation. K=200 RRF, learned sparse-dense fusion or modern medical retrieval encoders can be compared on a new development/confirmation design. Success should include relevant-item recall, nDCG, latency, memory and downstream QA rather than one ranking metric.</w:t>
-      </w:r>
-    </w:p>
-    <w:p>
-      <w:r>
-        <w:rPr>
-          <w:rFonts w:ascii="Times New Roman" w:hAnsi="Times New Roman"/>
-        </w:rPr>
-        <w:t>The fourth priority is calibrated selective prediction using human outcomes. Risk-coverage analysis should be based on physician similarity or answer-correctness labels and should include a meaningful no-reliable-history operating point.</w:t>
-      </w:r>
-    </w:p>
-    <w:p>
-      <w:r>
-        <w:rPr>
-          <w:rFonts w:ascii="Times New Roman" w:hAnsi="Times New Roman"/>
-        </w:rPr>
-        <w:t>The fifth priority is a clinician-authored planner wording set and broader modality testing. These extensions should remain separate from the current frozen evidence rather than being retrofitted into V10.</w:t>
+        <w:t>5.10 Limitations</w:t>
+      </w:r>
+    </w:p>
+    <w:p>
+      <w:r>
+        <w:rPr>
+          <w:rFonts w:ascii="Times New Roman" w:hAnsi="Times New Roman"/>
+        </w:rPr>
+        <w:t>First, all results use one OpenI/IU-Xray source. Duplicate-cluster separation improves internal validity but not external generalization. Patient-level independence cannot be verified from processed identifiers.</w:t>
+      </w:r>
+    </w:p>
+    <w:p>
+      <w:r>
+        <w:rPr>
+          <w:rFonts w:ascii="Times New Roman" w:hAnsi="Times New Roman"/>
+        </w:rPr>
+        <w:t>Second, relevance and answer references are report-derived. The learned ranker uses some RadGraph-related features that overlap conceptually with qrels. Physician similarity and clinical usefulness were not assessed.</w:t>
+      </w:r>
+    </w:p>
+    <w:p>
+      <w:r>
+        <w:rPr>
+          <w:rFonts w:ascii="Times New Roman" w:hAnsi="Times New Roman"/>
+        </w:rPr>
+        <w:t>Third, 81 cases have empty Findings references despite stricter protocol language. The primary result retains these rows and the sensitivity remains positive, but absolute scores are depressed and the deviation weakens procedural perfection.</w:t>
+      </w:r>
+    </w:p>
+    <w:p>
+      <w:r>
+        <w:rPr>
+          <w:rFonts w:ascii="Times New Roman" w:hAnsi="Times New Roman"/>
+        </w:rPr>
+        <w:t>Fourth, CheXbert evidence is mixed and reference-positive recall decreases slightly. The result is not uniform clinical-label improvement.</w:t>
+      </w:r>
+    </w:p>
+    <w:p>
+      <w:r>
+        <w:rPr>
+          <w:rFonts w:ascii="Times New Roman" w:hAnsi="Times New Roman"/>
+        </w:rPr>
+        <w:t>Fifth, token ceilings remain frequent. Provenance validity guarantees source identity, not answer completeness or truth.</w:t>
+      </w:r>
+    </w:p>
+    <w:p>
+      <w:r>
+        <w:rPr>
+          <w:rFonts w:ascii="Times New Roman" w:hAnsi="Times New Roman"/>
+        </w:rPr>
+        <w:t>Sixth, questions and planner roles are controlled and largely researcher-defined. Natural clinician questions may differ.</w:t>
+      </w:r>
+    </w:p>
+    <w:p>
+      <w:r>
+        <w:rPr>
+          <w:rFonts w:ascii="Times New Roman" w:hAnsi="Times New Roman"/>
+        </w:rPr>
+        <w:t>Seventh, the Test partition was reused from V10 for new methods. V12/V16 were not tuned on it before protocol freeze, but it is not a globally untouched project holdout.</w:t>
+      </w:r>
+    </w:p>
+    <w:p>
+      <w:r>
+        <w:rPr>
+          <w:rFonts w:ascii="Times New Roman" w:hAnsi="Times New Roman"/>
+        </w:rPr>
+        <w:t>Eighth, no independent blinded radiologist review, prospective workflow test, fairness audit or clinical-safety evaluation was conducted.</w:t>
+      </w:r>
+    </w:p>
+    <w:p>
+      <w:pPr>
+        <w:pStyle w:val="Heading2"/>
+      </w:pPr>
+      <w:r>
+        <w:rPr>
+          <w:rFonts w:ascii="Times New Roman" w:hAnsi="Times New Roman"/>
+        </w:rPr>
+        <w:t>5.11 Future Work</w:t>
+      </w:r>
+    </w:p>
+    <w:p>
+      <w:r>
+        <w:rPr>
+          <w:rFonts w:ascii="Times New Roman" w:hAnsi="Times New Roman"/>
+        </w:rPr>
+        <w:t>The first priority is independent blinded radiologist review of a prespecified 80-120 case sample. Reviewers should assess historical-case similarity, target-image answer consistency, evidence usefulness and potentially harmful content. This remains Future Work because no suitable reviewer completed the protocol.</w:t>
+      </w:r>
+    </w:p>
+    <w:p>
+      <w:r>
+        <w:rPr>
+          <w:rFonts w:ascii="Times New Roman" w:hAnsi="Times New Roman"/>
+        </w:rPr>
+        <w:t>The second priority is authorized external validation on MIMIC-CXR-JPG or another dataset with reliable subject/study identifiers. The full MIMIC source is multi-terabyte and access controlled; a smaller prespecified local subset can be used after credentialing and a frozen external protocol.</w:t>
+      </w:r>
+    </w:p>
+    <w:p>
+      <w:r>
+        <w:rPr>
+          <w:rFonts w:ascii="Times New Roman" w:hAnsi="Times New Roman"/>
+        </w:rPr>
+        <w:t>The third priority is to repair reference eligibility before cohort instantiation. Future builders must fail fast when required sections are empty and must publish completeness counts before model execution.</w:t>
+      </w:r>
+    </w:p>
+    <w:p>
+      <w:r>
+        <w:rPr>
+          <w:rFonts w:ascii="Times New Roman" w:hAnsi="Times New Roman"/>
+        </w:rPr>
+        <w:t>The fourth priority is clinician-authored natural questions and calibrated selective prediction. Risk-coverage analysis should use physician correctness or usefulness outcomes rather than report-derived proxy labels.</w:t>
+      </w:r>
+    </w:p>
+    <w:p>
+      <w:r>
+        <w:rPr>
+          <w:rFonts w:ascii="Times New Roman" w:hAnsi="Times New Roman"/>
+        </w:rPr>
+        <w:t>The fifth priority is reducing residual truncation and testing whether explicit clinical-recall constraints can preserve the QLoRA gains without the observed CheXbert recall loss.</w:t>
       </w:r>
     </w:p>
     <w:p>
@@ -7893,13 +4672,13 @@
           <w:rFonts w:ascii="Times New Roman" w:hAnsi="Times New Roman"/>
           <w:b/>
         </w:rPr>
-        <w:t>RQ1: Does the correctly aligned image improve similar-case retrieval?</w:t>
-      </w:r>
-      <w:r>
-        <w:rPr>
-          <w:rFonts w:ascii="Times New Roman" w:hAnsi="Times New Roman"/>
-        </w:rPr>
-        <w:t xml:space="preserve"> Yes, within the same-source automated relevance construct. Image-image and image-report baselines exceeded BM25, and the final aligned R5 system achieved the highest primary retrieval score. The result shows that the target chest image contributes useful information beyond the indication and question.</w:t>
+        <w:t>RQ1: Does the correctly aligned image provide alignment-specific retrieval information?</w:t>
+      </w:r>
+      <w:r>
+        <w:rPr>
+          <w:rFonts w:ascii="Times New Roman" w:hAnsi="Times New Roman"/>
+        </w:rPr>
+        <w:t xml:space="preserve"> Yes under the automated same-source relevance construct. V10 R5 achieved 0.36007 nDCG@10 with aligned images versus a shuffled mean of 0.24963, and no one of 100 wrong-image assignments reached the aligned score.</w:t>
       </w:r>
     </w:p>
     <w:p>
@@ -7908,13 +4687,13 @@
           <w:rFonts w:ascii="Times New Roman" w:hAnsi="Times New Roman"/>
           <w:b/>
         </w:rPr>
-        <w:t>RQ2: Is the gain alignment specific?</w:t>
-      </w:r>
-      <w:r>
-        <w:rPr>
-          <w:rFonts w:ascii="Times New Roman" w:hAnsi="Times New Roman"/>
-        </w:rPr>
-        <w:t xml:space="preserve"> Yes. Correctly aligned R5 nDCG@10 was 0.36007, while the mean across 100 fixed-point-free shuffled assignments was 0.24963 and no shuffled assignment reached the aligned score. The control supports dependence on the correct image-case pairing.</w:t>
+        <w:t>RQ2: Does V12 improve historical-case retrieval over R5?</w:t>
+      </w:r>
+      <w:r>
+        <w:rPr>
+          <w:rFonts w:ascii="Times New Roman" w:hAnsi="Times New Roman"/>
+        </w:rPr>
+        <w:t xml:space="preserve"> Yes. V12 RRF Top-200 plus LambdaMART achieved 0.61590 combined-qrel nDCG@10 versus 0.55313 for R5, a difference of +0.06277 [0.05460, 0.07082]. Label-only and fact-only intervals were also positive. Candidate RRF alone and full-bank LambdaMART were negative, so the complete two-stage design is required.</w:t>
       </w:r>
     </w:p>
     <w:p>
@@ -7923,13 +4702,13 @@
           <w:rFonts w:ascii="Times New Roman" w:hAnsi="Times New Roman"/>
           <w:b/>
         </w:rPr>
-        <w:t>RQ3: Does fact-aware multiview retrieval improve graded relevance?</w:t>
-      </w:r>
-      <w:r>
-        <w:rPr>
-          <w:rFonts w:ascii="Times New Roman" w:hAnsi="Times New Roman"/>
-        </w:rPr>
-        <w:t xml:space="preserve"> Yes at the aggregate level under the frozen report-derived metric. R5 exceeded R4 by +0.01103 nDCG@10, 95% CI [+0.00770, +0.01441]. Post-hoc qrel sensitivity retained an overall positive difference under label-only and fact-only definitions, but the abnormal combined interval crossed zero and abnormal label-only retrieval favored R4. The result is therefore confirmed for the prespecified aggregate construct, not for every spectrum group or an independent clinical relevance standard.</w:t>
+        <w:t>RQ3: Does retrieved history improve downstream QA?</w:t>
+      </w:r>
+      <w:r>
+        <w:rPr>
+          <w:rFonts w:ascii="Times New Roman" w:hAnsi="Times New Roman"/>
+        </w:rPr>
+        <w:t xml:space="preserve"> Yes for automated report-reference consistency. The final route achieved Token-F1 0.25591 with retrieved history, compared with 0.16922 without history and 0.19608 with random history. Retrieved evidence therefore adds value beyond extra context.</w:t>
       </w:r>
     </w:p>
     <w:p>
@@ -7938,13 +4717,13 @@
           <w:rFonts w:ascii="Times New Roman" w:hAnsi="Times New Roman"/>
           <w:b/>
         </w:rPr>
-        <w:t>RQ4: Does retrieval improvement transfer to QA, and does fact selection help?</w:t>
-      </w:r>
-      <w:r>
-        <w:rPr>
-          <w:rFonts w:ascii="Times New Roman" w:hAnsi="Times New Roman"/>
-        </w:rPr>
-        <w:t xml:space="preserve"> Historical RAG improved automated answer-reference consistency over no history, but the incremental R5 Token-F1 advantage over R4 RAG was not confirmed. Case-to-fact evidence substantially reduced context and preserved provenance, but its Token-F1 and complete F1RadGraph improvement intervals crossed zero. The answer is therefore mixed: retrieval and evidence efficiency improved, while final answer superiority was not established.</w:t>
+        <w:t>RQ4: Does section-aware QLoRA improve generation while preserving safeguards?</w:t>
+      </w:r>
+      <w:r>
+        <w:rPr>
+          <w:rFonts w:ascii="Times New Roman" w:hAnsi="Times New Roman"/>
+        </w:rPr>
+        <w:t xml:space="preserve"> Yes for the protocol primary and most secondary metrics. The route improves Token-F1 over base by +0.05020 [0.03973, 0.06108], retains 100% contract and provenance validity, reduces truncation and improves RadGraph and standard NLG metrics. CheXbert is mixed, including a small supported recall decrease, so uniform clinical-label superiority is not claimed.</w:t>
       </w:r>
     </w:p>
     <w:p>
@@ -7963,15 +4742,15 @@
         <w:rPr>
           <w:rFonts w:ascii="Times New Roman" w:hAnsi="Times New Roman"/>
         </w:rPr>
-        <w:t>The completed project is a bounded multimodal similar-case RAG study rather than a generic chatbot or an autonomous clinical agent. Its main contribution is the evidence chain: duplicate-aware splitting, common-bank retrieval comparison, alignment-specific shuffled controls, fact-aware ranking, downstream QA transfer, deterministic provenance, confidence boundaries and honest reporting of negative results.</w:t>
-      </w:r>
-    </w:p>
-    <w:p>
-      <w:r>
-        <w:rPr>
-          <w:rFonts w:ascii="Times New Roman" w:hAnsi="Times New Roman"/>
-        </w:rPr>
-        <w:t>The research demonstrates why medical RAG must preserve evidence ownership. Historical reports can be useful analogies, but they are not facts about the target patient. A fluent answer supported by the wrong case is not made correct by local faithfulness. The final workflow makes source identity visible and separates target-image generation from historical provenance.</w:t>
+        <w:t>The completed work is an auditable multimodal historical-case RAG study and a functional question-answering prototype. Its central contribution is the evidence chain: target-report hiding, duplicate-aware splitting, Train-only history, aligned-image control, complementary candidate generation, learned reranking, retrieved-versus-random history, case-preserving provenance, section-aware parameter-efficient adaptation and transparent mixed-metric evaluation.</w:t>
+      </w:r>
+    </w:p>
+    <w:p>
+      <w:r>
+        <w:rPr>
+          <w:rFonts w:ascii="Times New Roman" w:hAnsi="Times New Roman"/>
+        </w:rPr>
+        <w:t>The study also clarifies the value of a trained component. MedSigLIP, MedCPT and MedGemma remain frozen foundation models. Trainable LambdaMART and QLoRA components adapt ranking and generation to the task. Their gains are evaluated separately so that model modernization does not obscure mechanism.</w:t>
       </w:r>
     </w:p>
     <w:p>
@@ -7990,7 +4769,7 @@
         <w:rPr>
           <w:rFonts w:ascii="Times New Roman" w:hAnsi="Times New Roman"/>
         </w:rPr>
-        <w:t>The results do not establish clinical diagnosis, safety, treatment utility or external generalization. Independent radiologist evaluation and external patient-level validation remain Future Work. Within those boundaries, the project achieves its graduate-research objective: a clear problem, a complete automated experimental loop, reproducible code and artifacts, an operational demonstration system, and conclusions that match rather than exceed the available evidence.</w:t>
+        <w:t>The thesis does not establish diagnosis, patient benefit, clinical safety, verified patient-level separation, physician agreement or external generalization. It establishes a reproducible automated result on one public paired chest-radiograph source. Within that boundary, the project meets its graduate-research objective: a meaningful task, trained technical contributions, controlled experiments, negative controls, robust paired statistics, an auditable system and conclusions that do not exceed the evidence.</w:t>
       </w:r>
     </w:p>
     <w:p>
@@ -8487,7 +5266,7 @@
         <w:rPr>
           <w:rFonts w:ascii="Times New Roman" w:hAnsi="Times New Roman"/>
         </w:rPr>
-        <w:t>Appendices A-H preserve historical V9 and preliminary controlled-study artifacts for traceability. They are not the primary V10 result. Appendices I-L register the final V10/V11 evidence and release boundary.</w:t>
+        <w:t>Appendices A-H preserve historical V9 and preliminary controlled-study artifacts for traceability. They are not the final V16 result. Appendices I-N register the final V10/V12/V16 evidence, reproducibility and release boundary.</w:t>
       </w:r>
     </w:p>
     <w:p>
@@ -9059,7 +5838,7 @@
           <w:color w:val="0B2545"/>
           <w:sz w:val="19"/>
         </w:rPr>
-        <w:t>post-submission-improvements</w:t>
+        <w:t>v12-optimization-pilot</w:t>
       </w:r>
     </w:p>
     <w:p>
@@ -9153,15 +5932,15 @@
         <w:rPr>
           <w:rFonts w:ascii="Times New Roman" w:hAnsi="Times New Roman"/>
         </w:rPr>
-        <w:t>V5-V9 are frozen formative and historical studies. V10 is the final automated primary extension. V11 is development-only and does not instantiate a new confirmation cohort. Supplemental audits do not change frozen models, prompts, thresholds, metrics, splits, cases or primary results.</w:t>
-      </w:r>
-    </w:p>
-    <w:p>
-      <w:r>
-        <w:rPr>
-          <w:rFonts w:ascii="Times New Roman" w:hAnsi="Times New Roman"/>
-        </w:rPr>
-        <w:t>The following appendices preserve the detailed V5 controlled study for traceability. They are formative evidence and do not replace the V10 primary study.</w:t>
+        <w:t>V5-V9 are frozen formative and historical studies. V10 is the frozen methodological foundation and alignment study. V11 and V13-V15 are development or mechanism evidence. V12 is the final learned retrieval method, and V16 is the final integrated held-out method confirmation. Supplemental audits do not change frozen models, prompts, qrels, cases or primary results.</w:t>
+      </w:r>
+    </w:p>
+    <w:p>
+      <w:r>
+        <w:rPr>
+          <w:rFonts w:ascii="Times New Roman" w:hAnsi="Times New Roman"/>
+        </w:rPr>
+        <w:t>The following appendices preserve the detailed V5 controlled study for traceability. They are formative evidence and do not replace the final V16 study.</w:t>
       </w:r>
     </w:p>
     <w:p>
@@ -12928,7 +9707,7 @@
         <w:rPr>
           <w:rFonts w:ascii="Times New Roman" w:hAnsi="Times New Roman"/>
         </w:rPr>
-        <w:t>Appendix I: Final V10/V11 Artifact Index</w:t>
+        <w:t>Appendix I: Final V10/V12/V16 Artifact Index</w:t>
       </w:r>
     </w:p>
     <w:p>
@@ -12939,7 +9718,7 @@
         <w:rPr>
           <w:rFonts w:ascii="Times New Roman" w:hAnsi="Times New Roman"/>
         </w:rPr>
-        <w:t xml:space="preserve">V10 technical freeze: </w:t>
+        <w:t xml:space="preserve">Final result registry: </w:t>
       </w:r>
       <w:r>
         <w:rPr>
@@ -12947,7 +9726,7 @@
           <w:color w:val="0B2545"/>
           <w:sz w:val="19"/>
         </w:rPr>
-        <w:t>docs/V10_TECHNICAL_FREEZE.md</w:t>
+        <w:t>docs/FINAL_RESULTS_REGISTRY.md</w:t>
       </w:r>
     </w:p>
     <w:p>
@@ -12958,7 +9737,7 @@
         <w:rPr>
           <w:rFonts w:ascii="Times New Roman" w:hAnsi="Times New Roman"/>
         </w:rPr>
-        <w:t xml:space="preserve">V10 retrieval summary: </w:t>
+        <w:t xml:space="preserve">V10 technical freeze: </w:t>
       </w:r>
       <w:r>
         <w:rPr>
@@ -12966,7 +9745,7 @@
           <w:color w:val="0B2545"/>
           <w:sz w:val="19"/>
         </w:rPr>
-        <w:t>data/splits/v10/v10_confirmation_retrieval_summary.json</w:t>
+        <w:t>docs/V10_TECHNICAL_FREEZE.md</w:t>
       </w:r>
     </w:p>
     <w:p>
@@ -12977,7 +9756,7 @@
         <w:rPr>
           <w:rFonts w:ascii="Times New Roman" w:hAnsi="Times New Roman"/>
         </w:rPr>
-        <w:t xml:space="preserve">V10 QA summary: </w:t>
+        <w:t xml:space="preserve">V12 development protocol and results: </w:t>
       </w:r>
       <w:r>
         <w:rPr>
@@ -12985,18 +9764,13 @@
           <w:color w:val="0B2545"/>
           <w:sz w:val="19"/>
         </w:rPr>
-        <w:t>data/splits/v10/v10_confirmation_qa_summary.json</w:t>
-      </w:r>
-    </w:p>
-    <w:p>
-      <w:pPr>
-        <w:pStyle w:val="ListBullet"/>
-      </w:pPr>
-      <w:r>
-        <w:rPr>
-          <w:rFonts w:ascii="Times New Roman" w:hAnsi="Times New Roman"/>
-        </w:rPr>
-        <w:t xml:space="preserve">V10 F1RadGraph summary: </w:t>
+        <w:t>docs/V12_PILOT_PROTOCOL.md</w:t>
+      </w:r>
+      <w:r>
+        <w:rPr>
+          <w:rFonts w:ascii="Times New Roman" w:hAnsi="Times New Roman"/>
+        </w:rPr>
+        <w:t xml:space="preserve">, </w:t>
       </w:r>
       <w:r>
         <w:rPr>
@@ -13004,7 +9778,7 @@
           <w:color w:val="0B2545"/>
           <w:sz w:val="19"/>
         </w:rPr>
-        <w:t>data/splits/v10/v10_radgraph_metrics_summary.json</w:t>
+        <w:t>docs/V12_PILOT_RESULTS.md</w:t>
       </w:r>
     </w:p>
     <w:p>
@@ -13015,7 +9789,7 @@
         <w:rPr>
           <w:rFonts w:ascii="Times New Roman" w:hAnsi="Times New Roman"/>
         </w:rPr>
-        <w:t xml:space="preserve">V10 post-hoc qrel sensitivity: </w:t>
+        <w:t xml:space="preserve">V16 development protocol: </w:t>
       </w:r>
       <w:r>
         <w:rPr>
@@ -13023,7 +9797,7 @@
           <w:color w:val="0B2545"/>
           <w:sz w:val="19"/>
         </w:rPr>
-        <w:t>data/splits/v10/v10_qrel_sensitivity_summary.json</w:t>
+        <w:t>docs/V16_DEVELOPMENT_PROTOCOL.md</w:t>
       </w:r>
     </w:p>
     <w:p>
@@ -13034,7 +9808,7 @@
         <w:rPr>
           <w:rFonts w:ascii="Times New Roman" w:hAnsi="Times New Roman"/>
         </w:rPr>
-        <w:t xml:space="preserve">V11 clean generation summary: </w:t>
+        <w:t xml:space="preserve">V16 confirmation protocol: </w:t>
       </w:r>
       <w:r>
         <w:rPr>
@@ -13042,7 +9816,7 @@
           <w:color w:val="0B2545"/>
           <w:sz w:val="19"/>
         </w:rPr>
-        <w:t>data/splits/v11/v11_medgemma_generation_48_clean_summary.json</w:t>
+        <w:t>docs/V16_CONFIRMATION_PROTOCOL.md</w:t>
       </w:r>
     </w:p>
     <w:p>
@@ -13053,7 +9827,7 @@
         <w:rPr>
           <w:rFonts w:ascii="Times New Roman" w:hAnsi="Times New Roman"/>
         </w:rPr>
-        <w:t xml:space="preserve">V11 statistical summary: </w:t>
+        <w:t xml:space="preserve">V16 retrieval result: </w:t>
       </w:r>
       <w:r>
         <w:rPr>
@@ -13061,7 +9835,7 @@
           <w:color w:val="0B2545"/>
           <w:sz w:val="19"/>
         </w:rPr>
-        <w:t>data/splits/v11/v11_medgemma_generation_48_statistical_summary.json</w:t>
+        <w:t>docs/V16_RETRIEVAL_CONFIRMATION_RESULTS.md</w:t>
       </w:r>
     </w:p>
     <w:p>
@@ -13072,7 +9846,7 @@
         <w:rPr>
           <w:rFonts w:ascii="Times New Roman" w:hAnsi="Times New Roman"/>
         </w:rPr>
-        <w:t xml:space="preserve">V11 candidate-generation summaries: </w:t>
+        <w:t xml:space="preserve">V16 generation result: </w:t>
       </w:r>
       <w:r>
         <w:rPr>
@@ -13080,13 +9854,18 @@
           <w:color w:val="0B2545"/>
           <w:sz w:val="19"/>
         </w:rPr>
-        <w:t>data/splits/v11/v11_candidate_generation_audit_summary.json</w:t>
-      </w:r>
-      <w:r>
-        <w:rPr>
-          <w:rFonts w:ascii="Times New Roman" w:hAnsi="Times New Roman"/>
-        </w:rPr>
-        <w:t xml:space="preserve"> and </w:t>
+        <w:t>docs/V16_GENERATION_CONFIRMATION_RESULTS.md</w:t>
+      </w:r>
+    </w:p>
+    <w:p>
+      <w:pPr>
+        <w:pStyle w:val="ListBullet"/>
+      </w:pPr>
+      <w:r>
+        <w:rPr>
+          <w:rFonts w:ascii="Times New Roman" w:hAnsi="Times New Roman"/>
+        </w:rPr>
+        <w:t xml:space="preserve">V16 reference-completeness deviation: </w:t>
       </w:r>
       <w:r>
         <w:rPr>
@@ -13094,7 +9873,7 @@
           <w:color w:val="0B2545"/>
           <w:sz w:val="19"/>
         </w:rPr>
-        <w:t>v11_candidate_generation_audit_k200_summary.json</w:t>
+        <w:t>docs/V16_PROTOCOL_DEVIATION_REFERENCE_COMPLETENESS.md</w:t>
       </w:r>
     </w:p>
     <w:p>
@@ -13105,7 +9884,7 @@
         <w:rPr>
           <w:rFonts w:ascii="Times New Roman" w:hAnsi="Times New Roman"/>
         </w:rPr>
-        <w:t xml:space="preserve">V11 reserved planner summary: </w:t>
+        <w:t xml:space="preserve">V16 final technical freeze: </w:t>
       </w:r>
       <w:r>
         <w:rPr>
@@ -13113,7 +9892,54 @@
           <w:color w:val="0B2545"/>
           <w:sz w:val="19"/>
         </w:rPr>
-        <w:t>data/splits/v11/v11_question_planner_reserved_summary.json</w:t>
+        <w:t>docs/V16_FINAL_TECHNICAL_FREEZE.md</w:t>
+      </w:r>
+    </w:p>
+    <w:p>
+      <w:pPr>
+        <w:pStyle w:val="ListBullet"/>
+      </w:pPr>
+      <w:r>
+        <w:rPr>
+          <w:rFonts w:ascii="Times New Roman" w:hAnsi="Times New Roman"/>
+        </w:rPr>
+        <w:t xml:space="preserve">V16 aggregate evaluations: </w:t>
+      </w:r>
+      <w:r>
+        <w:rPr>
+          <w:rFonts w:ascii="Consolas" w:hAnsi="Consolas"/>
+          <w:color w:val="0B2545"/>
+          <w:sz w:val="19"/>
+        </w:rPr>
+        <w:t>data/splits/v16/v16_impression_gate_vs_base_confirmation.json</w:t>
+      </w:r>
+      <w:r>
+        <w:rPr>
+          <w:rFonts w:ascii="Times New Roman" w:hAnsi="Times New Roman"/>
+        </w:rPr>
+        <w:t xml:space="preserve">, </w:t>
+      </w:r>
+      <w:r>
+        <w:rPr>
+          <w:rFonts w:ascii="Consolas" w:hAnsi="Consolas"/>
+          <w:color w:val="0B2545"/>
+          <w:sz w:val="19"/>
+        </w:rPr>
+        <w:t>v16_impression_gate_clinical_metrics_confirmation.json</w:t>
+      </w:r>
+      <w:r>
+        <w:rPr>
+          <w:rFonts w:ascii="Times New Roman" w:hAnsi="Times New Roman"/>
+        </w:rPr>
+        <w:t xml:space="preserve">, </w:t>
+      </w:r>
+      <w:r>
+        <w:rPr>
+          <w:rFonts w:ascii="Consolas" w:hAnsi="Consolas"/>
+          <w:color w:val="0B2545"/>
+          <w:sz w:val="19"/>
+        </w:rPr>
+        <w:t>v16_impression_gate_standard_nlg_confirmation.json</w:t>
       </w:r>
     </w:p>
     <w:p>
@@ -13124,15 +9950,70 @@
         <w:rPr>
           <w:rFonts w:ascii="Times New Roman" w:hAnsi="Times New Roman"/>
         </w:rPr>
-        <w:t>Appendix J: Prompt and Provenance Contract</w:t>
-      </w:r>
-    </w:p>
-    <w:p>
-      <w:r>
-        <w:rPr>
-          <w:rFonts w:ascii="Times New Roman" w:hAnsi="Times New Roman"/>
-        </w:rPr>
-        <w:t>The target image, indication and question are always separated from historical context. Historical units are labelled with case and section identity. The generator returns only a concise answer. Deterministic code attaches uncertainty state, abstention state, supporting case IDs and evidence provenance. Unknown evidence IDs are rejected, and malformed model output is marked rather than silently accepted.</w:t>
+        <w:t>Appendix J: Final Reproduction Entry Points</w:t>
+      </w:r>
+    </w:p>
+    <w:p>
+      <w:r>
+        <w:rPr>
+          <w:rFonts w:ascii="Times New Roman" w:hAnsi="Times New Roman"/>
+          <w:b/>
+        </w:rPr>
+        <w:t>Repository:</w:t>
+      </w:r>
+      <w:r>
+        <w:rPr>
+          <w:rFonts w:ascii="Times New Roman" w:hAnsi="Times New Roman"/>
+        </w:rPr>
+        <w:t xml:space="preserve"> https://github.com/yzy542968-jpg/wqf7023-medical-rag</w:t>
+      </w:r>
+    </w:p>
+    <w:p>
+      <w:r>
+        <w:rPr>
+          <w:rFonts w:ascii="Times New Roman" w:hAnsi="Times New Roman"/>
+          <w:b/>
+        </w:rPr>
+        <w:t>Final development branch at manuscript build:</w:t>
+      </w:r>
+      <w:r>
+        <w:rPr>
+          <w:rFonts w:ascii="Times New Roman" w:hAnsi="Times New Roman"/>
+        </w:rPr>
+        <w:t xml:space="preserve"> </w:t>
+      </w:r>
+      <w:r>
+        <w:rPr>
+          <w:rFonts w:ascii="Consolas" w:hAnsi="Consolas"/>
+          <w:color w:val="0B2545"/>
+          <w:sz w:val="19"/>
+        </w:rPr>
+        <w:t>v12-optimization-pilot</w:t>
+      </w:r>
+    </w:p>
+    <w:p>
+      <w:pPr>
+        <w:pStyle w:val="CodeBlock"/>
+      </w:pPr>
+      <w:r>
+        <w:rPr>
+          <w:rFonts w:ascii="Times New Roman" w:hAnsi="Times New Roman"/>
+        </w:rPr>
+        <w:t>&amp; ".\.venv\Scripts\python.exe" -m pytest -q</w:t>
+        <w:br/>
+        <w:t>&amp; ".\.venv\Scripts\python.exe" scripts\evaluate_v16_paired_rows.py --help</w:t>
+        <w:br/>
+        <w:t>&amp; ".\.venv\Scripts\python.exe" scripts\evaluate_v16_standard_nlg.py --help</w:t>
+        <w:br/>
+        <w:t>streamlit run app.py --server.port 8504</w:t>
+      </w:r>
+    </w:p>
+    <w:p>
+      <w:r>
+        <w:rPr>
+          <w:rFonts w:ascii="Times New Roman" w:hAnsi="Times New Roman"/>
+        </w:rPr>
+        <w:t>Large model weights, embeddings, report-derived rows, generations and image pixels remain local. Aggregate version-controlled files provide counts, metrics and hashes without redistributing source text.</w:t>
       </w:r>
     </w:p>
     <w:p>
@@ -13143,15 +10024,29 @@
         <w:rPr>
           <w:rFonts w:ascii="Times New Roman" w:hAnsi="Times New Roman"/>
         </w:rPr>
-        <w:t>Appendix K: Release Acceptance Boundary</w:t>
-      </w:r>
-    </w:p>
-    <w:p>
-      <w:r>
-        <w:rPr>
-          <w:rFonts w:ascii="Times New Roman" w:hAnsi="Times New Roman"/>
-        </w:rPr>
-        <w:t>The final public release contains aggregate summaries, configurations, protocols, scripts, tests, manuscript artifacts and checksums. It excludes source image pixels, protected or source-derived report rows, model weights, private prompts containing report text, per-row generations, reviewer keys, credentials and access tokens. The release audit verifies V10 frozen hashes, test status, document rendering and numeric consistency.</w:t>
+        <w:t>Appendix K: Prompt and Provenance Contract</w:t>
+      </w:r>
+    </w:p>
+    <w:p>
+      <w:r>
+        <w:rPr>
+          <w:rFonts w:ascii="Times New Roman" w:hAnsi="Times New Roman"/>
+        </w:rPr>
+        <w:t xml:space="preserve">The model receives a target image, indication, question and clearly labelled other-case historical evidence. It produces only a concise target answer. Python attaches provenance from retrieved </w:t>
+      </w:r>
+      <w:r>
+        <w:rPr>
+          <w:rFonts w:ascii="Consolas" w:hAnsi="Consolas"/>
+          <w:color w:val="0B2545"/>
+          <w:sz w:val="19"/>
+        </w:rPr>
+        <w:t>case_id</w:t>
+      </w:r>
+      <w:r>
+        <w:rPr>
+          <w:rFonts w:ascii="Times New Roman" w:hAnsi="Times New Roman"/>
+        </w:rPr>
+        <w:t>, section and source hashes. Historical evidence is never described as the target patient's report. Contract validity does not imply clinical correctness.</w:t>
       </w:r>
     </w:p>
     <w:p>
@@ -13162,15 +10057,67 @@
         <w:rPr>
           <w:rFonts w:ascii="Times New Roman" w:hAnsi="Times New Roman"/>
         </w:rPr>
-        <w:t>Appendix L: Human and External Evaluation Status</w:t>
-      </w:r>
-    </w:p>
-    <w:p>
-      <w:r>
-        <w:rPr>
-          <w:rFonts w:ascii="Times New Roman" w:hAnsi="Times New Roman"/>
-        </w:rPr>
-        <w:t>Independent radiologist review was not completed. The blinded V10 package remains blank and is labelled Future Work. The MIMIC-CXR adapter is implemented, but authorized source data were not available for the completed study. No human or external metric is claimed.</w:t>
+        <w:t>Appendix L: Version and Release Boundary</w:t>
+      </w:r>
+    </w:p>
+    <w:p>
+      <w:r>
+        <w:rPr>
+          <w:rFonts w:ascii="Times New Roman" w:hAnsi="Times New Roman"/>
+        </w:rPr>
+        <w:t>V10 remains the frozen foundation and alignment study. V11 and V13-V15 are development/mechanism evidence. V12 is the final learned retrieval method. V16 is the final integrated held-out method confirmation and does not overwrite earlier artifacts. Post-freeze work is limited to deterministic audits, manuscript integration, dashboard presentation and release packaging.</w:t>
+      </w:r>
+    </w:p>
+    <w:p>
+      <w:pPr>
+        <w:pStyle w:val="Heading2"/>
+      </w:pPr>
+      <w:r>
+        <w:rPr>
+          <w:rFonts w:ascii="Times New Roman" w:hAnsi="Times New Roman"/>
+        </w:rPr>
+        <w:t>Appendix M: Human and External Evaluation Status</w:t>
+      </w:r>
+    </w:p>
+    <w:p>
+      <w:r>
+        <w:rPr>
+          <w:rFonts w:ascii="Times New Roman" w:hAnsi="Times New Roman"/>
+        </w:rPr>
+        <w:t>Independent blinded radiologist evaluation was not conducted and remains Future Work. The blank protocol and reviewer materials are retained without invented scores. Authorized MIMIC-CXR external validation was not executed; the multi-terabyte dataset and access requirements remain outside this thesis. No external result is claimed.</w:t>
+      </w:r>
+    </w:p>
+    <w:p>
+      <w:pPr>
+        <w:pStyle w:val="Heading2"/>
+      </w:pPr>
+      <w:r>
+        <w:rPr>
+          <w:rFonts w:ascii="Times New Roman" w:hAnsi="Times New Roman"/>
+        </w:rPr>
+        <w:t>Appendix N: Reference-Completeness Deviation</w:t>
+      </w:r>
+    </w:p>
+    <w:p>
+      <w:r>
+        <w:rPr>
+          <w:rFonts w:ascii="Times New Roman" w:hAnsi="Times New Roman"/>
+        </w:rPr>
+        <w:t xml:space="preserve">The V16 protocol expected non-empty Findings and Impression references. The instantiated frame contained 81 cases with empty Findings, producing 243 empty rows per arm. The all-row primary analysis is retained. The non-empty-reference sensitivity remains positive. Full counts, impact analysis and corrective actions are recorded in </w:t>
+      </w:r>
+      <w:r>
+        <w:rPr>
+          <w:rFonts w:ascii="Consolas" w:hAnsi="Consolas"/>
+          <w:color w:val="0B2545"/>
+          <w:sz w:val="19"/>
+        </w:rPr>
+        <w:t>docs/V16_PROTOCOL_DEVIATION_REFERENCE_COMPLETENESS.md</w:t>
+      </w:r>
+      <w:r>
+        <w:rPr>
+          <w:rFonts w:ascii="Times New Roman" w:hAnsi="Times New Roman"/>
+        </w:rPr>
+        <w:t>.</w:t>
       </w:r>
     </w:p>
     <w:sectPr>
@@ -13227,7 +10174,7 @@
         <w:color w:val="5B6770"/>
         <w:sz w:val="17"/>
       </w:rPr>
-      <w:t>V10/V11 FINAL RESEARCH MANUSCRIPT</w:t>
+      <w:t>FINAL RESEARCH MANUSCRIPT</w:t>
     </w:r>
   </w:p>
 </w:hdr>

--- a/deliverables/22097191_ZHANG_YUE_Final_Research_Project.docx
+++ b/deliverables/22097191_ZHANG_YUE_Final_Research_Project.docx
@@ -2081,7 +2081,7 @@
         <w:rPr>
           <w:rFonts w:ascii="Times New Roman" w:hAnsi="Times New Roman"/>
         </w:rPr>
-        <w:t>Technical interruptions could be resumed under unchanged frozen settings. Outcome-driven reruns, case replacement, Test-driven model selection, prompt revision, qrel substitution and selective result deletion were prohibited. The final repository test suite contains 315 passing tests after the completeness audit.</w:t>
+        <w:t>Technical interruptions could be resumed under unchanged frozen settings. Outcome-driven reruns, case replacement, Test-driven model selection, prompt revision, qrel substitution and selective result deletion were prohibited. The final repository test suite contains 337 passing tests after the Final-QA Validation extension and completeness audit.</w:t>
       </w:r>
     </w:p>
     <w:p>
@@ -9974,7 +9974,7 @@
           <w:rFonts w:ascii="Times New Roman" w:hAnsi="Times New Roman"/>
           <w:b/>
         </w:rPr>
-        <w:t>Final development branch at manuscript build:</w:t>
+        <w:t>Final integration branch at manuscript build:</w:t>
       </w:r>
       <w:r>
         <w:rPr>
@@ -9988,7 +9988,7 @@
           <w:color w:val="0B2545"/>
           <w:sz w:val="19"/>
         </w:rPr>
-        <w:t>v12-optimization-pilot</w:t>
+        <w:t>final-qa-study</w:t>
       </w:r>
     </w:p>
     <w:p>
@@ -10118,6 +10118,55 @@
           <w:rFonts w:ascii="Times New Roman" w:hAnsi="Times New Roman"/>
         </w:rPr>
         <w:t>.</w:t>
+      </w:r>
+    </w:p>
+    <w:p>
+      <w:pPr>
+        <w:pStyle w:val="Heading2"/>
+      </w:pPr>
+      <w:r>
+        <w:rPr>
+          <w:rFonts w:ascii="Times New Roman" w:hAnsi="Times New Roman"/>
+        </w:rPr>
+        <w:t>Appendix O: Post-Primary Structured Final-QA Validation Extension</w:t>
+      </w:r>
+    </w:p>
+    <w:p>
+      <w:r>
+        <w:rPr>
+          <w:rFonts w:ascii="Times New Roman" w:hAnsi="Times New Roman"/>
+        </w:rPr>
+        <w:t>After the V12/V16 primary study was frozen, a separate protocol-governed development extension mapped Rad-ReStruct's structured questions onto the duplicate-cluster-disjoint OpenI roles. A 384-step q/v QLoRA adapter was selected using Train and Calibration only. Full Validation then evaluated 358 cases, 17,864 questions and four frozen conditions: image-only question answering without history, deterministic random history, a Top-1 image-neighbour report, and question-conditioned evidence from Top-3 image neighbours. Test remained inaccessible.</w:t>
+      </w:r>
+    </w:p>
+    <w:p>
+      <w:r>
+        <w:rPr>
+          <w:rFonts w:ascii="Times New Roman" w:hAnsi="Times New Roman"/>
+        </w:rPr>
+        <w:t>The fine-tuned generator achieved strong question-level performance. Exact answer-set accuracy was 0.84970 without history, 0.87836 with random history, 0.87897 with Top-1 image-neighbour history and 0.86324 with question-conditioned Top-3 evidence. Single-choice accuracy reached 0.90140 for the Top-1 condition. However, the prespecified report-level primary metric did not improve. Supported-label macro-F1 was 0.30984 without history, 0.30565 with random history, 0.29334 with Top-1 image-neighbour history and 0.29226 with question-conditioned evidence. Top-1 history minus no history was -0.01650 with 95% paired case-bootstrap interval [-0.02049, -0.00235]; question-conditioned evidence minus no history was -0.01758 [-0.02172, -0.00305].</w:t>
+      </w:r>
+    </w:p>
+    <w:p>
+      <w:r>
+        <w:rPr>
+          <w:rFonts w:ascii="Times New Roman" w:hAnsi="Times New Roman"/>
+        </w:rPr>
+        <w:t xml:space="preserve">The advancement rule therefore failed and no Test confirmation was run. This extension shows that structured QA accuracy can be high while complete report-vector macro-F1 degrades, and that relevant historical context must outperform both no-history and random-history controls before it can be credited as a RAG contribution. It is retained as a negative/mixed Validation result and does not replace the frozen V12/V16 primary claims. The complete decision record is </w:t>
+      </w:r>
+      <w:r>
+        <w:rPr>
+          <w:rFonts w:ascii="Consolas" w:hAnsi="Consolas"/>
+          <w:color w:val="0B2545"/>
+          <w:sz w:val="19"/>
+        </w:rPr>
+        <w:t>docs/FINAL_QA_VALIDATION_DECISION_RECORD.md</w:t>
+      </w:r>
+      <w:r>
+        <w:rPr>
+          <w:rFonts w:ascii="Times New Roman" w:hAnsi="Times New Roman"/>
+        </w:rPr>
+        <w:t>; large per-question rows remain local under repository policy.</w:t>
       </w:r>
     </w:p>
     <w:sectPr>
